--- a/Section-20.docx
+++ b/Section-20.docx
@@ -6,33 +6,46 @@
       <w:pPr>
         <w:pStyle w:val="Heading1"/>
         <w:rPr>
+          <w:rFonts w:ascii="Cambria" w:hAnsi="Cambria"/>
           <w:color w:val="auto"/>
-        </w:rPr>
-      </w:pPr>
-      <w:r>
+          <w:sz w:val="20"/>
+          <w:szCs w:val="20"/>
+        </w:rPr>
+      </w:pPr>
+      <w:r>
+        <w:rPr>
+          <w:rFonts w:ascii="Cambria" w:hAnsi="Cambria"/>
+          <w:caps w:val="0"/>
+          <w:sz w:val="20"/>
+          <w:szCs w:val="20"/>
+        </w:rPr>
         <w:t>CONFUSION MATRIX CALCULATION</w:t>
       </w:r>
     </w:p>
     <w:p>
       <w:pPr>
         <w:rPr>
+          <w:rFonts w:ascii="Cambria" w:hAnsi="Cambria"/>
           <w:spacing w:val="15"/>
         </w:rPr>
       </w:pPr>
       <w:r>
         <w:rPr>
+          <w:rFonts w:ascii="Cambria" w:hAnsi="Cambria"/>
           <w:spacing w:val="15"/>
         </w:rPr>
         <w:t>FROM SKLEARN.METRICS IMPORT CONFUSION_MATRIX</w:t>
       </w:r>
       <w:r>
         <w:rPr>
+          <w:rFonts w:ascii="Cambria" w:hAnsi="Cambria"/>
           <w:spacing w:val="15"/>
         </w:rPr>
         <w:br/>
       </w:r>
       <w:r>
         <w:rPr>
+          <w:rFonts w:ascii="Cambria" w:hAnsi="Cambria"/>
           <w:spacing w:val="15"/>
         </w:rPr>
         <w:br/>
@@ -40,12 +53,14 @@
       </w:r>
       <w:r>
         <w:rPr>
+          <w:rFonts w:ascii="Cambria" w:hAnsi="Cambria"/>
           <w:spacing w:val="15"/>
         </w:rPr>
         <w:br/>
       </w:r>
       <w:r>
         <w:rPr>
+          <w:rFonts w:ascii="Cambria" w:hAnsi="Cambria"/>
           <w:spacing w:val="15"/>
         </w:rPr>
         <w:br/>
@@ -53,6 +68,7 @@
       </w:r>
       <w:r>
         <w:rPr>
+          <w:rFonts w:ascii="Cambria" w:hAnsi="Cambria"/>
           <w:spacing w:val="15"/>
         </w:rPr>
         <w:br/>
@@ -63,27 +79,39 @@
       <w:pPr>
         <w:pStyle w:val="Heading1"/>
         <w:rPr>
+          <w:rFonts w:ascii="Cambria" w:hAnsi="Cambria"/>
           <w:color w:val="auto"/>
-        </w:rPr>
-      </w:pPr>
-      <w:r>
+          <w:sz w:val="20"/>
+          <w:szCs w:val="20"/>
+        </w:rPr>
+      </w:pPr>
+      <w:r>
+        <w:rPr>
+          <w:rFonts w:ascii="Cambria" w:hAnsi="Cambria"/>
+          <w:caps w:val="0"/>
+          <w:sz w:val="20"/>
+          <w:szCs w:val="20"/>
+        </w:rPr>
         <w:t>CONFUSION MATRIX PLOT</w:t>
       </w:r>
     </w:p>
     <w:p>
       <w:pPr>
         <w:rPr>
+          <w:rFonts w:ascii="Cambria" w:hAnsi="Cambria"/>
           <w:spacing w:val="15"/>
         </w:rPr>
       </w:pPr>
       <w:r>
         <w:rPr>
+          <w:rFonts w:ascii="Cambria" w:hAnsi="Cambria"/>
           <w:spacing w:val="15"/>
         </w:rPr>
         <w:t>IMPORT SEABORN AS SNS</w:t>
       </w:r>
       <w:r>
         <w:rPr>
+          <w:rFonts w:ascii="Cambria" w:hAnsi="Cambria"/>
           <w:spacing w:val="15"/>
         </w:rPr>
         <w:br/>
@@ -91,6 +119,7 @@
       </w:r>
       <w:r>
         <w:rPr>
+          <w:rFonts w:ascii="Cambria" w:hAnsi="Cambria"/>
           <w:spacing w:val="15"/>
         </w:rPr>
         <w:br/>
@@ -98,12 +127,14 @@
       </w:r>
       <w:r>
         <w:rPr>
+          <w:rFonts w:ascii="Cambria" w:hAnsi="Cambria"/>
           <w:spacing w:val="15"/>
         </w:rPr>
         <w:br/>
       </w:r>
       <w:r>
         <w:rPr>
+          <w:rFonts w:ascii="Cambria" w:hAnsi="Cambria"/>
           <w:spacing w:val="15"/>
         </w:rPr>
         <w:br/>
@@ -111,12 +142,14 @@
       </w:r>
       <w:r>
         <w:rPr>
+          <w:rFonts w:ascii="Cambria" w:hAnsi="Cambria"/>
           <w:spacing w:val="15"/>
         </w:rPr>
         <w:br/>
       </w:r>
       <w:r>
         <w:rPr>
+          <w:rFonts w:ascii="Cambria" w:hAnsi="Cambria"/>
           <w:spacing w:val="15"/>
         </w:rPr>
         <w:br/>
@@ -124,6 +157,7 @@
       </w:r>
       <w:r>
         <w:rPr>
+          <w:rFonts w:ascii="Cambria" w:hAnsi="Cambria"/>
           <w:spacing w:val="15"/>
         </w:rPr>
         <w:br/>
@@ -131,6 +165,7 @@
       </w:r>
       <w:r>
         <w:rPr>
+          <w:rFonts w:ascii="Cambria" w:hAnsi="Cambria"/>
           <w:spacing w:val="15"/>
         </w:rPr>
         <w:br/>
@@ -138,6 +173,7 @@
       </w:r>
       <w:r>
         <w:rPr>
+          <w:rFonts w:ascii="Cambria" w:hAnsi="Cambria"/>
           <w:spacing w:val="15"/>
         </w:rPr>
         <w:br/>
@@ -145,6 +181,7 @@
       </w:r>
       <w:r>
         <w:rPr>
+          <w:rFonts w:ascii="Cambria" w:hAnsi="Cambria"/>
           <w:spacing w:val="15"/>
         </w:rPr>
         <w:br/>
@@ -152,6 +189,7 @@
       </w:r>
       <w:r>
         <w:rPr>
+          <w:rFonts w:ascii="Cambria" w:hAnsi="Cambria"/>
           <w:spacing w:val="15"/>
         </w:rPr>
         <w:br/>
@@ -159,6 +197,7 @@
       </w:r>
       <w:r>
         <w:rPr>
+          <w:rFonts w:ascii="Cambria" w:hAnsi="Cambria"/>
           <w:spacing w:val="15"/>
         </w:rPr>
         <w:br/>
@@ -166,6 +205,7 @@
       </w:r>
       <w:r>
         <w:rPr>
+          <w:rFonts w:ascii="Cambria" w:hAnsi="Cambria"/>
           <w:spacing w:val="15"/>
         </w:rPr>
         <w:br/>
@@ -173,6 +213,7 @@
       </w:r>
       <w:r>
         <w:rPr>
+          <w:rFonts w:ascii="Cambria" w:hAnsi="Cambria"/>
           <w:spacing w:val="15"/>
         </w:rPr>
         <w:br/>
@@ -180,6 +221,7 @@
       </w:r>
       <w:r>
         <w:rPr>
+          <w:rFonts w:ascii="Cambria" w:hAnsi="Cambria"/>
           <w:spacing w:val="15"/>
         </w:rPr>
         <w:br/>
@@ -187,6 +229,7 @@
       </w:r>
       <w:r>
         <w:rPr>
+          <w:rFonts w:ascii="Cambria" w:hAnsi="Cambria"/>
           <w:spacing w:val="15"/>
         </w:rPr>
         <w:br/>
@@ -194,6 +237,7 @@
       </w:r>
       <w:r>
         <w:rPr>
+          <w:rFonts w:ascii="Cambria" w:hAnsi="Cambria"/>
           <w:spacing w:val="15"/>
         </w:rPr>
         <w:br/>
@@ -201,6 +245,7 @@
       </w:r>
       <w:r>
         <w:rPr>
+          <w:rFonts w:ascii="Cambria" w:hAnsi="Cambria"/>
           <w:spacing w:val="15"/>
         </w:rPr>
         <w:br/>
@@ -208,6 +253,7 @@
       </w:r>
       <w:r>
         <w:rPr>
+          <w:rFonts w:ascii="Cambria" w:hAnsi="Cambria"/>
           <w:spacing w:val="15"/>
         </w:rPr>
         <w:br/>
@@ -215,12 +261,14 @@
       </w:r>
       <w:r>
         <w:rPr>
+          <w:rFonts w:ascii="Cambria" w:hAnsi="Cambria"/>
           <w:spacing w:val="15"/>
         </w:rPr>
         <w:br/>
       </w:r>
       <w:r>
         <w:rPr>
+          <w:rFonts w:ascii="Cambria" w:hAnsi="Cambria"/>
           <w:spacing w:val="15"/>
         </w:rPr>
         <w:br/>
@@ -230,19 +278,28 @@
     <w:p>
       <w:pPr>
         <w:pStyle w:val="Heading2"/>
-      </w:pPr>
-      <w:r>
+        <w:rPr>
+          <w:rFonts w:ascii="Cambria" w:hAnsi="Cambria"/>
+        </w:rPr>
+      </w:pPr>
+      <w:r>
+        <w:rPr>
+          <w:rFonts w:ascii="Cambria" w:hAnsi="Cambria"/>
+          <w:caps w:val="0"/>
+        </w:rPr>
         <w:t>OUTPUT STRUCTURE</w:t>
       </w:r>
     </w:p>
     <w:p>
       <w:pPr>
         <w:rPr>
+          <w:rFonts w:ascii="Cambria" w:hAnsi="Cambria"/>
           <w:spacing w:val="15"/>
         </w:rPr>
       </w:pPr>
       <w:r>
         <w:rPr>
+          <w:rFonts w:ascii="Cambria" w:hAnsi="Cambria"/>
           <w:spacing w:val="15"/>
         </w:rPr>
         <w:t>CONFUSION MATRIX LOOKS LIKE:</w:t>
@@ -251,17 +308,20 @@
     <w:p>
       <w:pPr>
         <w:rPr>
+          <w:rFonts w:ascii="Cambria" w:hAnsi="Cambria"/>
           <w:spacing w:val="15"/>
         </w:rPr>
       </w:pPr>
       <w:r>
         <w:rPr>
+          <w:rFonts w:ascii="Cambria" w:hAnsi="Cambria"/>
           <w:spacing w:val="15"/>
         </w:rPr>
         <w:t>[[TN  FP]</w:t>
       </w:r>
       <w:r>
         <w:rPr>
+          <w:rFonts w:ascii="Cambria" w:hAnsi="Cambria"/>
           <w:spacing w:val="15"/>
         </w:rPr>
         <w:br/>
@@ -271,12 +331,25 @@
     <w:p>
       <w:pPr>
         <w:pStyle w:val="Heading2"/>
-      </w:pPr>
-      <w:r>
+        <w:rPr>
+          <w:rFonts w:ascii="Cambria" w:hAnsi="Cambria"/>
+        </w:rPr>
+      </w:pPr>
+      <w:r>
+        <w:rPr>
+          <w:rFonts w:ascii="Cambria" w:hAnsi="Cambria"/>
+          <w:caps w:val="0"/>
+        </w:rPr>
         <w:t>MEANING</w:t>
       </w:r>
     </w:p>
-    <w:p/>
+    <w:p>
+      <w:pPr>
+        <w:rPr>
+          <w:rFonts w:ascii="Cambria" w:hAnsi="Cambria"/>
+        </w:rPr>
+      </w:pPr>
+    </w:p>
     <w:tbl>
       <w:tblPr>
         <w:tblW w:w="0" w:type="auto"/>
@@ -318,6 +391,7 @@
             <w:pPr>
               <w:jc w:val="center"/>
               <w:rPr>
+                <w:rFonts w:ascii="Cambria" w:hAnsi="Cambria"/>
                 <w:b/>
                 <w:bCs/>
                 <w:spacing w:val="15"/>
@@ -325,6 +399,7 @@
             </w:pPr>
             <w:r>
               <w:rPr>
+                <w:rFonts w:ascii="Cambria" w:hAnsi="Cambria"/>
                 <w:b/>
                 <w:bCs/>
                 <w:spacing w:val="15"/>
@@ -343,6 +418,7 @@
             <w:pPr>
               <w:jc w:val="center"/>
               <w:rPr>
+                <w:rFonts w:ascii="Cambria" w:hAnsi="Cambria"/>
                 <w:b/>
                 <w:bCs/>
                 <w:spacing w:val="15"/>
@@ -350,6 +426,7 @@
             </w:pPr>
             <w:r>
               <w:rPr>
+                <w:rFonts w:ascii="Cambria" w:hAnsi="Cambria"/>
                 <w:b/>
                 <w:bCs/>
                 <w:spacing w:val="15"/>
@@ -374,11 +451,13 @@
             <w:pPr>
               <w:jc w:val="center"/>
               <w:rPr>
+                <w:rFonts w:ascii="Cambria" w:hAnsi="Cambria"/>
                 <w:spacing w:val="15"/>
               </w:rPr>
             </w:pPr>
             <w:r>
               <w:rPr>
+                <w:rFonts w:ascii="Cambria" w:hAnsi="Cambria"/>
                 <w:spacing w:val="15"/>
               </w:rPr>
               <w:t>TN</w:t>
@@ -395,11 +474,13 @@
             <w:pPr>
               <w:jc w:val="center"/>
               <w:rPr>
+                <w:rFonts w:ascii="Cambria" w:hAnsi="Cambria"/>
                 <w:spacing w:val="15"/>
               </w:rPr>
             </w:pPr>
             <w:r>
               <w:rPr>
+                <w:rFonts w:ascii="Cambria" w:hAnsi="Cambria"/>
                 <w:spacing w:val="15"/>
               </w:rPr>
               <w:t>CORRECTLY PREDICTED 0</w:t>
@@ -422,11 +503,13 @@
             <w:pPr>
               <w:jc w:val="center"/>
               <w:rPr>
+                <w:rFonts w:ascii="Cambria" w:hAnsi="Cambria"/>
                 <w:spacing w:val="15"/>
               </w:rPr>
             </w:pPr>
             <w:r>
               <w:rPr>
+                <w:rFonts w:ascii="Cambria" w:hAnsi="Cambria"/>
                 <w:spacing w:val="15"/>
               </w:rPr>
               <w:t>FP</w:t>
@@ -443,11 +526,13 @@
             <w:pPr>
               <w:jc w:val="center"/>
               <w:rPr>
+                <w:rFonts w:ascii="Cambria" w:hAnsi="Cambria"/>
                 <w:spacing w:val="15"/>
               </w:rPr>
             </w:pPr>
             <w:r>
               <w:rPr>
+                <w:rFonts w:ascii="Cambria" w:hAnsi="Cambria"/>
                 <w:spacing w:val="15"/>
               </w:rPr>
               <w:t>WRONGLY PREDICTED 1</w:t>
@@ -470,11 +555,13 @@
             <w:pPr>
               <w:jc w:val="center"/>
               <w:rPr>
+                <w:rFonts w:ascii="Cambria" w:hAnsi="Cambria"/>
                 <w:spacing w:val="15"/>
               </w:rPr>
             </w:pPr>
             <w:r>
               <w:rPr>
+                <w:rFonts w:ascii="Cambria" w:hAnsi="Cambria"/>
                 <w:spacing w:val="15"/>
               </w:rPr>
               <w:lastRenderedPageBreak/>
@@ -492,11 +579,13 @@
             <w:pPr>
               <w:jc w:val="center"/>
               <w:rPr>
+                <w:rFonts w:ascii="Cambria" w:hAnsi="Cambria"/>
                 <w:spacing w:val="15"/>
               </w:rPr>
             </w:pPr>
             <w:r>
               <w:rPr>
+                <w:rFonts w:ascii="Cambria" w:hAnsi="Cambria"/>
                 <w:spacing w:val="15"/>
               </w:rPr>
               <w:t>WRONGLY PREDICTED 0</w:t>
@@ -519,11 +608,13 @@
             <w:pPr>
               <w:jc w:val="center"/>
               <w:rPr>
+                <w:rFonts w:ascii="Cambria" w:hAnsi="Cambria"/>
                 <w:spacing w:val="15"/>
               </w:rPr>
             </w:pPr>
             <w:r>
               <w:rPr>
+                <w:rFonts w:ascii="Cambria" w:hAnsi="Cambria"/>
                 <w:spacing w:val="15"/>
               </w:rPr>
               <w:t>TP</w:t>
@@ -540,11 +631,13 @@
             <w:pPr>
               <w:jc w:val="center"/>
               <w:rPr>
+                <w:rFonts w:ascii="Cambria" w:hAnsi="Cambria"/>
                 <w:spacing w:val="15"/>
               </w:rPr>
             </w:pPr>
             <w:r>
               <w:rPr>
+                <w:rFonts w:ascii="Cambria" w:hAnsi="Cambria"/>
                 <w:spacing w:val="15"/>
               </w:rPr>
               <w:t>CORRECTLY PREDICTED 1</w:t>
@@ -556,11 +649,1247 @@
     <w:p>
       <w:pPr>
         <w:rPr>
-          <w:spacing w:val="15"/>
-        </w:rPr>
-      </w:pPr>
-    </w:p>
-    <w:p/>
+          <w:rFonts w:ascii="Cambria" w:hAnsi="Cambria"/>
+        </w:rPr>
+      </w:pPr>
+    </w:p>
+    <w:p>
+      <w:pPr>
+        <w:pStyle w:val="Heading1"/>
+        <w:rPr>
+          <w:rFonts w:ascii="Cambria" w:hAnsi="Cambria"/>
+          <w:sz w:val="20"/>
+          <w:szCs w:val="20"/>
+        </w:rPr>
+      </w:pPr>
+      <w:r>
+        <w:rPr>
+          <w:rFonts w:ascii="Cambria" w:hAnsi="Cambria"/>
+          <w:caps w:val="0"/>
+          <w:sz w:val="20"/>
+          <w:szCs w:val="20"/>
+        </w:rPr>
+        <w:t>CLASSIFICATION REPORT</w:t>
+      </w:r>
+    </w:p>
+    <w:p>
+      <w:pPr>
+        <w:rPr>
+          <w:rFonts w:ascii="Cambria" w:hAnsi="Cambria"/>
+        </w:rPr>
+      </w:pPr>
+      <w:r>
+        <w:rPr>
+          <w:rFonts w:ascii="Cambria" w:hAnsi="Cambria"/>
+        </w:rPr>
+        <w:t>FROM SKLEARN.METRICS IMPORT CLASSIFICATION_REPORT</w:t>
+      </w:r>
+      <w:r>
+        <w:rPr>
+          <w:rFonts w:ascii="Cambria" w:hAnsi="Cambria"/>
+        </w:rPr>
+        <w:br/>
+      </w:r>
+      <w:r>
+        <w:rPr>
+          <w:rFonts w:ascii="Cambria" w:hAnsi="Cambria"/>
+        </w:rPr>
+        <w:br/>
+        <w:t>PRINT(CLASSIFICATION_REPORT(YTEST, YPREDICTED))</w:t>
+      </w:r>
+    </w:p>
+    <w:p>
+      <w:pPr>
+        <w:rPr>
+          <w:rFonts w:ascii="Cambria" w:hAnsi="Cambria"/>
+          <w:b/>
+          <w:bCs/>
+        </w:rPr>
+      </w:pPr>
+      <w:r>
+        <w:rPr>
+          <w:rFonts w:ascii="Cambria" w:hAnsi="Cambria"/>
+          <w:b/>
+          <w:bCs/>
+        </w:rPr>
+        <w:t>WHAT IT SHOWS:</w:t>
+      </w:r>
+    </w:p>
+    <w:p>
+      <w:pPr>
+        <w:numPr>
+          <w:ilvl w:val="0"/>
+          <w:numId w:val="3"/>
+        </w:numPr>
+        <w:rPr>
+          <w:rFonts w:ascii="Cambria" w:hAnsi="Cambria"/>
+        </w:rPr>
+      </w:pPr>
+      <w:r>
+        <w:rPr>
+          <w:rFonts w:ascii="Cambria" w:hAnsi="Cambria"/>
+        </w:rPr>
+        <w:t xml:space="preserve">PRECISION </w:t>
+      </w:r>
+    </w:p>
+    <w:p>
+      <w:pPr>
+        <w:numPr>
+          <w:ilvl w:val="0"/>
+          <w:numId w:val="3"/>
+        </w:numPr>
+        <w:rPr>
+          <w:rFonts w:ascii="Cambria" w:hAnsi="Cambria"/>
+        </w:rPr>
+      </w:pPr>
+      <w:r>
+        <w:rPr>
+          <w:rFonts w:ascii="Cambria" w:hAnsi="Cambria"/>
+        </w:rPr>
+        <w:t xml:space="preserve">RECALL </w:t>
+      </w:r>
+    </w:p>
+    <w:p>
+      <w:pPr>
+        <w:numPr>
+          <w:ilvl w:val="0"/>
+          <w:numId w:val="3"/>
+        </w:numPr>
+        <w:rPr>
+          <w:rFonts w:ascii="Cambria" w:hAnsi="Cambria"/>
+        </w:rPr>
+      </w:pPr>
+      <w:r>
+        <w:rPr>
+          <w:rFonts w:ascii="Cambria" w:hAnsi="Cambria"/>
+        </w:rPr>
+        <w:t xml:space="preserve">F1-SCORE </w:t>
+      </w:r>
+    </w:p>
+    <w:p>
+      <w:pPr>
+        <w:numPr>
+          <w:ilvl w:val="0"/>
+          <w:numId w:val="3"/>
+        </w:numPr>
+        <w:rPr>
+          <w:rFonts w:ascii="Cambria" w:hAnsi="Cambria"/>
+        </w:rPr>
+      </w:pPr>
+      <w:r>
+        <w:rPr>
+          <w:rFonts w:ascii="Cambria" w:hAnsi="Cambria"/>
+        </w:rPr>
+        <w:t xml:space="preserve">SUPPORT (NUMBER OF SAMPLES) </w:t>
+      </w:r>
+    </w:p>
+    <w:p>
+      <w:pPr>
+        <w:pStyle w:val="Heading2"/>
+        <w:rPr>
+          <w:rFonts w:ascii="Cambria" w:hAnsi="Cambria"/>
+        </w:rPr>
+      </w:pPr>
+      <w:r>
+        <w:rPr>
+          <w:rFonts w:ascii="Cambria" w:hAnsi="Cambria"/>
+          <w:caps w:val="0"/>
+        </w:rPr>
+        <w:t>1. CLASS IMBALANCE</w:t>
+      </w:r>
+    </w:p>
+    <w:p>
+      <w:pPr>
+        <w:numPr>
+          <w:ilvl w:val="0"/>
+          <w:numId w:val="4"/>
+        </w:numPr>
+        <w:rPr>
+          <w:rFonts w:ascii="Cambria" w:hAnsi="Cambria"/>
+        </w:rPr>
+      </w:pPr>
+      <w:r>
+        <w:rPr>
+          <w:rFonts w:ascii="Cambria" w:hAnsi="Cambria"/>
+        </w:rPr>
+        <w:t xml:space="preserve">HAPPENS WHEN ONE CLASS HAS </w:t>
+      </w:r>
+      <w:r>
+        <w:rPr>
+          <w:rFonts w:ascii="Cambria" w:hAnsi="Cambria"/>
+          <w:b/>
+          <w:bCs/>
+        </w:rPr>
+        <w:t>MORE DATA THAN THE OTHER</w:t>
+      </w:r>
+      <w:r>
+        <w:rPr>
+          <w:rFonts w:ascii="Cambria" w:hAnsi="Cambria"/>
+        </w:rPr>
+        <w:t xml:space="preserve"> </w:t>
+      </w:r>
+    </w:p>
+    <w:p>
+      <w:pPr>
+        <w:numPr>
+          <w:ilvl w:val="0"/>
+          <w:numId w:val="4"/>
+        </w:numPr>
+        <w:rPr>
+          <w:rFonts w:ascii="Cambria" w:hAnsi="Cambria"/>
+        </w:rPr>
+      </w:pPr>
+      <w:r>
+        <w:rPr>
+          <w:rFonts w:ascii="Cambria" w:hAnsi="Cambria"/>
+        </w:rPr>
+        <w:t xml:space="preserve">EXAMPLE: </w:t>
+      </w:r>
+    </w:p>
+    <w:p>
+      <w:pPr>
+        <w:numPr>
+          <w:ilvl w:val="1"/>
+          <w:numId w:val="4"/>
+        </w:numPr>
+        <w:rPr>
+          <w:rFonts w:ascii="Cambria" w:hAnsi="Cambria"/>
+        </w:rPr>
+      </w:pPr>
+      <w:r>
+        <w:rPr>
+          <w:rFonts w:ascii="Cambria" w:hAnsi="Cambria"/>
+        </w:rPr>
+        <w:t xml:space="preserve">90% = NO DISEASE </w:t>
+      </w:r>
+    </w:p>
+    <w:p>
+      <w:pPr>
+        <w:numPr>
+          <w:ilvl w:val="1"/>
+          <w:numId w:val="4"/>
+        </w:numPr>
+        <w:rPr>
+          <w:rFonts w:ascii="Cambria" w:hAnsi="Cambria"/>
+        </w:rPr>
+      </w:pPr>
+      <w:r>
+        <w:rPr>
+          <w:rFonts w:ascii="Cambria" w:hAnsi="Cambria"/>
+        </w:rPr>
+        <w:t xml:space="preserve">10% = DISEASE </w:t>
+      </w:r>
+    </w:p>
+    <w:p>
+      <w:pPr>
+        <w:rPr>
+          <w:rFonts w:ascii="Cambria" w:hAnsi="Cambria"/>
+        </w:rPr>
+      </w:pPr>
+      <w:r>
+        <w:rPr>
+          <w:rFonts w:ascii="Cambria" w:hAnsi="Cambria"/>
+        </w:rPr>
+        <w:t>ACCURACY ALONE BECOMES MISLEADING</w:t>
+      </w:r>
+    </w:p>
+    <w:p>
+      <w:pPr>
+        <w:pStyle w:val="Heading2"/>
+        <w:rPr>
+          <w:rFonts w:ascii="Cambria" w:hAnsi="Cambria"/>
+        </w:rPr>
+      </w:pPr>
+      <w:r>
+        <w:rPr>
+          <w:rFonts w:ascii="Cambria" w:hAnsi="Cambria"/>
+          <w:caps w:val="0"/>
+        </w:rPr>
+        <w:t>2. RECALL (SENSITIVITY)</w:t>
+      </w:r>
+    </w:p>
+    <w:p>
+      <w:pPr>
+        <w:pStyle w:val="Heading3"/>
+        <w:rPr>
+          <w:rFonts w:ascii="Cambria" w:hAnsi="Cambria"/>
+        </w:rPr>
+      </w:pPr>
+      <w:r>
+        <w:rPr>
+          <w:rFonts w:ascii="Cambria" w:hAnsi="Cambria"/>
+          <w:caps w:val="0"/>
+        </w:rPr>
+        <w:t>FORMULA</w:t>
+      </w:r>
+    </w:p>
+    <w:p>
+      <w:pPr>
+        <w:rPr>
+          <w:rFonts w:ascii="Cambria" w:hAnsi="Cambria"/>
+        </w:rPr>
+      </w:pPr>
+      <w:r>
+        <w:rPr>
+          <w:rFonts w:ascii="Cambria" w:hAnsi="Cambria"/>
+        </w:rPr>
+        <w:t>RECALL = TP / (TP + FN)</w:t>
+      </w:r>
+    </w:p>
+    <w:p>
+      <w:pPr>
+        <w:pStyle w:val="Heading3"/>
+        <w:rPr>
+          <w:rFonts w:ascii="Cambria" w:hAnsi="Cambria"/>
+        </w:rPr>
+      </w:pPr>
+      <w:r>
+        <w:rPr>
+          <w:rFonts w:ascii="Cambria" w:hAnsi="Cambria"/>
+          <w:caps w:val="0"/>
+        </w:rPr>
+        <w:t>MEANING</w:t>
+      </w:r>
+    </w:p>
+    <w:p>
+      <w:pPr>
+        <w:numPr>
+          <w:ilvl w:val="0"/>
+          <w:numId w:val="5"/>
+        </w:numPr>
+        <w:rPr>
+          <w:rFonts w:ascii="Cambria" w:hAnsi="Cambria"/>
+        </w:rPr>
+      </w:pPr>
+      <w:r>
+        <w:rPr>
+          <w:rFonts w:ascii="Cambria" w:hAnsi="Cambria"/>
+        </w:rPr>
+        <w:t xml:space="preserve">OUT OF ALL ACTUAL POSITIVE CASES, HOW MANY WERE CORRECTLY IDENTIFIED </w:t>
+      </w:r>
+    </w:p>
+    <w:p>
+      <w:pPr>
+        <w:rPr>
+          <w:rFonts w:ascii="Cambria" w:hAnsi="Cambria"/>
+        </w:rPr>
+      </w:pPr>
+      <w:r>
+        <w:rPr>
+          <w:rFonts w:ascii="Cambria" w:hAnsi="Cambria"/>
+        </w:rPr>
+        <w:t xml:space="preserve">FOCUS: </w:t>
+      </w:r>
+      <w:r>
+        <w:rPr>
+          <w:rFonts w:ascii="Cambria" w:hAnsi="Cambria"/>
+          <w:b/>
+          <w:bCs/>
+        </w:rPr>
+        <w:t>DON’T MISS POSITIVE CASES</w:t>
+      </w:r>
+    </w:p>
+    <w:p>
+      <w:pPr>
+        <w:pStyle w:val="Heading2"/>
+        <w:rPr>
+          <w:rFonts w:ascii="Cambria" w:hAnsi="Cambria"/>
+        </w:rPr>
+      </w:pPr>
+      <w:r>
+        <w:rPr>
+          <w:rFonts w:ascii="Cambria" w:hAnsi="Cambria"/>
+          <w:caps w:val="0"/>
+        </w:rPr>
+        <w:t>3. PRECISION</w:t>
+      </w:r>
+    </w:p>
+    <w:p>
+      <w:pPr>
+        <w:pStyle w:val="Heading3"/>
+        <w:rPr>
+          <w:rFonts w:ascii="Cambria" w:hAnsi="Cambria"/>
+        </w:rPr>
+      </w:pPr>
+      <w:r>
+        <w:rPr>
+          <w:rFonts w:ascii="Cambria" w:hAnsi="Cambria"/>
+          <w:caps w:val="0"/>
+        </w:rPr>
+        <w:t>FORMULA</w:t>
+      </w:r>
+    </w:p>
+    <w:p>
+      <w:pPr>
+        <w:rPr>
+          <w:rFonts w:ascii="Cambria" w:hAnsi="Cambria"/>
+        </w:rPr>
+      </w:pPr>
+      <w:r>
+        <w:rPr>
+          <w:rFonts w:ascii="Cambria" w:hAnsi="Cambria"/>
+        </w:rPr>
+        <w:t>PRECISION = TP / (TP + FP)</w:t>
+      </w:r>
+    </w:p>
+    <w:p>
+      <w:pPr>
+        <w:pStyle w:val="Heading3"/>
+        <w:rPr>
+          <w:rFonts w:ascii="Cambria" w:hAnsi="Cambria"/>
+        </w:rPr>
+      </w:pPr>
+      <w:r>
+        <w:rPr>
+          <w:rFonts w:ascii="Cambria" w:hAnsi="Cambria"/>
+          <w:caps w:val="0"/>
+        </w:rPr>
+        <w:lastRenderedPageBreak/>
+        <w:t>MEANING</w:t>
+      </w:r>
+    </w:p>
+    <w:p>
+      <w:pPr>
+        <w:numPr>
+          <w:ilvl w:val="0"/>
+          <w:numId w:val="6"/>
+        </w:numPr>
+        <w:rPr>
+          <w:rFonts w:ascii="Cambria" w:hAnsi="Cambria"/>
+        </w:rPr>
+      </w:pPr>
+      <w:r>
+        <w:rPr>
+          <w:rFonts w:ascii="Cambria" w:hAnsi="Cambria"/>
+        </w:rPr>
+        <w:t xml:space="preserve">OUT OF PREDICTED POSITIVES, HOW MANY ARE ACTUALLY CORRECT </w:t>
+      </w:r>
+    </w:p>
+    <w:p>
+      <w:pPr>
+        <w:rPr>
+          <w:rFonts w:ascii="Cambria" w:hAnsi="Cambria"/>
+        </w:rPr>
+      </w:pPr>
+      <w:r>
+        <w:rPr>
+          <w:rFonts w:ascii="Cambria" w:hAnsi="Cambria"/>
+        </w:rPr>
+        <w:t xml:space="preserve">FOCUS: </w:t>
+      </w:r>
+      <w:r>
+        <w:rPr>
+          <w:rFonts w:ascii="Cambria" w:hAnsi="Cambria"/>
+          <w:b/>
+          <w:bCs/>
+        </w:rPr>
+        <w:t>AVOID FALSE ALARMS</w:t>
+      </w:r>
+    </w:p>
+    <w:p>
+      <w:pPr>
+        <w:pStyle w:val="Heading2"/>
+        <w:rPr>
+          <w:rFonts w:ascii="Cambria" w:hAnsi="Cambria"/>
+        </w:rPr>
+      </w:pPr>
+      <w:r>
+        <w:rPr>
+          <w:rFonts w:ascii="Cambria" w:hAnsi="Cambria"/>
+          <w:caps w:val="0"/>
+        </w:rPr>
+        <w:t>4. F1 SCORE</w:t>
+      </w:r>
+    </w:p>
+    <w:p>
+      <w:pPr>
+        <w:pStyle w:val="Heading3"/>
+        <w:rPr>
+          <w:rFonts w:ascii="Cambria" w:hAnsi="Cambria"/>
+        </w:rPr>
+      </w:pPr>
+      <w:r>
+        <w:rPr>
+          <w:rFonts w:ascii="Cambria" w:hAnsi="Cambria"/>
+          <w:caps w:val="0"/>
+        </w:rPr>
+        <w:t>FORMULA</w:t>
+      </w:r>
+    </w:p>
+    <w:p>
+      <w:pPr>
+        <w:rPr>
+          <w:rFonts w:ascii="Cambria" w:hAnsi="Cambria"/>
+        </w:rPr>
+      </w:pPr>
+      <w:r>
+        <w:rPr>
+          <w:rFonts w:ascii="Cambria" w:hAnsi="Cambria"/>
+        </w:rPr>
+        <w:t>F1 = 2 * (PRECISION * RECALL) / (PRECISION + RECALL)</w:t>
+      </w:r>
+    </w:p>
+    <w:p>
+      <w:pPr>
+        <w:pStyle w:val="Heading3"/>
+        <w:rPr>
+          <w:rFonts w:ascii="Cambria" w:hAnsi="Cambria"/>
+        </w:rPr>
+      </w:pPr>
+      <w:r>
+        <w:rPr>
+          <w:rFonts w:ascii="Cambria" w:hAnsi="Cambria"/>
+          <w:caps w:val="0"/>
+        </w:rPr>
+        <w:t>MEANING</w:t>
+      </w:r>
+    </w:p>
+    <w:p>
+      <w:pPr>
+        <w:numPr>
+          <w:ilvl w:val="0"/>
+          <w:numId w:val="7"/>
+        </w:numPr>
+        <w:rPr>
+          <w:rFonts w:ascii="Cambria" w:hAnsi="Cambria"/>
+        </w:rPr>
+      </w:pPr>
+      <w:r>
+        <w:rPr>
+          <w:rFonts w:ascii="Cambria" w:hAnsi="Cambria"/>
+        </w:rPr>
+        <w:t xml:space="preserve">BALANCE BETWEEN PRECISION AND RECALL </w:t>
+      </w:r>
+    </w:p>
+    <w:p>
+      <w:pPr>
+        <w:pStyle w:val="Heading1"/>
+        <w:rPr>
+          <w:rFonts w:ascii="Cambria" w:hAnsi="Cambria"/>
+          <w:sz w:val="20"/>
+          <w:szCs w:val="20"/>
+        </w:rPr>
+      </w:pPr>
+      <w:r>
+        <w:rPr>
+          <w:rFonts w:ascii="Cambria" w:hAnsi="Cambria"/>
+          <w:caps w:val="0"/>
+          <w:sz w:val="20"/>
+          <w:szCs w:val="20"/>
+        </w:rPr>
+        <w:t>REGRESSION MODEL EVALUATION METRICS</w:t>
+      </w:r>
+    </w:p>
+    <w:p>
+      <w:pPr>
+        <w:pStyle w:val="Heading2"/>
+        <w:rPr>
+          <w:rFonts w:ascii="Cambria" w:hAnsi="Cambria"/>
+        </w:rPr>
+      </w:pPr>
+      <w:r>
+        <w:rPr>
+          <w:rFonts w:ascii="Cambria" w:hAnsi="Cambria"/>
+          <w:caps w:val="0"/>
+        </w:rPr>
+        <w:t>R² SCORE (R-SQUARED)</w:t>
+      </w:r>
+    </w:p>
+    <w:p>
+      <w:pPr>
+        <w:rPr>
+          <w:rFonts w:ascii="Cambria" w:hAnsi="Cambria"/>
+        </w:rPr>
+      </w:pPr>
+      <w:r>
+        <w:rPr>
+          <w:rFonts w:ascii="Cambria" w:hAnsi="Cambria"/>
+        </w:rPr>
+        <w:t>BOSTONMODEL.SCORE(XTEST, YTEST)</w:t>
+      </w:r>
+    </w:p>
+    <w:p>
+      <w:pPr>
+        <w:pStyle w:val="Heading3"/>
+        <w:rPr>
+          <w:rFonts w:ascii="Cambria" w:hAnsi="Cambria"/>
+        </w:rPr>
+      </w:pPr>
+      <w:r>
+        <w:rPr>
+          <w:rFonts w:ascii="Cambria" w:hAnsi="Cambria"/>
+          <w:caps w:val="0"/>
+        </w:rPr>
+        <w:t>MEANING</w:t>
+      </w:r>
+    </w:p>
+    <w:p>
+      <w:pPr>
+        <w:numPr>
+          <w:ilvl w:val="0"/>
+          <w:numId w:val="8"/>
+        </w:numPr>
+        <w:rPr>
+          <w:rFonts w:ascii="Cambria" w:hAnsi="Cambria"/>
+        </w:rPr>
+      </w:pPr>
+      <w:r>
+        <w:rPr>
+          <w:rFonts w:ascii="Cambria" w:hAnsi="Cambria"/>
+        </w:rPr>
+        <w:t xml:space="preserve">MEASURES HOW WELL MODEL EXPLAINS THE DATA </w:t>
+      </w:r>
+    </w:p>
+    <w:p>
+      <w:pPr>
+        <w:pStyle w:val="Heading3"/>
+        <w:rPr>
+          <w:rFonts w:ascii="Cambria" w:hAnsi="Cambria"/>
+        </w:rPr>
+      </w:pPr>
+      <w:r>
+        <w:rPr>
+          <w:rFonts w:ascii="Cambria" w:hAnsi="Cambria"/>
+          <w:caps w:val="0"/>
+        </w:rPr>
+        <w:t>RANGE</w:t>
+      </w:r>
+    </w:p>
+    <w:p>
+      <w:pPr>
+        <w:numPr>
+          <w:ilvl w:val="0"/>
+          <w:numId w:val="9"/>
+        </w:numPr>
+        <w:rPr>
+          <w:rFonts w:ascii="Cambria" w:hAnsi="Cambria"/>
+        </w:rPr>
+      </w:pPr>
+      <w:r>
+        <w:rPr>
+          <w:rFonts w:ascii="Cambria" w:hAnsi="Cambria"/>
+        </w:rPr>
+        <w:t xml:space="preserve">1 → PERFECT </w:t>
+      </w:r>
+    </w:p>
+    <w:p>
+      <w:pPr>
+        <w:numPr>
+          <w:ilvl w:val="0"/>
+          <w:numId w:val="9"/>
+        </w:numPr>
+        <w:rPr>
+          <w:rFonts w:ascii="Cambria" w:hAnsi="Cambria"/>
+        </w:rPr>
+      </w:pPr>
+      <w:r>
+        <w:rPr>
+          <w:rFonts w:ascii="Cambria" w:hAnsi="Cambria"/>
+        </w:rPr>
+        <w:t xml:space="preserve">0 → AVERAGE </w:t>
+      </w:r>
+    </w:p>
+    <w:p>
+      <w:pPr>
+        <w:numPr>
+          <w:ilvl w:val="0"/>
+          <w:numId w:val="9"/>
+        </w:numPr>
+        <w:rPr>
+          <w:rFonts w:ascii="Cambria" w:hAnsi="Cambria"/>
+        </w:rPr>
+      </w:pPr>
+      <w:r>
+        <w:rPr>
+          <w:rFonts w:ascii="Cambria" w:hAnsi="Cambria"/>
+        </w:rPr>
+        <w:t xml:space="preserve">&lt;0 → BAD MODEL </w:t>
+      </w:r>
+    </w:p>
+    <w:p>
+      <w:pPr>
+        <w:pStyle w:val="Heading2"/>
+        <w:rPr>
+          <w:rFonts w:ascii="Cambria" w:hAnsi="Cambria"/>
+        </w:rPr>
+      </w:pPr>
+      <w:r>
+        <w:rPr>
+          <w:rFonts w:ascii="Cambria" w:hAnsi="Cambria"/>
+          <w:caps w:val="0"/>
+        </w:rPr>
+        <w:t>MEAN ABSOLUTE ERROR (MAE)</w:t>
+      </w:r>
+    </w:p>
+    <w:p>
+      <w:pPr>
+        <w:rPr>
+          <w:rFonts w:ascii="Cambria" w:hAnsi="Cambria"/>
+        </w:rPr>
+      </w:pPr>
+      <w:r>
+        <w:rPr>
+          <w:rFonts w:ascii="Cambria" w:hAnsi="Cambria"/>
+        </w:rPr>
+        <w:t>FROM SKLEARN.METRICS IMPORT MEAN_ABSOLUTE_ERROR</w:t>
+      </w:r>
+      <w:r>
+        <w:rPr>
+          <w:rFonts w:ascii="Cambria" w:hAnsi="Cambria"/>
+        </w:rPr>
+        <w:br/>
+      </w:r>
+      <w:r>
+        <w:rPr>
+          <w:rFonts w:ascii="Cambria" w:hAnsi="Cambria"/>
+        </w:rPr>
+        <w:br/>
+        <w:t>YPREDICTED = BOSTONMODEL.PREDICT(XTEST)</w:t>
+      </w:r>
+      <w:r>
+        <w:rPr>
+          <w:rFonts w:ascii="Cambria" w:hAnsi="Cambria"/>
+        </w:rPr>
+        <w:br/>
+        <w:t>MAE = MEAN_ABSOLUTE_ERROR(YTEST, YPREDICTED)</w:t>
+      </w:r>
+      <w:r>
+        <w:rPr>
+          <w:rFonts w:ascii="Cambria" w:hAnsi="Cambria"/>
+        </w:rPr>
+        <w:br/>
+        <w:t>MAE</w:t>
+      </w:r>
+    </w:p>
+    <w:p>
+      <w:pPr>
+        <w:pStyle w:val="Heading3"/>
+        <w:rPr>
+          <w:rFonts w:ascii="Cambria" w:hAnsi="Cambria"/>
+        </w:rPr>
+      </w:pPr>
+      <w:r>
+        <w:rPr>
+          <w:rFonts w:ascii="Cambria" w:hAnsi="Cambria"/>
+          <w:caps w:val="0"/>
+        </w:rPr>
+        <w:t>FORMULA</w:t>
+      </w:r>
+    </w:p>
+    <w:p>
+      <w:pPr>
+        <w:rPr>
+          <w:rFonts w:ascii="Cambria" w:hAnsi="Cambria"/>
+        </w:rPr>
+      </w:pPr>
+      <w:r>
+        <w:rPr>
+          <w:rFonts w:ascii="Cambria" w:hAnsi="Cambria"/>
+        </w:rPr>
+        <w:t>MAE = AVERAGE(|ACTUAL - PREDICTED|)</w:t>
+      </w:r>
+    </w:p>
+    <w:p>
+      <w:pPr>
+        <w:pStyle w:val="Heading3"/>
+        <w:rPr>
+          <w:rFonts w:ascii="Cambria" w:hAnsi="Cambria"/>
+        </w:rPr>
+      </w:pPr>
+      <w:r>
+        <w:rPr>
+          <w:rFonts w:ascii="Cambria" w:hAnsi="Cambria"/>
+          <w:caps w:val="0"/>
+        </w:rPr>
+        <w:t>MEANING</w:t>
+      </w:r>
+    </w:p>
+    <w:p>
+      <w:pPr>
+        <w:numPr>
+          <w:ilvl w:val="0"/>
+          <w:numId w:val="10"/>
+        </w:numPr>
+        <w:rPr>
+          <w:rFonts w:ascii="Cambria" w:hAnsi="Cambria"/>
+        </w:rPr>
+      </w:pPr>
+      <w:r>
+        <w:rPr>
+          <w:rFonts w:ascii="Cambria" w:hAnsi="Cambria"/>
+        </w:rPr>
+        <w:t xml:space="preserve">AVERAGE ERROR WITHOUT CONSIDERING DIRECTION </w:t>
+      </w:r>
+    </w:p>
+    <w:p>
+      <w:pPr>
+        <w:pStyle w:val="Heading3"/>
+        <w:rPr>
+          <w:rFonts w:ascii="Cambria" w:hAnsi="Cambria"/>
+        </w:rPr>
+      </w:pPr>
+      <w:r>
+        <w:rPr>
+          <w:rFonts w:ascii="Cambria" w:hAnsi="Cambria"/>
+          <w:caps w:val="0"/>
+        </w:rPr>
+        <w:t>MANUAL CHECK</w:t>
+      </w:r>
+    </w:p>
+    <w:p>
+      <w:pPr>
+        <w:rPr>
+          <w:rFonts w:ascii="Cambria" w:hAnsi="Cambria"/>
+        </w:rPr>
+      </w:pPr>
+      <w:r>
+        <w:rPr>
+          <w:rFonts w:ascii="Cambria" w:hAnsi="Cambria"/>
+        </w:rPr>
+        <w:t>DF = PD.DATAFRAME({</w:t>
+      </w:r>
+      <w:r>
+        <w:rPr>
+          <w:rFonts w:ascii="Cambria" w:hAnsi="Cambria"/>
+        </w:rPr>
+        <w:br/>
+        <w:t xml:space="preserve">    "ACTUAL VALUES": YTEST,</w:t>
+      </w:r>
+      <w:r>
+        <w:rPr>
+          <w:rFonts w:ascii="Cambria" w:hAnsi="Cambria"/>
+        </w:rPr>
+        <w:br/>
+        <w:t xml:space="preserve">    "PREDICTED VALUES": YPREDICTED</w:t>
+      </w:r>
+      <w:r>
+        <w:rPr>
+          <w:rFonts w:ascii="Cambria" w:hAnsi="Cambria"/>
+        </w:rPr>
+        <w:br/>
+      </w:r>
+      <w:r>
+        <w:rPr>
+          <w:rFonts w:ascii="Cambria" w:hAnsi="Cambria"/>
+        </w:rPr>
+        <w:lastRenderedPageBreak/>
+        <w:t>})</w:t>
+      </w:r>
+      <w:r>
+        <w:rPr>
+          <w:rFonts w:ascii="Cambria" w:hAnsi="Cambria"/>
+        </w:rPr>
+        <w:br/>
+      </w:r>
+      <w:r>
+        <w:rPr>
+          <w:rFonts w:ascii="Cambria" w:hAnsi="Cambria"/>
+        </w:rPr>
+        <w:br/>
+        <w:t>DF["DIFFERENCES"] = DF["ACTUAL VALUES"] - DF["PREDICTED VALUES"]</w:t>
+      </w:r>
+      <w:r>
+        <w:rPr>
+          <w:rFonts w:ascii="Cambria" w:hAnsi="Cambria"/>
+        </w:rPr>
+        <w:br/>
+        <w:t>DF</w:t>
+      </w:r>
+    </w:p>
+    <w:p>
+      <w:pPr>
+        <w:pStyle w:val="Heading2"/>
+        <w:rPr>
+          <w:rFonts w:ascii="Cambria" w:hAnsi="Cambria"/>
+        </w:rPr>
+      </w:pPr>
+      <w:r>
+        <w:rPr>
+          <w:rFonts w:ascii="Cambria" w:hAnsi="Cambria"/>
+          <w:caps w:val="0"/>
+        </w:rPr>
+        <w:t>MEAN SQUARED ERROR (MSE)</w:t>
+      </w:r>
+    </w:p>
+    <w:p>
+      <w:pPr>
+        <w:rPr>
+          <w:rFonts w:ascii="Cambria" w:hAnsi="Cambria"/>
+        </w:rPr>
+      </w:pPr>
+      <w:r>
+        <w:rPr>
+          <w:rFonts w:ascii="Cambria" w:hAnsi="Cambria"/>
+        </w:rPr>
+        <w:t>FROM SKLEARN.METRICS IMPORT MEAN_SQUARED_ERROR</w:t>
+      </w:r>
+      <w:r>
+        <w:rPr>
+          <w:rFonts w:ascii="Cambria" w:hAnsi="Cambria"/>
+        </w:rPr>
+        <w:br/>
+      </w:r>
+      <w:r>
+        <w:rPr>
+          <w:rFonts w:ascii="Cambria" w:hAnsi="Cambria"/>
+        </w:rPr>
+        <w:br/>
+        <w:t>MSE = MEAN_SQUARED_ERROR(YTEST, YPREDICTED)</w:t>
+      </w:r>
+      <w:r>
+        <w:rPr>
+          <w:rFonts w:ascii="Cambria" w:hAnsi="Cambria"/>
+        </w:rPr>
+        <w:br/>
+        <w:t>MSE</w:t>
+      </w:r>
+    </w:p>
+    <w:p>
+      <w:pPr>
+        <w:pStyle w:val="Heading3"/>
+        <w:rPr>
+          <w:rFonts w:ascii="Cambria" w:hAnsi="Cambria"/>
+        </w:rPr>
+      </w:pPr>
+      <w:r>
+        <w:rPr>
+          <w:rFonts w:ascii="Cambria" w:hAnsi="Cambria"/>
+          <w:caps w:val="0"/>
+        </w:rPr>
+        <w:t>FORMULA</w:t>
+      </w:r>
+    </w:p>
+    <w:p>
+      <w:pPr>
+        <w:rPr>
+          <w:rFonts w:ascii="Cambria" w:hAnsi="Cambria"/>
+        </w:rPr>
+      </w:pPr>
+      <w:r>
+        <w:rPr>
+          <w:rFonts w:ascii="Cambria" w:hAnsi="Cambria"/>
+        </w:rPr>
+        <w:t>MSE = AVERAGE((ACTUAL - PREDICTED)²)</w:t>
+      </w:r>
+    </w:p>
+    <w:p>
+      <w:pPr>
+        <w:pStyle w:val="Heading3"/>
+        <w:rPr>
+          <w:rFonts w:ascii="Cambria" w:hAnsi="Cambria"/>
+        </w:rPr>
+      </w:pPr>
+      <w:r>
+        <w:rPr>
+          <w:rFonts w:ascii="Cambria" w:hAnsi="Cambria"/>
+          <w:caps w:val="0"/>
+        </w:rPr>
+        <w:t>MEANING</w:t>
+      </w:r>
+    </w:p>
+    <w:p>
+      <w:pPr>
+        <w:numPr>
+          <w:ilvl w:val="0"/>
+          <w:numId w:val="11"/>
+        </w:numPr>
+        <w:rPr>
+          <w:rFonts w:ascii="Cambria" w:hAnsi="Cambria"/>
+        </w:rPr>
+      </w:pPr>
+      <w:r>
+        <w:rPr>
+          <w:rFonts w:ascii="Cambria" w:hAnsi="Cambria"/>
+        </w:rPr>
+        <w:t xml:space="preserve">SQUARES ERRORS → PENALIZES LARGE ERRORS MORE </w:t>
+      </w:r>
+    </w:p>
+    <w:p>
+      <w:pPr>
+        <w:pStyle w:val="Heading3"/>
+        <w:rPr>
+          <w:rFonts w:ascii="Cambria" w:hAnsi="Cambria"/>
+        </w:rPr>
+      </w:pPr>
+      <w:r>
+        <w:rPr>
+          <w:rFonts w:ascii="Cambria" w:hAnsi="Cambria"/>
+          <w:caps w:val="0"/>
+        </w:rPr>
+        <w:t>MANUAL CALCULATION</w:t>
+      </w:r>
+    </w:p>
+    <w:p>
+      <w:pPr>
+        <w:rPr>
+          <w:rFonts w:ascii="Cambria" w:hAnsi="Cambria"/>
+        </w:rPr>
+      </w:pPr>
+      <w:r>
+        <w:rPr>
+          <w:rFonts w:ascii="Cambria" w:hAnsi="Cambria"/>
+        </w:rPr>
+        <w:t>MSEMANUAL = NP.SQUARE(DF['DIFFERENCES'])</w:t>
+      </w:r>
+      <w:r>
+        <w:rPr>
+          <w:rFonts w:ascii="Cambria" w:hAnsi="Cambria"/>
+        </w:rPr>
+        <w:br/>
+        <w:t>MSEMANUAL.MEAN()</w:t>
+      </w:r>
+    </w:p>
+    <w:p>
+      <w:pPr>
+        <w:rPr>
+          <w:rFonts w:ascii="Cambria" w:hAnsi="Cambria"/>
+          <w:b/>
+          <w:bCs/>
+        </w:rPr>
+      </w:pPr>
+      <w:r>
+        <w:rPr>
+          <w:rFonts w:ascii="Cambria" w:hAnsi="Cambria"/>
+          <w:b/>
+          <w:bCs/>
+        </w:rPr>
+        <w:t>KEY DIFFERENCE</w:t>
+      </w:r>
+    </w:p>
+    <w:tbl>
+      <w:tblPr>
+        <w:tblW w:w="0" w:type="auto"/>
+        <w:jc w:val="center"/>
+        <w:tblCellSpacing w:w="15" w:type="dxa"/>
+        <w:tblBorders>
+          <w:top w:val="single" w:sz="4" w:space="0" w:color="auto"/>
+          <w:left w:val="single" w:sz="4" w:space="0" w:color="auto"/>
+          <w:bottom w:val="single" w:sz="4" w:space="0" w:color="auto"/>
+          <w:right w:val="single" w:sz="4" w:space="0" w:color="auto"/>
+          <w:insideH w:val="single" w:sz="4" w:space="0" w:color="auto"/>
+          <w:insideV w:val="single" w:sz="4" w:space="0" w:color="auto"/>
+        </w:tblBorders>
+        <w:tblCellMar>
+          <w:top w:w="15" w:type="dxa"/>
+          <w:left w:w="15" w:type="dxa"/>
+          <w:bottom w:w="15" w:type="dxa"/>
+          <w:right w:w="15" w:type="dxa"/>
+        </w:tblCellMar>
+        <w:tblLook w:val="04A0" w:firstRow="1" w:lastRow="0" w:firstColumn="1" w:lastColumn="0" w:noHBand="0" w:noVBand="1"/>
+      </w:tblPr>
+      <w:tblGrid>
+        <w:gridCol w:w="3250"/>
+        <w:gridCol w:w="3549"/>
+      </w:tblGrid>
+      <w:tr>
+        <w:trPr>
+          <w:tblHeader/>
+          <w:tblCellSpacing w:w="15" w:type="dxa"/>
+          <w:jc w:val="center"/>
+        </w:trPr>
+        <w:tc>
+          <w:tcPr>
+            <w:tcW w:w="3205" w:type="dxa"/>
+            <w:vAlign w:val="center"/>
+            <w:hideMark/>
+          </w:tcPr>
+          <w:p>
+            <w:pPr>
+              <w:jc w:val="center"/>
+              <w:rPr>
+                <w:rFonts w:ascii="Cambria" w:hAnsi="Cambria"/>
+                <w:b/>
+                <w:bCs/>
+              </w:rPr>
+            </w:pPr>
+            <w:r>
+              <w:rPr>
+                <w:rFonts w:ascii="Cambria" w:hAnsi="Cambria"/>
+                <w:b/>
+                <w:bCs/>
+              </w:rPr>
+              <w:t>METRIC</w:t>
+            </w:r>
+          </w:p>
+        </w:tc>
+        <w:tc>
+          <w:tcPr>
+            <w:tcW w:w="3504" w:type="dxa"/>
+            <w:vAlign w:val="center"/>
+            <w:hideMark/>
+          </w:tcPr>
+          <w:p>
+            <w:pPr>
+              <w:jc w:val="center"/>
+              <w:rPr>
+                <w:rFonts w:ascii="Cambria" w:hAnsi="Cambria"/>
+                <w:b/>
+                <w:bCs/>
+              </w:rPr>
+            </w:pPr>
+            <w:r>
+              <w:rPr>
+                <w:rFonts w:ascii="Cambria" w:hAnsi="Cambria"/>
+                <w:b/>
+                <w:bCs/>
+              </w:rPr>
+              <w:t>MEANING</w:t>
+            </w:r>
+          </w:p>
+        </w:tc>
+      </w:tr>
+      <w:tr>
+        <w:trPr>
+          <w:tblCellSpacing w:w="15" w:type="dxa"/>
+          <w:jc w:val="center"/>
+        </w:trPr>
+        <w:tc>
+          <w:tcPr>
+            <w:tcW w:w="3205" w:type="dxa"/>
+            <w:vAlign w:val="center"/>
+            <w:hideMark/>
+          </w:tcPr>
+          <w:p>
+            <w:pPr>
+              <w:jc w:val="center"/>
+              <w:rPr>
+                <w:rFonts w:ascii="Cambria" w:hAnsi="Cambria"/>
+              </w:rPr>
+            </w:pPr>
+            <w:r>
+              <w:rPr>
+                <w:rFonts w:ascii="Cambria" w:hAnsi="Cambria"/>
+              </w:rPr>
+              <w:t>MAE</w:t>
+            </w:r>
+          </w:p>
+        </w:tc>
+        <w:tc>
+          <w:tcPr>
+            <w:tcW w:w="3504" w:type="dxa"/>
+            <w:vAlign w:val="center"/>
+            <w:hideMark/>
+          </w:tcPr>
+          <w:p>
+            <w:pPr>
+              <w:jc w:val="center"/>
+              <w:rPr>
+                <w:rFonts w:ascii="Cambria" w:hAnsi="Cambria"/>
+              </w:rPr>
+            </w:pPr>
+            <w:r>
+              <w:rPr>
+                <w:rFonts w:ascii="Cambria" w:hAnsi="Cambria"/>
+              </w:rPr>
+              <w:t>AVERAGE ERROR</w:t>
+            </w:r>
+          </w:p>
+        </w:tc>
+      </w:tr>
+      <w:tr>
+        <w:trPr>
+          <w:tblCellSpacing w:w="15" w:type="dxa"/>
+          <w:jc w:val="center"/>
+        </w:trPr>
+        <w:tc>
+          <w:tcPr>
+            <w:tcW w:w="3205" w:type="dxa"/>
+            <w:vAlign w:val="center"/>
+            <w:hideMark/>
+          </w:tcPr>
+          <w:p>
+            <w:pPr>
+              <w:jc w:val="center"/>
+              <w:rPr>
+                <w:rFonts w:ascii="Cambria" w:hAnsi="Cambria"/>
+              </w:rPr>
+            </w:pPr>
+            <w:r>
+              <w:rPr>
+                <w:rFonts w:ascii="Cambria" w:hAnsi="Cambria"/>
+              </w:rPr>
+              <w:t>MSE</w:t>
+            </w:r>
+          </w:p>
+        </w:tc>
+        <w:tc>
+          <w:tcPr>
+            <w:tcW w:w="3504" w:type="dxa"/>
+            <w:vAlign w:val="center"/>
+            <w:hideMark/>
+          </w:tcPr>
+          <w:p>
+            <w:pPr>
+              <w:jc w:val="center"/>
+              <w:rPr>
+                <w:rFonts w:ascii="Cambria" w:hAnsi="Cambria"/>
+              </w:rPr>
+            </w:pPr>
+            <w:r>
+              <w:rPr>
+                <w:rFonts w:ascii="Cambria" w:hAnsi="Cambria"/>
+              </w:rPr>
+              <w:t>PENALIZES LARGE ERRORS</w:t>
+            </w:r>
+          </w:p>
+        </w:tc>
+      </w:tr>
+      <w:tr>
+        <w:trPr>
+          <w:tblCellSpacing w:w="15" w:type="dxa"/>
+          <w:jc w:val="center"/>
+        </w:trPr>
+        <w:tc>
+          <w:tcPr>
+            <w:tcW w:w="3205" w:type="dxa"/>
+            <w:vAlign w:val="center"/>
+            <w:hideMark/>
+          </w:tcPr>
+          <w:p>
+            <w:pPr>
+              <w:jc w:val="center"/>
+              <w:rPr>
+                <w:rFonts w:ascii="Cambria" w:hAnsi="Cambria"/>
+              </w:rPr>
+            </w:pPr>
+            <w:r>
+              <w:rPr>
+                <w:rFonts w:ascii="Cambria" w:hAnsi="Cambria"/>
+              </w:rPr>
+              <w:t>R²</w:t>
+            </w:r>
+          </w:p>
+        </w:tc>
+        <w:tc>
+          <w:tcPr>
+            <w:tcW w:w="3504" w:type="dxa"/>
+            <w:vAlign w:val="center"/>
+            <w:hideMark/>
+          </w:tcPr>
+          <w:p>
+            <w:pPr>
+              <w:jc w:val="center"/>
+              <w:rPr>
+                <w:rFonts w:ascii="Cambria" w:hAnsi="Cambria"/>
+              </w:rPr>
+            </w:pPr>
+            <w:r>
+              <w:rPr>
+                <w:rFonts w:ascii="Cambria" w:hAnsi="Cambria"/>
+              </w:rPr>
+              <w:t>OVERALL MODEL FIT</w:t>
+            </w:r>
+          </w:p>
+        </w:tc>
+      </w:tr>
+    </w:tbl>
+    <w:p>
+      <w:pPr>
+        <w:rPr>
+          <w:rFonts w:ascii="Cambria" w:hAnsi="Cambria"/>
+        </w:rPr>
+      </w:pPr>
+    </w:p>
     <w:sectPr>
       <w:pgSz w:w="11906" w:h="16838"/>
       <w:pgMar w:top="1440" w:right="1440" w:bottom="1440" w:left="1440" w:header="708" w:footer="708" w:gutter="0"/>
@@ -574,6 +1903,155 @@
 <file path=word/numbering.xml><?xml version="1.0" encoding="utf-8"?>
 <w:numbering xmlns:wpc="http://schemas.microsoft.com/office/word/2010/wordprocessingCanvas" xmlns:cx="http://schemas.microsoft.com/office/drawing/2014/chartex" xmlns:cx1="http://schemas.microsoft.com/office/drawing/2015/9/8/chartex" xmlns:cx2="http://schemas.microsoft.com/office/drawing/2015/10/21/chartex" xmlns:cx3="http://schemas.microsoft.com/office/drawing/2016/5/9/chartex" xmlns:cx4="http://schemas.microsoft.com/office/drawing/2016/5/10/chartex" xmlns:cx5="http://schemas.microsoft.com/office/drawing/2016/5/11/chartex" xmlns:cx6="http://schemas.microsoft.com/office/drawing/2016/5/12/chartex" xmlns:cx7="http://schemas.microsoft.com/office/drawing/2016/5/13/chartex" xmlns:cx8="http://schemas.microsoft.com/office/drawing/2016/5/14/chartex" xmlns:mc="http://schemas.openxmlformats.org/markup-compatibility/2006" xmlns:aink="http://schemas.microsoft.com/office/drawing/2016/ink" xmlns:am3d="http://schemas.microsoft.com/office/drawing/2017/model3d" xmlns:o="urn:schemas-microsoft-com:office:office" xmlns:oel="http://schemas.microsoft.com/office/2019/extlst" xmlns:r="http://schemas.openxmlformats.org/officeDocument/2006/relationships" xmlns:m="http://schemas.openxmlformats.org/officeDocument/2006/math" xmlns:v="urn:schemas-microsoft-com:vml" xmlns:wp14="http://schemas.microsoft.com/office/word/2010/wordprocessingDrawing" xmlns:wp="http://schemas.openxmlformats.org/drawingml/2006/wordprocessingDrawing" xmlns:w10="urn:schemas-microsoft-com:office:word" xmlns:w="http://schemas.openxmlformats.org/wordprocessingml/2006/main" xmlns:w14="http://schemas.microsoft.com/office/word/2010/wordml" xmlns:w15="http://schemas.microsoft.com/office/word/2012/wordml" xmlns:w16cex="http://schemas.microsoft.com/office/word/2018/wordml/cex" xmlns:w16cid="http://schemas.microsoft.com/office/word/2016/wordml/cid" xmlns:w16="http://schemas.microsoft.com/office/word/2018/wordml" xmlns:w16du="http://schemas.microsoft.com/office/word/2023/wordml/word16du" xmlns:w16sdtdh="http://schemas.microsoft.com/office/word/2020/wordml/sdtdatahash" xmlns:w16sdtfl="http://schemas.microsoft.com/office/word/2024/wordml/sdtformatlock" xmlns:w16se="http://schemas.microsoft.com/office/word/2015/wordml/symex" xmlns:wpg="http://schemas.microsoft.com/office/word/2010/wordprocessingGroup" xmlns:wpi="http://schemas.microsoft.com/office/word/2010/wordprocessingInk" xmlns:wne="http://schemas.microsoft.com/office/word/2006/wordml" xmlns:wps="http://schemas.microsoft.com/office/word/2010/wordprocessingShape" mc:Ignorable="w14 w15 w16se w16cid w16 w16cex w16sdtdh w16sdtfl w16du wp14">
   <w:abstractNum w:abstractNumId="0" w15:restartNumberingAfterBreak="0">
+    <w:nsid w:val="14204A62"/>
+    <w:multiLevelType w:val="multilevel"/>
+    <w:tmpl w:val="C73CF0E2"/>
+    <w:lvl w:ilvl="0">
+      <w:start w:val="1"/>
+      <w:numFmt w:val="bullet"/>
+      <w:lvlText w:val=""/>
+      <w:lvlJc w:val="left"/>
+      <w:pPr>
+        <w:tabs>
+          <w:tab w:val="num" w:pos="720"/>
+        </w:tabs>
+        <w:ind w:left="720" w:hanging="360"/>
+      </w:pPr>
+      <w:rPr>
+        <w:rFonts w:ascii="Symbol" w:hAnsi="Symbol" w:hint="default"/>
+        <w:sz w:val="20"/>
+      </w:rPr>
+    </w:lvl>
+    <w:lvl w:ilvl="1" w:tentative="1">
+      <w:start w:val="1"/>
+      <w:numFmt w:val="bullet"/>
+      <w:lvlText w:val="o"/>
+      <w:lvlJc w:val="left"/>
+      <w:pPr>
+        <w:tabs>
+          <w:tab w:val="num" w:pos="1440"/>
+        </w:tabs>
+        <w:ind w:left="1440" w:hanging="360"/>
+      </w:pPr>
+      <w:rPr>
+        <w:rFonts w:ascii="Courier New" w:hAnsi="Courier New" w:hint="default"/>
+        <w:sz w:val="20"/>
+      </w:rPr>
+    </w:lvl>
+    <w:lvl w:ilvl="2" w:tentative="1">
+      <w:start w:val="1"/>
+      <w:numFmt w:val="bullet"/>
+      <w:lvlText w:val=""/>
+      <w:lvlJc w:val="left"/>
+      <w:pPr>
+        <w:tabs>
+          <w:tab w:val="num" w:pos="2160"/>
+        </w:tabs>
+        <w:ind w:left="2160" w:hanging="360"/>
+      </w:pPr>
+      <w:rPr>
+        <w:rFonts w:ascii="Wingdings" w:hAnsi="Wingdings" w:hint="default"/>
+        <w:sz w:val="20"/>
+      </w:rPr>
+    </w:lvl>
+    <w:lvl w:ilvl="3" w:tentative="1">
+      <w:start w:val="1"/>
+      <w:numFmt w:val="bullet"/>
+      <w:lvlText w:val=""/>
+      <w:lvlJc w:val="left"/>
+      <w:pPr>
+        <w:tabs>
+          <w:tab w:val="num" w:pos="2880"/>
+        </w:tabs>
+        <w:ind w:left="2880" w:hanging="360"/>
+      </w:pPr>
+      <w:rPr>
+        <w:rFonts w:ascii="Wingdings" w:hAnsi="Wingdings" w:hint="default"/>
+        <w:sz w:val="20"/>
+      </w:rPr>
+    </w:lvl>
+    <w:lvl w:ilvl="4" w:tentative="1">
+      <w:start w:val="1"/>
+      <w:numFmt w:val="bullet"/>
+      <w:lvlText w:val=""/>
+      <w:lvlJc w:val="left"/>
+      <w:pPr>
+        <w:tabs>
+          <w:tab w:val="num" w:pos="3600"/>
+        </w:tabs>
+        <w:ind w:left="3600" w:hanging="360"/>
+      </w:pPr>
+      <w:rPr>
+        <w:rFonts w:ascii="Wingdings" w:hAnsi="Wingdings" w:hint="default"/>
+        <w:sz w:val="20"/>
+      </w:rPr>
+    </w:lvl>
+    <w:lvl w:ilvl="5" w:tentative="1">
+      <w:start w:val="1"/>
+      <w:numFmt w:val="bullet"/>
+      <w:lvlText w:val=""/>
+      <w:lvlJc w:val="left"/>
+      <w:pPr>
+        <w:tabs>
+          <w:tab w:val="num" w:pos="4320"/>
+        </w:tabs>
+        <w:ind w:left="4320" w:hanging="360"/>
+      </w:pPr>
+      <w:rPr>
+        <w:rFonts w:ascii="Wingdings" w:hAnsi="Wingdings" w:hint="default"/>
+        <w:sz w:val="20"/>
+      </w:rPr>
+    </w:lvl>
+    <w:lvl w:ilvl="6" w:tentative="1">
+      <w:start w:val="1"/>
+      <w:numFmt w:val="bullet"/>
+      <w:lvlText w:val=""/>
+      <w:lvlJc w:val="left"/>
+      <w:pPr>
+        <w:tabs>
+          <w:tab w:val="num" w:pos="5040"/>
+        </w:tabs>
+        <w:ind w:left="5040" w:hanging="360"/>
+      </w:pPr>
+      <w:rPr>
+        <w:rFonts w:ascii="Wingdings" w:hAnsi="Wingdings" w:hint="default"/>
+        <w:sz w:val="20"/>
+      </w:rPr>
+    </w:lvl>
+    <w:lvl w:ilvl="7" w:tentative="1">
+      <w:start w:val="1"/>
+      <w:numFmt w:val="bullet"/>
+      <w:lvlText w:val=""/>
+      <w:lvlJc w:val="left"/>
+      <w:pPr>
+        <w:tabs>
+          <w:tab w:val="num" w:pos="5760"/>
+        </w:tabs>
+        <w:ind w:left="5760" w:hanging="360"/>
+      </w:pPr>
+      <w:rPr>
+        <w:rFonts w:ascii="Wingdings" w:hAnsi="Wingdings" w:hint="default"/>
+        <w:sz w:val="20"/>
+      </w:rPr>
+    </w:lvl>
+    <w:lvl w:ilvl="8" w:tentative="1">
+      <w:start w:val="1"/>
+      <w:numFmt w:val="bullet"/>
+      <w:lvlText w:val=""/>
+      <w:lvlJc w:val="left"/>
+      <w:pPr>
+        <w:tabs>
+          <w:tab w:val="num" w:pos="6480"/>
+        </w:tabs>
+        <w:ind w:left="6480" w:hanging="360"/>
+      </w:pPr>
+      <w:rPr>
+        <w:rFonts w:ascii="Wingdings" w:hAnsi="Wingdings" w:hint="default"/>
+        <w:sz w:val="20"/>
+      </w:rPr>
+    </w:lvl>
+  </w:abstractNum>
+  <w:abstractNum w:abstractNumId="1" w15:restartNumberingAfterBreak="0">
     <w:nsid w:val="1BD15683"/>
     <w:multiLevelType w:val="multilevel"/>
     <w:tmpl w:val="69D6BDC0"/>
@@ -722,7 +2200,7 @@
       </w:rPr>
     </w:lvl>
   </w:abstractNum>
-  <w:abstractNum w:abstractNumId="1" w15:restartNumberingAfterBreak="0">
+  <w:abstractNum w:abstractNumId="2" w15:restartNumberingAfterBreak="0">
     <w:nsid w:val="245F0723"/>
     <w:multiLevelType w:val="multilevel"/>
     <w:tmpl w:val="0DD632BC"/>
@@ -871,11 +2349,1230 @@
       </w:rPr>
     </w:lvl>
   </w:abstractNum>
+  <w:abstractNum w:abstractNumId="3" w15:restartNumberingAfterBreak="0">
+    <w:nsid w:val="25F974D3"/>
+    <w:multiLevelType w:val="multilevel"/>
+    <w:tmpl w:val="44388ED4"/>
+    <w:lvl w:ilvl="0">
+      <w:start w:val="1"/>
+      <w:numFmt w:val="bullet"/>
+      <w:lvlText w:val=""/>
+      <w:lvlJc w:val="left"/>
+      <w:pPr>
+        <w:tabs>
+          <w:tab w:val="num" w:pos="720"/>
+        </w:tabs>
+        <w:ind w:left="720" w:hanging="360"/>
+      </w:pPr>
+      <w:rPr>
+        <w:rFonts w:ascii="Symbol" w:hAnsi="Symbol" w:hint="default"/>
+        <w:sz w:val="20"/>
+      </w:rPr>
+    </w:lvl>
+    <w:lvl w:ilvl="1" w:tentative="1">
+      <w:start w:val="1"/>
+      <w:numFmt w:val="bullet"/>
+      <w:lvlText w:val="o"/>
+      <w:lvlJc w:val="left"/>
+      <w:pPr>
+        <w:tabs>
+          <w:tab w:val="num" w:pos="1440"/>
+        </w:tabs>
+        <w:ind w:left="1440" w:hanging="360"/>
+      </w:pPr>
+      <w:rPr>
+        <w:rFonts w:ascii="Courier New" w:hAnsi="Courier New" w:hint="default"/>
+        <w:sz w:val="20"/>
+      </w:rPr>
+    </w:lvl>
+    <w:lvl w:ilvl="2" w:tentative="1">
+      <w:start w:val="1"/>
+      <w:numFmt w:val="bullet"/>
+      <w:lvlText w:val=""/>
+      <w:lvlJc w:val="left"/>
+      <w:pPr>
+        <w:tabs>
+          <w:tab w:val="num" w:pos="2160"/>
+        </w:tabs>
+        <w:ind w:left="2160" w:hanging="360"/>
+      </w:pPr>
+      <w:rPr>
+        <w:rFonts w:ascii="Wingdings" w:hAnsi="Wingdings" w:hint="default"/>
+        <w:sz w:val="20"/>
+      </w:rPr>
+    </w:lvl>
+    <w:lvl w:ilvl="3" w:tentative="1">
+      <w:start w:val="1"/>
+      <w:numFmt w:val="bullet"/>
+      <w:lvlText w:val=""/>
+      <w:lvlJc w:val="left"/>
+      <w:pPr>
+        <w:tabs>
+          <w:tab w:val="num" w:pos="2880"/>
+        </w:tabs>
+        <w:ind w:left="2880" w:hanging="360"/>
+      </w:pPr>
+      <w:rPr>
+        <w:rFonts w:ascii="Wingdings" w:hAnsi="Wingdings" w:hint="default"/>
+        <w:sz w:val="20"/>
+      </w:rPr>
+    </w:lvl>
+    <w:lvl w:ilvl="4" w:tentative="1">
+      <w:start w:val="1"/>
+      <w:numFmt w:val="bullet"/>
+      <w:lvlText w:val=""/>
+      <w:lvlJc w:val="left"/>
+      <w:pPr>
+        <w:tabs>
+          <w:tab w:val="num" w:pos="3600"/>
+        </w:tabs>
+        <w:ind w:left="3600" w:hanging="360"/>
+      </w:pPr>
+      <w:rPr>
+        <w:rFonts w:ascii="Wingdings" w:hAnsi="Wingdings" w:hint="default"/>
+        <w:sz w:val="20"/>
+      </w:rPr>
+    </w:lvl>
+    <w:lvl w:ilvl="5" w:tentative="1">
+      <w:start w:val="1"/>
+      <w:numFmt w:val="bullet"/>
+      <w:lvlText w:val=""/>
+      <w:lvlJc w:val="left"/>
+      <w:pPr>
+        <w:tabs>
+          <w:tab w:val="num" w:pos="4320"/>
+        </w:tabs>
+        <w:ind w:left="4320" w:hanging="360"/>
+      </w:pPr>
+      <w:rPr>
+        <w:rFonts w:ascii="Wingdings" w:hAnsi="Wingdings" w:hint="default"/>
+        <w:sz w:val="20"/>
+      </w:rPr>
+    </w:lvl>
+    <w:lvl w:ilvl="6" w:tentative="1">
+      <w:start w:val="1"/>
+      <w:numFmt w:val="bullet"/>
+      <w:lvlText w:val=""/>
+      <w:lvlJc w:val="left"/>
+      <w:pPr>
+        <w:tabs>
+          <w:tab w:val="num" w:pos="5040"/>
+        </w:tabs>
+        <w:ind w:left="5040" w:hanging="360"/>
+      </w:pPr>
+      <w:rPr>
+        <w:rFonts w:ascii="Wingdings" w:hAnsi="Wingdings" w:hint="default"/>
+        <w:sz w:val="20"/>
+      </w:rPr>
+    </w:lvl>
+    <w:lvl w:ilvl="7" w:tentative="1">
+      <w:start w:val="1"/>
+      <w:numFmt w:val="bullet"/>
+      <w:lvlText w:val=""/>
+      <w:lvlJc w:val="left"/>
+      <w:pPr>
+        <w:tabs>
+          <w:tab w:val="num" w:pos="5760"/>
+        </w:tabs>
+        <w:ind w:left="5760" w:hanging="360"/>
+      </w:pPr>
+      <w:rPr>
+        <w:rFonts w:ascii="Wingdings" w:hAnsi="Wingdings" w:hint="default"/>
+        <w:sz w:val="20"/>
+      </w:rPr>
+    </w:lvl>
+    <w:lvl w:ilvl="8" w:tentative="1">
+      <w:start w:val="1"/>
+      <w:numFmt w:val="bullet"/>
+      <w:lvlText w:val=""/>
+      <w:lvlJc w:val="left"/>
+      <w:pPr>
+        <w:tabs>
+          <w:tab w:val="num" w:pos="6480"/>
+        </w:tabs>
+        <w:ind w:left="6480" w:hanging="360"/>
+      </w:pPr>
+      <w:rPr>
+        <w:rFonts w:ascii="Wingdings" w:hAnsi="Wingdings" w:hint="default"/>
+        <w:sz w:val="20"/>
+      </w:rPr>
+    </w:lvl>
+  </w:abstractNum>
+  <w:abstractNum w:abstractNumId="4" w15:restartNumberingAfterBreak="0">
+    <w:nsid w:val="28DB1EFD"/>
+    <w:multiLevelType w:val="multilevel"/>
+    <w:tmpl w:val="1936817A"/>
+    <w:lvl w:ilvl="0">
+      <w:start w:val="1"/>
+      <w:numFmt w:val="bullet"/>
+      <w:lvlText w:val=""/>
+      <w:lvlJc w:val="left"/>
+      <w:pPr>
+        <w:tabs>
+          <w:tab w:val="num" w:pos="720"/>
+        </w:tabs>
+        <w:ind w:left="720" w:hanging="360"/>
+      </w:pPr>
+      <w:rPr>
+        <w:rFonts w:ascii="Symbol" w:hAnsi="Symbol" w:hint="default"/>
+        <w:sz w:val="20"/>
+      </w:rPr>
+    </w:lvl>
+    <w:lvl w:ilvl="1" w:tentative="1">
+      <w:start w:val="1"/>
+      <w:numFmt w:val="bullet"/>
+      <w:lvlText w:val="o"/>
+      <w:lvlJc w:val="left"/>
+      <w:pPr>
+        <w:tabs>
+          <w:tab w:val="num" w:pos="1440"/>
+        </w:tabs>
+        <w:ind w:left="1440" w:hanging="360"/>
+      </w:pPr>
+      <w:rPr>
+        <w:rFonts w:ascii="Courier New" w:hAnsi="Courier New" w:hint="default"/>
+        <w:sz w:val="20"/>
+      </w:rPr>
+    </w:lvl>
+    <w:lvl w:ilvl="2" w:tentative="1">
+      <w:start w:val="1"/>
+      <w:numFmt w:val="bullet"/>
+      <w:lvlText w:val=""/>
+      <w:lvlJc w:val="left"/>
+      <w:pPr>
+        <w:tabs>
+          <w:tab w:val="num" w:pos="2160"/>
+        </w:tabs>
+        <w:ind w:left="2160" w:hanging="360"/>
+      </w:pPr>
+      <w:rPr>
+        <w:rFonts w:ascii="Wingdings" w:hAnsi="Wingdings" w:hint="default"/>
+        <w:sz w:val="20"/>
+      </w:rPr>
+    </w:lvl>
+    <w:lvl w:ilvl="3" w:tentative="1">
+      <w:start w:val="1"/>
+      <w:numFmt w:val="bullet"/>
+      <w:lvlText w:val=""/>
+      <w:lvlJc w:val="left"/>
+      <w:pPr>
+        <w:tabs>
+          <w:tab w:val="num" w:pos="2880"/>
+        </w:tabs>
+        <w:ind w:left="2880" w:hanging="360"/>
+      </w:pPr>
+      <w:rPr>
+        <w:rFonts w:ascii="Wingdings" w:hAnsi="Wingdings" w:hint="default"/>
+        <w:sz w:val="20"/>
+      </w:rPr>
+    </w:lvl>
+    <w:lvl w:ilvl="4" w:tentative="1">
+      <w:start w:val="1"/>
+      <w:numFmt w:val="bullet"/>
+      <w:lvlText w:val=""/>
+      <w:lvlJc w:val="left"/>
+      <w:pPr>
+        <w:tabs>
+          <w:tab w:val="num" w:pos="3600"/>
+        </w:tabs>
+        <w:ind w:left="3600" w:hanging="360"/>
+      </w:pPr>
+      <w:rPr>
+        <w:rFonts w:ascii="Wingdings" w:hAnsi="Wingdings" w:hint="default"/>
+        <w:sz w:val="20"/>
+      </w:rPr>
+    </w:lvl>
+    <w:lvl w:ilvl="5" w:tentative="1">
+      <w:start w:val="1"/>
+      <w:numFmt w:val="bullet"/>
+      <w:lvlText w:val=""/>
+      <w:lvlJc w:val="left"/>
+      <w:pPr>
+        <w:tabs>
+          <w:tab w:val="num" w:pos="4320"/>
+        </w:tabs>
+        <w:ind w:left="4320" w:hanging="360"/>
+      </w:pPr>
+      <w:rPr>
+        <w:rFonts w:ascii="Wingdings" w:hAnsi="Wingdings" w:hint="default"/>
+        <w:sz w:val="20"/>
+      </w:rPr>
+    </w:lvl>
+    <w:lvl w:ilvl="6" w:tentative="1">
+      <w:start w:val="1"/>
+      <w:numFmt w:val="bullet"/>
+      <w:lvlText w:val=""/>
+      <w:lvlJc w:val="left"/>
+      <w:pPr>
+        <w:tabs>
+          <w:tab w:val="num" w:pos="5040"/>
+        </w:tabs>
+        <w:ind w:left="5040" w:hanging="360"/>
+      </w:pPr>
+      <w:rPr>
+        <w:rFonts w:ascii="Wingdings" w:hAnsi="Wingdings" w:hint="default"/>
+        <w:sz w:val="20"/>
+      </w:rPr>
+    </w:lvl>
+    <w:lvl w:ilvl="7" w:tentative="1">
+      <w:start w:val="1"/>
+      <w:numFmt w:val="bullet"/>
+      <w:lvlText w:val=""/>
+      <w:lvlJc w:val="left"/>
+      <w:pPr>
+        <w:tabs>
+          <w:tab w:val="num" w:pos="5760"/>
+        </w:tabs>
+        <w:ind w:left="5760" w:hanging="360"/>
+      </w:pPr>
+      <w:rPr>
+        <w:rFonts w:ascii="Wingdings" w:hAnsi="Wingdings" w:hint="default"/>
+        <w:sz w:val="20"/>
+      </w:rPr>
+    </w:lvl>
+    <w:lvl w:ilvl="8" w:tentative="1">
+      <w:start w:val="1"/>
+      <w:numFmt w:val="bullet"/>
+      <w:lvlText w:val=""/>
+      <w:lvlJc w:val="left"/>
+      <w:pPr>
+        <w:tabs>
+          <w:tab w:val="num" w:pos="6480"/>
+        </w:tabs>
+        <w:ind w:left="6480" w:hanging="360"/>
+      </w:pPr>
+      <w:rPr>
+        <w:rFonts w:ascii="Wingdings" w:hAnsi="Wingdings" w:hint="default"/>
+        <w:sz w:val="20"/>
+      </w:rPr>
+    </w:lvl>
+  </w:abstractNum>
+  <w:abstractNum w:abstractNumId="5" w15:restartNumberingAfterBreak="0">
+    <w:nsid w:val="39D55157"/>
+    <w:multiLevelType w:val="multilevel"/>
+    <w:tmpl w:val="5440705C"/>
+    <w:lvl w:ilvl="0">
+      <w:start w:val="1"/>
+      <w:numFmt w:val="bullet"/>
+      <w:lvlText w:val=""/>
+      <w:lvlJc w:val="left"/>
+      <w:pPr>
+        <w:tabs>
+          <w:tab w:val="num" w:pos="720"/>
+        </w:tabs>
+        <w:ind w:left="720" w:hanging="360"/>
+      </w:pPr>
+      <w:rPr>
+        <w:rFonts w:ascii="Symbol" w:hAnsi="Symbol" w:hint="default"/>
+        <w:sz w:val="20"/>
+      </w:rPr>
+    </w:lvl>
+    <w:lvl w:ilvl="1">
+      <w:start w:val="1"/>
+      <w:numFmt w:val="bullet"/>
+      <w:lvlText w:val="o"/>
+      <w:lvlJc w:val="left"/>
+      <w:pPr>
+        <w:tabs>
+          <w:tab w:val="num" w:pos="1440"/>
+        </w:tabs>
+        <w:ind w:left="1440" w:hanging="360"/>
+      </w:pPr>
+      <w:rPr>
+        <w:rFonts w:ascii="Courier New" w:hAnsi="Courier New" w:hint="default"/>
+        <w:sz w:val="20"/>
+      </w:rPr>
+    </w:lvl>
+    <w:lvl w:ilvl="2" w:tentative="1">
+      <w:start w:val="1"/>
+      <w:numFmt w:val="bullet"/>
+      <w:lvlText w:val=""/>
+      <w:lvlJc w:val="left"/>
+      <w:pPr>
+        <w:tabs>
+          <w:tab w:val="num" w:pos="2160"/>
+        </w:tabs>
+        <w:ind w:left="2160" w:hanging="360"/>
+      </w:pPr>
+      <w:rPr>
+        <w:rFonts w:ascii="Wingdings" w:hAnsi="Wingdings" w:hint="default"/>
+        <w:sz w:val="20"/>
+      </w:rPr>
+    </w:lvl>
+    <w:lvl w:ilvl="3" w:tentative="1">
+      <w:start w:val="1"/>
+      <w:numFmt w:val="bullet"/>
+      <w:lvlText w:val=""/>
+      <w:lvlJc w:val="left"/>
+      <w:pPr>
+        <w:tabs>
+          <w:tab w:val="num" w:pos="2880"/>
+        </w:tabs>
+        <w:ind w:left="2880" w:hanging="360"/>
+      </w:pPr>
+      <w:rPr>
+        <w:rFonts w:ascii="Wingdings" w:hAnsi="Wingdings" w:hint="default"/>
+        <w:sz w:val="20"/>
+      </w:rPr>
+    </w:lvl>
+    <w:lvl w:ilvl="4" w:tentative="1">
+      <w:start w:val="1"/>
+      <w:numFmt w:val="bullet"/>
+      <w:lvlText w:val=""/>
+      <w:lvlJc w:val="left"/>
+      <w:pPr>
+        <w:tabs>
+          <w:tab w:val="num" w:pos="3600"/>
+        </w:tabs>
+        <w:ind w:left="3600" w:hanging="360"/>
+      </w:pPr>
+      <w:rPr>
+        <w:rFonts w:ascii="Wingdings" w:hAnsi="Wingdings" w:hint="default"/>
+        <w:sz w:val="20"/>
+      </w:rPr>
+    </w:lvl>
+    <w:lvl w:ilvl="5" w:tentative="1">
+      <w:start w:val="1"/>
+      <w:numFmt w:val="bullet"/>
+      <w:lvlText w:val=""/>
+      <w:lvlJc w:val="left"/>
+      <w:pPr>
+        <w:tabs>
+          <w:tab w:val="num" w:pos="4320"/>
+        </w:tabs>
+        <w:ind w:left="4320" w:hanging="360"/>
+      </w:pPr>
+      <w:rPr>
+        <w:rFonts w:ascii="Wingdings" w:hAnsi="Wingdings" w:hint="default"/>
+        <w:sz w:val="20"/>
+      </w:rPr>
+    </w:lvl>
+    <w:lvl w:ilvl="6" w:tentative="1">
+      <w:start w:val="1"/>
+      <w:numFmt w:val="bullet"/>
+      <w:lvlText w:val=""/>
+      <w:lvlJc w:val="left"/>
+      <w:pPr>
+        <w:tabs>
+          <w:tab w:val="num" w:pos="5040"/>
+        </w:tabs>
+        <w:ind w:left="5040" w:hanging="360"/>
+      </w:pPr>
+      <w:rPr>
+        <w:rFonts w:ascii="Wingdings" w:hAnsi="Wingdings" w:hint="default"/>
+        <w:sz w:val="20"/>
+      </w:rPr>
+    </w:lvl>
+    <w:lvl w:ilvl="7" w:tentative="1">
+      <w:start w:val="1"/>
+      <w:numFmt w:val="bullet"/>
+      <w:lvlText w:val=""/>
+      <w:lvlJc w:val="left"/>
+      <w:pPr>
+        <w:tabs>
+          <w:tab w:val="num" w:pos="5760"/>
+        </w:tabs>
+        <w:ind w:left="5760" w:hanging="360"/>
+      </w:pPr>
+      <w:rPr>
+        <w:rFonts w:ascii="Wingdings" w:hAnsi="Wingdings" w:hint="default"/>
+        <w:sz w:val="20"/>
+      </w:rPr>
+    </w:lvl>
+    <w:lvl w:ilvl="8" w:tentative="1">
+      <w:start w:val="1"/>
+      <w:numFmt w:val="bullet"/>
+      <w:lvlText w:val=""/>
+      <w:lvlJc w:val="left"/>
+      <w:pPr>
+        <w:tabs>
+          <w:tab w:val="num" w:pos="6480"/>
+        </w:tabs>
+        <w:ind w:left="6480" w:hanging="360"/>
+      </w:pPr>
+      <w:rPr>
+        <w:rFonts w:ascii="Wingdings" w:hAnsi="Wingdings" w:hint="default"/>
+        <w:sz w:val="20"/>
+      </w:rPr>
+    </w:lvl>
+  </w:abstractNum>
+  <w:abstractNum w:abstractNumId="6" w15:restartNumberingAfterBreak="0">
+    <w:nsid w:val="422B392B"/>
+    <w:multiLevelType w:val="multilevel"/>
+    <w:tmpl w:val="D598BA14"/>
+    <w:lvl w:ilvl="0">
+      <w:start w:val="1"/>
+      <w:numFmt w:val="bullet"/>
+      <w:lvlText w:val=""/>
+      <w:lvlJc w:val="left"/>
+      <w:pPr>
+        <w:tabs>
+          <w:tab w:val="num" w:pos="720"/>
+        </w:tabs>
+        <w:ind w:left="720" w:hanging="360"/>
+      </w:pPr>
+      <w:rPr>
+        <w:rFonts w:ascii="Symbol" w:hAnsi="Symbol" w:hint="default"/>
+        <w:sz w:val="20"/>
+      </w:rPr>
+    </w:lvl>
+    <w:lvl w:ilvl="1" w:tentative="1">
+      <w:start w:val="1"/>
+      <w:numFmt w:val="bullet"/>
+      <w:lvlText w:val="o"/>
+      <w:lvlJc w:val="left"/>
+      <w:pPr>
+        <w:tabs>
+          <w:tab w:val="num" w:pos="1440"/>
+        </w:tabs>
+        <w:ind w:left="1440" w:hanging="360"/>
+      </w:pPr>
+      <w:rPr>
+        <w:rFonts w:ascii="Courier New" w:hAnsi="Courier New" w:hint="default"/>
+        <w:sz w:val="20"/>
+      </w:rPr>
+    </w:lvl>
+    <w:lvl w:ilvl="2" w:tentative="1">
+      <w:start w:val="1"/>
+      <w:numFmt w:val="bullet"/>
+      <w:lvlText w:val=""/>
+      <w:lvlJc w:val="left"/>
+      <w:pPr>
+        <w:tabs>
+          <w:tab w:val="num" w:pos="2160"/>
+        </w:tabs>
+        <w:ind w:left="2160" w:hanging="360"/>
+      </w:pPr>
+      <w:rPr>
+        <w:rFonts w:ascii="Wingdings" w:hAnsi="Wingdings" w:hint="default"/>
+        <w:sz w:val="20"/>
+      </w:rPr>
+    </w:lvl>
+    <w:lvl w:ilvl="3" w:tentative="1">
+      <w:start w:val="1"/>
+      <w:numFmt w:val="bullet"/>
+      <w:lvlText w:val=""/>
+      <w:lvlJc w:val="left"/>
+      <w:pPr>
+        <w:tabs>
+          <w:tab w:val="num" w:pos="2880"/>
+        </w:tabs>
+        <w:ind w:left="2880" w:hanging="360"/>
+      </w:pPr>
+      <w:rPr>
+        <w:rFonts w:ascii="Wingdings" w:hAnsi="Wingdings" w:hint="default"/>
+        <w:sz w:val="20"/>
+      </w:rPr>
+    </w:lvl>
+    <w:lvl w:ilvl="4" w:tentative="1">
+      <w:start w:val="1"/>
+      <w:numFmt w:val="bullet"/>
+      <w:lvlText w:val=""/>
+      <w:lvlJc w:val="left"/>
+      <w:pPr>
+        <w:tabs>
+          <w:tab w:val="num" w:pos="3600"/>
+        </w:tabs>
+        <w:ind w:left="3600" w:hanging="360"/>
+      </w:pPr>
+      <w:rPr>
+        <w:rFonts w:ascii="Wingdings" w:hAnsi="Wingdings" w:hint="default"/>
+        <w:sz w:val="20"/>
+      </w:rPr>
+    </w:lvl>
+    <w:lvl w:ilvl="5" w:tentative="1">
+      <w:start w:val="1"/>
+      <w:numFmt w:val="bullet"/>
+      <w:lvlText w:val=""/>
+      <w:lvlJc w:val="left"/>
+      <w:pPr>
+        <w:tabs>
+          <w:tab w:val="num" w:pos="4320"/>
+        </w:tabs>
+        <w:ind w:left="4320" w:hanging="360"/>
+      </w:pPr>
+      <w:rPr>
+        <w:rFonts w:ascii="Wingdings" w:hAnsi="Wingdings" w:hint="default"/>
+        <w:sz w:val="20"/>
+      </w:rPr>
+    </w:lvl>
+    <w:lvl w:ilvl="6" w:tentative="1">
+      <w:start w:val="1"/>
+      <w:numFmt w:val="bullet"/>
+      <w:lvlText w:val=""/>
+      <w:lvlJc w:val="left"/>
+      <w:pPr>
+        <w:tabs>
+          <w:tab w:val="num" w:pos="5040"/>
+        </w:tabs>
+        <w:ind w:left="5040" w:hanging="360"/>
+      </w:pPr>
+      <w:rPr>
+        <w:rFonts w:ascii="Wingdings" w:hAnsi="Wingdings" w:hint="default"/>
+        <w:sz w:val="20"/>
+      </w:rPr>
+    </w:lvl>
+    <w:lvl w:ilvl="7" w:tentative="1">
+      <w:start w:val="1"/>
+      <w:numFmt w:val="bullet"/>
+      <w:lvlText w:val=""/>
+      <w:lvlJc w:val="left"/>
+      <w:pPr>
+        <w:tabs>
+          <w:tab w:val="num" w:pos="5760"/>
+        </w:tabs>
+        <w:ind w:left="5760" w:hanging="360"/>
+      </w:pPr>
+      <w:rPr>
+        <w:rFonts w:ascii="Wingdings" w:hAnsi="Wingdings" w:hint="default"/>
+        <w:sz w:val="20"/>
+      </w:rPr>
+    </w:lvl>
+    <w:lvl w:ilvl="8" w:tentative="1">
+      <w:start w:val="1"/>
+      <w:numFmt w:val="bullet"/>
+      <w:lvlText w:val=""/>
+      <w:lvlJc w:val="left"/>
+      <w:pPr>
+        <w:tabs>
+          <w:tab w:val="num" w:pos="6480"/>
+        </w:tabs>
+        <w:ind w:left="6480" w:hanging="360"/>
+      </w:pPr>
+      <w:rPr>
+        <w:rFonts w:ascii="Wingdings" w:hAnsi="Wingdings" w:hint="default"/>
+        <w:sz w:val="20"/>
+      </w:rPr>
+    </w:lvl>
+  </w:abstractNum>
+  <w:abstractNum w:abstractNumId="7" w15:restartNumberingAfterBreak="0">
+    <w:nsid w:val="43F37330"/>
+    <w:multiLevelType w:val="multilevel"/>
+    <w:tmpl w:val="7070E362"/>
+    <w:lvl w:ilvl="0">
+      <w:start w:val="1"/>
+      <w:numFmt w:val="bullet"/>
+      <w:lvlText w:val=""/>
+      <w:lvlJc w:val="left"/>
+      <w:pPr>
+        <w:tabs>
+          <w:tab w:val="num" w:pos="720"/>
+        </w:tabs>
+        <w:ind w:left="720" w:hanging="360"/>
+      </w:pPr>
+      <w:rPr>
+        <w:rFonts w:ascii="Symbol" w:hAnsi="Symbol" w:hint="default"/>
+        <w:sz w:val="20"/>
+      </w:rPr>
+    </w:lvl>
+    <w:lvl w:ilvl="1" w:tentative="1">
+      <w:start w:val="1"/>
+      <w:numFmt w:val="bullet"/>
+      <w:lvlText w:val="o"/>
+      <w:lvlJc w:val="left"/>
+      <w:pPr>
+        <w:tabs>
+          <w:tab w:val="num" w:pos="1440"/>
+        </w:tabs>
+        <w:ind w:left="1440" w:hanging="360"/>
+      </w:pPr>
+      <w:rPr>
+        <w:rFonts w:ascii="Courier New" w:hAnsi="Courier New" w:hint="default"/>
+        <w:sz w:val="20"/>
+      </w:rPr>
+    </w:lvl>
+    <w:lvl w:ilvl="2" w:tentative="1">
+      <w:start w:val="1"/>
+      <w:numFmt w:val="bullet"/>
+      <w:lvlText w:val=""/>
+      <w:lvlJc w:val="left"/>
+      <w:pPr>
+        <w:tabs>
+          <w:tab w:val="num" w:pos="2160"/>
+        </w:tabs>
+        <w:ind w:left="2160" w:hanging="360"/>
+      </w:pPr>
+      <w:rPr>
+        <w:rFonts w:ascii="Wingdings" w:hAnsi="Wingdings" w:hint="default"/>
+        <w:sz w:val="20"/>
+      </w:rPr>
+    </w:lvl>
+    <w:lvl w:ilvl="3" w:tentative="1">
+      <w:start w:val="1"/>
+      <w:numFmt w:val="bullet"/>
+      <w:lvlText w:val=""/>
+      <w:lvlJc w:val="left"/>
+      <w:pPr>
+        <w:tabs>
+          <w:tab w:val="num" w:pos="2880"/>
+        </w:tabs>
+        <w:ind w:left="2880" w:hanging="360"/>
+      </w:pPr>
+      <w:rPr>
+        <w:rFonts w:ascii="Wingdings" w:hAnsi="Wingdings" w:hint="default"/>
+        <w:sz w:val="20"/>
+      </w:rPr>
+    </w:lvl>
+    <w:lvl w:ilvl="4" w:tentative="1">
+      <w:start w:val="1"/>
+      <w:numFmt w:val="bullet"/>
+      <w:lvlText w:val=""/>
+      <w:lvlJc w:val="left"/>
+      <w:pPr>
+        <w:tabs>
+          <w:tab w:val="num" w:pos="3600"/>
+        </w:tabs>
+        <w:ind w:left="3600" w:hanging="360"/>
+      </w:pPr>
+      <w:rPr>
+        <w:rFonts w:ascii="Wingdings" w:hAnsi="Wingdings" w:hint="default"/>
+        <w:sz w:val="20"/>
+      </w:rPr>
+    </w:lvl>
+    <w:lvl w:ilvl="5" w:tentative="1">
+      <w:start w:val="1"/>
+      <w:numFmt w:val="bullet"/>
+      <w:lvlText w:val=""/>
+      <w:lvlJc w:val="left"/>
+      <w:pPr>
+        <w:tabs>
+          <w:tab w:val="num" w:pos="4320"/>
+        </w:tabs>
+        <w:ind w:left="4320" w:hanging="360"/>
+      </w:pPr>
+      <w:rPr>
+        <w:rFonts w:ascii="Wingdings" w:hAnsi="Wingdings" w:hint="default"/>
+        <w:sz w:val="20"/>
+      </w:rPr>
+    </w:lvl>
+    <w:lvl w:ilvl="6" w:tentative="1">
+      <w:start w:val="1"/>
+      <w:numFmt w:val="bullet"/>
+      <w:lvlText w:val=""/>
+      <w:lvlJc w:val="left"/>
+      <w:pPr>
+        <w:tabs>
+          <w:tab w:val="num" w:pos="5040"/>
+        </w:tabs>
+        <w:ind w:left="5040" w:hanging="360"/>
+      </w:pPr>
+      <w:rPr>
+        <w:rFonts w:ascii="Wingdings" w:hAnsi="Wingdings" w:hint="default"/>
+        <w:sz w:val="20"/>
+      </w:rPr>
+    </w:lvl>
+    <w:lvl w:ilvl="7" w:tentative="1">
+      <w:start w:val="1"/>
+      <w:numFmt w:val="bullet"/>
+      <w:lvlText w:val=""/>
+      <w:lvlJc w:val="left"/>
+      <w:pPr>
+        <w:tabs>
+          <w:tab w:val="num" w:pos="5760"/>
+        </w:tabs>
+        <w:ind w:left="5760" w:hanging="360"/>
+      </w:pPr>
+      <w:rPr>
+        <w:rFonts w:ascii="Wingdings" w:hAnsi="Wingdings" w:hint="default"/>
+        <w:sz w:val="20"/>
+      </w:rPr>
+    </w:lvl>
+    <w:lvl w:ilvl="8" w:tentative="1">
+      <w:start w:val="1"/>
+      <w:numFmt w:val="bullet"/>
+      <w:lvlText w:val=""/>
+      <w:lvlJc w:val="left"/>
+      <w:pPr>
+        <w:tabs>
+          <w:tab w:val="num" w:pos="6480"/>
+        </w:tabs>
+        <w:ind w:left="6480" w:hanging="360"/>
+      </w:pPr>
+      <w:rPr>
+        <w:rFonts w:ascii="Wingdings" w:hAnsi="Wingdings" w:hint="default"/>
+        <w:sz w:val="20"/>
+      </w:rPr>
+    </w:lvl>
+  </w:abstractNum>
+  <w:abstractNum w:abstractNumId="8" w15:restartNumberingAfterBreak="0">
+    <w:nsid w:val="49254AD2"/>
+    <w:multiLevelType w:val="multilevel"/>
+    <w:tmpl w:val="5BF8923E"/>
+    <w:lvl w:ilvl="0">
+      <w:start w:val="1"/>
+      <w:numFmt w:val="bullet"/>
+      <w:lvlText w:val=""/>
+      <w:lvlJc w:val="left"/>
+      <w:pPr>
+        <w:tabs>
+          <w:tab w:val="num" w:pos="720"/>
+        </w:tabs>
+        <w:ind w:left="720" w:hanging="360"/>
+      </w:pPr>
+      <w:rPr>
+        <w:rFonts w:ascii="Symbol" w:hAnsi="Symbol" w:hint="default"/>
+        <w:sz w:val="20"/>
+      </w:rPr>
+    </w:lvl>
+    <w:lvl w:ilvl="1" w:tentative="1">
+      <w:start w:val="1"/>
+      <w:numFmt w:val="bullet"/>
+      <w:lvlText w:val="o"/>
+      <w:lvlJc w:val="left"/>
+      <w:pPr>
+        <w:tabs>
+          <w:tab w:val="num" w:pos="1440"/>
+        </w:tabs>
+        <w:ind w:left="1440" w:hanging="360"/>
+      </w:pPr>
+      <w:rPr>
+        <w:rFonts w:ascii="Courier New" w:hAnsi="Courier New" w:hint="default"/>
+        <w:sz w:val="20"/>
+      </w:rPr>
+    </w:lvl>
+    <w:lvl w:ilvl="2" w:tentative="1">
+      <w:start w:val="1"/>
+      <w:numFmt w:val="bullet"/>
+      <w:lvlText w:val=""/>
+      <w:lvlJc w:val="left"/>
+      <w:pPr>
+        <w:tabs>
+          <w:tab w:val="num" w:pos="2160"/>
+        </w:tabs>
+        <w:ind w:left="2160" w:hanging="360"/>
+      </w:pPr>
+      <w:rPr>
+        <w:rFonts w:ascii="Wingdings" w:hAnsi="Wingdings" w:hint="default"/>
+        <w:sz w:val="20"/>
+      </w:rPr>
+    </w:lvl>
+    <w:lvl w:ilvl="3" w:tentative="1">
+      <w:start w:val="1"/>
+      <w:numFmt w:val="bullet"/>
+      <w:lvlText w:val=""/>
+      <w:lvlJc w:val="left"/>
+      <w:pPr>
+        <w:tabs>
+          <w:tab w:val="num" w:pos="2880"/>
+        </w:tabs>
+        <w:ind w:left="2880" w:hanging="360"/>
+      </w:pPr>
+      <w:rPr>
+        <w:rFonts w:ascii="Wingdings" w:hAnsi="Wingdings" w:hint="default"/>
+        <w:sz w:val="20"/>
+      </w:rPr>
+    </w:lvl>
+    <w:lvl w:ilvl="4" w:tentative="1">
+      <w:start w:val="1"/>
+      <w:numFmt w:val="bullet"/>
+      <w:lvlText w:val=""/>
+      <w:lvlJc w:val="left"/>
+      <w:pPr>
+        <w:tabs>
+          <w:tab w:val="num" w:pos="3600"/>
+        </w:tabs>
+        <w:ind w:left="3600" w:hanging="360"/>
+      </w:pPr>
+      <w:rPr>
+        <w:rFonts w:ascii="Wingdings" w:hAnsi="Wingdings" w:hint="default"/>
+        <w:sz w:val="20"/>
+      </w:rPr>
+    </w:lvl>
+    <w:lvl w:ilvl="5" w:tentative="1">
+      <w:start w:val="1"/>
+      <w:numFmt w:val="bullet"/>
+      <w:lvlText w:val=""/>
+      <w:lvlJc w:val="left"/>
+      <w:pPr>
+        <w:tabs>
+          <w:tab w:val="num" w:pos="4320"/>
+        </w:tabs>
+        <w:ind w:left="4320" w:hanging="360"/>
+      </w:pPr>
+      <w:rPr>
+        <w:rFonts w:ascii="Wingdings" w:hAnsi="Wingdings" w:hint="default"/>
+        <w:sz w:val="20"/>
+      </w:rPr>
+    </w:lvl>
+    <w:lvl w:ilvl="6" w:tentative="1">
+      <w:start w:val="1"/>
+      <w:numFmt w:val="bullet"/>
+      <w:lvlText w:val=""/>
+      <w:lvlJc w:val="left"/>
+      <w:pPr>
+        <w:tabs>
+          <w:tab w:val="num" w:pos="5040"/>
+        </w:tabs>
+        <w:ind w:left="5040" w:hanging="360"/>
+      </w:pPr>
+      <w:rPr>
+        <w:rFonts w:ascii="Wingdings" w:hAnsi="Wingdings" w:hint="default"/>
+        <w:sz w:val="20"/>
+      </w:rPr>
+    </w:lvl>
+    <w:lvl w:ilvl="7" w:tentative="1">
+      <w:start w:val="1"/>
+      <w:numFmt w:val="bullet"/>
+      <w:lvlText w:val=""/>
+      <w:lvlJc w:val="left"/>
+      <w:pPr>
+        <w:tabs>
+          <w:tab w:val="num" w:pos="5760"/>
+        </w:tabs>
+        <w:ind w:left="5760" w:hanging="360"/>
+      </w:pPr>
+      <w:rPr>
+        <w:rFonts w:ascii="Wingdings" w:hAnsi="Wingdings" w:hint="default"/>
+        <w:sz w:val="20"/>
+      </w:rPr>
+    </w:lvl>
+    <w:lvl w:ilvl="8" w:tentative="1">
+      <w:start w:val="1"/>
+      <w:numFmt w:val="bullet"/>
+      <w:lvlText w:val=""/>
+      <w:lvlJc w:val="left"/>
+      <w:pPr>
+        <w:tabs>
+          <w:tab w:val="num" w:pos="6480"/>
+        </w:tabs>
+        <w:ind w:left="6480" w:hanging="360"/>
+      </w:pPr>
+      <w:rPr>
+        <w:rFonts w:ascii="Wingdings" w:hAnsi="Wingdings" w:hint="default"/>
+        <w:sz w:val="20"/>
+      </w:rPr>
+    </w:lvl>
+  </w:abstractNum>
+  <w:abstractNum w:abstractNumId="9" w15:restartNumberingAfterBreak="0">
+    <w:nsid w:val="505D4ABB"/>
+    <w:multiLevelType w:val="multilevel"/>
+    <w:tmpl w:val="370C5054"/>
+    <w:lvl w:ilvl="0">
+      <w:start w:val="1"/>
+      <w:numFmt w:val="bullet"/>
+      <w:lvlText w:val=""/>
+      <w:lvlJc w:val="left"/>
+      <w:pPr>
+        <w:tabs>
+          <w:tab w:val="num" w:pos="720"/>
+        </w:tabs>
+        <w:ind w:left="720" w:hanging="360"/>
+      </w:pPr>
+      <w:rPr>
+        <w:rFonts w:ascii="Symbol" w:hAnsi="Symbol" w:hint="default"/>
+        <w:sz w:val="20"/>
+      </w:rPr>
+    </w:lvl>
+    <w:lvl w:ilvl="1" w:tentative="1">
+      <w:start w:val="1"/>
+      <w:numFmt w:val="bullet"/>
+      <w:lvlText w:val="o"/>
+      <w:lvlJc w:val="left"/>
+      <w:pPr>
+        <w:tabs>
+          <w:tab w:val="num" w:pos="1440"/>
+        </w:tabs>
+        <w:ind w:left="1440" w:hanging="360"/>
+      </w:pPr>
+      <w:rPr>
+        <w:rFonts w:ascii="Courier New" w:hAnsi="Courier New" w:hint="default"/>
+        <w:sz w:val="20"/>
+      </w:rPr>
+    </w:lvl>
+    <w:lvl w:ilvl="2" w:tentative="1">
+      <w:start w:val="1"/>
+      <w:numFmt w:val="bullet"/>
+      <w:lvlText w:val=""/>
+      <w:lvlJc w:val="left"/>
+      <w:pPr>
+        <w:tabs>
+          <w:tab w:val="num" w:pos="2160"/>
+        </w:tabs>
+        <w:ind w:left="2160" w:hanging="360"/>
+      </w:pPr>
+      <w:rPr>
+        <w:rFonts w:ascii="Wingdings" w:hAnsi="Wingdings" w:hint="default"/>
+        <w:sz w:val="20"/>
+      </w:rPr>
+    </w:lvl>
+    <w:lvl w:ilvl="3" w:tentative="1">
+      <w:start w:val="1"/>
+      <w:numFmt w:val="bullet"/>
+      <w:lvlText w:val=""/>
+      <w:lvlJc w:val="left"/>
+      <w:pPr>
+        <w:tabs>
+          <w:tab w:val="num" w:pos="2880"/>
+        </w:tabs>
+        <w:ind w:left="2880" w:hanging="360"/>
+      </w:pPr>
+      <w:rPr>
+        <w:rFonts w:ascii="Wingdings" w:hAnsi="Wingdings" w:hint="default"/>
+        <w:sz w:val="20"/>
+      </w:rPr>
+    </w:lvl>
+    <w:lvl w:ilvl="4" w:tentative="1">
+      <w:start w:val="1"/>
+      <w:numFmt w:val="bullet"/>
+      <w:lvlText w:val=""/>
+      <w:lvlJc w:val="left"/>
+      <w:pPr>
+        <w:tabs>
+          <w:tab w:val="num" w:pos="3600"/>
+        </w:tabs>
+        <w:ind w:left="3600" w:hanging="360"/>
+      </w:pPr>
+      <w:rPr>
+        <w:rFonts w:ascii="Wingdings" w:hAnsi="Wingdings" w:hint="default"/>
+        <w:sz w:val="20"/>
+      </w:rPr>
+    </w:lvl>
+    <w:lvl w:ilvl="5" w:tentative="1">
+      <w:start w:val="1"/>
+      <w:numFmt w:val="bullet"/>
+      <w:lvlText w:val=""/>
+      <w:lvlJc w:val="left"/>
+      <w:pPr>
+        <w:tabs>
+          <w:tab w:val="num" w:pos="4320"/>
+        </w:tabs>
+        <w:ind w:left="4320" w:hanging="360"/>
+      </w:pPr>
+      <w:rPr>
+        <w:rFonts w:ascii="Wingdings" w:hAnsi="Wingdings" w:hint="default"/>
+        <w:sz w:val="20"/>
+      </w:rPr>
+    </w:lvl>
+    <w:lvl w:ilvl="6" w:tentative="1">
+      <w:start w:val="1"/>
+      <w:numFmt w:val="bullet"/>
+      <w:lvlText w:val=""/>
+      <w:lvlJc w:val="left"/>
+      <w:pPr>
+        <w:tabs>
+          <w:tab w:val="num" w:pos="5040"/>
+        </w:tabs>
+        <w:ind w:left="5040" w:hanging="360"/>
+      </w:pPr>
+      <w:rPr>
+        <w:rFonts w:ascii="Wingdings" w:hAnsi="Wingdings" w:hint="default"/>
+        <w:sz w:val="20"/>
+      </w:rPr>
+    </w:lvl>
+    <w:lvl w:ilvl="7" w:tentative="1">
+      <w:start w:val="1"/>
+      <w:numFmt w:val="bullet"/>
+      <w:lvlText w:val=""/>
+      <w:lvlJc w:val="left"/>
+      <w:pPr>
+        <w:tabs>
+          <w:tab w:val="num" w:pos="5760"/>
+        </w:tabs>
+        <w:ind w:left="5760" w:hanging="360"/>
+      </w:pPr>
+      <w:rPr>
+        <w:rFonts w:ascii="Wingdings" w:hAnsi="Wingdings" w:hint="default"/>
+        <w:sz w:val="20"/>
+      </w:rPr>
+    </w:lvl>
+    <w:lvl w:ilvl="8" w:tentative="1">
+      <w:start w:val="1"/>
+      <w:numFmt w:val="bullet"/>
+      <w:lvlText w:val=""/>
+      <w:lvlJc w:val="left"/>
+      <w:pPr>
+        <w:tabs>
+          <w:tab w:val="num" w:pos="6480"/>
+        </w:tabs>
+        <w:ind w:left="6480" w:hanging="360"/>
+      </w:pPr>
+      <w:rPr>
+        <w:rFonts w:ascii="Wingdings" w:hAnsi="Wingdings" w:hint="default"/>
+        <w:sz w:val="20"/>
+      </w:rPr>
+    </w:lvl>
+  </w:abstractNum>
+  <w:abstractNum w:abstractNumId="10" w15:restartNumberingAfterBreak="0">
+    <w:nsid w:val="746B0903"/>
+    <w:multiLevelType w:val="multilevel"/>
+    <w:tmpl w:val="CDC0EEDE"/>
+    <w:lvl w:ilvl="0">
+      <w:start w:val="1"/>
+      <w:numFmt w:val="bullet"/>
+      <w:lvlText w:val=""/>
+      <w:lvlJc w:val="left"/>
+      <w:pPr>
+        <w:tabs>
+          <w:tab w:val="num" w:pos="720"/>
+        </w:tabs>
+        <w:ind w:left="720" w:hanging="360"/>
+      </w:pPr>
+      <w:rPr>
+        <w:rFonts w:ascii="Symbol" w:hAnsi="Symbol" w:hint="default"/>
+        <w:sz w:val="20"/>
+      </w:rPr>
+    </w:lvl>
+    <w:lvl w:ilvl="1" w:tentative="1">
+      <w:start w:val="1"/>
+      <w:numFmt w:val="bullet"/>
+      <w:lvlText w:val="o"/>
+      <w:lvlJc w:val="left"/>
+      <w:pPr>
+        <w:tabs>
+          <w:tab w:val="num" w:pos="1440"/>
+        </w:tabs>
+        <w:ind w:left="1440" w:hanging="360"/>
+      </w:pPr>
+      <w:rPr>
+        <w:rFonts w:ascii="Courier New" w:hAnsi="Courier New" w:hint="default"/>
+        <w:sz w:val="20"/>
+      </w:rPr>
+    </w:lvl>
+    <w:lvl w:ilvl="2" w:tentative="1">
+      <w:start w:val="1"/>
+      <w:numFmt w:val="bullet"/>
+      <w:lvlText w:val=""/>
+      <w:lvlJc w:val="left"/>
+      <w:pPr>
+        <w:tabs>
+          <w:tab w:val="num" w:pos="2160"/>
+        </w:tabs>
+        <w:ind w:left="2160" w:hanging="360"/>
+      </w:pPr>
+      <w:rPr>
+        <w:rFonts w:ascii="Wingdings" w:hAnsi="Wingdings" w:hint="default"/>
+        <w:sz w:val="20"/>
+      </w:rPr>
+    </w:lvl>
+    <w:lvl w:ilvl="3" w:tentative="1">
+      <w:start w:val="1"/>
+      <w:numFmt w:val="bullet"/>
+      <w:lvlText w:val=""/>
+      <w:lvlJc w:val="left"/>
+      <w:pPr>
+        <w:tabs>
+          <w:tab w:val="num" w:pos="2880"/>
+        </w:tabs>
+        <w:ind w:left="2880" w:hanging="360"/>
+      </w:pPr>
+      <w:rPr>
+        <w:rFonts w:ascii="Wingdings" w:hAnsi="Wingdings" w:hint="default"/>
+        <w:sz w:val="20"/>
+      </w:rPr>
+    </w:lvl>
+    <w:lvl w:ilvl="4" w:tentative="1">
+      <w:start w:val="1"/>
+      <w:numFmt w:val="bullet"/>
+      <w:lvlText w:val=""/>
+      <w:lvlJc w:val="left"/>
+      <w:pPr>
+        <w:tabs>
+          <w:tab w:val="num" w:pos="3600"/>
+        </w:tabs>
+        <w:ind w:left="3600" w:hanging="360"/>
+      </w:pPr>
+      <w:rPr>
+        <w:rFonts w:ascii="Wingdings" w:hAnsi="Wingdings" w:hint="default"/>
+        <w:sz w:val="20"/>
+      </w:rPr>
+    </w:lvl>
+    <w:lvl w:ilvl="5" w:tentative="1">
+      <w:start w:val="1"/>
+      <w:numFmt w:val="bullet"/>
+      <w:lvlText w:val=""/>
+      <w:lvlJc w:val="left"/>
+      <w:pPr>
+        <w:tabs>
+          <w:tab w:val="num" w:pos="4320"/>
+        </w:tabs>
+        <w:ind w:left="4320" w:hanging="360"/>
+      </w:pPr>
+      <w:rPr>
+        <w:rFonts w:ascii="Wingdings" w:hAnsi="Wingdings" w:hint="default"/>
+        <w:sz w:val="20"/>
+      </w:rPr>
+    </w:lvl>
+    <w:lvl w:ilvl="6" w:tentative="1">
+      <w:start w:val="1"/>
+      <w:numFmt w:val="bullet"/>
+      <w:lvlText w:val=""/>
+      <w:lvlJc w:val="left"/>
+      <w:pPr>
+        <w:tabs>
+          <w:tab w:val="num" w:pos="5040"/>
+        </w:tabs>
+        <w:ind w:left="5040" w:hanging="360"/>
+      </w:pPr>
+      <w:rPr>
+        <w:rFonts w:ascii="Wingdings" w:hAnsi="Wingdings" w:hint="default"/>
+        <w:sz w:val="20"/>
+      </w:rPr>
+    </w:lvl>
+    <w:lvl w:ilvl="7" w:tentative="1">
+      <w:start w:val="1"/>
+      <w:numFmt w:val="bullet"/>
+      <w:lvlText w:val=""/>
+      <w:lvlJc w:val="left"/>
+      <w:pPr>
+        <w:tabs>
+          <w:tab w:val="num" w:pos="5760"/>
+        </w:tabs>
+        <w:ind w:left="5760" w:hanging="360"/>
+      </w:pPr>
+      <w:rPr>
+        <w:rFonts w:ascii="Wingdings" w:hAnsi="Wingdings" w:hint="default"/>
+        <w:sz w:val="20"/>
+      </w:rPr>
+    </w:lvl>
+    <w:lvl w:ilvl="8" w:tentative="1">
+      <w:start w:val="1"/>
+      <w:numFmt w:val="bullet"/>
+      <w:lvlText w:val=""/>
+      <w:lvlJc w:val="left"/>
+      <w:pPr>
+        <w:tabs>
+          <w:tab w:val="num" w:pos="6480"/>
+        </w:tabs>
+        <w:ind w:left="6480" w:hanging="360"/>
+      </w:pPr>
+      <w:rPr>
+        <w:rFonts w:ascii="Wingdings" w:hAnsi="Wingdings" w:hint="default"/>
+        <w:sz w:val="20"/>
+      </w:rPr>
+    </w:lvl>
+  </w:abstractNum>
   <w:num w:numId="1" w16cid:durableId="2054428733">
+    <w:abstractNumId w:val="1"/>
+  </w:num>
+  <w:num w:numId="2" w16cid:durableId="1572502560">
+    <w:abstractNumId w:val="2"/>
+  </w:num>
+  <w:num w:numId="3" w16cid:durableId="20476723">
+    <w:abstractNumId w:val="6"/>
+  </w:num>
+  <w:num w:numId="4" w16cid:durableId="2055153663">
+    <w:abstractNumId w:val="5"/>
+  </w:num>
+  <w:num w:numId="5" w16cid:durableId="1200161833">
+    <w:abstractNumId w:val="4"/>
+  </w:num>
+  <w:num w:numId="6" w16cid:durableId="1913390976">
+    <w:abstractNumId w:val="8"/>
+  </w:num>
+  <w:num w:numId="7" w16cid:durableId="605502296">
+    <w:abstractNumId w:val="10"/>
+  </w:num>
+  <w:num w:numId="8" w16cid:durableId="135072698">
+    <w:abstractNumId w:val="9"/>
+  </w:num>
+  <w:num w:numId="9" w16cid:durableId="1501115036">
     <w:abstractNumId w:val="0"/>
   </w:num>
-  <w:num w:numId="2" w16cid:durableId="1572502560">
-    <w:abstractNumId w:val="1"/>
+  <w:num w:numId="10" w16cid:durableId="1917126780">
+    <w:abstractNumId w:val="7"/>
+  </w:num>
+  <w:num w:numId="11" w16cid:durableId="2044093364">
+    <w:abstractNumId w:val="3"/>
   </w:num>
 </w:numbering>
 </file>
@@ -1336,7 +4033,6 @@
     <w:next w:val="Normal"/>
     <w:link w:val="Heading3Char"/>
     <w:uiPriority w:val="9"/>
-    <w:semiHidden/>
     <w:unhideWhenUsed/>
     <w:qFormat/>
     <w:rsid w:val="00704D2B"/>
@@ -1544,7 +4240,6 @@
     <w:basedOn w:val="DefaultParagraphFont"/>
     <w:link w:val="Heading3"/>
     <w:uiPriority w:val="9"/>
-    <w:semiHidden/>
     <w:rsid w:val="00704D2B"/>
     <w:rPr>
       <w:caps/>

--- a/Section-20.docx
+++ b/Section-20.docx
@@ -6,7 +6,7 @@
       <w:pPr>
         <w:pStyle w:val="Heading1"/>
         <w:rPr>
-          <w:rFonts w:ascii="Cambria" w:hAnsi="Cambria"/>
+          <w:rFonts w:asciiTheme="majorHAnsi" w:hAnsiTheme="majorHAnsi"/>
           <w:color w:val="auto"/>
           <w:sz w:val="20"/>
           <w:szCs w:val="20"/>
@@ -14,7 +14,7 @@
       </w:pPr>
       <w:r>
         <w:rPr>
-          <w:rFonts w:ascii="Cambria" w:hAnsi="Cambria"/>
+          <w:rFonts w:asciiTheme="majorHAnsi" w:hAnsiTheme="majorHAnsi"/>
           <w:caps w:val="0"/>
           <w:sz w:val="20"/>
           <w:szCs w:val="20"/>
@@ -25,27 +25,27 @@
     <w:p>
       <w:pPr>
         <w:rPr>
-          <w:rFonts w:ascii="Cambria" w:hAnsi="Cambria"/>
+          <w:rFonts w:asciiTheme="majorHAnsi" w:hAnsiTheme="majorHAnsi"/>
           <w:spacing w:val="15"/>
         </w:rPr>
       </w:pPr>
       <w:r>
         <w:rPr>
-          <w:rFonts w:ascii="Cambria" w:hAnsi="Cambria"/>
+          <w:rFonts w:asciiTheme="majorHAnsi" w:hAnsiTheme="majorHAnsi"/>
           <w:spacing w:val="15"/>
         </w:rPr>
         <w:t>FROM SKLEARN.METRICS IMPORT CONFUSION_MATRIX</w:t>
       </w:r>
       <w:r>
         <w:rPr>
-          <w:rFonts w:ascii="Cambria" w:hAnsi="Cambria"/>
+          <w:rFonts w:asciiTheme="majorHAnsi" w:hAnsiTheme="majorHAnsi"/>
           <w:spacing w:val="15"/>
         </w:rPr>
         <w:br/>
       </w:r>
       <w:r>
         <w:rPr>
-          <w:rFonts w:ascii="Cambria" w:hAnsi="Cambria"/>
+          <w:rFonts w:asciiTheme="majorHAnsi" w:hAnsiTheme="majorHAnsi"/>
           <w:spacing w:val="15"/>
         </w:rPr>
         <w:br/>
@@ -53,14 +53,14 @@
       </w:r>
       <w:r>
         <w:rPr>
-          <w:rFonts w:ascii="Cambria" w:hAnsi="Cambria"/>
+          <w:rFonts w:asciiTheme="majorHAnsi" w:hAnsiTheme="majorHAnsi"/>
           <w:spacing w:val="15"/>
         </w:rPr>
         <w:br/>
       </w:r>
       <w:r>
         <w:rPr>
-          <w:rFonts w:ascii="Cambria" w:hAnsi="Cambria"/>
+          <w:rFonts w:asciiTheme="majorHAnsi" w:hAnsiTheme="majorHAnsi"/>
           <w:spacing w:val="15"/>
         </w:rPr>
         <w:br/>
@@ -68,7 +68,7 @@
       </w:r>
       <w:r>
         <w:rPr>
-          <w:rFonts w:ascii="Cambria" w:hAnsi="Cambria"/>
+          <w:rFonts w:asciiTheme="majorHAnsi" w:hAnsiTheme="majorHAnsi"/>
           <w:spacing w:val="15"/>
         </w:rPr>
         <w:br/>
@@ -79,7 +79,7 @@
       <w:pPr>
         <w:pStyle w:val="Heading1"/>
         <w:rPr>
-          <w:rFonts w:ascii="Cambria" w:hAnsi="Cambria"/>
+          <w:rFonts w:asciiTheme="majorHAnsi" w:hAnsiTheme="majorHAnsi"/>
           <w:color w:val="auto"/>
           <w:sz w:val="20"/>
           <w:szCs w:val="20"/>
@@ -87,7 +87,7 @@
       </w:pPr>
       <w:r>
         <w:rPr>
-          <w:rFonts w:ascii="Cambria" w:hAnsi="Cambria"/>
+          <w:rFonts w:asciiTheme="majorHAnsi" w:hAnsiTheme="majorHAnsi"/>
           <w:caps w:val="0"/>
           <w:sz w:val="20"/>
           <w:szCs w:val="20"/>
@@ -98,20 +98,20 @@
     <w:p>
       <w:pPr>
         <w:rPr>
-          <w:rFonts w:ascii="Cambria" w:hAnsi="Cambria"/>
+          <w:rFonts w:asciiTheme="majorHAnsi" w:hAnsiTheme="majorHAnsi"/>
           <w:spacing w:val="15"/>
         </w:rPr>
       </w:pPr>
       <w:r>
         <w:rPr>
-          <w:rFonts w:ascii="Cambria" w:hAnsi="Cambria"/>
+          <w:rFonts w:asciiTheme="majorHAnsi" w:hAnsiTheme="majorHAnsi"/>
           <w:spacing w:val="15"/>
         </w:rPr>
         <w:t>IMPORT SEABORN AS SNS</w:t>
       </w:r>
       <w:r>
         <w:rPr>
-          <w:rFonts w:ascii="Cambria" w:hAnsi="Cambria"/>
+          <w:rFonts w:asciiTheme="majorHAnsi" w:hAnsiTheme="majorHAnsi"/>
           <w:spacing w:val="15"/>
         </w:rPr>
         <w:br/>
@@ -119,7 +119,7 @@
       </w:r>
       <w:r>
         <w:rPr>
-          <w:rFonts w:ascii="Cambria" w:hAnsi="Cambria"/>
+          <w:rFonts w:asciiTheme="majorHAnsi" w:hAnsiTheme="majorHAnsi"/>
           <w:spacing w:val="15"/>
         </w:rPr>
         <w:br/>
@@ -127,14 +127,14 @@
       </w:r>
       <w:r>
         <w:rPr>
-          <w:rFonts w:ascii="Cambria" w:hAnsi="Cambria"/>
+          <w:rFonts w:asciiTheme="majorHAnsi" w:hAnsiTheme="majorHAnsi"/>
           <w:spacing w:val="15"/>
         </w:rPr>
         <w:br/>
       </w:r>
       <w:r>
         <w:rPr>
-          <w:rFonts w:ascii="Cambria" w:hAnsi="Cambria"/>
+          <w:rFonts w:asciiTheme="majorHAnsi" w:hAnsiTheme="majorHAnsi"/>
           <w:spacing w:val="15"/>
         </w:rPr>
         <w:br/>
@@ -142,14 +142,14 @@
       </w:r>
       <w:r>
         <w:rPr>
-          <w:rFonts w:ascii="Cambria" w:hAnsi="Cambria"/>
+          <w:rFonts w:asciiTheme="majorHAnsi" w:hAnsiTheme="majorHAnsi"/>
           <w:spacing w:val="15"/>
         </w:rPr>
         <w:br/>
       </w:r>
       <w:r>
         <w:rPr>
-          <w:rFonts w:ascii="Cambria" w:hAnsi="Cambria"/>
+          <w:rFonts w:asciiTheme="majorHAnsi" w:hAnsiTheme="majorHAnsi"/>
           <w:spacing w:val="15"/>
         </w:rPr>
         <w:br/>
@@ -157,7 +157,7 @@
       </w:r>
       <w:r>
         <w:rPr>
-          <w:rFonts w:ascii="Cambria" w:hAnsi="Cambria"/>
+          <w:rFonts w:asciiTheme="majorHAnsi" w:hAnsiTheme="majorHAnsi"/>
           <w:spacing w:val="15"/>
         </w:rPr>
         <w:br/>
@@ -165,7 +165,7 @@
       </w:r>
       <w:r>
         <w:rPr>
-          <w:rFonts w:ascii="Cambria" w:hAnsi="Cambria"/>
+          <w:rFonts w:asciiTheme="majorHAnsi" w:hAnsiTheme="majorHAnsi"/>
           <w:spacing w:val="15"/>
         </w:rPr>
         <w:br/>
@@ -173,7 +173,7 @@
       </w:r>
       <w:r>
         <w:rPr>
-          <w:rFonts w:ascii="Cambria" w:hAnsi="Cambria"/>
+          <w:rFonts w:asciiTheme="majorHAnsi" w:hAnsiTheme="majorHAnsi"/>
           <w:spacing w:val="15"/>
         </w:rPr>
         <w:br/>
@@ -181,7 +181,7 @@
       </w:r>
       <w:r>
         <w:rPr>
-          <w:rFonts w:ascii="Cambria" w:hAnsi="Cambria"/>
+          <w:rFonts w:asciiTheme="majorHAnsi" w:hAnsiTheme="majorHAnsi"/>
           <w:spacing w:val="15"/>
         </w:rPr>
         <w:br/>
@@ -189,7 +189,7 @@
       </w:r>
       <w:r>
         <w:rPr>
-          <w:rFonts w:ascii="Cambria" w:hAnsi="Cambria"/>
+          <w:rFonts w:asciiTheme="majorHAnsi" w:hAnsiTheme="majorHAnsi"/>
           <w:spacing w:val="15"/>
         </w:rPr>
         <w:br/>
@@ -197,7 +197,7 @@
       </w:r>
       <w:r>
         <w:rPr>
-          <w:rFonts w:ascii="Cambria" w:hAnsi="Cambria"/>
+          <w:rFonts w:asciiTheme="majorHAnsi" w:hAnsiTheme="majorHAnsi"/>
           <w:spacing w:val="15"/>
         </w:rPr>
         <w:br/>
@@ -205,7 +205,7 @@
       </w:r>
       <w:r>
         <w:rPr>
-          <w:rFonts w:ascii="Cambria" w:hAnsi="Cambria"/>
+          <w:rFonts w:asciiTheme="majorHAnsi" w:hAnsiTheme="majorHAnsi"/>
           <w:spacing w:val="15"/>
         </w:rPr>
         <w:br/>
@@ -213,7 +213,7 @@
       </w:r>
       <w:r>
         <w:rPr>
-          <w:rFonts w:ascii="Cambria" w:hAnsi="Cambria"/>
+          <w:rFonts w:asciiTheme="majorHAnsi" w:hAnsiTheme="majorHAnsi"/>
           <w:spacing w:val="15"/>
         </w:rPr>
         <w:br/>
@@ -221,7 +221,7 @@
       </w:r>
       <w:r>
         <w:rPr>
-          <w:rFonts w:ascii="Cambria" w:hAnsi="Cambria"/>
+          <w:rFonts w:asciiTheme="majorHAnsi" w:hAnsiTheme="majorHAnsi"/>
           <w:spacing w:val="15"/>
         </w:rPr>
         <w:br/>
@@ -229,7 +229,7 @@
       </w:r>
       <w:r>
         <w:rPr>
-          <w:rFonts w:ascii="Cambria" w:hAnsi="Cambria"/>
+          <w:rFonts w:asciiTheme="majorHAnsi" w:hAnsiTheme="majorHAnsi"/>
           <w:spacing w:val="15"/>
         </w:rPr>
         <w:br/>
@@ -237,7 +237,7 @@
       </w:r>
       <w:r>
         <w:rPr>
-          <w:rFonts w:ascii="Cambria" w:hAnsi="Cambria"/>
+          <w:rFonts w:asciiTheme="majorHAnsi" w:hAnsiTheme="majorHAnsi"/>
           <w:spacing w:val="15"/>
         </w:rPr>
         <w:br/>
@@ -245,7 +245,7 @@
       </w:r>
       <w:r>
         <w:rPr>
-          <w:rFonts w:ascii="Cambria" w:hAnsi="Cambria"/>
+          <w:rFonts w:asciiTheme="majorHAnsi" w:hAnsiTheme="majorHAnsi"/>
           <w:spacing w:val="15"/>
         </w:rPr>
         <w:br/>
@@ -253,7 +253,7 @@
       </w:r>
       <w:r>
         <w:rPr>
-          <w:rFonts w:ascii="Cambria" w:hAnsi="Cambria"/>
+          <w:rFonts w:asciiTheme="majorHAnsi" w:hAnsiTheme="majorHAnsi"/>
           <w:spacing w:val="15"/>
         </w:rPr>
         <w:br/>
@@ -261,14 +261,14 @@
       </w:r>
       <w:r>
         <w:rPr>
-          <w:rFonts w:ascii="Cambria" w:hAnsi="Cambria"/>
+          <w:rFonts w:asciiTheme="majorHAnsi" w:hAnsiTheme="majorHAnsi"/>
           <w:spacing w:val="15"/>
         </w:rPr>
         <w:br/>
       </w:r>
       <w:r>
         <w:rPr>
-          <w:rFonts w:ascii="Cambria" w:hAnsi="Cambria"/>
+          <w:rFonts w:asciiTheme="majorHAnsi" w:hAnsiTheme="majorHAnsi"/>
           <w:spacing w:val="15"/>
         </w:rPr>
         <w:br/>
@@ -279,12 +279,12 @@
       <w:pPr>
         <w:pStyle w:val="Heading2"/>
         <w:rPr>
-          <w:rFonts w:ascii="Cambria" w:hAnsi="Cambria"/>
-        </w:rPr>
-      </w:pPr>
-      <w:r>
-        <w:rPr>
-          <w:rFonts w:ascii="Cambria" w:hAnsi="Cambria"/>
+          <w:rFonts w:asciiTheme="majorHAnsi" w:hAnsiTheme="majorHAnsi"/>
+        </w:rPr>
+      </w:pPr>
+      <w:r>
+        <w:rPr>
+          <w:rFonts w:asciiTheme="majorHAnsi" w:hAnsiTheme="majorHAnsi"/>
           <w:caps w:val="0"/>
         </w:rPr>
         <w:t>OUTPUT STRUCTURE</w:t>
@@ -293,13 +293,13 @@
     <w:p>
       <w:pPr>
         <w:rPr>
-          <w:rFonts w:ascii="Cambria" w:hAnsi="Cambria"/>
+          <w:rFonts w:asciiTheme="majorHAnsi" w:hAnsiTheme="majorHAnsi"/>
           <w:spacing w:val="15"/>
         </w:rPr>
       </w:pPr>
       <w:r>
         <w:rPr>
-          <w:rFonts w:ascii="Cambria" w:hAnsi="Cambria"/>
+          <w:rFonts w:asciiTheme="majorHAnsi" w:hAnsiTheme="majorHAnsi"/>
           <w:spacing w:val="15"/>
         </w:rPr>
         <w:t>CONFUSION MATRIX LOOKS LIKE:</w:t>
@@ -308,20 +308,20 @@
     <w:p>
       <w:pPr>
         <w:rPr>
-          <w:rFonts w:ascii="Cambria" w:hAnsi="Cambria"/>
+          <w:rFonts w:asciiTheme="majorHAnsi" w:hAnsiTheme="majorHAnsi"/>
           <w:spacing w:val="15"/>
         </w:rPr>
       </w:pPr>
       <w:r>
         <w:rPr>
-          <w:rFonts w:ascii="Cambria" w:hAnsi="Cambria"/>
+          <w:rFonts w:asciiTheme="majorHAnsi" w:hAnsiTheme="majorHAnsi"/>
           <w:spacing w:val="15"/>
         </w:rPr>
         <w:t>[[TN  FP]</w:t>
       </w:r>
       <w:r>
         <w:rPr>
-          <w:rFonts w:ascii="Cambria" w:hAnsi="Cambria"/>
+          <w:rFonts w:asciiTheme="majorHAnsi" w:hAnsiTheme="majorHAnsi"/>
           <w:spacing w:val="15"/>
         </w:rPr>
         <w:br/>
@@ -332,12 +332,12 @@
       <w:pPr>
         <w:pStyle w:val="Heading2"/>
         <w:rPr>
-          <w:rFonts w:ascii="Cambria" w:hAnsi="Cambria"/>
-        </w:rPr>
-      </w:pPr>
-      <w:r>
-        <w:rPr>
-          <w:rFonts w:ascii="Cambria" w:hAnsi="Cambria"/>
+          <w:rFonts w:asciiTheme="majorHAnsi" w:hAnsiTheme="majorHAnsi"/>
+        </w:rPr>
+      </w:pPr>
+      <w:r>
+        <w:rPr>
+          <w:rFonts w:asciiTheme="majorHAnsi" w:hAnsiTheme="majorHAnsi"/>
           <w:caps w:val="0"/>
         </w:rPr>
         <w:t>MEANING</w:t>
@@ -346,7 +346,7 @@
     <w:p>
       <w:pPr>
         <w:rPr>
-          <w:rFonts w:ascii="Cambria" w:hAnsi="Cambria"/>
+          <w:rFonts w:asciiTheme="majorHAnsi" w:hAnsiTheme="majorHAnsi"/>
         </w:rPr>
       </w:pPr>
     </w:p>
@@ -391,7 +391,7 @@
             <w:pPr>
               <w:jc w:val="center"/>
               <w:rPr>
-                <w:rFonts w:ascii="Cambria" w:hAnsi="Cambria"/>
+                <w:rFonts w:asciiTheme="majorHAnsi" w:hAnsiTheme="majorHAnsi"/>
                 <w:b/>
                 <w:bCs/>
                 <w:spacing w:val="15"/>
@@ -399,7 +399,7 @@
             </w:pPr>
             <w:r>
               <w:rPr>
-                <w:rFonts w:ascii="Cambria" w:hAnsi="Cambria"/>
+                <w:rFonts w:asciiTheme="majorHAnsi" w:hAnsiTheme="majorHAnsi"/>
                 <w:b/>
                 <w:bCs/>
                 <w:spacing w:val="15"/>
@@ -418,7 +418,7 @@
             <w:pPr>
               <w:jc w:val="center"/>
               <w:rPr>
-                <w:rFonts w:ascii="Cambria" w:hAnsi="Cambria"/>
+                <w:rFonts w:asciiTheme="majorHAnsi" w:hAnsiTheme="majorHAnsi"/>
                 <w:b/>
                 <w:bCs/>
                 <w:spacing w:val="15"/>
@@ -426,7 +426,7 @@
             </w:pPr>
             <w:r>
               <w:rPr>
-                <w:rFonts w:ascii="Cambria" w:hAnsi="Cambria"/>
+                <w:rFonts w:asciiTheme="majorHAnsi" w:hAnsiTheme="majorHAnsi"/>
                 <w:b/>
                 <w:bCs/>
                 <w:spacing w:val="15"/>
@@ -451,13 +451,13 @@
             <w:pPr>
               <w:jc w:val="center"/>
               <w:rPr>
-                <w:rFonts w:ascii="Cambria" w:hAnsi="Cambria"/>
+                <w:rFonts w:asciiTheme="majorHAnsi" w:hAnsiTheme="majorHAnsi"/>
                 <w:spacing w:val="15"/>
               </w:rPr>
             </w:pPr>
             <w:r>
               <w:rPr>
-                <w:rFonts w:ascii="Cambria" w:hAnsi="Cambria"/>
+                <w:rFonts w:asciiTheme="majorHAnsi" w:hAnsiTheme="majorHAnsi"/>
                 <w:spacing w:val="15"/>
               </w:rPr>
               <w:t>TN</w:t>
@@ -474,13 +474,13 @@
             <w:pPr>
               <w:jc w:val="center"/>
               <w:rPr>
-                <w:rFonts w:ascii="Cambria" w:hAnsi="Cambria"/>
+                <w:rFonts w:asciiTheme="majorHAnsi" w:hAnsiTheme="majorHAnsi"/>
                 <w:spacing w:val="15"/>
               </w:rPr>
             </w:pPr>
             <w:r>
               <w:rPr>
-                <w:rFonts w:ascii="Cambria" w:hAnsi="Cambria"/>
+                <w:rFonts w:asciiTheme="majorHAnsi" w:hAnsiTheme="majorHAnsi"/>
                 <w:spacing w:val="15"/>
               </w:rPr>
               <w:t>CORRECTLY PREDICTED 0</w:t>
@@ -503,13 +503,13 @@
             <w:pPr>
               <w:jc w:val="center"/>
               <w:rPr>
-                <w:rFonts w:ascii="Cambria" w:hAnsi="Cambria"/>
+                <w:rFonts w:asciiTheme="majorHAnsi" w:hAnsiTheme="majorHAnsi"/>
                 <w:spacing w:val="15"/>
               </w:rPr>
             </w:pPr>
             <w:r>
               <w:rPr>
-                <w:rFonts w:ascii="Cambria" w:hAnsi="Cambria"/>
+                <w:rFonts w:asciiTheme="majorHAnsi" w:hAnsiTheme="majorHAnsi"/>
                 <w:spacing w:val="15"/>
               </w:rPr>
               <w:t>FP</w:t>
@@ -526,13 +526,13 @@
             <w:pPr>
               <w:jc w:val="center"/>
               <w:rPr>
-                <w:rFonts w:ascii="Cambria" w:hAnsi="Cambria"/>
+                <w:rFonts w:asciiTheme="majorHAnsi" w:hAnsiTheme="majorHAnsi"/>
                 <w:spacing w:val="15"/>
               </w:rPr>
             </w:pPr>
             <w:r>
               <w:rPr>
-                <w:rFonts w:ascii="Cambria" w:hAnsi="Cambria"/>
+                <w:rFonts w:asciiTheme="majorHAnsi" w:hAnsiTheme="majorHAnsi"/>
                 <w:spacing w:val="15"/>
               </w:rPr>
               <w:t>WRONGLY PREDICTED 1</w:t>
@@ -555,13 +555,13 @@
             <w:pPr>
               <w:jc w:val="center"/>
               <w:rPr>
-                <w:rFonts w:ascii="Cambria" w:hAnsi="Cambria"/>
+                <w:rFonts w:asciiTheme="majorHAnsi" w:hAnsiTheme="majorHAnsi"/>
                 <w:spacing w:val="15"/>
               </w:rPr>
             </w:pPr>
             <w:r>
               <w:rPr>
-                <w:rFonts w:ascii="Cambria" w:hAnsi="Cambria"/>
+                <w:rFonts w:asciiTheme="majorHAnsi" w:hAnsiTheme="majorHAnsi"/>
                 <w:spacing w:val="15"/>
               </w:rPr>
               <w:lastRenderedPageBreak/>
@@ -579,13 +579,13 @@
             <w:pPr>
               <w:jc w:val="center"/>
               <w:rPr>
-                <w:rFonts w:ascii="Cambria" w:hAnsi="Cambria"/>
+                <w:rFonts w:asciiTheme="majorHAnsi" w:hAnsiTheme="majorHAnsi"/>
                 <w:spacing w:val="15"/>
               </w:rPr>
             </w:pPr>
             <w:r>
               <w:rPr>
-                <w:rFonts w:ascii="Cambria" w:hAnsi="Cambria"/>
+                <w:rFonts w:asciiTheme="majorHAnsi" w:hAnsiTheme="majorHAnsi"/>
                 <w:spacing w:val="15"/>
               </w:rPr>
               <w:t>WRONGLY PREDICTED 0</w:t>
@@ -608,13 +608,13 @@
             <w:pPr>
               <w:jc w:val="center"/>
               <w:rPr>
-                <w:rFonts w:ascii="Cambria" w:hAnsi="Cambria"/>
+                <w:rFonts w:asciiTheme="majorHAnsi" w:hAnsiTheme="majorHAnsi"/>
                 <w:spacing w:val="15"/>
               </w:rPr>
             </w:pPr>
             <w:r>
               <w:rPr>
-                <w:rFonts w:ascii="Cambria" w:hAnsi="Cambria"/>
+                <w:rFonts w:asciiTheme="majorHAnsi" w:hAnsiTheme="majorHAnsi"/>
                 <w:spacing w:val="15"/>
               </w:rPr>
               <w:t>TP</w:t>
@@ -631,13 +631,13 @@
             <w:pPr>
               <w:jc w:val="center"/>
               <w:rPr>
-                <w:rFonts w:ascii="Cambria" w:hAnsi="Cambria"/>
+                <w:rFonts w:asciiTheme="majorHAnsi" w:hAnsiTheme="majorHAnsi"/>
                 <w:spacing w:val="15"/>
               </w:rPr>
             </w:pPr>
             <w:r>
               <w:rPr>
-                <w:rFonts w:ascii="Cambria" w:hAnsi="Cambria"/>
+                <w:rFonts w:asciiTheme="majorHAnsi" w:hAnsiTheme="majorHAnsi"/>
                 <w:spacing w:val="15"/>
               </w:rPr>
               <w:t>CORRECTLY PREDICTED 1</w:t>
@@ -649,7 +649,7 @@
     <w:p>
       <w:pPr>
         <w:rPr>
-          <w:rFonts w:ascii="Cambria" w:hAnsi="Cambria"/>
+          <w:rFonts w:asciiTheme="majorHAnsi" w:hAnsiTheme="majorHAnsi"/>
         </w:rPr>
       </w:pPr>
     </w:p>
@@ -657,14 +657,14 @@
       <w:pPr>
         <w:pStyle w:val="Heading1"/>
         <w:rPr>
-          <w:rFonts w:ascii="Cambria" w:hAnsi="Cambria"/>
+          <w:rFonts w:asciiTheme="majorHAnsi" w:hAnsiTheme="majorHAnsi"/>
           <w:sz w:val="20"/>
           <w:szCs w:val="20"/>
         </w:rPr>
       </w:pPr>
       <w:r>
         <w:rPr>
-          <w:rFonts w:ascii="Cambria" w:hAnsi="Cambria"/>
+          <w:rFonts w:asciiTheme="majorHAnsi" w:hAnsiTheme="majorHAnsi"/>
           <w:caps w:val="0"/>
           <w:sz w:val="20"/>
           <w:szCs w:val="20"/>
@@ -675,24 +675,24 @@
     <w:p>
       <w:pPr>
         <w:rPr>
-          <w:rFonts w:ascii="Cambria" w:hAnsi="Cambria"/>
-        </w:rPr>
-      </w:pPr>
-      <w:r>
-        <w:rPr>
-          <w:rFonts w:ascii="Cambria" w:hAnsi="Cambria"/>
+          <w:rFonts w:asciiTheme="majorHAnsi" w:hAnsiTheme="majorHAnsi"/>
+        </w:rPr>
+      </w:pPr>
+      <w:r>
+        <w:rPr>
+          <w:rFonts w:asciiTheme="majorHAnsi" w:hAnsiTheme="majorHAnsi"/>
         </w:rPr>
         <w:t>FROM SKLEARN.METRICS IMPORT CLASSIFICATION_REPORT</w:t>
       </w:r>
       <w:r>
         <w:rPr>
-          <w:rFonts w:ascii="Cambria" w:hAnsi="Cambria"/>
-        </w:rPr>
-        <w:br/>
-      </w:r>
-      <w:r>
-        <w:rPr>
-          <w:rFonts w:ascii="Cambria" w:hAnsi="Cambria"/>
+          <w:rFonts w:asciiTheme="majorHAnsi" w:hAnsiTheme="majorHAnsi"/>
+        </w:rPr>
+        <w:br/>
+      </w:r>
+      <w:r>
+        <w:rPr>
+          <w:rFonts w:asciiTheme="majorHAnsi" w:hAnsiTheme="majorHAnsi"/>
         </w:rPr>
         <w:br/>
         <w:t>PRINT(CLASSIFICATION_REPORT(YTEST, YPREDICTED))</w:t>
@@ -701,14 +701,14 @@
     <w:p>
       <w:pPr>
         <w:rPr>
-          <w:rFonts w:ascii="Cambria" w:hAnsi="Cambria"/>
+          <w:rFonts w:asciiTheme="majorHAnsi" w:hAnsiTheme="majorHAnsi"/>
           <w:b/>
           <w:bCs/>
         </w:rPr>
       </w:pPr>
       <w:r>
         <w:rPr>
-          <w:rFonts w:ascii="Cambria" w:hAnsi="Cambria"/>
+          <w:rFonts w:asciiTheme="majorHAnsi" w:hAnsiTheme="majorHAnsi"/>
           <w:b/>
           <w:bCs/>
         </w:rPr>
@@ -722,12 +722,12 @@
           <w:numId w:val="3"/>
         </w:numPr>
         <w:rPr>
-          <w:rFonts w:ascii="Cambria" w:hAnsi="Cambria"/>
-        </w:rPr>
-      </w:pPr>
-      <w:r>
-        <w:rPr>
-          <w:rFonts w:ascii="Cambria" w:hAnsi="Cambria"/>
+          <w:rFonts w:asciiTheme="majorHAnsi" w:hAnsiTheme="majorHAnsi"/>
+        </w:rPr>
+      </w:pPr>
+      <w:r>
+        <w:rPr>
+          <w:rFonts w:asciiTheme="majorHAnsi" w:hAnsiTheme="majorHAnsi"/>
         </w:rPr>
         <w:t xml:space="preserve">PRECISION </w:t>
       </w:r>
@@ -739,12 +739,12 @@
           <w:numId w:val="3"/>
         </w:numPr>
         <w:rPr>
-          <w:rFonts w:ascii="Cambria" w:hAnsi="Cambria"/>
-        </w:rPr>
-      </w:pPr>
-      <w:r>
-        <w:rPr>
-          <w:rFonts w:ascii="Cambria" w:hAnsi="Cambria"/>
+          <w:rFonts w:asciiTheme="majorHAnsi" w:hAnsiTheme="majorHAnsi"/>
+        </w:rPr>
+      </w:pPr>
+      <w:r>
+        <w:rPr>
+          <w:rFonts w:asciiTheme="majorHAnsi" w:hAnsiTheme="majorHAnsi"/>
         </w:rPr>
         <w:t xml:space="preserve">RECALL </w:t>
       </w:r>
@@ -756,12 +756,12 @@
           <w:numId w:val="3"/>
         </w:numPr>
         <w:rPr>
-          <w:rFonts w:ascii="Cambria" w:hAnsi="Cambria"/>
-        </w:rPr>
-      </w:pPr>
-      <w:r>
-        <w:rPr>
-          <w:rFonts w:ascii="Cambria" w:hAnsi="Cambria"/>
+          <w:rFonts w:asciiTheme="majorHAnsi" w:hAnsiTheme="majorHAnsi"/>
+        </w:rPr>
+      </w:pPr>
+      <w:r>
+        <w:rPr>
+          <w:rFonts w:asciiTheme="majorHAnsi" w:hAnsiTheme="majorHAnsi"/>
         </w:rPr>
         <w:t xml:space="preserve">F1-SCORE </w:t>
       </w:r>
@@ -773,12 +773,12 @@
           <w:numId w:val="3"/>
         </w:numPr>
         <w:rPr>
-          <w:rFonts w:ascii="Cambria" w:hAnsi="Cambria"/>
-        </w:rPr>
-      </w:pPr>
-      <w:r>
-        <w:rPr>
-          <w:rFonts w:ascii="Cambria" w:hAnsi="Cambria"/>
+          <w:rFonts w:asciiTheme="majorHAnsi" w:hAnsiTheme="majorHAnsi"/>
+        </w:rPr>
+      </w:pPr>
+      <w:r>
+        <w:rPr>
+          <w:rFonts w:asciiTheme="majorHAnsi" w:hAnsiTheme="majorHAnsi"/>
         </w:rPr>
         <w:t xml:space="preserve">SUPPORT (NUMBER OF SAMPLES) </w:t>
       </w:r>
@@ -787,12 +787,12 @@
       <w:pPr>
         <w:pStyle w:val="Heading2"/>
         <w:rPr>
-          <w:rFonts w:ascii="Cambria" w:hAnsi="Cambria"/>
-        </w:rPr>
-      </w:pPr>
-      <w:r>
-        <w:rPr>
-          <w:rFonts w:ascii="Cambria" w:hAnsi="Cambria"/>
+          <w:rFonts w:asciiTheme="majorHAnsi" w:hAnsiTheme="majorHAnsi"/>
+        </w:rPr>
+      </w:pPr>
+      <w:r>
+        <w:rPr>
+          <w:rFonts w:asciiTheme="majorHAnsi" w:hAnsiTheme="majorHAnsi"/>
           <w:caps w:val="0"/>
         </w:rPr>
         <w:t>1. CLASS IMBALANCE</w:t>
@@ -805,18 +805,18 @@
           <w:numId w:val="4"/>
         </w:numPr>
         <w:rPr>
-          <w:rFonts w:ascii="Cambria" w:hAnsi="Cambria"/>
-        </w:rPr>
-      </w:pPr>
-      <w:r>
-        <w:rPr>
-          <w:rFonts w:ascii="Cambria" w:hAnsi="Cambria"/>
+          <w:rFonts w:asciiTheme="majorHAnsi" w:hAnsiTheme="majorHAnsi"/>
+        </w:rPr>
+      </w:pPr>
+      <w:r>
+        <w:rPr>
+          <w:rFonts w:asciiTheme="majorHAnsi" w:hAnsiTheme="majorHAnsi"/>
         </w:rPr>
         <w:t xml:space="preserve">HAPPENS WHEN ONE CLASS HAS </w:t>
       </w:r>
       <w:r>
         <w:rPr>
-          <w:rFonts w:ascii="Cambria" w:hAnsi="Cambria"/>
+          <w:rFonts w:asciiTheme="majorHAnsi" w:hAnsiTheme="majorHAnsi"/>
           <w:b/>
           <w:bCs/>
         </w:rPr>
@@ -824,7 +824,7 @@
       </w:r>
       <w:r>
         <w:rPr>
-          <w:rFonts w:ascii="Cambria" w:hAnsi="Cambria"/>
+          <w:rFonts w:asciiTheme="majorHAnsi" w:hAnsiTheme="majorHAnsi"/>
         </w:rPr>
         <w:t xml:space="preserve"> </w:t>
       </w:r>
@@ -836,12 +836,12 @@
           <w:numId w:val="4"/>
         </w:numPr>
         <w:rPr>
-          <w:rFonts w:ascii="Cambria" w:hAnsi="Cambria"/>
-        </w:rPr>
-      </w:pPr>
-      <w:r>
-        <w:rPr>
-          <w:rFonts w:ascii="Cambria" w:hAnsi="Cambria"/>
+          <w:rFonts w:asciiTheme="majorHAnsi" w:hAnsiTheme="majorHAnsi"/>
+        </w:rPr>
+      </w:pPr>
+      <w:r>
+        <w:rPr>
+          <w:rFonts w:asciiTheme="majorHAnsi" w:hAnsiTheme="majorHAnsi"/>
         </w:rPr>
         <w:t xml:space="preserve">EXAMPLE: </w:t>
       </w:r>
@@ -853,12 +853,12 @@
           <w:numId w:val="4"/>
         </w:numPr>
         <w:rPr>
-          <w:rFonts w:ascii="Cambria" w:hAnsi="Cambria"/>
-        </w:rPr>
-      </w:pPr>
-      <w:r>
-        <w:rPr>
-          <w:rFonts w:ascii="Cambria" w:hAnsi="Cambria"/>
+          <w:rFonts w:asciiTheme="majorHAnsi" w:hAnsiTheme="majorHAnsi"/>
+        </w:rPr>
+      </w:pPr>
+      <w:r>
+        <w:rPr>
+          <w:rFonts w:asciiTheme="majorHAnsi" w:hAnsiTheme="majorHAnsi"/>
         </w:rPr>
         <w:t xml:space="preserve">90% = NO DISEASE </w:t>
       </w:r>
@@ -870,12 +870,12 @@
           <w:numId w:val="4"/>
         </w:numPr>
         <w:rPr>
-          <w:rFonts w:ascii="Cambria" w:hAnsi="Cambria"/>
-        </w:rPr>
-      </w:pPr>
-      <w:r>
-        <w:rPr>
-          <w:rFonts w:ascii="Cambria" w:hAnsi="Cambria"/>
+          <w:rFonts w:asciiTheme="majorHAnsi" w:hAnsiTheme="majorHAnsi"/>
+        </w:rPr>
+      </w:pPr>
+      <w:r>
+        <w:rPr>
+          <w:rFonts w:asciiTheme="majorHAnsi" w:hAnsiTheme="majorHAnsi"/>
         </w:rPr>
         <w:t xml:space="preserve">10% = DISEASE </w:t>
       </w:r>
@@ -883,12 +883,12 @@
     <w:p>
       <w:pPr>
         <w:rPr>
-          <w:rFonts w:ascii="Cambria" w:hAnsi="Cambria"/>
-        </w:rPr>
-      </w:pPr>
-      <w:r>
-        <w:rPr>
-          <w:rFonts w:ascii="Cambria" w:hAnsi="Cambria"/>
+          <w:rFonts w:asciiTheme="majorHAnsi" w:hAnsiTheme="majorHAnsi"/>
+        </w:rPr>
+      </w:pPr>
+      <w:r>
+        <w:rPr>
+          <w:rFonts w:asciiTheme="majorHAnsi" w:hAnsiTheme="majorHAnsi"/>
         </w:rPr>
         <w:t>ACCURACY ALONE BECOMES MISLEADING</w:t>
       </w:r>
@@ -897,12 +897,12 @@
       <w:pPr>
         <w:pStyle w:val="Heading2"/>
         <w:rPr>
-          <w:rFonts w:ascii="Cambria" w:hAnsi="Cambria"/>
-        </w:rPr>
-      </w:pPr>
-      <w:r>
-        <w:rPr>
-          <w:rFonts w:ascii="Cambria" w:hAnsi="Cambria"/>
+          <w:rFonts w:asciiTheme="majorHAnsi" w:hAnsiTheme="majorHAnsi"/>
+        </w:rPr>
+      </w:pPr>
+      <w:r>
+        <w:rPr>
+          <w:rFonts w:asciiTheme="majorHAnsi" w:hAnsiTheme="majorHAnsi"/>
           <w:caps w:val="0"/>
         </w:rPr>
         <w:t>2. RECALL (SENSITIVITY)</w:t>
@@ -912,12 +912,12 @@
       <w:pPr>
         <w:pStyle w:val="Heading3"/>
         <w:rPr>
-          <w:rFonts w:ascii="Cambria" w:hAnsi="Cambria"/>
-        </w:rPr>
-      </w:pPr>
-      <w:r>
-        <w:rPr>
-          <w:rFonts w:ascii="Cambria" w:hAnsi="Cambria"/>
+          <w:rFonts w:asciiTheme="majorHAnsi" w:hAnsiTheme="majorHAnsi"/>
+        </w:rPr>
+      </w:pPr>
+      <w:r>
+        <w:rPr>
+          <w:rFonts w:asciiTheme="majorHAnsi" w:hAnsiTheme="majorHAnsi"/>
           <w:caps w:val="0"/>
         </w:rPr>
         <w:t>FORMULA</w:t>
@@ -926,12 +926,12 @@
     <w:p>
       <w:pPr>
         <w:rPr>
-          <w:rFonts w:ascii="Cambria" w:hAnsi="Cambria"/>
-        </w:rPr>
-      </w:pPr>
-      <w:r>
-        <w:rPr>
-          <w:rFonts w:ascii="Cambria" w:hAnsi="Cambria"/>
+          <w:rFonts w:asciiTheme="majorHAnsi" w:hAnsiTheme="majorHAnsi"/>
+        </w:rPr>
+      </w:pPr>
+      <w:r>
+        <w:rPr>
+          <w:rFonts w:asciiTheme="majorHAnsi" w:hAnsiTheme="majorHAnsi"/>
         </w:rPr>
         <w:t>RECALL = TP / (TP + FN)</w:t>
       </w:r>
@@ -940,12 +940,12 @@
       <w:pPr>
         <w:pStyle w:val="Heading3"/>
         <w:rPr>
-          <w:rFonts w:ascii="Cambria" w:hAnsi="Cambria"/>
-        </w:rPr>
-      </w:pPr>
-      <w:r>
-        <w:rPr>
-          <w:rFonts w:ascii="Cambria" w:hAnsi="Cambria"/>
+          <w:rFonts w:asciiTheme="majorHAnsi" w:hAnsiTheme="majorHAnsi"/>
+        </w:rPr>
+      </w:pPr>
+      <w:r>
+        <w:rPr>
+          <w:rFonts w:asciiTheme="majorHAnsi" w:hAnsiTheme="majorHAnsi"/>
           <w:caps w:val="0"/>
         </w:rPr>
         <w:t>MEANING</w:t>
@@ -958,12 +958,12 @@
           <w:numId w:val="5"/>
         </w:numPr>
         <w:rPr>
-          <w:rFonts w:ascii="Cambria" w:hAnsi="Cambria"/>
-        </w:rPr>
-      </w:pPr>
-      <w:r>
-        <w:rPr>
-          <w:rFonts w:ascii="Cambria" w:hAnsi="Cambria"/>
+          <w:rFonts w:asciiTheme="majorHAnsi" w:hAnsiTheme="majorHAnsi"/>
+        </w:rPr>
+      </w:pPr>
+      <w:r>
+        <w:rPr>
+          <w:rFonts w:asciiTheme="majorHAnsi" w:hAnsiTheme="majorHAnsi"/>
         </w:rPr>
         <w:t xml:space="preserve">OUT OF ALL ACTUAL POSITIVE CASES, HOW MANY WERE CORRECTLY IDENTIFIED </w:t>
       </w:r>
@@ -971,18 +971,18 @@
     <w:p>
       <w:pPr>
         <w:rPr>
-          <w:rFonts w:ascii="Cambria" w:hAnsi="Cambria"/>
-        </w:rPr>
-      </w:pPr>
-      <w:r>
-        <w:rPr>
-          <w:rFonts w:ascii="Cambria" w:hAnsi="Cambria"/>
+          <w:rFonts w:asciiTheme="majorHAnsi" w:hAnsiTheme="majorHAnsi"/>
+        </w:rPr>
+      </w:pPr>
+      <w:r>
+        <w:rPr>
+          <w:rFonts w:asciiTheme="majorHAnsi" w:hAnsiTheme="majorHAnsi"/>
         </w:rPr>
         <w:t xml:space="preserve">FOCUS: </w:t>
       </w:r>
       <w:r>
         <w:rPr>
-          <w:rFonts w:ascii="Cambria" w:hAnsi="Cambria"/>
+          <w:rFonts w:asciiTheme="majorHAnsi" w:hAnsiTheme="majorHAnsi"/>
           <w:b/>
           <w:bCs/>
         </w:rPr>
@@ -993,12 +993,12 @@
       <w:pPr>
         <w:pStyle w:val="Heading2"/>
         <w:rPr>
-          <w:rFonts w:ascii="Cambria" w:hAnsi="Cambria"/>
-        </w:rPr>
-      </w:pPr>
-      <w:r>
-        <w:rPr>
-          <w:rFonts w:ascii="Cambria" w:hAnsi="Cambria"/>
+          <w:rFonts w:asciiTheme="majorHAnsi" w:hAnsiTheme="majorHAnsi"/>
+        </w:rPr>
+      </w:pPr>
+      <w:r>
+        <w:rPr>
+          <w:rFonts w:asciiTheme="majorHAnsi" w:hAnsiTheme="majorHAnsi"/>
           <w:caps w:val="0"/>
         </w:rPr>
         <w:t>3. PRECISION</w:t>
@@ -1008,12 +1008,12 @@
       <w:pPr>
         <w:pStyle w:val="Heading3"/>
         <w:rPr>
-          <w:rFonts w:ascii="Cambria" w:hAnsi="Cambria"/>
-        </w:rPr>
-      </w:pPr>
-      <w:r>
-        <w:rPr>
-          <w:rFonts w:ascii="Cambria" w:hAnsi="Cambria"/>
+          <w:rFonts w:asciiTheme="majorHAnsi" w:hAnsiTheme="majorHAnsi"/>
+        </w:rPr>
+      </w:pPr>
+      <w:r>
+        <w:rPr>
+          <w:rFonts w:asciiTheme="majorHAnsi" w:hAnsiTheme="majorHAnsi"/>
           <w:caps w:val="0"/>
         </w:rPr>
         <w:t>FORMULA</w:t>
@@ -1022,12 +1022,12 @@
     <w:p>
       <w:pPr>
         <w:rPr>
-          <w:rFonts w:ascii="Cambria" w:hAnsi="Cambria"/>
-        </w:rPr>
-      </w:pPr>
-      <w:r>
-        <w:rPr>
-          <w:rFonts w:ascii="Cambria" w:hAnsi="Cambria"/>
+          <w:rFonts w:asciiTheme="majorHAnsi" w:hAnsiTheme="majorHAnsi"/>
+        </w:rPr>
+      </w:pPr>
+      <w:r>
+        <w:rPr>
+          <w:rFonts w:asciiTheme="majorHAnsi" w:hAnsiTheme="majorHAnsi"/>
         </w:rPr>
         <w:t>PRECISION = TP / (TP + FP)</w:t>
       </w:r>
@@ -1036,12 +1036,12 @@
       <w:pPr>
         <w:pStyle w:val="Heading3"/>
         <w:rPr>
-          <w:rFonts w:ascii="Cambria" w:hAnsi="Cambria"/>
-        </w:rPr>
-      </w:pPr>
-      <w:r>
-        <w:rPr>
-          <w:rFonts w:ascii="Cambria" w:hAnsi="Cambria"/>
+          <w:rFonts w:asciiTheme="majorHAnsi" w:hAnsiTheme="majorHAnsi"/>
+        </w:rPr>
+      </w:pPr>
+      <w:r>
+        <w:rPr>
+          <w:rFonts w:asciiTheme="majorHAnsi" w:hAnsiTheme="majorHAnsi"/>
           <w:caps w:val="0"/>
         </w:rPr>
         <w:lastRenderedPageBreak/>
@@ -1055,12 +1055,12 @@
           <w:numId w:val="6"/>
         </w:numPr>
         <w:rPr>
-          <w:rFonts w:ascii="Cambria" w:hAnsi="Cambria"/>
-        </w:rPr>
-      </w:pPr>
-      <w:r>
-        <w:rPr>
-          <w:rFonts w:ascii="Cambria" w:hAnsi="Cambria"/>
+          <w:rFonts w:asciiTheme="majorHAnsi" w:hAnsiTheme="majorHAnsi"/>
+        </w:rPr>
+      </w:pPr>
+      <w:r>
+        <w:rPr>
+          <w:rFonts w:asciiTheme="majorHAnsi" w:hAnsiTheme="majorHAnsi"/>
         </w:rPr>
         <w:t xml:space="preserve">OUT OF PREDICTED POSITIVES, HOW MANY ARE ACTUALLY CORRECT </w:t>
       </w:r>
@@ -1068,18 +1068,18 @@
     <w:p>
       <w:pPr>
         <w:rPr>
-          <w:rFonts w:ascii="Cambria" w:hAnsi="Cambria"/>
-        </w:rPr>
-      </w:pPr>
-      <w:r>
-        <w:rPr>
-          <w:rFonts w:ascii="Cambria" w:hAnsi="Cambria"/>
+          <w:rFonts w:asciiTheme="majorHAnsi" w:hAnsiTheme="majorHAnsi"/>
+        </w:rPr>
+      </w:pPr>
+      <w:r>
+        <w:rPr>
+          <w:rFonts w:asciiTheme="majorHAnsi" w:hAnsiTheme="majorHAnsi"/>
         </w:rPr>
         <w:t xml:space="preserve">FOCUS: </w:t>
       </w:r>
       <w:r>
         <w:rPr>
-          <w:rFonts w:ascii="Cambria" w:hAnsi="Cambria"/>
+          <w:rFonts w:asciiTheme="majorHAnsi" w:hAnsiTheme="majorHAnsi"/>
           <w:b/>
           <w:bCs/>
         </w:rPr>
@@ -1090,12 +1090,12 @@
       <w:pPr>
         <w:pStyle w:val="Heading2"/>
         <w:rPr>
-          <w:rFonts w:ascii="Cambria" w:hAnsi="Cambria"/>
-        </w:rPr>
-      </w:pPr>
-      <w:r>
-        <w:rPr>
-          <w:rFonts w:ascii="Cambria" w:hAnsi="Cambria"/>
+          <w:rFonts w:asciiTheme="majorHAnsi" w:hAnsiTheme="majorHAnsi"/>
+        </w:rPr>
+      </w:pPr>
+      <w:r>
+        <w:rPr>
+          <w:rFonts w:asciiTheme="majorHAnsi" w:hAnsiTheme="majorHAnsi"/>
           <w:caps w:val="0"/>
         </w:rPr>
         <w:t>4. F1 SCORE</w:t>
@@ -1105,12 +1105,12 @@
       <w:pPr>
         <w:pStyle w:val="Heading3"/>
         <w:rPr>
-          <w:rFonts w:ascii="Cambria" w:hAnsi="Cambria"/>
-        </w:rPr>
-      </w:pPr>
-      <w:r>
-        <w:rPr>
-          <w:rFonts w:ascii="Cambria" w:hAnsi="Cambria"/>
+          <w:rFonts w:asciiTheme="majorHAnsi" w:hAnsiTheme="majorHAnsi"/>
+        </w:rPr>
+      </w:pPr>
+      <w:r>
+        <w:rPr>
+          <w:rFonts w:asciiTheme="majorHAnsi" w:hAnsiTheme="majorHAnsi"/>
           <w:caps w:val="0"/>
         </w:rPr>
         <w:t>FORMULA</w:t>
@@ -1119,12 +1119,12 @@
     <w:p>
       <w:pPr>
         <w:rPr>
-          <w:rFonts w:ascii="Cambria" w:hAnsi="Cambria"/>
-        </w:rPr>
-      </w:pPr>
-      <w:r>
-        <w:rPr>
-          <w:rFonts w:ascii="Cambria" w:hAnsi="Cambria"/>
+          <w:rFonts w:asciiTheme="majorHAnsi" w:hAnsiTheme="majorHAnsi"/>
+        </w:rPr>
+      </w:pPr>
+      <w:r>
+        <w:rPr>
+          <w:rFonts w:asciiTheme="majorHAnsi" w:hAnsiTheme="majorHAnsi"/>
         </w:rPr>
         <w:t>F1 = 2 * (PRECISION * RECALL) / (PRECISION + RECALL)</w:t>
       </w:r>
@@ -1133,12 +1133,12 @@
       <w:pPr>
         <w:pStyle w:val="Heading3"/>
         <w:rPr>
-          <w:rFonts w:ascii="Cambria" w:hAnsi="Cambria"/>
-        </w:rPr>
-      </w:pPr>
-      <w:r>
-        <w:rPr>
-          <w:rFonts w:ascii="Cambria" w:hAnsi="Cambria"/>
+          <w:rFonts w:asciiTheme="majorHAnsi" w:hAnsiTheme="majorHAnsi"/>
+        </w:rPr>
+      </w:pPr>
+      <w:r>
+        <w:rPr>
+          <w:rFonts w:asciiTheme="majorHAnsi" w:hAnsiTheme="majorHAnsi"/>
           <w:caps w:val="0"/>
         </w:rPr>
         <w:t>MEANING</w:t>
@@ -1151,12 +1151,12 @@
           <w:numId w:val="7"/>
         </w:numPr>
         <w:rPr>
-          <w:rFonts w:ascii="Cambria" w:hAnsi="Cambria"/>
-        </w:rPr>
-      </w:pPr>
-      <w:r>
-        <w:rPr>
-          <w:rFonts w:ascii="Cambria" w:hAnsi="Cambria"/>
+          <w:rFonts w:asciiTheme="majorHAnsi" w:hAnsiTheme="majorHAnsi"/>
+        </w:rPr>
+      </w:pPr>
+      <w:r>
+        <w:rPr>
+          <w:rFonts w:asciiTheme="majorHAnsi" w:hAnsiTheme="majorHAnsi"/>
         </w:rPr>
         <w:t xml:space="preserve">BALANCE BETWEEN PRECISION AND RECALL </w:t>
       </w:r>
@@ -1165,14 +1165,14 @@
       <w:pPr>
         <w:pStyle w:val="Heading1"/>
         <w:rPr>
-          <w:rFonts w:ascii="Cambria" w:hAnsi="Cambria"/>
+          <w:rFonts w:asciiTheme="majorHAnsi" w:hAnsiTheme="majorHAnsi"/>
           <w:sz w:val="20"/>
           <w:szCs w:val="20"/>
         </w:rPr>
       </w:pPr>
       <w:r>
         <w:rPr>
-          <w:rFonts w:ascii="Cambria" w:hAnsi="Cambria"/>
+          <w:rFonts w:asciiTheme="majorHAnsi" w:hAnsiTheme="majorHAnsi"/>
           <w:caps w:val="0"/>
           <w:sz w:val="20"/>
           <w:szCs w:val="20"/>
@@ -1184,12 +1184,12 @@
       <w:pPr>
         <w:pStyle w:val="Heading2"/>
         <w:rPr>
-          <w:rFonts w:ascii="Cambria" w:hAnsi="Cambria"/>
-        </w:rPr>
-      </w:pPr>
-      <w:r>
-        <w:rPr>
-          <w:rFonts w:ascii="Cambria" w:hAnsi="Cambria"/>
+          <w:rFonts w:asciiTheme="majorHAnsi" w:hAnsiTheme="majorHAnsi"/>
+        </w:rPr>
+      </w:pPr>
+      <w:r>
+        <w:rPr>
+          <w:rFonts w:asciiTheme="majorHAnsi" w:hAnsiTheme="majorHAnsi"/>
           <w:caps w:val="0"/>
         </w:rPr>
         <w:t>R² SCORE (R-SQUARED)</w:t>
@@ -1198,12 +1198,12 @@
     <w:p>
       <w:pPr>
         <w:rPr>
-          <w:rFonts w:ascii="Cambria" w:hAnsi="Cambria"/>
-        </w:rPr>
-      </w:pPr>
-      <w:r>
-        <w:rPr>
-          <w:rFonts w:ascii="Cambria" w:hAnsi="Cambria"/>
+          <w:rFonts w:asciiTheme="majorHAnsi" w:hAnsiTheme="majorHAnsi"/>
+        </w:rPr>
+      </w:pPr>
+      <w:r>
+        <w:rPr>
+          <w:rFonts w:asciiTheme="majorHAnsi" w:hAnsiTheme="majorHAnsi"/>
         </w:rPr>
         <w:t>BOSTONMODEL.SCORE(XTEST, YTEST)</w:t>
       </w:r>
@@ -1212,12 +1212,12 @@
       <w:pPr>
         <w:pStyle w:val="Heading3"/>
         <w:rPr>
-          <w:rFonts w:ascii="Cambria" w:hAnsi="Cambria"/>
-        </w:rPr>
-      </w:pPr>
-      <w:r>
-        <w:rPr>
-          <w:rFonts w:ascii="Cambria" w:hAnsi="Cambria"/>
+          <w:rFonts w:asciiTheme="majorHAnsi" w:hAnsiTheme="majorHAnsi"/>
+        </w:rPr>
+      </w:pPr>
+      <w:r>
+        <w:rPr>
+          <w:rFonts w:asciiTheme="majorHAnsi" w:hAnsiTheme="majorHAnsi"/>
           <w:caps w:val="0"/>
         </w:rPr>
         <w:t>MEANING</w:t>
@@ -1230,12 +1230,12 @@
           <w:numId w:val="8"/>
         </w:numPr>
         <w:rPr>
-          <w:rFonts w:ascii="Cambria" w:hAnsi="Cambria"/>
-        </w:rPr>
-      </w:pPr>
-      <w:r>
-        <w:rPr>
-          <w:rFonts w:ascii="Cambria" w:hAnsi="Cambria"/>
+          <w:rFonts w:asciiTheme="majorHAnsi" w:hAnsiTheme="majorHAnsi"/>
+        </w:rPr>
+      </w:pPr>
+      <w:r>
+        <w:rPr>
+          <w:rFonts w:asciiTheme="majorHAnsi" w:hAnsiTheme="majorHAnsi"/>
         </w:rPr>
         <w:t xml:space="preserve">MEASURES HOW WELL MODEL EXPLAINS THE DATA </w:t>
       </w:r>
@@ -1244,12 +1244,12 @@
       <w:pPr>
         <w:pStyle w:val="Heading3"/>
         <w:rPr>
-          <w:rFonts w:ascii="Cambria" w:hAnsi="Cambria"/>
-        </w:rPr>
-      </w:pPr>
-      <w:r>
-        <w:rPr>
-          <w:rFonts w:ascii="Cambria" w:hAnsi="Cambria"/>
+          <w:rFonts w:asciiTheme="majorHAnsi" w:hAnsiTheme="majorHAnsi"/>
+        </w:rPr>
+      </w:pPr>
+      <w:r>
+        <w:rPr>
+          <w:rFonts w:asciiTheme="majorHAnsi" w:hAnsiTheme="majorHAnsi"/>
           <w:caps w:val="0"/>
         </w:rPr>
         <w:t>RANGE</w:t>
@@ -1262,12 +1262,12 @@
           <w:numId w:val="9"/>
         </w:numPr>
         <w:rPr>
-          <w:rFonts w:ascii="Cambria" w:hAnsi="Cambria"/>
-        </w:rPr>
-      </w:pPr>
-      <w:r>
-        <w:rPr>
-          <w:rFonts w:ascii="Cambria" w:hAnsi="Cambria"/>
+          <w:rFonts w:asciiTheme="majorHAnsi" w:hAnsiTheme="majorHAnsi"/>
+        </w:rPr>
+      </w:pPr>
+      <w:r>
+        <w:rPr>
+          <w:rFonts w:asciiTheme="majorHAnsi" w:hAnsiTheme="majorHAnsi"/>
         </w:rPr>
         <w:t xml:space="preserve">1 → PERFECT </w:t>
       </w:r>
@@ -1279,12 +1279,12 @@
           <w:numId w:val="9"/>
         </w:numPr>
         <w:rPr>
-          <w:rFonts w:ascii="Cambria" w:hAnsi="Cambria"/>
-        </w:rPr>
-      </w:pPr>
-      <w:r>
-        <w:rPr>
-          <w:rFonts w:ascii="Cambria" w:hAnsi="Cambria"/>
+          <w:rFonts w:asciiTheme="majorHAnsi" w:hAnsiTheme="majorHAnsi"/>
+        </w:rPr>
+      </w:pPr>
+      <w:r>
+        <w:rPr>
+          <w:rFonts w:asciiTheme="majorHAnsi" w:hAnsiTheme="majorHAnsi"/>
         </w:rPr>
         <w:t xml:space="preserve">0 → AVERAGE </w:t>
       </w:r>
@@ -1296,12 +1296,12 @@
           <w:numId w:val="9"/>
         </w:numPr>
         <w:rPr>
-          <w:rFonts w:ascii="Cambria" w:hAnsi="Cambria"/>
-        </w:rPr>
-      </w:pPr>
-      <w:r>
-        <w:rPr>
-          <w:rFonts w:ascii="Cambria" w:hAnsi="Cambria"/>
+          <w:rFonts w:asciiTheme="majorHAnsi" w:hAnsiTheme="majorHAnsi"/>
+        </w:rPr>
+      </w:pPr>
+      <w:r>
+        <w:rPr>
+          <w:rFonts w:asciiTheme="majorHAnsi" w:hAnsiTheme="majorHAnsi"/>
         </w:rPr>
         <w:t xml:space="preserve">&lt;0 → BAD MODEL </w:t>
       </w:r>
@@ -1310,12 +1310,12 @@
       <w:pPr>
         <w:pStyle w:val="Heading2"/>
         <w:rPr>
-          <w:rFonts w:ascii="Cambria" w:hAnsi="Cambria"/>
-        </w:rPr>
-      </w:pPr>
-      <w:r>
-        <w:rPr>
-          <w:rFonts w:ascii="Cambria" w:hAnsi="Cambria"/>
+          <w:rFonts w:asciiTheme="majorHAnsi" w:hAnsiTheme="majorHAnsi"/>
+        </w:rPr>
+      </w:pPr>
+      <w:r>
+        <w:rPr>
+          <w:rFonts w:asciiTheme="majorHAnsi" w:hAnsiTheme="majorHAnsi"/>
           <w:caps w:val="0"/>
         </w:rPr>
         <w:t>MEAN ABSOLUTE ERROR (MAE)</w:t>
@@ -1324,38 +1324,38 @@
     <w:p>
       <w:pPr>
         <w:rPr>
-          <w:rFonts w:ascii="Cambria" w:hAnsi="Cambria"/>
-        </w:rPr>
-      </w:pPr>
-      <w:r>
-        <w:rPr>
-          <w:rFonts w:ascii="Cambria" w:hAnsi="Cambria"/>
+          <w:rFonts w:asciiTheme="majorHAnsi" w:hAnsiTheme="majorHAnsi"/>
+        </w:rPr>
+      </w:pPr>
+      <w:r>
+        <w:rPr>
+          <w:rFonts w:asciiTheme="majorHAnsi" w:hAnsiTheme="majorHAnsi"/>
         </w:rPr>
         <w:t>FROM SKLEARN.METRICS IMPORT MEAN_ABSOLUTE_ERROR</w:t>
       </w:r>
       <w:r>
         <w:rPr>
-          <w:rFonts w:ascii="Cambria" w:hAnsi="Cambria"/>
-        </w:rPr>
-        <w:br/>
-      </w:r>
-      <w:r>
-        <w:rPr>
-          <w:rFonts w:ascii="Cambria" w:hAnsi="Cambria"/>
+          <w:rFonts w:asciiTheme="majorHAnsi" w:hAnsiTheme="majorHAnsi"/>
+        </w:rPr>
+        <w:br/>
+      </w:r>
+      <w:r>
+        <w:rPr>
+          <w:rFonts w:asciiTheme="majorHAnsi" w:hAnsiTheme="majorHAnsi"/>
         </w:rPr>
         <w:br/>
         <w:t>YPREDICTED = BOSTONMODEL.PREDICT(XTEST)</w:t>
       </w:r>
       <w:r>
         <w:rPr>
-          <w:rFonts w:ascii="Cambria" w:hAnsi="Cambria"/>
+          <w:rFonts w:asciiTheme="majorHAnsi" w:hAnsiTheme="majorHAnsi"/>
         </w:rPr>
         <w:br/>
         <w:t>MAE = MEAN_ABSOLUTE_ERROR(YTEST, YPREDICTED)</w:t>
       </w:r>
       <w:r>
         <w:rPr>
-          <w:rFonts w:ascii="Cambria" w:hAnsi="Cambria"/>
+          <w:rFonts w:asciiTheme="majorHAnsi" w:hAnsiTheme="majorHAnsi"/>
         </w:rPr>
         <w:br/>
         <w:t>MAE</w:t>
@@ -1365,12 +1365,12 @@
       <w:pPr>
         <w:pStyle w:val="Heading3"/>
         <w:rPr>
-          <w:rFonts w:ascii="Cambria" w:hAnsi="Cambria"/>
-        </w:rPr>
-      </w:pPr>
-      <w:r>
-        <w:rPr>
-          <w:rFonts w:ascii="Cambria" w:hAnsi="Cambria"/>
+          <w:rFonts w:asciiTheme="majorHAnsi" w:hAnsiTheme="majorHAnsi"/>
+        </w:rPr>
+      </w:pPr>
+      <w:r>
+        <w:rPr>
+          <w:rFonts w:asciiTheme="majorHAnsi" w:hAnsiTheme="majorHAnsi"/>
           <w:caps w:val="0"/>
         </w:rPr>
         <w:t>FORMULA</w:t>
@@ -1379,12 +1379,12 @@
     <w:p>
       <w:pPr>
         <w:rPr>
-          <w:rFonts w:ascii="Cambria" w:hAnsi="Cambria"/>
-        </w:rPr>
-      </w:pPr>
-      <w:r>
-        <w:rPr>
-          <w:rFonts w:ascii="Cambria" w:hAnsi="Cambria"/>
+          <w:rFonts w:asciiTheme="majorHAnsi" w:hAnsiTheme="majorHAnsi"/>
+        </w:rPr>
+      </w:pPr>
+      <w:r>
+        <w:rPr>
+          <w:rFonts w:asciiTheme="majorHAnsi" w:hAnsiTheme="majorHAnsi"/>
         </w:rPr>
         <w:t>MAE = AVERAGE(|ACTUAL - PREDICTED|)</w:t>
       </w:r>
@@ -1393,12 +1393,12 @@
       <w:pPr>
         <w:pStyle w:val="Heading3"/>
         <w:rPr>
-          <w:rFonts w:ascii="Cambria" w:hAnsi="Cambria"/>
-        </w:rPr>
-      </w:pPr>
-      <w:r>
-        <w:rPr>
-          <w:rFonts w:ascii="Cambria" w:hAnsi="Cambria"/>
+          <w:rFonts w:asciiTheme="majorHAnsi" w:hAnsiTheme="majorHAnsi"/>
+        </w:rPr>
+      </w:pPr>
+      <w:r>
+        <w:rPr>
+          <w:rFonts w:asciiTheme="majorHAnsi" w:hAnsiTheme="majorHAnsi"/>
           <w:caps w:val="0"/>
         </w:rPr>
         <w:t>MEANING</w:t>
@@ -1411,12 +1411,12 @@
           <w:numId w:val="10"/>
         </w:numPr>
         <w:rPr>
-          <w:rFonts w:ascii="Cambria" w:hAnsi="Cambria"/>
-        </w:rPr>
-      </w:pPr>
-      <w:r>
-        <w:rPr>
-          <w:rFonts w:ascii="Cambria" w:hAnsi="Cambria"/>
+          <w:rFonts w:asciiTheme="majorHAnsi" w:hAnsiTheme="majorHAnsi"/>
+        </w:rPr>
+      </w:pPr>
+      <w:r>
+        <w:rPr>
+          <w:rFonts w:asciiTheme="majorHAnsi" w:hAnsiTheme="majorHAnsi"/>
         </w:rPr>
         <w:t xml:space="preserve">AVERAGE ERROR WITHOUT CONSIDERING DIRECTION </w:t>
       </w:r>
@@ -1425,12 +1425,12 @@
       <w:pPr>
         <w:pStyle w:val="Heading3"/>
         <w:rPr>
-          <w:rFonts w:ascii="Cambria" w:hAnsi="Cambria"/>
-        </w:rPr>
-      </w:pPr>
-      <w:r>
-        <w:rPr>
-          <w:rFonts w:ascii="Cambria" w:hAnsi="Cambria"/>
+          <w:rFonts w:asciiTheme="majorHAnsi" w:hAnsiTheme="majorHAnsi"/>
+        </w:rPr>
+      </w:pPr>
+      <w:r>
+        <w:rPr>
+          <w:rFonts w:asciiTheme="majorHAnsi" w:hAnsiTheme="majorHAnsi"/>
           <w:caps w:val="0"/>
         </w:rPr>
         <w:t>MANUAL CHECK</w:t>
@@ -1439,58 +1439,58 @@
     <w:p>
       <w:pPr>
         <w:rPr>
-          <w:rFonts w:ascii="Cambria" w:hAnsi="Cambria"/>
-        </w:rPr>
-      </w:pPr>
-      <w:r>
-        <w:rPr>
-          <w:rFonts w:ascii="Cambria" w:hAnsi="Cambria"/>
+          <w:rFonts w:asciiTheme="majorHAnsi" w:hAnsiTheme="majorHAnsi"/>
+        </w:rPr>
+      </w:pPr>
+      <w:r>
+        <w:rPr>
+          <w:rFonts w:asciiTheme="majorHAnsi" w:hAnsiTheme="majorHAnsi"/>
         </w:rPr>
         <w:t>DF = PD.DATAFRAME({</w:t>
       </w:r>
       <w:r>
         <w:rPr>
-          <w:rFonts w:ascii="Cambria" w:hAnsi="Cambria"/>
+          <w:rFonts w:asciiTheme="majorHAnsi" w:hAnsiTheme="majorHAnsi"/>
         </w:rPr>
         <w:br/>
         <w:t xml:space="preserve">    "ACTUAL VALUES": YTEST,</w:t>
       </w:r>
       <w:r>
         <w:rPr>
-          <w:rFonts w:ascii="Cambria" w:hAnsi="Cambria"/>
+          <w:rFonts w:asciiTheme="majorHAnsi" w:hAnsiTheme="majorHAnsi"/>
         </w:rPr>
         <w:br/>
         <w:t xml:space="preserve">    "PREDICTED VALUES": YPREDICTED</w:t>
       </w:r>
       <w:r>
         <w:rPr>
-          <w:rFonts w:ascii="Cambria" w:hAnsi="Cambria"/>
-        </w:rPr>
-        <w:br/>
-      </w:r>
-      <w:r>
-        <w:rPr>
-          <w:rFonts w:ascii="Cambria" w:hAnsi="Cambria"/>
+          <w:rFonts w:asciiTheme="majorHAnsi" w:hAnsiTheme="majorHAnsi"/>
+        </w:rPr>
+        <w:br/>
+      </w:r>
+      <w:r>
+        <w:rPr>
+          <w:rFonts w:asciiTheme="majorHAnsi" w:hAnsiTheme="majorHAnsi"/>
         </w:rPr>
         <w:lastRenderedPageBreak/>
         <w:t>})</w:t>
       </w:r>
       <w:r>
         <w:rPr>
-          <w:rFonts w:ascii="Cambria" w:hAnsi="Cambria"/>
-        </w:rPr>
-        <w:br/>
-      </w:r>
-      <w:r>
-        <w:rPr>
-          <w:rFonts w:ascii="Cambria" w:hAnsi="Cambria"/>
+          <w:rFonts w:asciiTheme="majorHAnsi" w:hAnsiTheme="majorHAnsi"/>
+        </w:rPr>
+        <w:br/>
+      </w:r>
+      <w:r>
+        <w:rPr>
+          <w:rFonts w:asciiTheme="majorHAnsi" w:hAnsiTheme="majorHAnsi"/>
         </w:rPr>
         <w:br/>
         <w:t>DF["DIFFERENCES"] = DF["ACTUAL VALUES"] - DF["PREDICTED VALUES"]</w:t>
       </w:r>
       <w:r>
         <w:rPr>
-          <w:rFonts w:ascii="Cambria" w:hAnsi="Cambria"/>
+          <w:rFonts w:asciiTheme="majorHAnsi" w:hAnsiTheme="majorHAnsi"/>
         </w:rPr>
         <w:br/>
         <w:t>DF</w:t>
@@ -1500,12 +1500,12 @@
       <w:pPr>
         <w:pStyle w:val="Heading2"/>
         <w:rPr>
-          <w:rFonts w:ascii="Cambria" w:hAnsi="Cambria"/>
-        </w:rPr>
-      </w:pPr>
-      <w:r>
-        <w:rPr>
-          <w:rFonts w:ascii="Cambria" w:hAnsi="Cambria"/>
+          <w:rFonts w:asciiTheme="majorHAnsi" w:hAnsiTheme="majorHAnsi"/>
+        </w:rPr>
+      </w:pPr>
+      <w:r>
+        <w:rPr>
+          <w:rFonts w:asciiTheme="majorHAnsi" w:hAnsiTheme="majorHAnsi"/>
           <w:caps w:val="0"/>
         </w:rPr>
         <w:t>MEAN SQUARED ERROR (MSE)</w:t>
@@ -1514,31 +1514,31 @@
     <w:p>
       <w:pPr>
         <w:rPr>
-          <w:rFonts w:ascii="Cambria" w:hAnsi="Cambria"/>
-        </w:rPr>
-      </w:pPr>
-      <w:r>
-        <w:rPr>
-          <w:rFonts w:ascii="Cambria" w:hAnsi="Cambria"/>
+          <w:rFonts w:asciiTheme="majorHAnsi" w:hAnsiTheme="majorHAnsi"/>
+        </w:rPr>
+      </w:pPr>
+      <w:r>
+        <w:rPr>
+          <w:rFonts w:asciiTheme="majorHAnsi" w:hAnsiTheme="majorHAnsi"/>
         </w:rPr>
         <w:t>FROM SKLEARN.METRICS IMPORT MEAN_SQUARED_ERROR</w:t>
       </w:r>
       <w:r>
         <w:rPr>
-          <w:rFonts w:ascii="Cambria" w:hAnsi="Cambria"/>
-        </w:rPr>
-        <w:br/>
-      </w:r>
-      <w:r>
-        <w:rPr>
-          <w:rFonts w:ascii="Cambria" w:hAnsi="Cambria"/>
+          <w:rFonts w:asciiTheme="majorHAnsi" w:hAnsiTheme="majorHAnsi"/>
+        </w:rPr>
+        <w:br/>
+      </w:r>
+      <w:r>
+        <w:rPr>
+          <w:rFonts w:asciiTheme="majorHAnsi" w:hAnsiTheme="majorHAnsi"/>
         </w:rPr>
         <w:br/>
         <w:t>MSE = MEAN_SQUARED_ERROR(YTEST, YPREDICTED)</w:t>
       </w:r>
       <w:r>
         <w:rPr>
-          <w:rFonts w:ascii="Cambria" w:hAnsi="Cambria"/>
+          <w:rFonts w:asciiTheme="majorHAnsi" w:hAnsiTheme="majorHAnsi"/>
         </w:rPr>
         <w:br/>
         <w:t>MSE</w:t>
@@ -1548,12 +1548,12 @@
       <w:pPr>
         <w:pStyle w:val="Heading3"/>
         <w:rPr>
-          <w:rFonts w:ascii="Cambria" w:hAnsi="Cambria"/>
-        </w:rPr>
-      </w:pPr>
-      <w:r>
-        <w:rPr>
-          <w:rFonts w:ascii="Cambria" w:hAnsi="Cambria"/>
+          <w:rFonts w:asciiTheme="majorHAnsi" w:hAnsiTheme="majorHAnsi"/>
+        </w:rPr>
+      </w:pPr>
+      <w:r>
+        <w:rPr>
+          <w:rFonts w:asciiTheme="majorHAnsi" w:hAnsiTheme="majorHAnsi"/>
           <w:caps w:val="0"/>
         </w:rPr>
         <w:t>FORMULA</w:t>
@@ -1562,12 +1562,12 @@
     <w:p>
       <w:pPr>
         <w:rPr>
-          <w:rFonts w:ascii="Cambria" w:hAnsi="Cambria"/>
-        </w:rPr>
-      </w:pPr>
-      <w:r>
-        <w:rPr>
-          <w:rFonts w:ascii="Cambria" w:hAnsi="Cambria"/>
+          <w:rFonts w:asciiTheme="majorHAnsi" w:hAnsiTheme="majorHAnsi"/>
+        </w:rPr>
+      </w:pPr>
+      <w:r>
+        <w:rPr>
+          <w:rFonts w:asciiTheme="majorHAnsi" w:hAnsiTheme="majorHAnsi"/>
         </w:rPr>
         <w:t>MSE = AVERAGE((ACTUAL - PREDICTED)²)</w:t>
       </w:r>
@@ -1576,12 +1576,12 @@
       <w:pPr>
         <w:pStyle w:val="Heading3"/>
         <w:rPr>
-          <w:rFonts w:ascii="Cambria" w:hAnsi="Cambria"/>
-        </w:rPr>
-      </w:pPr>
-      <w:r>
-        <w:rPr>
-          <w:rFonts w:ascii="Cambria" w:hAnsi="Cambria"/>
+          <w:rFonts w:asciiTheme="majorHAnsi" w:hAnsiTheme="majorHAnsi"/>
+        </w:rPr>
+      </w:pPr>
+      <w:r>
+        <w:rPr>
+          <w:rFonts w:asciiTheme="majorHAnsi" w:hAnsiTheme="majorHAnsi"/>
           <w:caps w:val="0"/>
         </w:rPr>
         <w:t>MEANING</w:t>
@@ -1594,12 +1594,12 @@
           <w:numId w:val="11"/>
         </w:numPr>
         <w:rPr>
-          <w:rFonts w:ascii="Cambria" w:hAnsi="Cambria"/>
-        </w:rPr>
-      </w:pPr>
-      <w:r>
-        <w:rPr>
-          <w:rFonts w:ascii="Cambria" w:hAnsi="Cambria"/>
+          <w:rFonts w:asciiTheme="majorHAnsi" w:hAnsiTheme="majorHAnsi"/>
+        </w:rPr>
+      </w:pPr>
+      <w:r>
+        <w:rPr>
+          <w:rFonts w:asciiTheme="majorHAnsi" w:hAnsiTheme="majorHAnsi"/>
         </w:rPr>
         <w:t xml:space="preserve">SQUARES ERRORS → PENALIZES LARGE ERRORS MORE </w:t>
       </w:r>
@@ -1608,12 +1608,12 @@
       <w:pPr>
         <w:pStyle w:val="Heading3"/>
         <w:rPr>
-          <w:rFonts w:ascii="Cambria" w:hAnsi="Cambria"/>
-        </w:rPr>
-      </w:pPr>
-      <w:r>
-        <w:rPr>
-          <w:rFonts w:ascii="Cambria" w:hAnsi="Cambria"/>
+          <w:rFonts w:asciiTheme="majorHAnsi" w:hAnsiTheme="majorHAnsi"/>
+        </w:rPr>
+      </w:pPr>
+      <w:r>
+        <w:rPr>
+          <w:rFonts w:asciiTheme="majorHAnsi" w:hAnsiTheme="majorHAnsi"/>
           <w:caps w:val="0"/>
         </w:rPr>
         <w:t>MANUAL CALCULATION</w:t>
@@ -1622,18 +1622,18 @@
     <w:p>
       <w:pPr>
         <w:rPr>
-          <w:rFonts w:ascii="Cambria" w:hAnsi="Cambria"/>
-        </w:rPr>
-      </w:pPr>
-      <w:r>
-        <w:rPr>
-          <w:rFonts w:ascii="Cambria" w:hAnsi="Cambria"/>
+          <w:rFonts w:asciiTheme="majorHAnsi" w:hAnsiTheme="majorHAnsi"/>
+        </w:rPr>
+      </w:pPr>
+      <w:r>
+        <w:rPr>
+          <w:rFonts w:asciiTheme="majorHAnsi" w:hAnsiTheme="majorHAnsi"/>
         </w:rPr>
         <w:t>MSEMANUAL = NP.SQUARE(DF['DIFFERENCES'])</w:t>
       </w:r>
       <w:r>
         <w:rPr>
-          <w:rFonts w:ascii="Cambria" w:hAnsi="Cambria"/>
+          <w:rFonts w:asciiTheme="majorHAnsi" w:hAnsiTheme="majorHAnsi"/>
         </w:rPr>
         <w:br/>
         <w:t>MSEMANUAL.MEAN()</w:t>
@@ -1642,14 +1642,14 @@
     <w:p>
       <w:pPr>
         <w:rPr>
-          <w:rFonts w:ascii="Cambria" w:hAnsi="Cambria"/>
+          <w:rFonts w:asciiTheme="majorHAnsi" w:hAnsiTheme="majorHAnsi"/>
           <w:b/>
           <w:bCs/>
         </w:rPr>
       </w:pPr>
       <w:r>
         <w:rPr>
-          <w:rFonts w:ascii="Cambria" w:hAnsi="Cambria"/>
+          <w:rFonts w:asciiTheme="majorHAnsi" w:hAnsiTheme="majorHAnsi"/>
           <w:b/>
           <w:bCs/>
         </w:rPr>
@@ -1697,14 +1697,14 @@
             <w:pPr>
               <w:jc w:val="center"/>
               <w:rPr>
-                <w:rFonts w:ascii="Cambria" w:hAnsi="Cambria"/>
+                <w:rFonts w:asciiTheme="majorHAnsi" w:hAnsiTheme="majorHAnsi"/>
                 <w:b/>
                 <w:bCs/>
               </w:rPr>
             </w:pPr>
             <w:r>
               <w:rPr>
-                <w:rFonts w:ascii="Cambria" w:hAnsi="Cambria"/>
+                <w:rFonts w:asciiTheme="majorHAnsi" w:hAnsiTheme="majorHAnsi"/>
                 <w:b/>
                 <w:bCs/>
               </w:rPr>
@@ -1722,14 +1722,14 @@
             <w:pPr>
               <w:jc w:val="center"/>
               <w:rPr>
-                <w:rFonts w:ascii="Cambria" w:hAnsi="Cambria"/>
+                <w:rFonts w:asciiTheme="majorHAnsi" w:hAnsiTheme="majorHAnsi"/>
                 <w:b/>
                 <w:bCs/>
               </w:rPr>
             </w:pPr>
             <w:r>
               <w:rPr>
-                <w:rFonts w:ascii="Cambria" w:hAnsi="Cambria"/>
+                <w:rFonts w:asciiTheme="majorHAnsi" w:hAnsiTheme="majorHAnsi"/>
                 <w:b/>
                 <w:bCs/>
               </w:rPr>
@@ -1753,12 +1753,12 @@
             <w:pPr>
               <w:jc w:val="center"/>
               <w:rPr>
-                <w:rFonts w:ascii="Cambria" w:hAnsi="Cambria"/>
+                <w:rFonts w:asciiTheme="majorHAnsi" w:hAnsiTheme="majorHAnsi"/>
               </w:rPr>
             </w:pPr>
             <w:r>
               <w:rPr>
-                <w:rFonts w:ascii="Cambria" w:hAnsi="Cambria"/>
+                <w:rFonts w:asciiTheme="majorHAnsi" w:hAnsiTheme="majorHAnsi"/>
               </w:rPr>
               <w:t>MAE</w:t>
             </w:r>
@@ -1774,12 +1774,12 @@
             <w:pPr>
               <w:jc w:val="center"/>
               <w:rPr>
-                <w:rFonts w:ascii="Cambria" w:hAnsi="Cambria"/>
+                <w:rFonts w:asciiTheme="majorHAnsi" w:hAnsiTheme="majorHAnsi"/>
               </w:rPr>
             </w:pPr>
             <w:r>
               <w:rPr>
-                <w:rFonts w:ascii="Cambria" w:hAnsi="Cambria"/>
+                <w:rFonts w:asciiTheme="majorHAnsi" w:hAnsiTheme="majorHAnsi"/>
               </w:rPr>
               <w:t>AVERAGE ERROR</w:t>
             </w:r>
@@ -1801,12 +1801,12 @@
             <w:pPr>
               <w:jc w:val="center"/>
               <w:rPr>
-                <w:rFonts w:ascii="Cambria" w:hAnsi="Cambria"/>
+                <w:rFonts w:asciiTheme="majorHAnsi" w:hAnsiTheme="majorHAnsi"/>
               </w:rPr>
             </w:pPr>
             <w:r>
               <w:rPr>
-                <w:rFonts w:ascii="Cambria" w:hAnsi="Cambria"/>
+                <w:rFonts w:asciiTheme="majorHAnsi" w:hAnsiTheme="majorHAnsi"/>
               </w:rPr>
               <w:t>MSE</w:t>
             </w:r>
@@ -1822,12 +1822,12 @@
             <w:pPr>
               <w:jc w:val="center"/>
               <w:rPr>
-                <w:rFonts w:ascii="Cambria" w:hAnsi="Cambria"/>
+                <w:rFonts w:asciiTheme="majorHAnsi" w:hAnsiTheme="majorHAnsi"/>
               </w:rPr>
             </w:pPr>
             <w:r>
               <w:rPr>
-                <w:rFonts w:ascii="Cambria" w:hAnsi="Cambria"/>
+                <w:rFonts w:asciiTheme="majorHAnsi" w:hAnsiTheme="majorHAnsi"/>
               </w:rPr>
               <w:t>PENALIZES LARGE ERRORS</w:t>
             </w:r>
@@ -1849,12 +1849,12 @@
             <w:pPr>
               <w:jc w:val="center"/>
               <w:rPr>
-                <w:rFonts w:ascii="Cambria" w:hAnsi="Cambria"/>
+                <w:rFonts w:asciiTheme="majorHAnsi" w:hAnsiTheme="majorHAnsi"/>
               </w:rPr>
             </w:pPr>
             <w:r>
               <w:rPr>
-                <w:rFonts w:ascii="Cambria" w:hAnsi="Cambria"/>
+                <w:rFonts w:asciiTheme="majorHAnsi" w:hAnsiTheme="majorHAnsi"/>
               </w:rPr>
               <w:t>R²</w:t>
             </w:r>
@@ -1870,12 +1870,12 @@
             <w:pPr>
               <w:jc w:val="center"/>
               <w:rPr>
-                <w:rFonts w:ascii="Cambria" w:hAnsi="Cambria"/>
+                <w:rFonts w:asciiTheme="majorHAnsi" w:hAnsiTheme="majorHAnsi"/>
               </w:rPr>
             </w:pPr>
             <w:r>
               <w:rPr>
-                <w:rFonts w:ascii="Cambria" w:hAnsi="Cambria"/>
+                <w:rFonts w:asciiTheme="majorHAnsi" w:hAnsiTheme="majorHAnsi"/>
               </w:rPr>
               <w:t>OVERALL MODEL FIT</w:t>
             </w:r>
@@ -1883,10 +1883,591 @@
         </w:tc>
       </w:tr>
     </w:tbl>
-    <w:p>
-      <w:pPr>
-        <w:rPr>
-          <w:rFonts w:ascii="Cambria" w:hAnsi="Cambria"/>
+    <w:p/>
+    <w:p>
+      <w:pPr>
+        <w:pStyle w:val="Heading1"/>
+        <w:rPr>
+          <w:sz w:val="20"/>
+          <w:szCs w:val="20"/>
+        </w:rPr>
+      </w:pPr>
+      <w:r>
+        <w:t>SCORING PARAMETERS FOR CLASSIFICATION</w:t>
+      </w:r>
+    </w:p>
+    <w:p>
+      <w:pPr>
+        <w:pStyle w:val="Heading2"/>
+      </w:pPr>
+      <w:r>
+        <w:t>CROSS VALIDATION WITH DIFFERENT METRICS</w:t>
+      </w:r>
+    </w:p>
+    <w:p>
+      <w:pPr>
+        <w:rPr>
+          <w:rFonts w:asciiTheme="majorHAnsi" w:hAnsiTheme="majorHAnsi"/>
+        </w:rPr>
+      </w:pPr>
+      <w:r>
+        <w:rPr>
+          <w:rFonts w:asciiTheme="majorHAnsi" w:hAnsiTheme="majorHAnsi"/>
+        </w:rPr>
+        <w:t>FROM SKLEARN.MODEL_SELECTION IMPORT CROSS_VAL_SCORE</w:t>
+      </w:r>
+      <w:r>
+        <w:rPr>
+          <w:rFonts w:asciiTheme="majorHAnsi" w:hAnsiTheme="majorHAnsi"/>
+        </w:rPr>
+        <w:br/>
+        <w:t>FROM SKLEARN.ENSEMBLE IMPORT RANDOMFORESTCLASSIFIER</w:t>
+      </w:r>
+      <w:r>
+        <w:rPr>
+          <w:rFonts w:asciiTheme="majorHAnsi" w:hAnsiTheme="majorHAnsi"/>
+        </w:rPr>
+        <w:br/>
+        <w:t>IMPORT NUMPY AS NP</w:t>
+      </w:r>
+      <w:r>
+        <w:rPr>
+          <w:rFonts w:asciiTheme="majorHAnsi" w:hAnsiTheme="majorHAnsi"/>
+        </w:rPr>
+        <w:br/>
+      </w:r>
+      <w:r>
+        <w:rPr>
+          <w:rFonts w:asciiTheme="majorHAnsi" w:hAnsiTheme="majorHAnsi"/>
+        </w:rPr>
+        <w:br/>
+        <w:t>NP.RANDOM.SEED(7)</w:t>
+      </w:r>
+      <w:r>
+        <w:rPr>
+          <w:rFonts w:asciiTheme="majorHAnsi" w:hAnsiTheme="majorHAnsi"/>
+        </w:rPr>
+        <w:br/>
+      </w:r>
+      <w:r>
+        <w:rPr>
+          <w:rFonts w:asciiTheme="majorHAnsi" w:hAnsiTheme="majorHAnsi"/>
+        </w:rPr>
+        <w:br/>
+        <w:t>X = HEARTDISEASE.DROP('TARGET', AXIS=1)</w:t>
+      </w:r>
+      <w:r>
+        <w:rPr>
+          <w:rFonts w:asciiTheme="majorHAnsi" w:hAnsiTheme="majorHAnsi"/>
+        </w:rPr>
+        <w:br/>
+        <w:t>Y = HEARTDISEASE['TARGET']</w:t>
+      </w:r>
+      <w:r>
+        <w:rPr>
+          <w:rFonts w:asciiTheme="majorHAnsi" w:hAnsiTheme="majorHAnsi"/>
+        </w:rPr>
+        <w:br/>
+      </w:r>
+      <w:r>
+        <w:rPr>
+          <w:rFonts w:asciiTheme="majorHAnsi" w:hAnsiTheme="majorHAnsi"/>
+        </w:rPr>
+        <w:br/>
+        <w:t>CLF = RANDOMFORESTCLASSIFIER()</w:t>
+      </w:r>
+    </w:p>
+    <w:p>
+      <w:pPr>
+        <w:pStyle w:val="Heading3"/>
+      </w:pPr>
+      <w:r>
+        <w:lastRenderedPageBreak/>
+        <w:t>DEFAULT SCORING</w:t>
+      </w:r>
+    </w:p>
+    <w:p>
+      <w:pPr>
+        <w:rPr>
+          <w:rFonts w:asciiTheme="majorHAnsi" w:hAnsiTheme="majorHAnsi"/>
+        </w:rPr>
+      </w:pPr>
+      <w:r>
+        <w:rPr>
+          <w:rFonts w:asciiTheme="majorHAnsi" w:hAnsiTheme="majorHAnsi"/>
+        </w:rPr>
+        <w:t>CROSS_ACC = CROSS_VAL_SCORE(CLF, X, Y, CV=5, SCORING=NONE)</w:t>
+      </w:r>
+      <w:r>
+        <w:rPr>
+          <w:rFonts w:asciiTheme="majorHAnsi" w:hAnsiTheme="majorHAnsi"/>
+        </w:rPr>
+        <w:br/>
+        <w:t>CROSS_ACC.MEAN()</w:t>
+      </w:r>
+    </w:p>
+    <w:p>
+      <w:pPr>
+        <w:numPr>
+          <w:ilvl w:val="0"/>
+          <w:numId w:val="12"/>
+        </w:numPr>
+        <w:rPr>
+          <w:rFonts w:asciiTheme="majorHAnsi" w:hAnsiTheme="majorHAnsi"/>
+        </w:rPr>
+      </w:pPr>
+      <w:r>
+        <w:rPr>
+          <w:rFonts w:asciiTheme="majorHAnsi" w:hAnsiTheme="majorHAnsi"/>
+        </w:rPr>
+        <w:t xml:space="preserve">DEFAULT → </w:t>
+      </w:r>
+      <w:r>
+        <w:rPr>
+          <w:rFonts w:asciiTheme="majorHAnsi" w:hAnsiTheme="majorHAnsi"/>
+          <w:b/>
+          <w:bCs/>
+        </w:rPr>
+        <w:t>ACCURACY (FOR CLASSIFICATION)</w:t>
+      </w:r>
+      <w:r>
+        <w:rPr>
+          <w:rFonts w:asciiTheme="majorHAnsi" w:hAnsiTheme="majorHAnsi"/>
+        </w:rPr>
+        <w:t xml:space="preserve"> </w:t>
+      </w:r>
+    </w:p>
+    <w:p>
+      <w:pPr>
+        <w:pStyle w:val="Heading3"/>
+      </w:pPr>
+      <w:r>
+        <w:t>ACCURACY</w:t>
+      </w:r>
+    </w:p>
+    <w:p>
+      <w:pPr>
+        <w:rPr>
+          <w:rFonts w:asciiTheme="majorHAnsi" w:hAnsiTheme="majorHAnsi"/>
+        </w:rPr>
+      </w:pPr>
+      <w:r>
+        <w:rPr>
+          <w:rFonts w:asciiTheme="majorHAnsi" w:hAnsiTheme="majorHAnsi"/>
+        </w:rPr>
+        <w:t>CROSS_ACC = CROSS_VAL_SCORE(CLF, X, Y, CV=5, SCORING="ACCURACY")</w:t>
+      </w:r>
+      <w:r>
+        <w:rPr>
+          <w:rFonts w:asciiTheme="majorHAnsi" w:hAnsiTheme="majorHAnsi"/>
+        </w:rPr>
+        <w:br/>
+        <w:t>CROSS_ACC.MEAN()</w:t>
+      </w:r>
+    </w:p>
+    <w:p>
+      <w:pPr>
+        <w:pStyle w:val="Heading3"/>
+      </w:pPr>
+      <w:r>
+        <w:t>PRECISION</w:t>
+      </w:r>
+    </w:p>
+    <w:p>
+      <w:pPr>
+        <w:rPr>
+          <w:rFonts w:asciiTheme="majorHAnsi" w:hAnsiTheme="majorHAnsi"/>
+        </w:rPr>
+      </w:pPr>
+      <w:r>
+        <w:rPr>
+          <w:rFonts w:asciiTheme="majorHAnsi" w:hAnsiTheme="majorHAnsi"/>
+        </w:rPr>
+        <w:t>CROSS_PREC = CROSS_VAL_SCORE(CLF, X, Y, CV=5, SCORING="PRECISION")</w:t>
+      </w:r>
+      <w:r>
+        <w:rPr>
+          <w:rFonts w:asciiTheme="majorHAnsi" w:hAnsiTheme="majorHAnsi"/>
+        </w:rPr>
+        <w:br/>
+        <w:t>CROSS_PREC.MEAN()</w:t>
+      </w:r>
+    </w:p>
+    <w:p>
+      <w:pPr>
+        <w:pStyle w:val="Heading3"/>
+      </w:pPr>
+      <w:r>
+        <w:t>RECALL</w:t>
+      </w:r>
+    </w:p>
+    <w:p>
+      <w:pPr>
+        <w:rPr>
+          <w:rFonts w:asciiTheme="majorHAnsi" w:hAnsiTheme="majorHAnsi"/>
+        </w:rPr>
+      </w:pPr>
+      <w:r>
+        <w:rPr>
+          <w:rFonts w:asciiTheme="majorHAnsi" w:hAnsiTheme="majorHAnsi"/>
+        </w:rPr>
+        <w:t>CROSS_REC = CROSS_VAL_SCORE(CLF, X, Y, CV=5, SCORING="RECALL")</w:t>
+      </w:r>
+      <w:r>
+        <w:rPr>
+          <w:rFonts w:asciiTheme="majorHAnsi" w:hAnsiTheme="majorHAnsi"/>
+        </w:rPr>
+        <w:br/>
+        <w:t>CROSS_REC.MEAN()</w:t>
+      </w:r>
+    </w:p>
+    <w:p>
+      <w:pPr>
+        <w:pStyle w:val="Heading2"/>
+        <w:rPr>
+          <w:b/>
+          <w:bCs/>
+        </w:rPr>
+      </w:pPr>
+      <w:r>
+        <w:rPr>
+          <w:b/>
+          <w:bCs/>
+        </w:rPr>
+        <w:t>REGRESSION SCORING PARAMETERS</w:t>
+      </w:r>
+    </w:p>
+    <w:p>
+      <w:pPr>
+        <w:rPr>
+          <w:rFonts w:asciiTheme="majorHAnsi" w:hAnsiTheme="majorHAnsi"/>
+        </w:rPr>
+      </w:pPr>
+      <w:r>
+        <w:rPr>
+          <w:rFonts w:asciiTheme="majorHAnsi" w:hAnsiTheme="majorHAnsi"/>
+        </w:rPr>
+        <w:t>FROM SKLEARN.ENSEMBLE IMPORT RANDOMFORESTREGRESSOR</w:t>
+      </w:r>
+      <w:r>
+        <w:rPr>
+          <w:rFonts w:asciiTheme="majorHAnsi" w:hAnsiTheme="majorHAnsi"/>
+        </w:rPr>
+        <w:br/>
+      </w:r>
+      <w:r>
+        <w:rPr>
+          <w:rFonts w:asciiTheme="majorHAnsi" w:hAnsiTheme="majorHAnsi"/>
+        </w:rPr>
+        <w:br/>
+        <w:t>X = HOUSING.DATA</w:t>
+      </w:r>
+      <w:r>
+        <w:rPr>
+          <w:rFonts w:asciiTheme="majorHAnsi" w:hAnsiTheme="majorHAnsi"/>
+        </w:rPr>
+        <w:br/>
+        <w:t>Y = HOUSING.TARGET</w:t>
+      </w:r>
+      <w:r>
+        <w:rPr>
+          <w:rFonts w:asciiTheme="majorHAnsi" w:hAnsiTheme="majorHAnsi"/>
+        </w:rPr>
+        <w:br/>
+      </w:r>
+      <w:r>
+        <w:rPr>
+          <w:rFonts w:asciiTheme="majorHAnsi" w:hAnsiTheme="majorHAnsi"/>
+        </w:rPr>
+        <w:br/>
+        <w:t>MODEL = RANDOMFORESTREGRESSOR()</w:t>
+      </w:r>
+    </w:p>
+    <w:p>
+      <w:pPr>
+        <w:pStyle w:val="Heading3"/>
+      </w:pPr>
+      <w:r>
+        <w:t>DEFAULT (R² SCORE)</w:t>
+      </w:r>
+    </w:p>
+    <w:p>
+      <w:pPr>
+        <w:rPr>
+          <w:rFonts w:asciiTheme="majorHAnsi" w:hAnsiTheme="majorHAnsi"/>
+        </w:rPr>
+      </w:pPr>
+      <w:r>
+        <w:rPr>
+          <w:rFonts w:asciiTheme="majorHAnsi" w:hAnsiTheme="majorHAnsi"/>
+        </w:rPr>
+        <w:t>CROSS_R2 = CROSS_VAL_SCORE(MODEL, X, Y, CV=5, SCORING=NONE)</w:t>
+      </w:r>
+      <w:r>
+        <w:rPr>
+          <w:rFonts w:asciiTheme="majorHAnsi" w:hAnsiTheme="majorHAnsi"/>
+        </w:rPr>
+        <w:br/>
+        <w:t>CROSS_R2.MEAN()</w:t>
+      </w:r>
+    </w:p>
+    <w:p>
+      <w:pPr>
+        <w:pStyle w:val="Heading3"/>
+      </w:pPr>
+      <w:r>
+        <w:t>MEAN ABSOLUTE ERROR (MAE)</w:t>
+      </w:r>
+    </w:p>
+    <w:p>
+      <w:pPr>
+        <w:rPr>
+          <w:rFonts w:asciiTheme="majorHAnsi" w:hAnsiTheme="majorHAnsi"/>
+        </w:rPr>
+      </w:pPr>
+      <w:r>
+        <w:rPr>
+          <w:rFonts w:asciiTheme="majorHAnsi" w:hAnsiTheme="majorHAnsi"/>
+        </w:rPr>
+        <w:t>CROSS_MAE = CROSS_VAL_SCORE(MODEL, X, Y, CV=5, SCORING='NEG_MEAN_ABSOLUTE_ERROR')</w:t>
+      </w:r>
+      <w:r>
+        <w:rPr>
+          <w:rFonts w:asciiTheme="majorHAnsi" w:hAnsiTheme="majorHAnsi"/>
+        </w:rPr>
+        <w:br/>
+        <w:t>CROSS_MAE.MEAN()</w:t>
+      </w:r>
+    </w:p>
+    <w:p>
+      <w:pPr>
+        <w:pStyle w:val="Heading3"/>
+      </w:pPr>
+      <w:r>
+        <w:t>MEAN SQUARED ERROR (MSE)</w:t>
+      </w:r>
+    </w:p>
+    <w:p>
+      <w:pPr>
+        <w:rPr>
+          <w:rFonts w:asciiTheme="majorHAnsi" w:hAnsiTheme="majorHAnsi"/>
+        </w:rPr>
+      </w:pPr>
+      <w:r>
+        <w:rPr>
+          <w:rFonts w:asciiTheme="majorHAnsi" w:hAnsiTheme="majorHAnsi"/>
+        </w:rPr>
+        <w:t>CROSS_MSE = CROSS_VAL_SCORE(MODEL, X, Y, CV=5, SCORING='NEG_MEAN_SQUARED_ERROR')</w:t>
+      </w:r>
+      <w:r>
+        <w:rPr>
+          <w:rFonts w:asciiTheme="majorHAnsi" w:hAnsiTheme="majorHAnsi"/>
+        </w:rPr>
+        <w:br/>
+        <w:t>CROSS_MSE.MEAN()</w:t>
+      </w:r>
+    </w:p>
+    <w:p>
+      <w:pPr>
+        <w:pStyle w:val="Heading2"/>
+      </w:pPr>
+      <w:r>
+        <w:t>CLASSIFICATION METRICS (FINAL EVALUATION)</w:t>
+      </w:r>
+    </w:p>
+    <w:p>
+      <w:pPr>
+        <w:rPr>
+          <w:rFonts w:asciiTheme="majorHAnsi" w:hAnsiTheme="majorHAnsi"/>
+        </w:rPr>
+      </w:pPr>
+      <w:r>
+        <w:rPr>
+          <w:rFonts w:asciiTheme="majorHAnsi" w:hAnsiTheme="majorHAnsi"/>
+        </w:rPr>
+        <w:t>FROM SKLEARN.METRICS IMPORT ACCURACY_SCORE, PRECISION_SCORE, RECALL_SCORE, F1_SCORE</w:t>
+      </w:r>
+      <w:r>
+        <w:rPr>
+          <w:rFonts w:asciiTheme="majorHAnsi" w:hAnsiTheme="majorHAnsi"/>
+        </w:rPr>
+        <w:br/>
+        <w:t>FROM SKLEARN.ENSEMBLE IMPORT RANDOMFORESTCLASSIFIER</w:t>
+      </w:r>
+      <w:r>
+        <w:rPr>
+          <w:rFonts w:asciiTheme="majorHAnsi" w:hAnsiTheme="majorHAnsi"/>
+        </w:rPr>
+        <w:br/>
+        <w:t>FROM SKLEARN.MODEL_SELECTION IMPORT TRAIN_TEST_SPLIT</w:t>
+      </w:r>
+      <w:r>
+        <w:rPr>
+          <w:rFonts w:asciiTheme="majorHAnsi" w:hAnsiTheme="majorHAnsi"/>
+        </w:rPr>
+        <w:br/>
+        <w:t>IMPORT NUMPY AS NP</w:t>
+      </w:r>
+      <w:r>
+        <w:rPr>
+          <w:rFonts w:asciiTheme="majorHAnsi" w:hAnsiTheme="majorHAnsi"/>
+        </w:rPr>
+        <w:br/>
+        <w:t>IMPORT PANDAS AS PD</w:t>
+      </w:r>
+      <w:r>
+        <w:rPr>
+          <w:rFonts w:asciiTheme="majorHAnsi" w:hAnsiTheme="majorHAnsi"/>
+        </w:rPr>
+        <w:br/>
+      </w:r>
+      <w:r>
+        <w:rPr>
+          <w:rFonts w:asciiTheme="majorHAnsi" w:hAnsiTheme="majorHAnsi"/>
+        </w:rPr>
+        <w:br/>
+        <w:t>NP.RANDOM.SEED(7)</w:t>
+      </w:r>
+      <w:r>
+        <w:rPr>
+          <w:rFonts w:asciiTheme="majorHAnsi" w:hAnsiTheme="majorHAnsi"/>
+        </w:rPr>
+        <w:br/>
+      </w:r>
+      <w:r>
+        <w:rPr>
+          <w:rFonts w:asciiTheme="majorHAnsi" w:hAnsiTheme="majorHAnsi"/>
+        </w:rPr>
+        <w:lastRenderedPageBreak/>
+        <w:br/>
+        <w:t>HEARTDISEASE = PD.READ_CSV('HEART.CSV')</w:t>
+      </w:r>
+      <w:r>
+        <w:rPr>
+          <w:rFonts w:asciiTheme="majorHAnsi" w:hAnsiTheme="majorHAnsi"/>
+        </w:rPr>
+        <w:br/>
+      </w:r>
+      <w:r>
+        <w:rPr>
+          <w:rFonts w:asciiTheme="majorHAnsi" w:hAnsiTheme="majorHAnsi"/>
+        </w:rPr>
+        <w:br/>
+        <w:t>X = HEARTDISEASE.DROP('TARGET', AXIS=1)</w:t>
+      </w:r>
+      <w:r>
+        <w:rPr>
+          <w:rFonts w:asciiTheme="majorHAnsi" w:hAnsiTheme="majorHAnsi"/>
+        </w:rPr>
+        <w:br/>
+        <w:t>Y = HEARTDISEASE['TARGET']</w:t>
+      </w:r>
+      <w:r>
+        <w:rPr>
+          <w:rFonts w:asciiTheme="majorHAnsi" w:hAnsiTheme="majorHAnsi"/>
+        </w:rPr>
+        <w:br/>
+      </w:r>
+      <w:r>
+        <w:rPr>
+          <w:rFonts w:asciiTheme="majorHAnsi" w:hAnsiTheme="majorHAnsi"/>
+        </w:rPr>
+        <w:br/>
+        <w:t>XTRAIN, XTEST, YTRAIN, YTEST = TRAIN_TEST_SPLIT(X, Y, TEST_SIZE=0.2)</w:t>
+      </w:r>
+      <w:r>
+        <w:rPr>
+          <w:rFonts w:asciiTheme="majorHAnsi" w:hAnsiTheme="majorHAnsi"/>
+        </w:rPr>
+        <w:br/>
+      </w:r>
+      <w:r>
+        <w:rPr>
+          <w:rFonts w:asciiTheme="majorHAnsi" w:hAnsiTheme="majorHAnsi"/>
+        </w:rPr>
+        <w:br/>
+        <w:t>CLF = RANDOMFORESTCLASSIFIER()</w:t>
+      </w:r>
+      <w:r>
+        <w:rPr>
+          <w:rFonts w:asciiTheme="majorHAnsi" w:hAnsiTheme="majorHAnsi"/>
+        </w:rPr>
+        <w:br/>
+        <w:t>CLF.FIT(XTRAIN, YTRAIN)</w:t>
+      </w:r>
+      <w:r>
+        <w:rPr>
+          <w:rFonts w:asciiTheme="majorHAnsi" w:hAnsiTheme="majorHAnsi"/>
+        </w:rPr>
+        <w:br/>
+      </w:r>
+      <w:r>
+        <w:rPr>
+          <w:rFonts w:asciiTheme="majorHAnsi" w:hAnsiTheme="majorHAnsi"/>
+        </w:rPr>
+        <w:br/>
+        <w:t>YPREDICTED = CLF.PREDICT(XTEST)</w:t>
+      </w:r>
+    </w:p>
+    <w:p>
+      <w:pPr>
+        <w:pStyle w:val="Heading3"/>
+      </w:pPr>
+      <w:r>
+        <w:t>EVALUATION OUTPUT</w:t>
+      </w:r>
+    </w:p>
+    <w:p>
+      <w:pPr>
+        <w:rPr>
+          <w:rFonts w:asciiTheme="majorHAnsi" w:hAnsiTheme="majorHAnsi"/>
+        </w:rPr>
+      </w:pPr>
+      <w:r>
+        <w:rPr>
+          <w:rFonts w:asciiTheme="majorHAnsi" w:hAnsiTheme="majorHAnsi"/>
+        </w:rPr>
+        <w:t>PRINT("MODEL EVALUATION USING SKLEARN FUNCTIONS")</w:t>
+      </w:r>
+      <w:r>
+        <w:rPr>
+          <w:rFonts w:asciiTheme="majorHAnsi" w:hAnsiTheme="majorHAnsi"/>
+        </w:rPr>
+        <w:br/>
+      </w:r>
+      <w:r>
+        <w:rPr>
+          <w:rFonts w:asciiTheme="majorHAnsi" w:hAnsiTheme="majorHAnsi"/>
+        </w:rPr>
+        <w:br/>
+        <w:t>PRINT(F'ACCURACY SCORE: {ACCURACY_SCORE(YTEST, YPREDICTED)}')</w:t>
+      </w:r>
+      <w:r>
+        <w:rPr>
+          <w:rFonts w:asciiTheme="majorHAnsi" w:hAnsiTheme="majorHAnsi"/>
+        </w:rPr>
+        <w:br/>
+        <w:t>PRINT(F'PRECISION SCORE: {PRECISION_SCORE(YTEST, YPREDICTED)}')</w:t>
+      </w:r>
+      <w:r>
+        <w:rPr>
+          <w:rFonts w:asciiTheme="majorHAnsi" w:hAnsiTheme="majorHAnsi"/>
+        </w:rPr>
+        <w:br/>
+        <w:t>PRINT(F'RECALL SCORE: {RECALL_SCORE(YTEST, YPREDICTED)}')</w:t>
+      </w:r>
+      <w:r>
+        <w:rPr>
+          <w:rFonts w:asciiTheme="majorHAnsi" w:hAnsiTheme="majorHAnsi"/>
+        </w:rPr>
+        <w:br/>
+        <w:t>PRINT(F'F1 SCORE: {F1_SCORE(YTEST, YPREDICTED)}')</w:t>
+      </w:r>
+    </w:p>
+    <w:p>
+      <w:pPr>
+        <w:rPr>
+          <w:rFonts w:asciiTheme="majorHAnsi" w:hAnsiTheme="majorHAnsi"/>
         </w:rPr>
       </w:pPr>
     </w:p>
@@ -1903,6 +2484,155 @@
 <file path=word/numbering.xml><?xml version="1.0" encoding="utf-8"?>
 <w:numbering xmlns:wpc="http://schemas.microsoft.com/office/word/2010/wordprocessingCanvas" xmlns:cx="http://schemas.microsoft.com/office/drawing/2014/chartex" xmlns:cx1="http://schemas.microsoft.com/office/drawing/2015/9/8/chartex" xmlns:cx2="http://schemas.microsoft.com/office/drawing/2015/10/21/chartex" xmlns:cx3="http://schemas.microsoft.com/office/drawing/2016/5/9/chartex" xmlns:cx4="http://schemas.microsoft.com/office/drawing/2016/5/10/chartex" xmlns:cx5="http://schemas.microsoft.com/office/drawing/2016/5/11/chartex" xmlns:cx6="http://schemas.microsoft.com/office/drawing/2016/5/12/chartex" xmlns:cx7="http://schemas.microsoft.com/office/drawing/2016/5/13/chartex" xmlns:cx8="http://schemas.microsoft.com/office/drawing/2016/5/14/chartex" xmlns:mc="http://schemas.openxmlformats.org/markup-compatibility/2006" xmlns:aink="http://schemas.microsoft.com/office/drawing/2016/ink" xmlns:am3d="http://schemas.microsoft.com/office/drawing/2017/model3d" xmlns:o="urn:schemas-microsoft-com:office:office" xmlns:oel="http://schemas.microsoft.com/office/2019/extlst" xmlns:r="http://schemas.openxmlformats.org/officeDocument/2006/relationships" xmlns:m="http://schemas.openxmlformats.org/officeDocument/2006/math" xmlns:v="urn:schemas-microsoft-com:vml" xmlns:wp14="http://schemas.microsoft.com/office/word/2010/wordprocessingDrawing" xmlns:wp="http://schemas.openxmlformats.org/drawingml/2006/wordprocessingDrawing" xmlns:w10="urn:schemas-microsoft-com:office:word" xmlns:w="http://schemas.openxmlformats.org/wordprocessingml/2006/main" xmlns:w14="http://schemas.microsoft.com/office/word/2010/wordml" xmlns:w15="http://schemas.microsoft.com/office/word/2012/wordml" xmlns:w16cex="http://schemas.microsoft.com/office/word/2018/wordml/cex" xmlns:w16cid="http://schemas.microsoft.com/office/word/2016/wordml/cid" xmlns:w16="http://schemas.microsoft.com/office/word/2018/wordml" xmlns:w16du="http://schemas.microsoft.com/office/word/2023/wordml/word16du" xmlns:w16sdtdh="http://schemas.microsoft.com/office/word/2020/wordml/sdtdatahash" xmlns:w16sdtfl="http://schemas.microsoft.com/office/word/2024/wordml/sdtformatlock" xmlns:w16se="http://schemas.microsoft.com/office/word/2015/wordml/symex" xmlns:wpg="http://schemas.microsoft.com/office/word/2010/wordprocessingGroup" xmlns:wpi="http://schemas.microsoft.com/office/word/2010/wordprocessingInk" xmlns:wne="http://schemas.microsoft.com/office/word/2006/wordml" xmlns:wps="http://schemas.microsoft.com/office/word/2010/wordprocessingShape" mc:Ignorable="w14 w15 w16se w16cid w16 w16cex w16sdtdh w16sdtfl w16du wp14">
   <w:abstractNum w:abstractNumId="0" w15:restartNumberingAfterBreak="0">
+    <w:nsid w:val="13AF63FE"/>
+    <w:multiLevelType w:val="multilevel"/>
+    <w:tmpl w:val="B4163FE0"/>
+    <w:lvl w:ilvl="0">
+      <w:start w:val="1"/>
+      <w:numFmt w:val="bullet"/>
+      <w:lvlText w:val=""/>
+      <w:lvlJc w:val="left"/>
+      <w:pPr>
+        <w:tabs>
+          <w:tab w:val="num" w:pos="720"/>
+        </w:tabs>
+        <w:ind w:left="720" w:hanging="360"/>
+      </w:pPr>
+      <w:rPr>
+        <w:rFonts w:ascii="Symbol" w:hAnsi="Symbol" w:hint="default"/>
+        <w:sz w:val="20"/>
+      </w:rPr>
+    </w:lvl>
+    <w:lvl w:ilvl="1" w:tentative="1">
+      <w:start w:val="1"/>
+      <w:numFmt w:val="bullet"/>
+      <w:lvlText w:val="o"/>
+      <w:lvlJc w:val="left"/>
+      <w:pPr>
+        <w:tabs>
+          <w:tab w:val="num" w:pos="1440"/>
+        </w:tabs>
+        <w:ind w:left="1440" w:hanging="360"/>
+      </w:pPr>
+      <w:rPr>
+        <w:rFonts w:ascii="Courier New" w:hAnsi="Courier New" w:hint="default"/>
+        <w:sz w:val="20"/>
+      </w:rPr>
+    </w:lvl>
+    <w:lvl w:ilvl="2" w:tentative="1">
+      <w:start w:val="1"/>
+      <w:numFmt w:val="bullet"/>
+      <w:lvlText w:val=""/>
+      <w:lvlJc w:val="left"/>
+      <w:pPr>
+        <w:tabs>
+          <w:tab w:val="num" w:pos="2160"/>
+        </w:tabs>
+        <w:ind w:left="2160" w:hanging="360"/>
+      </w:pPr>
+      <w:rPr>
+        <w:rFonts w:ascii="Wingdings" w:hAnsi="Wingdings" w:hint="default"/>
+        <w:sz w:val="20"/>
+      </w:rPr>
+    </w:lvl>
+    <w:lvl w:ilvl="3" w:tentative="1">
+      <w:start w:val="1"/>
+      <w:numFmt w:val="bullet"/>
+      <w:lvlText w:val=""/>
+      <w:lvlJc w:val="left"/>
+      <w:pPr>
+        <w:tabs>
+          <w:tab w:val="num" w:pos="2880"/>
+        </w:tabs>
+        <w:ind w:left="2880" w:hanging="360"/>
+      </w:pPr>
+      <w:rPr>
+        <w:rFonts w:ascii="Wingdings" w:hAnsi="Wingdings" w:hint="default"/>
+        <w:sz w:val="20"/>
+      </w:rPr>
+    </w:lvl>
+    <w:lvl w:ilvl="4" w:tentative="1">
+      <w:start w:val="1"/>
+      <w:numFmt w:val="bullet"/>
+      <w:lvlText w:val=""/>
+      <w:lvlJc w:val="left"/>
+      <w:pPr>
+        <w:tabs>
+          <w:tab w:val="num" w:pos="3600"/>
+        </w:tabs>
+        <w:ind w:left="3600" w:hanging="360"/>
+      </w:pPr>
+      <w:rPr>
+        <w:rFonts w:ascii="Wingdings" w:hAnsi="Wingdings" w:hint="default"/>
+        <w:sz w:val="20"/>
+      </w:rPr>
+    </w:lvl>
+    <w:lvl w:ilvl="5" w:tentative="1">
+      <w:start w:val="1"/>
+      <w:numFmt w:val="bullet"/>
+      <w:lvlText w:val=""/>
+      <w:lvlJc w:val="left"/>
+      <w:pPr>
+        <w:tabs>
+          <w:tab w:val="num" w:pos="4320"/>
+        </w:tabs>
+        <w:ind w:left="4320" w:hanging="360"/>
+      </w:pPr>
+      <w:rPr>
+        <w:rFonts w:ascii="Wingdings" w:hAnsi="Wingdings" w:hint="default"/>
+        <w:sz w:val="20"/>
+      </w:rPr>
+    </w:lvl>
+    <w:lvl w:ilvl="6" w:tentative="1">
+      <w:start w:val="1"/>
+      <w:numFmt w:val="bullet"/>
+      <w:lvlText w:val=""/>
+      <w:lvlJc w:val="left"/>
+      <w:pPr>
+        <w:tabs>
+          <w:tab w:val="num" w:pos="5040"/>
+        </w:tabs>
+        <w:ind w:left="5040" w:hanging="360"/>
+      </w:pPr>
+      <w:rPr>
+        <w:rFonts w:ascii="Wingdings" w:hAnsi="Wingdings" w:hint="default"/>
+        <w:sz w:val="20"/>
+      </w:rPr>
+    </w:lvl>
+    <w:lvl w:ilvl="7" w:tentative="1">
+      <w:start w:val="1"/>
+      <w:numFmt w:val="bullet"/>
+      <w:lvlText w:val=""/>
+      <w:lvlJc w:val="left"/>
+      <w:pPr>
+        <w:tabs>
+          <w:tab w:val="num" w:pos="5760"/>
+        </w:tabs>
+        <w:ind w:left="5760" w:hanging="360"/>
+      </w:pPr>
+      <w:rPr>
+        <w:rFonts w:ascii="Wingdings" w:hAnsi="Wingdings" w:hint="default"/>
+        <w:sz w:val="20"/>
+      </w:rPr>
+    </w:lvl>
+    <w:lvl w:ilvl="8" w:tentative="1">
+      <w:start w:val="1"/>
+      <w:numFmt w:val="bullet"/>
+      <w:lvlText w:val=""/>
+      <w:lvlJc w:val="left"/>
+      <w:pPr>
+        <w:tabs>
+          <w:tab w:val="num" w:pos="6480"/>
+        </w:tabs>
+        <w:ind w:left="6480" w:hanging="360"/>
+      </w:pPr>
+      <w:rPr>
+        <w:rFonts w:ascii="Wingdings" w:hAnsi="Wingdings" w:hint="default"/>
+        <w:sz w:val="20"/>
+      </w:rPr>
+    </w:lvl>
+  </w:abstractNum>
+  <w:abstractNum w:abstractNumId="1" w15:restartNumberingAfterBreak="0">
     <w:nsid w:val="14204A62"/>
     <w:multiLevelType w:val="multilevel"/>
     <w:tmpl w:val="C73CF0E2"/>
@@ -2051,7 +2781,7 @@
       </w:rPr>
     </w:lvl>
   </w:abstractNum>
-  <w:abstractNum w:abstractNumId="1" w15:restartNumberingAfterBreak="0">
+  <w:abstractNum w:abstractNumId="2" w15:restartNumberingAfterBreak="0">
     <w:nsid w:val="1BD15683"/>
     <w:multiLevelType w:val="multilevel"/>
     <w:tmpl w:val="69D6BDC0"/>
@@ -2200,7 +2930,7 @@
       </w:rPr>
     </w:lvl>
   </w:abstractNum>
-  <w:abstractNum w:abstractNumId="2" w15:restartNumberingAfterBreak="0">
+  <w:abstractNum w:abstractNumId="3" w15:restartNumberingAfterBreak="0">
     <w:nsid w:val="245F0723"/>
     <w:multiLevelType w:val="multilevel"/>
     <w:tmpl w:val="0DD632BC"/>
@@ -2349,7 +3079,7 @@
       </w:rPr>
     </w:lvl>
   </w:abstractNum>
-  <w:abstractNum w:abstractNumId="3" w15:restartNumberingAfterBreak="0">
+  <w:abstractNum w:abstractNumId="4" w15:restartNumberingAfterBreak="0">
     <w:nsid w:val="25F974D3"/>
     <w:multiLevelType w:val="multilevel"/>
     <w:tmpl w:val="44388ED4"/>
@@ -2498,7 +3228,7 @@
       </w:rPr>
     </w:lvl>
   </w:abstractNum>
-  <w:abstractNum w:abstractNumId="4" w15:restartNumberingAfterBreak="0">
+  <w:abstractNum w:abstractNumId="5" w15:restartNumberingAfterBreak="0">
     <w:nsid w:val="28DB1EFD"/>
     <w:multiLevelType w:val="multilevel"/>
     <w:tmpl w:val="1936817A"/>
@@ -2647,7 +3377,7 @@
       </w:rPr>
     </w:lvl>
   </w:abstractNum>
-  <w:abstractNum w:abstractNumId="5" w15:restartNumberingAfterBreak="0">
+  <w:abstractNum w:abstractNumId="6" w15:restartNumberingAfterBreak="0">
     <w:nsid w:val="39D55157"/>
     <w:multiLevelType w:val="multilevel"/>
     <w:tmpl w:val="5440705C"/>
@@ -2796,7 +3526,156 @@
       </w:rPr>
     </w:lvl>
   </w:abstractNum>
-  <w:abstractNum w:abstractNumId="6" w15:restartNumberingAfterBreak="0">
+  <w:abstractNum w:abstractNumId="7" w15:restartNumberingAfterBreak="0">
+    <w:nsid w:val="3E8944BB"/>
+    <w:multiLevelType w:val="multilevel"/>
+    <w:tmpl w:val="EB107A68"/>
+    <w:lvl w:ilvl="0">
+      <w:start w:val="1"/>
+      <w:numFmt w:val="bullet"/>
+      <w:lvlText w:val=""/>
+      <w:lvlJc w:val="left"/>
+      <w:pPr>
+        <w:tabs>
+          <w:tab w:val="num" w:pos="720"/>
+        </w:tabs>
+        <w:ind w:left="720" w:hanging="360"/>
+      </w:pPr>
+      <w:rPr>
+        <w:rFonts w:ascii="Symbol" w:hAnsi="Symbol" w:hint="default"/>
+        <w:sz w:val="20"/>
+      </w:rPr>
+    </w:lvl>
+    <w:lvl w:ilvl="1" w:tentative="1">
+      <w:start w:val="1"/>
+      <w:numFmt w:val="bullet"/>
+      <w:lvlText w:val="o"/>
+      <w:lvlJc w:val="left"/>
+      <w:pPr>
+        <w:tabs>
+          <w:tab w:val="num" w:pos="1440"/>
+        </w:tabs>
+        <w:ind w:left="1440" w:hanging="360"/>
+      </w:pPr>
+      <w:rPr>
+        <w:rFonts w:ascii="Courier New" w:hAnsi="Courier New" w:hint="default"/>
+        <w:sz w:val="20"/>
+      </w:rPr>
+    </w:lvl>
+    <w:lvl w:ilvl="2" w:tentative="1">
+      <w:start w:val="1"/>
+      <w:numFmt w:val="bullet"/>
+      <w:lvlText w:val=""/>
+      <w:lvlJc w:val="left"/>
+      <w:pPr>
+        <w:tabs>
+          <w:tab w:val="num" w:pos="2160"/>
+        </w:tabs>
+        <w:ind w:left="2160" w:hanging="360"/>
+      </w:pPr>
+      <w:rPr>
+        <w:rFonts w:ascii="Wingdings" w:hAnsi="Wingdings" w:hint="default"/>
+        <w:sz w:val="20"/>
+      </w:rPr>
+    </w:lvl>
+    <w:lvl w:ilvl="3" w:tentative="1">
+      <w:start w:val="1"/>
+      <w:numFmt w:val="bullet"/>
+      <w:lvlText w:val=""/>
+      <w:lvlJc w:val="left"/>
+      <w:pPr>
+        <w:tabs>
+          <w:tab w:val="num" w:pos="2880"/>
+        </w:tabs>
+        <w:ind w:left="2880" w:hanging="360"/>
+      </w:pPr>
+      <w:rPr>
+        <w:rFonts w:ascii="Wingdings" w:hAnsi="Wingdings" w:hint="default"/>
+        <w:sz w:val="20"/>
+      </w:rPr>
+    </w:lvl>
+    <w:lvl w:ilvl="4" w:tentative="1">
+      <w:start w:val="1"/>
+      <w:numFmt w:val="bullet"/>
+      <w:lvlText w:val=""/>
+      <w:lvlJc w:val="left"/>
+      <w:pPr>
+        <w:tabs>
+          <w:tab w:val="num" w:pos="3600"/>
+        </w:tabs>
+        <w:ind w:left="3600" w:hanging="360"/>
+      </w:pPr>
+      <w:rPr>
+        <w:rFonts w:ascii="Wingdings" w:hAnsi="Wingdings" w:hint="default"/>
+        <w:sz w:val="20"/>
+      </w:rPr>
+    </w:lvl>
+    <w:lvl w:ilvl="5" w:tentative="1">
+      <w:start w:val="1"/>
+      <w:numFmt w:val="bullet"/>
+      <w:lvlText w:val=""/>
+      <w:lvlJc w:val="left"/>
+      <w:pPr>
+        <w:tabs>
+          <w:tab w:val="num" w:pos="4320"/>
+        </w:tabs>
+        <w:ind w:left="4320" w:hanging="360"/>
+      </w:pPr>
+      <w:rPr>
+        <w:rFonts w:ascii="Wingdings" w:hAnsi="Wingdings" w:hint="default"/>
+        <w:sz w:val="20"/>
+      </w:rPr>
+    </w:lvl>
+    <w:lvl w:ilvl="6" w:tentative="1">
+      <w:start w:val="1"/>
+      <w:numFmt w:val="bullet"/>
+      <w:lvlText w:val=""/>
+      <w:lvlJc w:val="left"/>
+      <w:pPr>
+        <w:tabs>
+          <w:tab w:val="num" w:pos="5040"/>
+        </w:tabs>
+        <w:ind w:left="5040" w:hanging="360"/>
+      </w:pPr>
+      <w:rPr>
+        <w:rFonts w:ascii="Wingdings" w:hAnsi="Wingdings" w:hint="default"/>
+        <w:sz w:val="20"/>
+      </w:rPr>
+    </w:lvl>
+    <w:lvl w:ilvl="7" w:tentative="1">
+      <w:start w:val="1"/>
+      <w:numFmt w:val="bullet"/>
+      <w:lvlText w:val=""/>
+      <w:lvlJc w:val="left"/>
+      <w:pPr>
+        <w:tabs>
+          <w:tab w:val="num" w:pos="5760"/>
+        </w:tabs>
+        <w:ind w:left="5760" w:hanging="360"/>
+      </w:pPr>
+      <w:rPr>
+        <w:rFonts w:ascii="Wingdings" w:hAnsi="Wingdings" w:hint="default"/>
+        <w:sz w:val="20"/>
+      </w:rPr>
+    </w:lvl>
+    <w:lvl w:ilvl="8" w:tentative="1">
+      <w:start w:val="1"/>
+      <w:numFmt w:val="bullet"/>
+      <w:lvlText w:val=""/>
+      <w:lvlJc w:val="left"/>
+      <w:pPr>
+        <w:tabs>
+          <w:tab w:val="num" w:pos="6480"/>
+        </w:tabs>
+        <w:ind w:left="6480" w:hanging="360"/>
+      </w:pPr>
+      <w:rPr>
+        <w:rFonts w:ascii="Wingdings" w:hAnsi="Wingdings" w:hint="default"/>
+        <w:sz w:val="20"/>
+      </w:rPr>
+    </w:lvl>
+  </w:abstractNum>
+  <w:abstractNum w:abstractNumId="8" w15:restartNumberingAfterBreak="0">
     <w:nsid w:val="422B392B"/>
     <w:multiLevelType w:val="multilevel"/>
     <w:tmpl w:val="D598BA14"/>
@@ -2945,7 +3824,7 @@
       </w:rPr>
     </w:lvl>
   </w:abstractNum>
-  <w:abstractNum w:abstractNumId="7" w15:restartNumberingAfterBreak="0">
+  <w:abstractNum w:abstractNumId="9" w15:restartNumberingAfterBreak="0">
     <w:nsid w:val="43F37330"/>
     <w:multiLevelType w:val="multilevel"/>
     <w:tmpl w:val="7070E362"/>
@@ -3094,7 +3973,7 @@
       </w:rPr>
     </w:lvl>
   </w:abstractNum>
-  <w:abstractNum w:abstractNumId="8" w15:restartNumberingAfterBreak="0">
+  <w:abstractNum w:abstractNumId="10" w15:restartNumberingAfterBreak="0">
     <w:nsid w:val="49254AD2"/>
     <w:multiLevelType w:val="multilevel"/>
     <w:tmpl w:val="5BF8923E"/>
@@ -3243,7 +4122,7 @@
       </w:rPr>
     </w:lvl>
   </w:abstractNum>
-  <w:abstractNum w:abstractNumId="9" w15:restartNumberingAfterBreak="0">
+  <w:abstractNum w:abstractNumId="11" w15:restartNumberingAfterBreak="0">
     <w:nsid w:val="505D4ABB"/>
     <w:multiLevelType w:val="multilevel"/>
     <w:tmpl w:val="370C5054"/>
@@ -3392,7 +4271,7 @@
       </w:rPr>
     </w:lvl>
   </w:abstractNum>
-  <w:abstractNum w:abstractNumId="10" w15:restartNumberingAfterBreak="0">
+  <w:abstractNum w:abstractNumId="12" w15:restartNumberingAfterBreak="0">
     <w:nsid w:val="746B0903"/>
     <w:multiLevelType w:val="multilevel"/>
     <w:tmpl w:val="CDC0EEDE"/>
@@ -3541,38 +4420,196 @@
       </w:rPr>
     </w:lvl>
   </w:abstractNum>
+  <w:abstractNum w:abstractNumId="13" w15:restartNumberingAfterBreak="0">
+    <w:nsid w:val="7BD56204"/>
+    <w:multiLevelType w:val="multilevel"/>
+    <w:tmpl w:val="22BE2D18"/>
+    <w:lvl w:ilvl="0">
+      <w:start w:val="1"/>
+      <w:numFmt w:val="bullet"/>
+      <w:lvlText w:val=""/>
+      <w:lvlJc w:val="left"/>
+      <w:pPr>
+        <w:tabs>
+          <w:tab w:val="num" w:pos="720"/>
+        </w:tabs>
+        <w:ind w:left="720" w:hanging="360"/>
+      </w:pPr>
+      <w:rPr>
+        <w:rFonts w:ascii="Symbol" w:hAnsi="Symbol" w:hint="default"/>
+        <w:sz w:val="20"/>
+      </w:rPr>
+    </w:lvl>
+    <w:lvl w:ilvl="1" w:tentative="1">
+      <w:start w:val="1"/>
+      <w:numFmt w:val="bullet"/>
+      <w:lvlText w:val="o"/>
+      <w:lvlJc w:val="left"/>
+      <w:pPr>
+        <w:tabs>
+          <w:tab w:val="num" w:pos="1440"/>
+        </w:tabs>
+        <w:ind w:left="1440" w:hanging="360"/>
+      </w:pPr>
+      <w:rPr>
+        <w:rFonts w:ascii="Courier New" w:hAnsi="Courier New" w:hint="default"/>
+        <w:sz w:val="20"/>
+      </w:rPr>
+    </w:lvl>
+    <w:lvl w:ilvl="2" w:tentative="1">
+      <w:start w:val="1"/>
+      <w:numFmt w:val="bullet"/>
+      <w:lvlText w:val=""/>
+      <w:lvlJc w:val="left"/>
+      <w:pPr>
+        <w:tabs>
+          <w:tab w:val="num" w:pos="2160"/>
+        </w:tabs>
+        <w:ind w:left="2160" w:hanging="360"/>
+      </w:pPr>
+      <w:rPr>
+        <w:rFonts w:ascii="Wingdings" w:hAnsi="Wingdings" w:hint="default"/>
+        <w:sz w:val="20"/>
+      </w:rPr>
+    </w:lvl>
+    <w:lvl w:ilvl="3" w:tentative="1">
+      <w:start w:val="1"/>
+      <w:numFmt w:val="bullet"/>
+      <w:lvlText w:val=""/>
+      <w:lvlJc w:val="left"/>
+      <w:pPr>
+        <w:tabs>
+          <w:tab w:val="num" w:pos="2880"/>
+        </w:tabs>
+        <w:ind w:left="2880" w:hanging="360"/>
+      </w:pPr>
+      <w:rPr>
+        <w:rFonts w:ascii="Wingdings" w:hAnsi="Wingdings" w:hint="default"/>
+        <w:sz w:val="20"/>
+      </w:rPr>
+    </w:lvl>
+    <w:lvl w:ilvl="4" w:tentative="1">
+      <w:start w:val="1"/>
+      <w:numFmt w:val="bullet"/>
+      <w:lvlText w:val=""/>
+      <w:lvlJc w:val="left"/>
+      <w:pPr>
+        <w:tabs>
+          <w:tab w:val="num" w:pos="3600"/>
+        </w:tabs>
+        <w:ind w:left="3600" w:hanging="360"/>
+      </w:pPr>
+      <w:rPr>
+        <w:rFonts w:ascii="Wingdings" w:hAnsi="Wingdings" w:hint="default"/>
+        <w:sz w:val="20"/>
+      </w:rPr>
+    </w:lvl>
+    <w:lvl w:ilvl="5" w:tentative="1">
+      <w:start w:val="1"/>
+      <w:numFmt w:val="bullet"/>
+      <w:lvlText w:val=""/>
+      <w:lvlJc w:val="left"/>
+      <w:pPr>
+        <w:tabs>
+          <w:tab w:val="num" w:pos="4320"/>
+        </w:tabs>
+        <w:ind w:left="4320" w:hanging="360"/>
+      </w:pPr>
+      <w:rPr>
+        <w:rFonts w:ascii="Wingdings" w:hAnsi="Wingdings" w:hint="default"/>
+        <w:sz w:val="20"/>
+      </w:rPr>
+    </w:lvl>
+    <w:lvl w:ilvl="6" w:tentative="1">
+      <w:start w:val="1"/>
+      <w:numFmt w:val="bullet"/>
+      <w:lvlText w:val=""/>
+      <w:lvlJc w:val="left"/>
+      <w:pPr>
+        <w:tabs>
+          <w:tab w:val="num" w:pos="5040"/>
+        </w:tabs>
+        <w:ind w:left="5040" w:hanging="360"/>
+      </w:pPr>
+      <w:rPr>
+        <w:rFonts w:ascii="Wingdings" w:hAnsi="Wingdings" w:hint="default"/>
+        <w:sz w:val="20"/>
+      </w:rPr>
+    </w:lvl>
+    <w:lvl w:ilvl="7" w:tentative="1">
+      <w:start w:val="1"/>
+      <w:numFmt w:val="bullet"/>
+      <w:lvlText w:val=""/>
+      <w:lvlJc w:val="left"/>
+      <w:pPr>
+        <w:tabs>
+          <w:tab w:val="num" w:pos="5760"/>
+        </w:tabs>
+        <w:ind w:left="5760" w:hanging="360"/>
+      </w:pPr>
+      <w:rPr>
+        <w:rFonts w:ascii="Wingdings" w:hAnsi="Wingdings" w:hint="default"/>
+        <w:sz w:val="20"/>
+      </w:rPr>
+    </w:lvl>
+    <w:lvl w:ilvl="8" w:tentative="1">
+      <w:start w:val="1"/>
+      <w:numFmt w:val="bullet"/>
+      <w:lvlText w:val=""/>
+      <w:lvlJc w:val="left"/>
+      <w:pPr>
+        <w:tabs>
+          <w:tab w:val="num" w:pos="6480"/>
+        </w:tabs>
+        <w:ind w:left="6480" w:hanging="360"/>
+      </w:pPr>
+      <w:rPr>
+        <w:rFonts w:ascii="Wingdings" w:hAnsi="Wingdings" w:hint="default"/>
+        <w:sz w:val="20"/>
+      </w:rPr>
+    </w:lvl>
+  </w:abstractNum>
   <w:num w:numId="1" w16cid:durableId="2054428733">
+    <w:abstractNumId w:val="2"/>
+  </w:num>
+  <w:num w:numId="2" w16cid:durableId="1572502560">
+    <w:abstractNumId w:val="3"/>
+  </w:num>
+  <w:num w:numId="3" w16cid:durableId="20476723">
+    <w:abstractNumId w:val="8"/>
+  </w:num>
+  <w:num w:numId="4" w16cid:durableId="2055153663">
+    <w:abstractNumId w:val="6"/>
+  </w:num>
+  <w:num w:numId="5" w16cid:durableId="1200161833">
+    <w:abstractNumId w:val="5"/>
+  </w:num>
+  <w:num w:numId="6" w16cid:durableId="1913390976">
+    <w:abstractNumId w:val="10"/>
+  </w:num>
+  <w:num w:numId="7" w16cid:durableId="605502296">
+    <w:abstractNumId w:val="12"/>
+  </w:num>
+  <w:num w:numId="8" w16cid:durableId="135072698">
+    <w:abstractNumId w:val="11"/>
+  </w:num>
+  <w:num w:numId="9" w16cid:durableId="1501115036">
     <w:abstractNumId w:val="1"/>
   </w:num>
-  <w:num w:numId="2" w16cid:durableId="1572502560">
-    <w:abstractNumId w:val="2"/>
+  <w:num w:numId="10" w16cid:durableId="1917126780">
+    <w:abstractNumId w:val="9"/>
   </w:num>
-  <w:num w:numId="3" w16cid:durableId="20476723">
-    <w:abstractNumId w:val="6"/>
-  </w:num>
-  <w:num w:numId="4" w16cid:durableId="2055153663">
-    <w:abstractNumId w:val="5"/>
-  </w:num>
-  <w:num w:numId="5" w16cid:durableId="1200161833">
+  <w:num w:numId="11" w16cid:durableId="2044093364">
     <w:abstractNumId w:val="4"/>
   </w:num>
-  <w:num w:numId="6" w16cid:durableId="1913390976">
-    <w:abstractNumId w:val="8"/>
+  <w:num w:numId="12" w16cid:durableId="794717011">
+    <w:abstractNumId w:val="13"/>
   </w:num>
-  <w:num w:numId="7" w16cid:durableId="605502296">
-    <w:abstractNumId w:val="10"/>
-  </w:num>
-  <w:num w:numId="8" w16cid:durableId="135072698">
-    <w:abstractNumId w:val="9"/>
-  </w:num>
-  <w:num w:numId="9" w16cid:durableId="1501115036">
+  <w:num w:numId="13" w16cid:durableId="3946280">
     <w:abstractNumId w:val="0"/>
   </w:num>
-  <w:num w:numId="10" w16cid:durableId="1917126780">
+  <w:num w:numId="14" w16cid:durableId="975835463">
     <w:abstractNumId w:val="7"/>
-  </w:num>
-  <w:num w:numId="11" w16cid:durableId="2044093364">
-    <w:abstractNumId w:val="3"/>
   </w:num>
 </w:numbering>
 </file>

--- a/Section-20.docx
+++ b/Section-20.docx
@@ -6,7 +6,7 @@
       <w:pPr>
         <w:pStyle w:val="Heading1"/>
         <w:rPr>
-          <w:rFonts w:asciiTheme="majorHAnsi" w:hAnsiTheme="majorHAnsi"/>
+          <w:rFonts w:ascii="Cambria" w:hAnsi="Cambria"/>
           <w:color w:val="auto"/>
           <w:sz w:val="20"/>
           <w:szCs w:val="20"/>
@@ -14,7 +14,7 @@
       </w:pPr>
       <w:r>
         <w:rPr>
-          <w:rFonts w:asciiTheme="majorHAnsi" w:hAnsiTheme="majorHAnsi"/>
+          <w:rFonts w:ascii="Cambria" w:hAnsi="Cambria"/>
           <w:caps w:val="0"/>
           <w:sz w:val="20"/>
           <w:szCs w:val="20"/>
@@ -25,27 +25,27 @@
     <w:p>
       <w:pPr>
         <w:rPr>
-          <w:rFonts w:asciiTheme="majorHAnsi" w:hAnsiTheme="majorHAnsi"/>
+          <w:rFonts w:ascii="Cambria" w:hAnsi="Cambria"/>
           <w:spacing w:val="15"/>
         </w:rPr>
       </w:pPr>
       <w:r>
         <w:rPr>
-          <w:rFonts w:asciiTheme="majorHAnsi" w:hAnsiTheme="majorHAnsi"/>
+          <w:rFonts w:ascii="Cambria" w:hAnsi="Cambria"/>
           <w:spacing w:val="15"/>
         </w:rPr>
         <w:t>FROM SKLEARN.METRICS IMPORT CONFUSION_MATRIX</w:t>
       </w:r>
       <w:r>
         <w:rPr>
-          <w:rFonts w:asciiTheme="majorHAnsi" w:hAnsiTheme="majorHAnsi"/>
+          <w:rFonts w:ascii="Cambria" w:hAnsi="Cambria"/>
           <w:spacing w:val="15"/>
         </w:rPr>
         <w:br/>
       </w:r>
       <w:r>
         <w:rPr>
-          <w:rFonts w:asciiTheme="majorHAnsi" w:hAnsiTheme="majorHAnsi"/>
+          <w:rFonts w:ascii="Cambria" w:hAnsi="Cambria"/>
           <w:spacing w:val="15"/>
         </w:rPr>
         <w:br/>
@@ -53,14 +53,14 @@
       </w:r>
       <w:r>
         <w:rPr>
-          <w:rFonts w:asciiTheme="majorHAnsi" w:hAnsiTheme="majorHAnsi"/>
+          <w:rFonts w:ascii="Cambria" w:hAnsi="Cambria"/>
           <w:spacing w:val="15"/>
         </w:rPr>
         <w:br/>
       </w:r>
       <w:r>
         <w:rPr>
-          <w:rFonts w:asciiTheme="majorHAnsi" w:hAnsiTheme="majorHAnsi"/>
+          <w:rFonts w:ascii="Cambria" w:hAnsi="Cambria"/>
           <w:spacing w:val="15"/>
         </w:rPr>
         <w:br/>
@@ -68,7 +68,7 @@
       </w:r>
       <w:r>
         <w:rPr>
-          <w:rFonts w:asciiTheme="majorHAnsi" w:hAnsiTheme="majorHAnsi"/>
+          <w:rFonts w:ascii="Cambria" w:hAnsi="Cambria"/>
           <w:spacing w:val="15"/>
         </w:rPr>
         <w:br/>
@@ -79,7 +79,7 @@
       <w:pPr>
         <w:pStyle w:val="Heading1"/>
         <w:rPr>
-          <w:rFonts w:asciiTheme="majorHAnsi" w:hAnsiTheme="majorHAnsi"/>
+          <w:rFonts w:ascii="Cambria" w:hAnsi="Cambria"/>
           <w:color w:val="auto"/>
           <w:sz w:val="20"/>
           <w:szCs w:val="20"/>
@@ -87,7 +87,7 @@
       </w:pPr>
       <w:r>
         <w:rPr>
-          <w:rFonts w:asciiTheme="majorHAnsi" w:hAnsiTheme="majorHAnsi"/>
+          <w:rFonts w:ascii="Cambria" w:hAnsi="Cambria"/>
           <w:caps w:val="0"/>
           <w:sz w:val="20"/>
           <w:szCs w:val="20"/>
@@ -98,20 +98,20 @@
     <w:p>
       <w:pPr>
         <w:rPr>
-          <w:rFonts w:asciiTheme="majorHAnsi" w:hAnsiTheme="majorHAnsi"/>
+          <w:rFonts w:ascii="Cambria" w:hAnsi="Cambria"/>
           <w:spacing w:val="15"/>
         </w:rPr>
       </w:pPr>
       <w:r>
         <w:rPr>
-          <w:rFonts w:asciiTheme="majorHAnsi" w:hAnsiTheme="majorHAnsi"/>
+          <w:rFonts w:ascii="Cambria" w:hAnsi="Cambria"/>
           <w:spacing w:val="15"/>
         </w:rPr>
         <w:t>IMPORT SEABORN AS SNS</w:t>
       </w:r>
       <w:r>
         <w:rPr>
-          <w:rFonts w:asciiTheme="majorHAnsi" w:hAnsiTheme="majorHAnsi"/>
+          <w:rFonts w:ascii="Cambria" w:hAnsi="Cambria"/>
           <w:spacing w:val="15"/>
         </w:rPr>
         <w:br/>
@@ -119,7 +119,7 @@
       </w:r>
       <w:r>
         <w:rPr>
-          <w:rFonts w:asciiTheme="majorHAnsi" w:hAnsiTheme="majorHAnsi"/>
+          <w:rFonts w:ascii="Cambria" w:hAnsi="Cambria"/>
           <w:spacing w:val="15"/>
         </w:rPr>
         <w:br/>
@@ -127,14 +127,14 @@
       </w:r>
       <w:r>
         <w:rPr>
-          <w:rFonts w:asciiTheme="majorHAnsi" w:hAnsiTheme="majorHAnsi"/>
+          <w:rFonts w:ascii="Cambria" w:hAnsi="Cambria"/>
           <w:spacing w:val="15"/>
         </w:rPr>
         <w:br/>
       </w:r>
       <w:r>
         <w:rPr>
-          <w:rFonts w:asciiTheme="majorHAnsi" w:hAnsiTheme="majorHAnsi"/>
+          <w:rFonts w:ascii="Cambria" w:hAnsi="Cambria"/>
           <w:spacing w:val="15"/>
         </w:rPr>
         <w:br/>
@@ -142,14 +142,14 @@
       </w:r>
       <w:r>
         <w:rPr>
-          <w:rFonts w:asciiTheme="majorHAnsi" w:hAnsiTheme="majorHAnsi"/>
+          <w:rFonts w:ascii="Cambria" w:hAnsi="Cambria"/>
           <w:spacing w:val="15"/>
         </w:rPr>
         <w:br/>
       </w:r>
       <w:r>
         <w:rPr>
-          <w:rFonts w:asciiTheme="majorHAnsi" w:hAnsiTheme="majorHAnsi"/>
+          <w:rFonts w:ascii="Cambria" w:hAnsi="Cambria"/>
           <w:spacing w:val="15"/>
         </w:rPr>
         <w:br/>
@@ -157,7 +157,7 @@
       </w:r>
       <w:r>
         <w:rPr>
-          <w:rFonts w:asciiTheme="majorHAnsi" w:hAnsiTheme="majorHAnsi"/>
+          <w:rFonts w:ascii="Cambria" w:hAnsi="Cambria"/>
           <w:spacing w:val="15"/>
         </w:rPr>
         <w:br/>
@@ -165,7 +165,7 @@
       </w:r>
       <w:r>
         <w:rPr>
-          <w:rFonts w:asciiTheme="majorHAnsi" w:hAnsiTheme="majorHAnsi"/>
+          <w:rFonts w:ascii="Cambria" w:hAnsi="Cambria"/>
           <w:spacing w:val="15"/>
         </w:rPr>
         <w:br/>
@@ -173,7 +173,7 @@
       </w:r>
       <w:r>
         <w:rPr>
-          <w:rFonts w:asciiTheme="majorHAnsi" w:hAnsiTheme="majorHAnsi"/>
+          <w:rFonts w:ascii="Cambria" w:hAnsi="Cambria"/>
           <w:spacing w:val="15"/>
         </w:rPr>
         <w:br/>
@@ -181,7 +181,7 @@
       </w:r>
       <w:r>
         <w:rPr>
-          <w:rFonts w:asciiTheme="majorHAnsi" w:hAnsiTheme="majorHAnsi"/>
+          <w:rFonts w:ascii="Cambria" w:hAnsi="Cambria"/>
           <w:spacing w:val="15"/>
         </w:rPr>
         <w:br/>
@@ -189,7 +189,7 @@
       </w:r>
       <w:r>
         <w:rPr>
-          <w:rFonts w:asciiTheme="majorHAnsi" w:hAnsiTheme="majorHAnsi"/>
+          <w:rFonts w:ascii="Cambria" w:hAnsi="Cambria"/>
           <w:spacing w:val="15"/>
         </w:rPr>
         <w:br/>
@@ -197,7 +197,7 @@
       </w:r>
       <w:r>
         <w:rPr>
-          <w:rFonts w:asciiTheme="majorHAnsi" w:hAnsiTheme="majorHAnsi"/>
+          <w:rFonts w:ascii="Cambria" w:hAnsi="Cambria"/>
           <w:spacing w:val="15"/>
         </w:rPr>
         <w:br/>
@@ -205,7 +205,7 @@
       </w:r>
       <w:r>
         <w:rPr>
-          <w:rFonts w:asciiTheme="majorHAnsi" w:hAnsiTheme="majorHAnsi"/>
+          <w:rFonts w:ascii="Cambria" w:hAnsi="Cambria"/>
           <w:spacing w:val="15"/>
         </w:rPr>
         <w:br/>
@@ -213,7 +213,7 @@
       </w:r>
       <w:r>
         <w:rPr>
-          <w:rFonts w:asciiTheme="majorHAnsi" w:hAnsiTheme="majorHAnsi"/>
+          <w:rFonts w:ascii="Cambria" w:hAnsi="Cambria"/>
           <w:spacing w:val="15"/>
         </w:rPr>
         <w:br/>
@@ -221,7 +221,7 @@
       </w:r>
       <w:r>
         <w:rPr>
-          <w:rFonts w:asciiTheme="majorHAnsi" w:hAnsiTheme="majorHAnsi"/>
+          <w:rFonts w:ascii="Cambria" w:hAnsi="Cambria"/>
           <w:spacing w:val="15"/>
         </w:rPr>
         <w:br/>
@@ -229,7 +229,7 @@
       </w:r>
       <w:r>
         <w:rPr>
-          <w:rFonts w:asciiTheme="majorHAnsi" w:hAnsiTheme="majorHAnsi"/>
+          <w:rFonts w:ascii="Cambria" w:hAnsi="Cambria"/>
           <w:spacing w:val="15"/>
         </w:rPr>
         <w:br/>
@@ -237,7 +237,7 @@
       </w:r>
       <w:r>
         <w:rPr>
-          <w:rFonts w:asciiTheme="majorHAnsi" w:hAnsiTheme="majorHAnsi"/>
+          <w:rFonts w:ascii="Cambria" w:hAnsi="Cambria"/>
           <w:spacing w:val="15"/>
         </w:rPr>
         <w:br/>
@@ -245,7 +245,7 @@
       </w:r>
       <w:r>
         <w:rPr>
-          <w:rFonts w:asciiTheme="majorHAnsi" w:hAnsiTheme="majorHAnsi"/>
+          <w:rFonts w:ascii="Cambria" w:hAnsi="Cambria"/>
           <w:spacing w:val="15"/>
         </w:rPr>
         <w:br/>
@@ -253,7 +253,7 @@
       </w:r>
       <w:r>
         <w:rPr>
-          <w:rFonts w:asciiTheme="majorHAnsi" w:hAnsiTheme="majorHAnsi"/>
+          <w:rFonts w:ascii="Cambria" w:hAnsi="Cambria"/>
           <w:spacing w:val="15"/>
         </w:rPr>
         <w:br/>
@@ -261,14 +261,14 @@
       </w:r>
       <w:r>
         <w:rPr>
-          <w:rFonts w:asciiTheme="majorHAnsi" w:hAnsiTheme="majorHAnsi"/>
+          <w:rFonts w:ascii="Cambria" w:hAnsi="Cambria"/>
           <w:spacing w:val="15"/>
         </w:rPr>
         <w:br/>
       </w:r>
       <w:r>
         <w:rPr>
-          <w:rFonts w:asciiTheme="majorHAnsi" w:hAnsiTheme="majorHAnsi"/>
+          <w:rFonts w:ascii="Cambria" w:hAnsi="Cambria"/>
           <w:spacing w:val="15"/>
         </w:rPr>
         <w:br/>
@@ -279,12 +279,12 @@
       <w:pPr>
         <w:pStyle w:val="Heading2"/>
         <w:rPr>
-          <w:rFonts w:asciiTheme="majorHAnsi" w:hAnsiTheme="majorHAnsi"/>
-        </w:rPr>
-      </w:pPr>
-      <w:r>
-        <w:rPr>
-          <w:rFonts w:asciiTheme="majorHAnsi" w:hAnsiTheme="majorHAnsi"/>
+          <w:rFonts w:ascii="Cambria" w:hAnsi="Cambria"/>
+        </w:rPr>
+      </w:pPr>
+      <w:r>
+        <w:rPr>
+          <w:rFonts w:ascii="Cambria" w:hAnsi="Cambria"/>
           <w:caps w:val="0"/>
         </w:rPr>
         <w:t>OUTPUT STRUCTURE</w:t>
@@ -293,13 +293,13 @@
     <w:p>
       <w:pPr>
         <w:rPr>
-          <w:rFonts w:asciiTheme="majorHAnsi" w:hAnsiTheme="majorHAnsi"/>
+          <w:rFonts w:ascii="Cambria" w:hAnsi="Cambria"/>
           <w:spacing w:val="15"/>
         </w:rPr>
       </w:pPr>
       <w:r>
         <w:rPr>
-          <w:rFonts w:asciiTheme="majorHAnsi" w:hAnsiTheme="majorHAnsi"/>
+          <w:rFonts w:ascii="Cambria" w:hAnsi="Cambria"/>
           <w:spacing w:val="15"/>
         </w:rPr>
         <w:t>CONFUSION MATRIX LOOKS LIKE:</w:t>
@@ -308,20 +308,20 @@
     <w:p>
       <w:pPr>
         <w:rPr>
-          <w:rFonts w:asciiTheme="majorHAnsi" w:hAnsiTheme="majorHAnsi"/>
+          <w:rFonts w:ascii="Cambria" w:hAnsi="Cambria"/>
           <w:spacing w:val="15"/>
         </w:rPr>
       </w:pPr>
       <w:r>
         <w:rPr>
-          <w:rFonts w:asciiTheme="majorHAnsi" w:hAnsiTheme="majorHAnsi"/>
+          <w:rFonts w:ascii="Cambria" w:hAnsi="Cambria"/>
           <w:spacing w:val="15"/>
         </w:rPr>
         <w:t>[[TN  FP]</w:t>
       </w:r>
       <w:r>
         <w:rPr>
-          <w:rFonts w:asciiTheme="majorHAnsi" w:hAnsiTheme="majorHAnsi"/>
+          <w:rFonts w:ascii="Cambria" w:hAnsi="Cambria"/>
           <w:spacing w:val="15"/>
         </w:rPr>
         <w:br/>
@@ -332,12 +332,12 @@
       <w:pPr>
         <w:pStyle w:val="Heading2"/>
         <w:rPr>
-          <w:rFonts w:asciiTheme="majorHAnsi" w:hAnsiTheme="majorHAnsi"/>
-        </w:rPr>
-      </w:pPr>
-      <w:r>
-        <w:rPr>
-          <w:rFonts w:asciiTheme="majorHAnsi" w:hAnsiTheme="majorHAnsi"/>
+          <w:rFonts w:ascii="Cambria" w:hAnsi="Cambria"/>
+        </w:rPr>
+      </w:pPr>
+      <w:r>
+        <w:rPr>
+          <w:rFonts w:ascii="Cambria" w:hAnsi="Cambria"/>
           <w:caps w:val="0"/>
         </w:rPr>
         <w:t>MEANING</w:t>
@@ -346,7 +346,7 @@
     <w:p>
       <w:pPr>
         <w:rPr>
-          <w:rFonts w:asciiTheme="majorHAnsi" w:hAnsiTheme="majorHAnsi"/>
+          <w:rFonts w:ascii="Cambria" w:hAnsi="Cambria"/>
         </w:rPr>
       </w:pPr>
     </w:p>
@@ -391,7 +391,7 @@
             <w:pPr>
               <w:jc w:val="center"/>
               <w:rPr>
-                <w:rFonts w:asciiTheme="majorHAnsi" w:hAnsiTheme="majorHAnsi"/>
+                <w:rFonts w:ascii="Cambria" w:hAnsi="Cambria"/>
                 <w:b/>
                 <w:bCs/>
                 <w:spacing w:val="15"/>
@@ -399,7 +399,7 @@
             </w:pPr>
             <w:r>
               <w:rPr>
-                <w:rFonts w:asciiTheme="majorHAnsi" w:hAnsiTheme="majorHAnsi"/>
+                <w:rFonts w:ascii="Cambria" w:hAnsi="Cambria"/>
                 <w:b/>
                 <w:bCs/>
                 <w:spacing w:val="15"/>
@@ -418,7 +418,7 @@
             <w:pPr>
               <w:jc w:val="center"/>
               <w:rPr>
-                <w:rFonts w:asciiTheme="majorHAnsi" w:hAnsiTheme="majorHAnsi"/>
+                <w:rFonts w:ascii="Cambria" w:hAnsi="Cambria"/>
                 <w:b/>
                 <w:bCs/>
                 <w:spacing w:val="15"/>
@@ -426,7 +426,7 @@
             </w:pPr>
             <w:r>
               <w:rPr>
-                <w:rFonts w:asciiTheme="majorHAnsi" w:hAnsiTheme="majorHAnsi"/>
+                <w:rFonts w:ascii="Cambria" w:hAnsi="Cambria"/>
                 <w:b/>
                 <w:bCs/>
                 <w:spacing w:val="15"/>
@@ -451,13 +451,13 @@
             <w:pPr>
               <w:jc w:val="center"/>
               <w:rPr>
-                <w:rFonts w:asciiTheme="majorHAnsi" w:hAnsiTheme="majorHAnsi"/>
+                <w:rFonts w:ascii="Cambria" w:hAnsi="Cambria"/>
                 <w:spacing w:val="15"/>
               </w:rPr>
             </w:pPr>
             <w:r>
               <w:rPr>
-                <w:rFonts w:asciiTheme="majorHAnsi" w:hAnsiTheme="majorHAnsi"/>
+                <w:rFonts w:ascii="Cambria" w:hAnsi="Cambria"/>
                 <w:spacing w:val="15"/>
               </w:rPr>
               <w:t>TN</w:t>
@@ -474,13 +474,13 @@
             <w:pPr>
               <w:jc w:val="center"/>
               <w:rPr>
-                <w:rFonts w:asciiTheme="majorHAnsi" w:hAnsiTheme="majorHAnsi"/>
+                <w:rFonts w:ascii="Cambria" w:hAnsi="Cambria"/>
                 <w:spacing w:val="15"/>
               </w:rPr>
             </w:pPr>
             <w:r>
               <w:rPr>
-                <w:rFonts w:asciiTheme="majorHAnsi" w:hAnsiTheme="majorHAnsi"/>
+                <w:rFonts w:ascii="Cambria" w:hAnsi="Cambria"/>
                 <w:spacing w:val="15"/>
               </w:rPr>
               <w:t>CORRECTLY PREDICTED 0</w:t>
@@ -503,13 +503,13 @@
             <w:pPr>
               <w:jc w:val="center"/>
               <w:rPr>
-                <w:rFonts w:asciiTheme="majorHAnsi" w:hAnsiTheme="majorHAnsi"/>
+                <w:rFonts w:ascii="Cambria" w:hAnsi="Cambria"/>
                 <w:spacing w:val="15"/>
               </w:rPr>
             </w:pPr>
             <w:r>
               <w:rPr>
-                <w:rFonts w:asciiTheme="majorHAnsi" w:hAnsiTheme="majorHAnsi"/>
+                <w:rFonts w:ascii="Cambria" w:hAnsi="Cambria"/>
                 <w:spacing w:val="15"/>
               </w:rPr>
               <w:t>FP</w:t>
@@ -526,13 +526,13 @@
             <w:pPr>
               <w:jc w:val="center"/>
               <w:rPr>
-                <w:rFonts w:asciiTheme="majorHAnsi" w:hAnsiTheme="majorHAnsi"/>
+                <w:rFonts w:ascii="Cambria" w:hAnsi="Cambria"/>
                 <w:spacing w:val="15"/>
               </w:rPr>
             </w:pPr>
             <w:r>
               <w:rPr>
-                <w:rFonts w:asciiTheme="majorHAnsi" w:hAnsiTheme="majorHAnsi"/>
+                <w:rFonts w:ascii="Cambria" w:hAnsi="Cambria"/>
                 <w:spacing w:val="15"/>
               </w:rPr>
               <w:t>WRONGLY PREDICTED 1</w:t>
@@ -555,13 +555,13 @@
             <w:pPr>
               <w:jc w:val="center"/>
               <w:rPr>
-                <w:rFonts w:asciiTheme="majorHAnsi" w:hAnsiTheme="majorHAnsi"/>
+                <w:rFonts w:ascii="Cambria" w:hAnsi="Cambria"/>
                 <w:spacing w:val="15"/>
               </w:rPr>
             </w:pPr>
             <w:r>
               <w:rPr>
-                <w:rFonts w:asciiTheme="majorHAnsi" w:hAnsiTheme="majorHAnsi"/>
+                <w:rFonts w:ascii="Cambria" w:hAnsi="Cambria"/>
                 <w:spacing w:val="15"/>
               </w:rPr>
               <w:lastRenderedPageBreak/>
@@ -579,13 +579,13 @@
             <w:pPr>
               <w:jc w:val="center"/>
               <w:rPr>
-                <w:rFonts w:asciiTheme="majorHAnsi" w:hAnsiTheme="majorHAnsi"/>
+                <w:rFonts w:ascii="Cambria" w:hAnsi="Cambria"/>
                 <w:spacing w:val="15"/>
               </w:rPr>
             </w:pPr>
             <w:r>
               <w:rPr>
-                <w:rFonts w:asciiTheme="majorHAnsi" w:hAnsiTheme="majorHAnsi"/>
+                <w:rFonts w:ascii="Cambria" w:hAnsi="Cambria"/>
                 <w:spacing w:val="15"/>
               </w:rPr>
               <w:t>WRONGLY PREDICTED 0</w:t>
@@ -608,13 +608,13 @@
             <w:pPr>
               <w:jc w:val="center"/>
               <w:rPr>
-                <w:rFonts w:asciiTheme="majorHAnsi" w:hAnsiTheme="majorHAnsi"/>
+                <w:rFonts w:ascii="Cambria" w:hAnsi="Cambria"/>
                 <w:spacing w:val="15"/>
               </w:rPr>
             </w:pPr>
             <w:r>
               <w:rPr>
-                <w:rFonts w:asciiTheme="majorHAnsi" w:hAnsiTheme="majorHAnsi"/>
+                <w:rFonts w:ascii="Cambria" w:hAnsi="Cambria"/>
                 <w:spacing w:val="15"/>
               </w:rPr>
               <w:t>TP</w:t>
@@ -631,13 +631,13 @@
             <w:pPr>
               <w:jc w:val="center"/>
               <w:rPr>
-                <w:rFonts w:asciiTheme="majorHAnsi" w:hAnsiTheme="majorHAnsi"/>
+                <w:rFonts w:ascii="Cambria" w:hAnsi="Cambria"/>
                 <w:spacing w:val="15"/>
               </w:rPr>
             </w:pPr>
             <w:r>
               <w:rPr>
-                <w:rFonts w:asciiTheme="majorHAnsi" w:hAnsiTheme="majorHAnsi"/>
+                <w:rFonts w:ascii="Cambria" w:hAnsi="Cambria"/>
                 <w:spacing w:val="15"/>
               </w:rPr>
               <w:t>CORRECTLY PREDICTED 1</w:t>
@@ -649,7 +649,7 @@
     <w:p>
       <w:pPr>
         <w:rPr>
-          <w:rFonts w:asciiTheme="majorHAnsi" w:hAnsiTheme="majorHAnsi"/>
+          <w:rFonts w:ascii="Cambria" w:hAnsi="Cambria"/>
         </w:rPr>
       </w:pPr>
     </w:p>
@@ -657,14 +657,14 @@
       <w:pPr>
         <w:pStyle w:val="Heading1"/>
         <w:rPr>
-          <w:rFonts w:asciiTheme="majorHAnsi" w:hAnsiTheme="majorHAnsi"/>
+          <w:rFonts w:ascii="Cambria" w:hAnsi="Cambria"/>
           <w:sz w:val="20"/>
           <w:szCs w:val="20"/>
         </w:rPr>
       </w:pPr>
       <w:r>
         <w:rPr>
-          <w:rFonts w:asciiTheme="majorHAnsi" w:hAnsiTheme="majorHAnsi"/>
+          <w:rFonts w:ascii="Cambria" w:hAnsi="Cambria"/>
           <w:caps w:val="0"/>
           <w:sz w:val="20"/>
           <w:szCs w:val="20"/>
@@ -675,24 +675,24 @@
     <w:p>
       <w:pPr>
         <w:rPr>
-          <w:rFonts w:asciiTheme="majorHAnsi" w:hAnsiTheme="majorHAnsi"/>
-        </w:rPr>
-      </w:pPr>
-      <w:r>
-        <w:rPr>
-          <w:rFonts w:asciiTheme="majorHAnsi" w:hAnsiTheme="majorHAnsi"/>
+          <w:rFonts w:ascii="Cambria" w:hAnsi="Cambria"/>
+        </w:rPr>
+      </w:pPr>
+      <w:r>
+        <w:rPr>
+          <w:rFonts w:ascii="Cambria" w:hAnsi="Cambria"/>
         </w:rPr>
         <w:t>FROM SKLEARN.METRICS IMPORT CLASSIFICATION_REPORT</w:t>
       </w:r>
       <w:r>
         <w:rPr>
-          <w:rFonts w:asciiTheme="majorHAnsi" w:hAnsiTheme="majorHAnsi"/>
-        </w:rPr>
-        <w:br/>
-      </w:r>
-      <w:r>
-        <w:rPr>
-          <w:rFonts w:asciiTheme="majorHAnsi" w:hAnsiTheme="majorHAnsi"/>
+          <w:rFonts w:ascii="Cambria" w:hAnsi="Cambria"/>
+        </w:rPr>
+        <w:br/>
+      </w:r>
+      <w:r>
+        <w:rPr>
+          <w:rFonts w:ascii="Cambria" w:hAnsi="Cambria"/>
         </w:rPr>
         <w:br/>
         <w:t>PRINT(CLASSIFICATION_REPORT(YTEST, YPREDICTED))</w:t>
@@ -701,14 +701,14 @@
     <w:p>
       <w:pPr>
         <w:rPr>
-          <w:rFonts w:asciiTheme="majorHAnsi" w:hAnsiTheme="majorHAnsi"/>
+          <w:rFonts w:ascii="Cambria" w:hAnsi="Cambria"/>
           <w:b/>
           <w:bCs/>
         </w:rPr>
       </w:pPr>
       <w:r>
         <w:rPr>
-          <w:rFonts w:asciiTheme="majorHAnsi" w:hAnsiTheme="majorHAnsi"/>
+          <w:rFonts w:ascii="Cambria" w:hAnsi="Cambria"/>
           <w:b/>
           <w:bCs/>
         </w:rPr>
@@ -722,12 +722,12 @@
           <w:numId w:val="3"/>
         </w:numPr>
         <w:rPr>
-          <w:rFonts w:asciiTheme="majorHAnsi" w:hAnsiTheme="majorHAnsi"/>
-        </w:rPr>
-      </w:pPr>
-      <w:r>
-        <w:rPr>
-          <w:rFonts w:asciiTheme="majorHAnsi" w:hAnsiTheme="majorHAnsi"/>
+          <w:rFonts w:ascii="Cambria" w:hAnsi="Cambria"/>
+        </w:rPr>
+      </w:pPr>
+      <w:r>
+        <w:rPr>
+          <w:rFonts w:ascii="Cambria" w:hAnsi="Cambria"/>
         </w:rPr>
         <w:t xml:space="preserve">PRECISION </w:t>
       </w:r>
@@ -739,12 +739,12 @@
           <w:numId w:val="3"/>
         </w:numPr>
         <w:rPr>
-          <w:rFonts w:asciiTheme="majorHAnsi" w:hAnsiTheme="majorHAnsi"/>
-        </w:rPr>
-      </w:pPr>
-      <w:r>
-        <w:rPr>
-          <w:rFonts w:asciiTheme="majorHAnsi" w:hAnsiTheme="majorHAnsi"/>
+          <w:rFonts w:ascii="Cambria" w:hAnsi="Cambria"/>
+        </w:rPr>
+      </w:pPr>
+      <w:r>
+        <w:rPr>
+          <w:rFonts w:ascii="Cambria" w:hAnsi="Cambria"/>
         </w:rPr>
         <w:t xml:space="preserve">RECALL </w:t>
       </w:r>
@@ -756,12 +756,12 @@
           <w:numId w:val="3"/>
         </w:numPr>
         <w:rPr>
-          <w:rFonts w:asciiTheme="majorHAnsi" w:hAnsiTheme="majorHAnsi"/>
-        </w:rPr>
-      </w:pPr>
-      <w:r>
-        <w:rPr>
-          <w:rFonts w:asciiTheme="majorHAnsi" w:hAnsiTheme="majorHAnsi"/>
+          <w:rFonts w:ascii="Cambria" w:hAnsi="Cambria"/>
+        </w:rPr>
+      </w:pPr>
+      <w:r>
+        <w:rPr>
+          <w:rFonts w:ascii="Cambria" w:hAnsi="Cambria"/>
         </w:rPr>
         <w:t xml:space="preserve">F1-SCORE </w:t>
       </w:r>
@@ -773,12 +773,12 @@
           <w:numId w:val="3"/>
         </w:numPr>
         <w:rPr>
-          <w:rFonts w:asciiTheme="majorHAnsi" w:hAnsiTheme="majorHAnsi"/>
-        </w:rPr>
-      </w:pPr>
-      <w:r>
-        <w:rPr>
-          <w:rFonts w:asciiTheme="majorHAnsi" w:hAnsiTheme="majorHAnsi"/>
+          <w:rFonts w:ascii="Cambria" w:hAnsi="Cambria"/>
+        </w:rPr>
+      </w:pPr>
+      <w:r>
+        <w:rPr>
+          <w:rFonts w:ascii="Cambria" w:hAnsi="Cambria"/>
         </w:rPr>
         <w:t xml:space="preserve">SUPPORT (NUMBER OF SAMPLES) </w:t>
       </w:r>
@@ -787,12 +787,12 @@
       <w:pPr>
         <w:pStyle w:val="Heading2"/>
         <w:rPr>
-          <w:rFonts w:asciiTheme="majorHAnsi" w:hAnsiTheme="majorHAnsi"/>
-        </w:rPr>
-      </w:pPr>
-      <w:r>
-        <w:rPr>
-          <w:rFonts w:asciiTheme="majorHAnsi" w:hAnsiTheme="majorHAnsi"/>
+          <w:rFonts w:ascii="Cambria" w:hAnsi="Cambria"/>
+        </w:rPr>
+      </w:pPr>
+      <w:r>
+        <w:rPr>
+          <w:rFonts w:ascii="Cambria" w:hAnsi="Cambria"/>
           <w:caps w:val="0"/>
         </w:rPr>
         <w:t>1. CLASS IMBALANCE</w:t>
@@ -805,18 +805,18 @@
           <w:numId w:val="4"/>
         </w:numPr>
         <w:rPr>
-          <w:rFonts w:asciiTheme="majorHAnsi" w:hAnsiTheme="majorHAnsi"/>
-        </w:rPr>
-      </w:pPr>
-      <w:r>
-        <w:rPr>
-          <w:rFonts w:asciiTheme="majorHAnsi" w:hAnsiTheme="majorHAnsi"/>
+          <w:rFonts w:ascii="Cambria" w:hAnsi="Cambria"/>
+        </w:rPr>
+      </w:pPr>
+      <w:r>
+        <w:rPr>
+          <w:rFonts w:ascii="Cambria" w:hAnsi="Cambria"/>
         </w:rPr>
         <w:t xml:space="preserve">HAPPENS WHEN ONE CLASS HAS </w:t>
       </w:r>
       <w:r>
         <w:rPr>
-          <w:rFonts w:asciiTheme="majorHAnsi" w:hAnsiTheme="majorHAnsi"/>
+          <w:rFonts w:ascii="Cambria" w:hAnsi="Cambria"/>
           <w:b/>
           <w:bCs/>
         </w:rPr>
@@ -824,7 +824,7 @@
       </w:r>
       <w:r>
         <w:rPr>
-          <w:rFonts w:asciiTheme="majorHAnsi" w:hAnsiTheme="majorHAnsi"/>
+          <w:rFonts w:ascii="Cambria" w:hAnsi="Cambria"/>
         </w:rPr>
         <w:t xml:space="preserve"> </w:t>
       </w:r>
@@ -836,12 +836,12 @@
           <w:numId w:val="4"/>
         </w:numPr>
         <w:rPr>
-          <w:rFonts w:asciiTheme="majorHAnsi" w:hAnsiTheme="majorHAnsi"/>
-        </w:rPr>
-      </w:pPr>
-      <w:r>
-        <w:rPr>
-          <w:rFonts w:asciiTheme="majorHAnsi" w:hAnsiTheme="majorHAnsi"/>
+          <w:rFonts w:ascii="Cambria" w:hAnsi="Cambria"/>
+        </w:rPr>
+      </w:pPr>
+      <w:r>
+        <w:rPr>
+          <w:rFonts w:ascii="Cambria" w:hAnsi="Cambria"/>
         </w:rPr>
         <w:t xml:space="preserve">EXAMPLE: </w:t>
       </w:r>
@@ -853,12 +853,12 @@
           <w:numId w:val="4"/>
         </w:numPr>
         <w:rPr>
-          <w:rFonts w:asciiTheme="majorHAnsi" w:hAnsiTheme="majorHAnsi"/>
-        </w:rPr>
-      </w:pPr>
-      <w:r>
-        <w:rPr>
-          <w:rFonts w:asciiTheme="majorHAnsi" w:hAnsiTheme="majorHAnsi"/>
+          <w:rFonts w:ascii="Cambria" w:hAnsi="Cambria"/>
+        </w:rPr>
+      </w:pPr>
+      <w:r>
+        <w:rPr>
+          <w:rFonts w:ascii="Cambria" w:hAnsi="Cambria"/>
         </w:rPr>
         <w:t xml:space="preserve">90% = NO DISEASE </w:t>
       </w:r>
@@ -870,12 +870,12 @@
           <w:numId w:val="4"/>
         </w:numPr>
         <w:rPr>
-          <w:rFonts w:asciiTheme="majorHAnsi" w:hAnsiTheme="majorHAnsi"/>
-        </w:rPr>
-      </w:pPr>
-      <w:r>
-        <w:rPr>
-          <w:rFonts w:asciiTheme="majorHAnsi" w:hAnsiTheme="majorHAnsi"/>
+          <w:rFonts w:ascii="Cambria" w:hAnsi="Cambria"/>
+        </w:rPr>
+      </w:pPr>
+      <w:r>
+        <w:rPr>
+          <w:rFonts w:ascii="Cambria" w:hAnsi="Cambria"/>
         </w:rPr>
         <w:t xml:space="preserve">10% = DISEASE </w:t>
       </w:r>
@@ -883,12 +883,12 @@
     <w:p>
       <w:pPr>
         <w:rPr>
-          <w:rFonts w:asciiTheme="majorHAnsi" w:hAnsiTheme="majorHAnsi"/>
-        </w:rPr>
-      </w:pPr>
-      <w:r>
-        <w:rPr>
-          <w:rFonts w:asciiTheme="majorHAnsi" w:hAnsiTheme="majorHAnsi"/>
+          <w:rFonts w:ascii="Cambria" w:hAnsi="Cambria"/>
+        </w:rPr>
+      </w:pPr>
+      <w:r>
+        <w:rPr>
+          <w:rFonts w:ascii="Cambria" w:hAnsi="Cambria"/>
         </w:rPr>
         <w:t>ACCURACY ALONE BECOMES MISLEADING</w:t>
       </w:r>
@@ -897,12 +897,12 @@
       <w:pPr>
         <w:pStyle w:val="Heading2"/>
         <w:rPr>
-          <w:rFonts w:asciiTheme="majorHAnsi" w:hAnsiTheme="majorHAnsi"/>
-        </w:rPr>
-      </w:pPr>
-      <w:r>
-        <w:rPr>
-          <w:rFonts w:asciiTheme="majorHAnsi" w:hAnsiTheme="majorHAnsi"/>
+          <w:rFonts w:ascii="Cambria" w:hAnsi="Cambria"/>
+        </w:rPr>
+      </w:pPr>
+      <w:r>
+        <w:rPr>
+          <w:rFonts w:ascii="Cambria" w:hAnsi="Cambria"/>
           <w:caps w:val="0"/>
         </w:rPr>
         <w:t>2. RECALL (SENSITIVITY)</w:t>
@@ -912,12 +912,12 @@
       <w:pPr>
         <w:pStyle w:val="Heading3"/>
         <w:rPr>
-          <w:rFonts w:asciiTheme="majorHAnsi" w:hAnsiTheme="majorHAnsi"/>
-        </w:rPr>
-      </w:pPr>
-      <w:r>
-        <w:rPr>
-          <w:rFonts w:asciiTheme="majorHAnsi" w:hAnsiTheme="majorHAnsi"/>
+          <w:rFonts w:ascii="Cambria" w:hAnsi="Cambria"/>
+        </w:rPr>
+      </w:pPr>
+      <w:r>
+        <w:rPr>
+          <w:rFonts w:ascii="Cambria" w:hAnsi="Cambria"/>
           <w:caps w:val="0"/>
         </w:rPr>
         <w:t>FORMULA</w:t>
@@ -926,12 +926,12 @@
     <w:p>
       <w:pPr>
         <w:rPr>
-          <w:rFonts w:asciiTheme="majorHAnsi" w:hAnsiTheme="majorHAnsi"/>
-        </w:rPr>
-      </w:pPr>
-      <w:r>
-        <w:rPr>
-          <w:rFonts w:asciiTheme="majorHAnsi" w:hAnsiTheme="majorHAnsi"/>
+          <w:rFonts w:ascii="Cambria" w:hAnsi="Cambria"/>
+        </w:rPr>
+      </w:pPr>
+      <w:r>
+        <w:rPr>
+          <w:rFonts w:ascii="Cambria" w:hAnsi="Cambria"/>
         </w:rPr>
         <w:t>RECALL = TP / (TP + FN)</w:t>
       </w:r>
@@ -940,12 +940,12 @@
       <w:pPr>
         <w:pStyle w:val="Heading3"/>
         <w:rPr>
-          <w:rFonts w:asciiTheme="majorHAnsi" w:hAnsiTheme="majorHAnsi"/>
-        </w:rPr>
-      </w:pPr>
-      <w:r>
-        <w:rPr>
-          <w:rFonts w:asciiTheme="majorHAnsi" w:hAnsiTheme="majorHAnsi"/>
+          <w:rFonts w:ascii="Cambria" w:hAnsi="Cambria"/>
+        </w:rPr>
+      </w:pPr>
+      <w:r>
+        <w:rPr>
+          <w:rFonts w:ascii="Cambria" w:hAnsi="Cambria"/>
           <w:caps w:val="0"/>
         </w:rPr>
         <w:t>MEANING</w:t>
@@ -958,12 +958,12 @@
           <w:numId w:val="5"/>
         </w:numPr>
         <w:rPr>
-          <w:rFonts w:asciiTheme="majorHAnsi" w:hAnsiTheme="majorHAnsi"/>
-        </w:rPr>
-      </w:pPr>
-      <w:r>
-        <w:rPr>
-          <w:rFonts w:asciiTheme="majorHAnsi" w:hAnsiTheme="majorHAnsi"/>
+          <w:rFonts w:ascii="Cambria" w:hAnsi="Cambria"/>
+        </w:rPr>
+      </w:pPr>
+      <w:r>
+        <w:rPr>
+          <w:rFonts w:ascii="Cambria" w:hAnsi="Cambria"/>
         </w:rPr>
         <w:t xml:space="preserve">OUT OF ALL ACTUAL POSITIVE CASES, HOW MANY WERE CORRECTLY IDENTIFIED </w:t>
       </w:r>
@@ -971,18 +971,18 @@
     <w:p>
       <w:pPr>
         <w:rPr>
-          <w:rFonts w:asciiTheme="majorHAnsi" w:hAnsiTheme="majorHAnsi"/>
-        </w:rPr>
-      </w:pPr>
-      <w:r>
-        <w:rPr>
-          <w:rFonts w:asciiTheme="majorHAnsi" w:hAnsiTheme="majorHAnsi"/>
+          <w:rFonts w:ascii="Cambria" w:hAnsi="Cambria"/>
+        </w:rPr>
+      </w:pPr>
+      <w:r>
+        <w:rPr>
+          <w:rFonts w:ascii="Cambria" w:hAnsi="Cambria"/>
         </w:rPr>
         <w:t xml:space="preserve">FOCUS: </w:t>
       </w:r>
       <w:r>
         <w:rPr>
-          <w:rFonts w:asciiTheme="majorHAnsi" w:hAnsiTheme="majorHAnsi"/>
+          <w:rFonts w:ascii="Cambria" w:hAnsi="Cambria"/>
           <w:b/>
           <w:bCs/>
         </w:rPr>
@@ -993,12 +993,12 @@
       <w:pPr>
         <w:pStyle w:val="Heading2"/>
         <w:rPr>
-          <w:rFonts w:asciiTheme="majorHAnsi" w:hAnsiTheme="majorHAnsi"/>
-        </w:rPr>
-      </w:pPr>
-      <w:r>
-        <w:rPr>
-          <w:rFonts w:asciiTheme="majorHAnsi" w:hAnsiTheme="majorHAnsi"/>
+          <w:rFonts w:ascii="Cambria" w:hAnsi="Cambria"/>
+        </w:rPr>
+      </w:pPr>
+      <w:r>
+        <w:rPr>
+          <w:rFonts w:ascii="Cambria" w:hAnsi="Cambria"/>
           <w:caps w:val="0"/>
         </w:rPr>
         <w:t>3. PRECISION</w:t>
@@ -1008,12 +1008,12 @@
       <w:pPr>
         <w:pStyle w:val="Heading3"/>
         <w:rPr>
-          <w:rFonts w:asciiTheme="majorHAnsi" w:hAnsiTheme="majorHAnsi"/>
-        </w:rPr>
-      </w:pPr>
-      <w:r>
-        <w:rPr>
-          <w:rFonts w:asciiTheme="majorHAnsi" w:hAnsiTheme="majorHAnsi"/>
+          <w:rFonts w:ascii="Cambria" w:hAnsi="Cambria"/>
+        </w:rPr>
+      </w:pPr>
+      <w:r>
+        <w:rPr>
+          <w:rFonts w:ascii="Cambria" w:hAnsi="Cambria"/>
           <w:caps w:val="0"/>
         </w:rPr>
         <w:t>FORMULA</w:t>
@@ -1022,12 +1022,12 @@
     <w:p>
       <w:pPr>
         <w:rPr>
-          <w:rFonts w:asciiTheme="majorHAnsi" w:hAnsiTheme="majorHAnsi"/>
-        </w:rPr>
-      </w:pPr>
-      <w:r>
-        <w:rPr>
-          <w:rFonts w:asciiTheme="majorHAnsi" w:hAnsiTheme="majorHAnsi"/>
+          <w:rFonts w:ascii="Cambria" w:hAnsi="Cambria"/>
+        </w:rPr>
+      </w:pPr>
+      <w:r>
+        <w:rPr>
+          <w:rFonts w:ascii="Cambria" w:hAnsi="Cambria"/>
         </w:rPr>
         <w:t>PRECISION = TP / (TP + FP)</w:t>
       </w:r>
@@ -1036,12 +1036,12 @@
       <w:pPr>
         <w:pStyle w:val="Heading3"/>
         <w:rPr>
-          <w:rFonts w:asciiTheme="majorHAnsi" w:hAnsiTheme="majorHAnsi"/>
-        </w:rPr>
-      </w:pPr>
-      <w:r>
-        <w:rPr>
-          <w:rFonts w:asciiTheme="majorHAnsi" w:hAnsiTheme="majorHAnsi"/>
+          <w:rFonts w:ascii="Cambria" w:hAnsi="Cambria"/>
+        </w:rPr>
+      </w:pPr>
+      <w:r>
+        <w:rPr>
+          <w:rFonts w:ascii="Cambria" w:hAnsi="Cambria"/>
           <w:caps w:val="0"/>
         </w:rPr>
         <w:lastRenderedPageBreak/>
@@ -1055,12 +1055,12 @@
           <w:numId w:val="6"/>
         </w:numPr>
         <w:rPr>
-          <w:rFonts w:asciiTheme="majorHAnsi" w:hAnsiTheme="majorHAnsi"/>
-        </w:rPr>
-      </w:pPr>
-      <w:r>
-        <w:rPr>
-          <w:rFonts w:asciiTheme="majorHAnsi" w:hAnsiTheme="majorHAnsi"/>
+          <w:rFonts w:ascii="Cambria" w:hAnsi="Cambria"/>
+        </w:rPr>
+      </w:pPr>
+      <w:r>
+        <w:rPr>
+          <w:rFonts w:ascii="Cambria" w:hAnsi="Cambria"/>
         </w:rPr>
         <w:t xml:space="preserve">OUT OF PREDICTED POSITIVES, HOW MANY ARE ACTUALLY CORRECT </w:t>
       </w:r>
@@ -1068,18 +1068,18 @@
     <w:p>
       <w:pPr>
         <w:rPr>
-          <w:rFonts w:asciiTheme="majorHAnsi" w:hAnsiTheme="majorHAnsi"/>
-        </w:rPr>
-      </w:pPr>
-      <w:r>
-        <w:rPr>
-          <w:rFonts w:asciiTheme="majorHAnsi" w:hAnsiTheme="majorHAnsi"/>
+          <w:rFonts w:ascii="Cambria" w:hAnsi="Cambria"/>
+        </w:rPr>
+      </w:pPr>
+      <w:r>
+        <w:rPr>
+          <w:rFonts w:ascii="Cambria" w:hAnsi="Cambria"/>
         </w:rPr>
         <w:t xml:space="preserve">FOCUS: </w:t>
       </w:r>
       <w:r>
         <w:rPr>
-          <w:rFonts w:asciiTheme="majorHAnsi" w:hAnsiTheme="majorHAnsi"/>
+          <w:rFonts w:ascii="Cambria" w:hAnsi="Cambria"/>
           <w:b/>
           <w:bCs/>
         </w:rPr>
@@ -1090,12 +1090,12 @@
       <w:pPr>
         <w:pStyle w:val="Heading2"/>
         <w:rPr>
-          <w:rFonts w:asciiTheme="majorHAnsi" w:hAnsiTheme="majorHAnsi"/>
-        </w:rPr>
-      </w:pPr>
-      <w:r>
-        <w:rPr>
-          <w:rFonts w:asciiTheme="majorHAnsi" w:hAnsiTheme="majorHAnsi"/>
+          <w:rFonts w:ascii="Cambria" w:hAnsi="Cambria"/>
+        </w:rPr>
+      </w:pPr>
+      <w:r>
+        <w:rPr>
+          <w:rFonts w:ascii="Cambria" w:hAnsi="Cambria"/>
           <w:caps w:val="0"/>
         </w:rPr>
         <w:t>4. F1 SCORE</w:t>
@@ -1105,12 +1105,12 @@
       <w:pPr>
         <w:pStyle w:val="Heading3"/>
         <w:rPr>
-          <w:rFonts w:asciiTheme="majorHAnsi" w:hAnsiTheme="majorHAnsi"/>
-        </w:rPr>
-      </w:pPr>
-      <w:r>
-        <w:rPr>
-          <w:rFonts w:asciiTheme="majorHAnsi" w:hAnsiTheme="majorHAnsi"/>
+          <w:rFonts w:ascii="Cambria" w:hAnsi="Cambria"/>
+        </w:rPr>
+      </w:pPr>
+      <w:r>
+        <w:rPr>
+          <w:rFonts w:ascii="Cambria" w:hAnsi="Cambria"/>
           <w:caps w:val="0"/>
         </w:rPr>
         <w:t>FORMULA</w:t>
@@ -1119,12 +1119,12 @@
     <w:p>
       <w:pPr>
         <w:rPr>
-          <w:rFonts w:asciiTheme="majorHAnsi" w:hAnsiTheme="majorHAnsi"/>
-        </w:rPr>
-      </w:pPr>
-      <w:r>
-        <w:rPr>
-          <w:rFonts w:asciiTheme="majorHAnsi" w:hAnsiTheme="majorHAnsi"/>
+          <w:rFonts w:ascii="Cambria" w:hAnsi="Cambria"/>
+        </w:rPr>
+      </w:pPr>
+      <w:r>
+        <w:rPr>
+          <w:rFonts w:ascii="Cambria" w:hAnsi="Cambria"/>
         </w:rPr>
         <w:t>F1 = 2 * (PRECISION * RECALL) / (PRECISION + RECALL)</w:t>
       </w:r>
@@ -1133,12 +1133,12 @@
       <w:pPr>
         <w:pStyle w:val="Heading3"/>
         <w:rPr>
-          <w:rFonts w:asciiTheme="majorHAnsi" w:hAnsiTheme="majorHAnsi"/>
-        </w:rPr>
-      </w:pPr>
-      <w:r>
-        <w:rPr>
-          <w:rFonts w:asciiTheme="majorHAnsi" w:hAnsiTheme="majorHAnsi"/>
+          <w:rFonts w:ascii="Cambria" w:hAnsi="Cambria"/>
+        </w:rPr>
+      </w:pPr>
+      <w:r>
+        <w:rPr>
+          <w:rFonts w:ascii="Cambria" w:hAnsi="Cambria"/>
           <w:caps w:val="0"/>
         </w:rPr>
         <w:t>MEANING</w:t>
@@ -1151,12 +1151,12 @@
           <w:numId w:val="7"/>
         </w:numPr>
         <w:rPr>
-          <w:rFonts w:asciiTheme="majorHAnsi" w:hAnsiTheme="majorHAnsi"/>
-        </w:rPr>
-      </w:pPr>
-      <w:r>
-        <w:rPr>
-          <w:rFonts w:asciiTheme="majorHAnsi" w:hAnsiTheme="majorHAnsi"/>
+          <w:rFonts w:ascii="Cambria" w:hAnsi="Cambria"/>
+        </w:rPr>
+      </w:pPr>
+      <w:r>
+        <w:rPr>
+          <w:rFonts w:ascii="Cambria" w:hAnsi="Cambria"/>
         </w:rPr>
         <w:t xml:space="preserve">BALANCE BETWEEN PRECISION AND RECALL </w:t>
       </w:r>
@@ -1165,14 +1165,14 @@
       <w:pPr>
         <w:pStyle w:val="Heading1"/>
         <w:rPr>
-          <w:rFonts w:asciiTheme="majorHAnsi" w:hAnsiTheme="majorHAnsi"/>
+          <w:rFonts w:ascii="Cambria" w:hAnsi="Cambria"/>
           <w:sz w:val="20"/>
           <w:szCs w:val="20"/>
         </w:rPr>
       </w:pPr>
       <w:r>
         <w:rPr>
-          <w:rFonts w:asciiTheme="majorHAnsi" w:hAnsiTheme="majorHAnsi"/>
+          <w:rFonts w:ascii="Cambria" w:hAnsi="Cambria"/>
           <w:caps w:val="0"/>
           <w:sz w:val="20"/>
           <w:szCs w:val="20"/>
@@ -1184,12 +1184,12 @@
       <w:pPr>
         <w:pStyle w:val="Heading2"/>
         <w:rPr>
-          <w:rFonts w:asciiTheme="majorHAnsi" w:hAnsiTheme="majorHAnsi"/>
-        </w:rPr>
-      </w:pPr>
-      <w:r>
-        <w:rPr>
-          <w:rFonts w:asciiTheme="majorHAnsi" w:hAnsiTheme="majorHAnsi"/>
+          <w:rFonts w:ascii="Cambria" w:hAnsi="Cambria"/>
+        </w:rPr>
+      </w:pPr>
+      <w:r>
+        <w:rPr>
+          <w:rFonts w:ascii="Cambria" w:hAnsi="Cambria"/>
           <w:caps w:val="0"/>
         </w:rPr>
         <w:t>R² SCORE (R-SQUARED)</w:t>
@@ -1198,12 +1198,12 @@
     <w:p>
       <w:pPr>
         <w:rPr>
-          <w:rFonts w:asciiTheme="majorHAnsi" w:hAnsiTheme="majorHAnsi"/>
-        </w:rPr>
-      </w:pPr>
-      <w:r>
-        <w:rPr>
-          <w:rFonts w:asciiTheme="majorHAnsi" w:hAnsiTheme="majorHAnsi"/>
+          <w:rFonts w:ascii="Cambria" w:hAnsi="Cambria"/>
+        </w:rPr>
+      </w:pPr>
+      <w:r>
+        <w:rPr>
+          <w:rFonts w:ascii="Cambria" w:hAnsi="Cambria"/>
         </w:rPr>
         <w:t>BOSTONMODEL.SCORE(XTEST, YTEST)</w:t>
       </w:r>
@@ -1212,12 +1212,12 @@
       <w:pPr>
         <w:pStyle w:val="Heading3"/>
         <w:rPr>
-          <w:rFonts w:asciiTheme="majorHAnsi" w:hAnsiTheme="majorHAnsi"/>
-        </w:rPr>
-      </w:pPr>
-      <w:r>
-        <w:rPr>
-          <w:rFonts w:asciiTheme="majorHAnsi" w:hAnsiTheme="majorHAnsi"/>
+          <w:rFonts w:ascii="Cambria" w:hAnsi="Cambria"/>
+        </w:rPr>
+      </w:pPr>
+      <w:r>
+        <w:rPr>
+          <w:rFonts w:ascii="Cambria" w:hAnsi="Cambria"/>
           <w:caps w:val="0"/>
         </w:rPr>
         <w:t>MEANING</w:t>
@@ -1230,12 +1230,12 @@
           <w:numId w:val="8"/>
         </w:numPr>
         <w:rPr>
-          <w:rFonts w:asciiTheme="majorHAnsi" w:hAnsiTheme="majorHAnsi"/>
-        </w:rPr>
-      </w:pPr>
-      <w:r>
-        <w:rPr>
-          <w:rFonts w:asciiTheme="majorHAnsi" w:hAnsiTheme="majorHAnsi"/>
+          <w:rFonts w:ascii="Cambria" w:hAnsi="Cambria"/>
+        </w:rPr>
+      </w:pPr>
+      <w:r>
+        <w:rPr>
+          <w:rFonts w:ascii="Cambria" w:hAnsi="Cambria"/>
         </w:rPr>
         <w:t xml:space="preserve">MEASURES HOW WELL MODEL EXPLAINS THE DATA </w:t>
       </w:r>
@@ -1244,12 +1244,12 @@
       <w:pPr>
         <w:pStyle w:val="Heading3"/>
         <w:rPr>
-          <w:rFonts w:asciiTheme="majorHAnsi" w:hAnsiTheme="majorHAnsi"/>
-        </w:rPr>
-      </w:pPr>
-      <w:r>
-        <w:rPr>
-          <w:rFonts w:asciiTheme="majorHAnsi" w:hAnsiTheme="majorHAnsi"/>
+          <w:rFonts w:ascii="Cambria" w:hAnsi="Cambria"/>
+        </w:rPr>
+      </w:pPr>
+      <w:r>
+        <w:rPr>
+          <w:rFonts w:ascii="Cambria" w:hAnsi="Cambria"/>
           <w:caps w:val="0"/>
         </w:rPr>
         <w:t>RANGE</w:t>
@@ -1262,12 +1262,12 @@
           <w:numId w:val="9"/>
         </w:numPr>
         <w:rPr>
-          <w:rFonts w:asciiTheme="majorHAnsi" w:hAnsiTheme="majorHAnsi"/>
-        </w:rPr>
-      </w:pPr>
-      <w:r>
-        <w:rPr>
-          <w:rFonts w:asciiTheme="majorHAnsi" w:hAnsiTheme="majorHAnsi"/>
+          <w:rFonts w:ascii="Cambria" w:hAnsi="Cambria"/>
+        </w:rPr>
+      </w:pPr>
+      <w:r>
+        <w:rPr>
+          <w:rFonts w:ascii="Cambria" w:hAnsi="Cambria"/>
         </w:rPr>
         <w:t xml:space="preserve">1 → PERFECT </w:t>
       </w:r>
@@ -1279,12 +1279,12 @@
           <w:numId w:val="9"/>
         </w:numPr>
         <w:rPr>
-          <w:rFonts w:asciiTheme="majorHAnsi" w:hAnsiTheme="majorHAnsi"/>
-        </w:rPr>
-      </w:pPr>
-      <w:r>
-        <w:rPr>
-          <w:rFonts w:asciiTheme="majorHAnsi" w:hAnsiTheme="majorHAnsi"/>
+          <w:rFonts w:ascii="Cambria" w:hAnsi="Cambria"/>
+        </w:rPr>
+      </w:pPr>
+      <w:r>
+        <w:rPr>
+          <w:rFonts w:ascii="Cambria" w:hAnsi="Cambria"/>
         </w:rPr>
         <w:t xml:space="preserve">0 → AVERAGE </w:t>
       </w:r>
@@ -1296,12 +1296,12 @@
           <w:numId w:val="9"/>
         </w:numPr>
         <w:rPr>
-          <w:rFonts w:asciiTheme="majorHAnsi" w:hAnsiTheme="majorHAnsi"/>
-        </w:rPr>
-      </w:pPr>
-      <w:r>
-        <w:rPr>
-          <w:rFonts w:asciiTheme="majorHAnsi" w:hAnsiTheme="majorHAnsi"/>
+          <w:rFonts w:ascii="Cambria" w:hAnsi="Cambria"/>
+        </w:rPr>
+      </w:pPr>
+      <w:r>
+        <w:rPr>
+          <w:rFonts w:ascii="Cambria" w:hAnsi="Cambria"/>
         </w:rPr>
         <w:t xml:space="preserve">&lt;0 → BAD MODEL </w:t>
       </w:r>
@@ -1310,12 +1310,12 @@
       <w:pPr>
         <w:pStyle w:val="Heading2"/>
         <w:rPr>
-          <w:rFonts w:asciiTheme="majorHAnsi" w:hAnsiTheme="majorHAnsi"/>
-        </w:rPr>
-      </w:pPr>
-      <w:r>
-        <w:rPr>
-          <w:rFonts w:asciiTheme="majorHAnsi" w:hAnsiTheme="majorHAnsi"/>
+          <w:rFonts w:ascii="Cambria" w:hAnsi="Cambria"/>
+        </w:rPr>
+      </w:pPr>
+      <w:r>
+        <w:rPr>
+          <w:rFonts w:ascii="Cambria" w:hAnsi="Cambria"/>
           <w:caps w:val="0"/>
         </w:rPr>
         <w:t>MEAN ABSOLUTE ERROR (MAE)</w:t>
@@ -1324,38 +1324,38 @@
     <w:p>
       <w:pPr>
         <w:rPr>
-          <w:rFonts w:asciiTheme="majorHAnsi" w:hAnsiTheme="majorHAnsi"/>
-        </w:rPr>
-      </w:pPr>
-      <w:r>
-        <w:rPr>
-          <w:rFonts w:asciiTheme="majorHAnsi" w:hAnsiTheme="majorHAnsi"/>
+          <w:rFonts w:ascii="Cambria" w:hAnsi="Cambria"/>
+        </w:rPr>
+      </w:pPr>
+      <w:r>
+        <w:rPr>
+          <w:rFonts w:ascii="Cambria" w:hAnsi="Cambria"/>
         </w:rPr>
         <w:t>FROM SKLEARN.METRICS IMPORT MEAN_ABSOLUTE_ERROR</w:t>
       </w:r>
       <w:r>
         <w:rPr>
-          <w:rFonts w:asciiTheme="majorHAnsi" w:hAnsiTheme="majorHAnsi"/>
-        </w:rPr>
-        <w:br/>
-      </w:r>
-      <w:r>
-        <w:rPr>
-          <w:rFonts w:asciiTheme="majorHAnsi" w:hAnsiTheme="majorHAnsi"/>
+          <w:rFonts w:ascii="Cambria" w:hAnsi="Cambria"/>
+        </w:rPr>
+        <w:br/>
+      </w:r>
+      <w:r>
+        <w:rPr>
+          <w:rFonts w:ascii="Cambria" w:hAnsi="Cambria"/>
         </w:rPr>
         <w:br/>
         <w:t>YPREDICTED = BOSTONMODEL.PREDICT(XTEST)</w:t>
       </w:r>
       <w:r>
         <w:rPr>
-          <w:rFonts w:asciiTheme="majorHAnsi" w:hAnsiTheme="majorHAnsi"/>
+          <w:rFonts w:ascii="Cambria" w:hAnsi="Cambria"/>
         </w:rPr>
         <w:br/>
         <w:t>MAE = MEAN_ABSOLUTE_ERROR(YTEST, YPREDICTED)</w:t>
       </w:r>
       <w:r>
         <w:rPr>
-          <w:rFonts w:asciiTheme="majorHAnsi" w:hAnsiTheme="majorHAnsi"/>
+          <w:rFonts w:ascii="Cambria" w:hAnsi="Cambria"/>
         </w:rPr>
         <w:br/>
         <w:t>MAE</w:t>
@@ -1365,12 +1365,12 @@
       <w:pPr>
         <w:pStyle w:val="Heading3"/>
         <w:rPr>
-          <w:rFonts w:asciiTheme="majorHAnsi" w:hAnsiTheme="majorHAnsi"/>
-        </w:rPr>
-      </w:pPr>
-      <w:r>
-        <w:rPr>
-          <w:rFonts w:asciiTheme="majorHAnsi" w:hAnsiTheme="majorHAnsi"/>
+          <w:rFonts w:ascii="Cambria" w:hAnsi="Cambria"/>
+        </w:rPr>
+      </w:pPr>
+      <w:r>
+        <w:rPr>
+          <w:rFonts w:ascii="Cambria" w:hAnsi="Cambria"/>
           <w:caps w:val="0"/>
         </w:rPr>
         <w:t>FORMULA</w:t>
@@ -1379,12 +1379,12 @@
     <w:p>
       <w:pPr>
         <w:rPr>
-          <w:rFonts w:asciiTheme="majorHAnsi" w:hAnsiTheme="majorHAnsi"/>
-        </w:rPr>
-      </w:pPr>
-      <w:r>
-        <w:rPr>
-          <w:rFonts w:asciiTheme="majorHAnsi" w:hAnsiTheme="majorHAnsi"/>
+          <w:rFonts w:ascii="Cambria" w:hAnsi="Cambria"/>
+        </w:rPr>
+      </w:pPr>
+      <w:r>
+        <w:rPr>
+          <w:rFonts w:ascii="Cambria" w:hAnsi="Cambria"/>
         </w:rPr>
         <w:t>MAE = AVERAGE(|ACTUAL - PREDICTED|)</w:t>
       </w:r>
@@ -1393,12 +1393,12 @@
       <w:pPr>
         <w:pStyle w:val="Heading3"/>
         <w:rPr>
-          <w:rFonts w:asciiTheme="majorHAnsi" w:hAnsiTheme="majorHAnsi"/>
-        </w:rPr>
-      </w:pPr>
-      <w:r>
-        <w:rPr>
-          <w:rFonts w:asciiTheme="majorHAnsi" w:hAnsiTheme="majorHAnsi"/>
+          <w:rFonts w:ascii="Cambria" w:hAnsi="Cambria"/>
+        </w:rPr>
+      </w:pPr>
+      <w:r>
+        <w:rPr>
+          <w:rFonts w:ascii="Cambria" w:hAnsi="Cambria"/>
           <w:caps w:val="0"/>
         </w:rPr>
         <w:t>MEANING</w:t>
@@ -1411,12 +1411,12 @@
           <w:numId w:val="10"/>
         </w:numPr>
         <w:rPr>
-          <w:rFonts w:asciiTheme="majorHAnsi" w:hAnsiTheme="majorHAnsi"/>
-        </w:rPr>
-      </w:pPr>
-      <w:r>
-        <w:rPr>
-          <w:rFonts w:asciiTheme="majorHAnsi" w:hAnsiTheme="majorHAnsi"/>
+          <w:rFonts w:ascii="Cambria" w:hAnsi="Cambria"/>
+        </w:rPr>
+      </w:pPr>
+      <w:r>
+        <w:rPr>
+          <w:rFonts w:ascii="Cambria" w:hAnsi="Cambria"/>
         </w:rPr>
         <w:t xml:space="preserve">AVERAGE ERROR WITHOUT CONSIDERING DIRECTION </w:t>
       </w:r>
@@ -1425,12 +1425,12 @@
       <w:pPr>
         <w:pStyle w:val="Heading3"/>
         <w:rPr>
-          <w:rFonts w:asciiTheme="majorHAnsi" w:hAnsiTheme="majorHAnsi"/>
-        </w:rPr>
-      </w:pPr>
-      <w:r>
-        <w:rPr>
-          <w:rFonts w:asciiTheme="majorHAnsi" w:hAnsiTheme="majorHAnsi"/>
+          <w:rFonts w:ascii="Cambria" w:hAnsi="Cambria"/>
+        </w:rPr>
+      </w:pPr>
+      <w:r>
+        <w:rPr>
+          <w:rFonts w:ascii="Cambria" w:hAnsi="Cambria"/>
           <w:caps w:val="0"/>
         </w:rPr>
         <w:t>MANUAL CHECK</w:t>
@@ -1439,58 +1439,58 @@
     <w:p>
       <w:pPr>
         <w:rPr>
-          <w:rFonts w:asciiTheme="majorHAnsi" w:hAnsiTheme="majorHAnsi"/>
-        </w:rPr>
-      </w:pPr>
-      <w:r>
-        <w:rPr>
-          <w:rFonts w:asciiTheme="majorHAnsi" w:hAnsiTheme="majorHAnsi"/>
+          <w:rFonts w:ascii="Cambria" w:hAnsi="Cambria"/>
+        </w:rPr>
+      </w:pPr>
+      <w:r>
+        <w:rPr>
+          <w:rFonts w:ascii="Cambria" w:hAnsi="Cambria"/>
         </w:rPr>
         <w:t>DF = PD.DATAFRAME({</w:t>
       </w:r>
       <w:r>
         <w:rPr>
-          <w:rFonts w:asciiTheme="majorHAnsi" w:hAnsiTheme="majorHAnsi"/>
+          <w:rFonts w:ascii="Cambria" w:hAnsi="Cambria"/>
         </w:rPr>
         <w:br/>
         <w:t xml:space="preserve">    "ACTUAL VALUES": YTEST,</w:t>
       </w:r>
       <w:r>
         <w:rPr>
-          <w:rFonts w:asciiTheme="majorHAnsi" w:hAnsiTheme="majorHAnsi"/>
+          <w:rFonts w:ascii="Cambria" w:hAnsi="Cambria"/>
         </w:rPr>
         <w:br/>
         <w:t xml:space="preserve">    "PREDICTED VALUES": YPREDICTED</w:t>
       </w:r>
       <w:r>
         <w:rPr>
-          <w:rFonts w:asciiTheme="majorHAnsi" w:hAnsiTheme="majorHAnsi"/>
-        </w:rPr>
-        <w:br/>
-      </w:r>
-      <w:r>
-        <w:rPr>
-          <w:rFonts w:asciiTheme="majorHAnsi" w:hAnsiTheme="majorHAnsi"/>
+          <w:rFonts w:ascii="Cambria" w:hAnsi="Cambria"/>
+        </w:rPr>
+        <w:br/>
+      </w:r>
+      <w:r>
+        <w:rPr>
+          <w:rFonts w:ascii="Cambria" w:hAnsi="Cambria"/>
         </w:rPr>
         <w:lastRenderedPageBreak/>
         <w:t>})</w:t>
       </w:r>
       <w:r>
         <w:rPr>
-          <w:rFonts w:asciiTheme="majorHAnsi" w:hAnsiTheme="majorHAnsi"/>
-        </w:rPr>
-        <w:br/>
-      </w:r>
-      <w:r>
-        <w:rPr>
-          <w:rFonts w:asciiTheme="majorHAnsi" w:hAnsiTheme="majorHAnsi"/>
+          <w:rFonts w:ascii="Cambria" w:hAnsi="Cambria"/>
+        </w:rPr>
+        <w:br/>
+      </w:r>
+      <w:r>
+        <w:rPr>
+          <w:rFonts w:ascii="Cambria" w:hAnsi="Cambria"/>
         </w:rPr>
         <w:br/>
         <w:t>DF["DIFFERENCES"] = DF["ACTUAL VALUES"] - DF["PREDICTED VALUES"]</w:t>
       </w:r>
       <w:r>
         <w:rPr>
-          <w:rFonts w:asciiTheme="majorHAnsi" w:hAnsiTheme="majorHAnsi"/>
+          <w:rFonts w:ascii="Cambria" w:hAnsi="Cambria"/>
         </w:rPr>
         <w:br/>
         <w:t>DF</w:t>
@@ -1500,12 +1500,12 @@
       <w:pPr>
         <w:pStyle w:val="Heading2"/>
         <w:rPr>
-          <w:rFonts w:asciiTheme="majorHAnsi" w:hAnsiTheme="majorHAnsi"/>
-        </w:rPr>
-      </w:pPr>
-      <w:r>
-        <w:rPr>
-          <w:rFonts w:asciiTheme="majorHAnsi" w:hAnsiTheme="majorHAnsi"/>
+          <w:rFonts w:ascii="Cambria" w:hAnsi="Cambria"/>
+        </w:rPr>
+      </w:pPr>
+      <w:r>
+        <w:rPr>
+          <w:rFonts w:ascii="Cambria" w:hAnsi="Cambria"/>
           <w:caps w:val="0"/>
         </w:rPr>
         <w:t>MEAN SQUARED ERROR (MSE)</w:t>
@@ -1514,31 +1514,31 @@
     <w:p>
       <w:pPr>
         <w:rPr>
-          <w:rFonts w:asciiTheme="majorHAnsi" w:hAnsiTheme="majorHAnsi"/>
-        </w:rPr>
-      </w:pPr>
-      <w:r>
-        <w:rPr>
-          <w:rFonts w:asciiTheme="majorHAnsi" w:hAnsiTheme="majorHAnsi"/>
+          <w:rFonts w:ascii="Cambria" w:hAnsi="Cambria"/>
+        </w:rPr>
+      </w:pPr>
+      <w:r>
+        <w:rPr>
+          <w:rFonts w:ascii="Cambria" w:hAnsi="Cambria"/>
         </w:rPr>
         <w:t>FROM SKLEARN.METRICS IMPORT MEAN_SQUARED_ERROR</w:t>
       </w:r>
       <w:r>
         <w:rPr>
-          <w:rFonts w:asciiTheme="majorHAnsi" w:hAnsiTheme="majorHAnsi"/>
-        </w:rPr>
-        <w:br/>
-      </w:r>
-      <w:r>
-        <w:rPr>
-          <w:rFonts w:asciiTheme="majorHAnsi" w:hAnsiTheme="majorHAnsi"/>
+          <w:rFonts w:ascii="Cambria" w:hAnsi="Cambria"/>
+        </w:rPr>
+        <w:br/>
+      </w:r>
+      <w:r>
+        <w:rPr>
+          <w:rFonts w:ascii="Cambria" w:hAnsi="Cambria"/>
         </w:rPr>
         <w:br/>
         <w:t>MSE = MEAN_SQUARED_ERROR(YTEST, YPREDICTED)</w:t>
       </w:r>
       <w:r>
         <w:rPr>
-          <w:rFonts w:asciiTheme="majorHAnsi" w:hAnsiTheme="majorHAnsi"/>
+          <w:rFonts w:ascii="Cambria" w:hAnsi="Cambria"/>
         </w:rPr>
         <w:br/>
         <w:t>MSE</w:t>
@@ -1548,12 +1548,12 @@
       <w:pPr>
         <w:pStyle w:val="Heading3"/>
         <w:rPr>
-          <w:rFonts w:asciiTheme="majorHAnsi" w:hAnsiTheme="majorHAnsi"/>
-        </w:rPr>
-      </w:pPr>
-      <w:r>
-        <w:rPr>
-          <w:rFonts w:asciiTheme="majorHAnsi" w:hAnsiTheme="majorHAnsi"/>
+          <w:rFonts w:ascii="Cambria" w:hAnsi="Cambria"/>
+        </w:rPr>
+      </w:pPr>
+      <w:r>
+        <w:rPr>
+          <w:rFonts w:ascii="Cambria" w:hAnsi="Cambria"/>
           <w:caps w:val="0"/>
         </w:rPr>
         <w:t>FORMULA</w:t>
@@ -1562,12 +1562,12 @@
     <w:p>
       <w:pPr>
         <w:rPr>
-          <w:rFonts w:asciiTheme="majorHAnsi" w:hAnsiTheme="majorHAnsi"/>
-        </w:rPr>
-      </w:pPr>
-      <w:r>
-        <w:rPr>
-          <w:rFonts w:asciiTheme="majorHAnsi" w:hAnsiTheme="majorHAnsi"/>
+          <w:rFonts w:ascii="Cambria" w:hAnsi="Cambria"/>
+        </w:rPr>
+      </w:pPr>
+      <w:r>
+        <w:rPr>
+          <w:rFonts w:ascii="Cambria" w:hAnsi="Cambria"/>
         </w:rPr>
         <w:t>MSE = AVERAGE((ACTUAL - PREDICTED)²)</w:t>
       </w:r>
@@ -1576,12 +1576,12 @@
       <w:pPr>
         <w:pStyle w:val="Heading3"/>
         <w:rPr>
-          <w:rFonts w:asciiTheme="majorHAnsi" w:hAnsiTheme="majorHAnsi"/>
-        </w:rPr>
-      </w:pPr>
-      <w:r>
-        <w:rPr>
-          <w:rFonts w:asciiTheme="majorHAnsi" w:hAnsiTheme="majorHAnsi"/>
+          <w:rFonts w:ascii="Cambria" w:hAnsi="Cambria"/>
+        </w:rPr>
+      </w:pPr>
+      <w:r>
+        <w:rPr>
+          <w:rFonts w:ascii="Cambria" w:hAnsi="Cambria"/>
           <w:caps w:val="0"/>
         </w:rPr>
         <w:t>MEANING</w:t>
@@ -1594,12 +1594,12 @@
           <w:numId w:val="11"/>
         </w:numPr>
         <w:rPr>
-          <w:rFonts w:asciiTheme="majorHAnsi" w:hAnsiTheme="majorHAnsi"/>
-        </w:rPr>
-      </w:pPr>
-      <w:r>
-        <w:rPr>
-          <w:rFonts w:asciiTheme="majorHAnsi" w:hAnsiTheme="majorHAnsi"/>
+          <w:rFonts w:ascii="Cambria" w:hAnsi="Cambria"/>
+        </w:rPr>
+      </w:pPr>
+      <w:r>
+        <w:rPr>
+          <w:rFonts w:ascii="Cambria" w:hAnsi="Cambria"/>
         </w:rPr>
         <w:t xml:space="preserve">SQUARES ERRORS → PENALIZES LARGE ERRORS MORE </w:t>
       </w:r>
@@ -1608,12 +1608,12 @@
       <w:pPr>
         <w:pStyle w:val="Heading3"/>
         <w:rPr>
-          <w:rFonts w:asciiTheme="majorHAnsi" w:hAnsiTheme="majorHAnsi"/>
-        </w:rPr>
-      </w:pPr>
-      <w:r>
-        <w:rPr>
-          <w:rFonts w:asciiTheme="majorHAnsi" w:hAnsiTheme="majorHAnsi"/>
+          <w:rFonts w:ascii="Cambria" w:hAnsi="Cambria"/>
+        </w:rPr>
+      </w:pPr>
+      <w:r>
+        <w:rPr>
+          <w:rFonts w:ascii="Cambria" w:hAnsi="Cambria"/>
           <w:caps w:val="0"/>
         </w:rPr>
         <w:t>MANUAL CALCULATION</w:t>
@@ -1622,18 +1622,18 @@
     <w:p>
       <w:pPr>
         <w:rPr>
-          <w:rFonts w:asciiTheme="majorHAnsi" w:hAnsiTheme="majorHAnsi"/>
-        </w:rPr>
-      </w:pPr>
-      <w:r>
-        <w:rPr>
-          <w:rFonts w:asciiTheme="majorHAnsi" w:hAnsiTheme="majorHAnsi"/>
+          <w:rFonts w:ascii="Cambria" w:hAnsi="Cambria"/>
+        </w:rPr>
+      </w:pPr>
+      <w:r>
+        <w:rPr>
+          <w:rFonts w:ascii="Cambria" w:hAnsi="Cambria"/>
         </w:rPr>
         <w:t>MSEMANUAL = NP.SQUARE(DF['DIFFERENCES'])</w:t>
       </w:r>
       <w:r>
         <w:rPr>
-          <w:rFonts w:asciiTheme="majorHAnsi" w:hAnsiTheme="majorHAnsi"/>
+          <w:rFonts w:ascii="Cambria" w:hAnsi="Cambria"/>
         </w:rPr>
         <w:br/>
         <w:t>MSEMANUAL.MEAN()</w:t>
@@ -1642,14 +1642,14 @@
     <w:p>
       <w:pPr>
         <w:rPr>
-          <w:rFonts w:asciiTheme="majorHAnsi" w:hAnsiTheme="majorHAnsi"/>
+          <w:rFonts w:ascii="Cambria" w:hAnsi="Cambria"/>
           <w:b/>
           <w:bCs/>
         </w:rPr>
       </w:pPr>
       <w:r>
         <w:rPr>
-          <w:rFonts w:asciiTheme="majorHAnsi" w:hAnsiTheme="majorHAnsi"/>
+          <w:rFonts w:ascii="Cambria" w:hAnsi="Cambria"/>
           <w:b/>
           <w:bCs/>
         </w:rPr>
@@ -1697,14 +1697,14 @@
             <w:pPr>
               <w:jc w:val="center"/>
               <w:rPr>
-                <w:rFonts w:asciiTheme="majorHAnsi" w:hAnsiTheme="majorHAnsi"/>
+                <w:rFonts w:ascii="Cambria" w:hAnsi="Cambria"/>
                 <w:b/>
                 <w:bCs/>
               </w:rPr>
             </w:pPr>
             <w:r>
               <w:rPr>
-                <w:rFonts w:asciiTheme="majorHAnsi" w:hAnsiTheme="majorHAnsi"/>
+                <w:rFonts w:ascii="Cambria" w:hAnsi="Cambria"/>
                 <w:b/>
                 <w:bCs/>
               </w:rPr>
@@ -1722,14 +1722,14 @@
             <w:pPr>
               <w:jc w:val="center"/>
               <w:rPr>
-                <w:rFonts w:asciiTheme="majorHAnsi" w:hAnsiTheme="majorHAnsi"/>
+                <w:rFonts w:ascii="Cambria" w:hAnsi="Cambria"/>
                 <w:b/>
                 <w:bCs/>
               </w:rPr>
             </w:pPr>
             <w:r>
               <w:rPr>
-                <w:rFonts w:asciiTheme="majorHAnsi" w:hAnsiTheme="majorHAnsi"/>
+                <w:rFonts w:ascii="Cambria" w:hAnsi="Cambria"/>
                 <w:b/>
                 <w:bCs/>
               </w:rPr>
@@ -1753,12 +1753,12 @@
             <w:pPr>
               <w:jc w:val="center"/>
               <w:rPr>
-                <w:rFonts w:asciiTheme="majorHAnsi" w:hAnsiTheme="majorHAnsi"/>
+                <w:rFonts w:ascii="Cambria" w:hAnsi="Cambria"/>
               </w:rPr>
             </w:pPr>
             <w:r>
               <w:rPr>
-                <w:rFonts w:asciiTheme="majorHAnsi" w:hAnsiTheme="majorHAnsi"/>
+                <w:rFonts w:ascii="Cambria" w:hAnsi="Cambria"/>
               </w:rPr>
               <w:t>MAE</w:t>
             </w:r>
@@ -1774,12 +1774,12 @@
             <w:pPr>
               <w:jc w:val="center"/>
               <w:rPr>
-                <w:rFonts w:asciiTheme="majorHAnsi" w:hAnsiTheme="majorHAnsi"/>
+                <w:rFonts w:ascii="Cambria" w:hAnsi="Cambria"/>
               </w:rPr>
             </w:pPr>
             <w:r>
               <w:rPr>
-                <w:rFonts w:asciiTheme="majorHAnsi" w:hAnsiTheme="majorHAnsi"/>
+                <w:rFonts w:ascii="Cambria" w:hAnsi="Cambria"/>
               </w:rPr>
               <w:t>AVERAGE ERROR</w:t>
             </w:r>
@@ -1801,12 +1801,12 @@
             <w:pPr>
               <w:jc w:val="center"/>
               <w:rPr>
-                <w:rFonts w:asciiTheme="majorHAnsi" w:hAnsiTheme="majorHAnsi"/>
+                <w:rFonts w:ascii="Cambria" w:hAnsi="Cambria"/>
               </w:rPr>
             </w:pPr>
             <w:r>
               <w:rPr>
-                <w:rFonts w:asciiTheme="majorHAnsi" w:hAnsiTheme="majorHAnsi"/>
+                <w:rFonts w:ascii="Cambria" w:hAnsi="Cambria"/>
               </w:rPr>
               <w:t>MSE</w:t>
             </w:r>
@@ -1822,12 +1822,12 @@
             <w:pPr>
               <w:jc w:val="center"/>
               <w:rPr>
-                <w:rFonts w:asciiTheme="majorHAnsi" w:hAnsiTheme="majorHAnsi"/>
+                <w:rFonts w:ascii="Cambria" w:hAnsi="Cambria"/>
               </w:rPr>
             </w:pPr>
             <w:r>
               <w:rPr>
-                <w:rFonts w:asciiTheme="majorHAnsi" w:hAnsiTheme="majorHAnsi"/>
+                <w:rFonts w:ascii="Cambria" w:hAnsi="Cambria"/>
               </w:rPr>
               <w:t>PENALIZES LARGE ERRORS</w:t>
             </w:r>
@@ -1849,12 +1849,12 @@
             <w:pPr>
               <w:jc w:val="center"/>
               <w:rPr>
-                <w:rFonts w:asciiTheme="majorHAnsi" w:hAnsiTheme="majorHAnsi"/>
+                <w:rFonts w:ascii="Cambria" w:hAnsi="Cambria"/>
               </w:rPr>
             </w:pPr>
             <w:r>
               <w:rPr>
-                <w:rFonts w:asciiTheme="majorHAnsi" w:hAnsiTheme="majorHAnsi"/>
+                <w:rFonts w:ascii="Cambria" w:hAnsi="Cambria"/>
               </w:rPr>
               <w:t>R²</w:t>
             </w:r>
@@ -1870,12 +1870,12 @@
             <w:pPr>
               <w:jc w:val="center"/>
               <w:rPr>
-                <w:rFonts w:asciiTheme="majorHAnsi" w:hAnsiTheme="majorHAnsi"/>
+                <w:rFonts w:ascii="Cambria" w:hAnsi="Cambria"/>
               </w:rPr>
             </w:pPr>
             <w:r>
               <w:rPr>
-                <w:rFonts w:asciiTheme="majorHAnsi" w:hAnsiTheme="majorHAnsi"/>
+                <w:rFonts w:ascii="Cambria" w:hAnsi="Cambria"/>
               </w:rPr>
               <w:t>OVERALL MODEL FIT</w:t>
             </w:r>
@@ -1883,95 +1883,113 @@
         </w:tc>
       </w:tr>
     </w:tbl>
-    <w:p/>
+    <w:p>
+      <w:pPr>
+        <w:rPr>
+          <w:rFonts w:ascii="Cambria" w:hAnsi="Cambria"/>
+        </w:rPr>
+      </w:pPr>
+    </w:p>
     <w:p>
       <w:pPr>
         <w:pStyle w:val="Heading1"/>
         <w:rPr>
+          <w:rFonts w:ascii="Cambria" w:hAnsi="Cambria"/>
           <w:sz w:val="20"/>
           <w:szCs w:val="20"/>
         </w:rPr>
       </w:pPr>
       <w:r>
+        <w:rPr>
+          <w:rFonts w:ascii="Cambria" w:hAnsi="Cambria"/>
+          <w:caps w:val="0"/>
+        </w:rPr>
         <w:t>SCORING PARAMETERS FOR CLASSIFICATION</w:t>
       </w:r>
     </w:p>
     <w:p>
       <w:pPr>
         <w:pStyle w:val="Heading2"/>
-      </w:pPr>
-      <w:r>
+        <w:rPr>
+          <w:rFonts w:ascii="Cambria" w:hAnsi="Cambria"/>
+        </w:rPr>
+      </w:pPr>
+      <w:r>
+        <w:rPr>
+          <w:rFonts w:ascii="Cambria" w:hAnsi="Cambria"/>
+          <w:caps w:val="0"/>
+        </w:rPr>
         <w:t>CROSS VALIDATION WITH DIFFERENT METRICS</w:t>
       </w:r>
     </w:p>
     <w:p>
       <w:pPr>
         <w:rPr>
-          <w:rFonts w:asciiTheme="majorHAnsi" w:hAnsiTheme="majorHAnsi"/>
-        </w:rPr>
-      </w:pPr>
-      <w:r>
-        <w:rPr>
-          <w:rFonts w:asciiTheme="majorHAnsi" w:hAnsiTheme="majorHAnsi"/>
+          <w:rFonts w:ascii="Cambria" w:hAnsi="Cambria"/>
+        </w:rPr>
+      </w:pPr>
+      <w:r>
+        <w:rPr>
+          <w:rFonts w:ascii="Cambria" w:hAnsi="Cambria"/>
         </w:rPr>
         <w:t>FROM SKLEARN.MODEL_SELECTION IMPORT CROSS_VAL_SCORE</w:t>
       </w:r>
       <w:r>
         <w:rPr>
-          <w:rFonts w:asciiTheme="majorHAnsi" w:hAnsiTheme="majorHAnsi"/>
+          <w:rFonts w:ascii="Cambria" w:hAnsi="Cambria"/>
         </w:rPr>
         <w:br/>
         <w:t>FROM SKLEARN.ENSEMBLE IMPORT RANDOMFORESTCLASSIFIER</w:t>
       </w:r>
       <w:r>
         <w:rPr>
-          <w:rFonts w:asciiTheme="majorHAnsi" w:hAnsiTheme="majorHAnsi"/>
+          <w:rFonts w:ascii="Cambria" w:hAnsi="Cambria"/>
         </w:rPr>
         <w:br/>
         <w:t>IMPORT NUMPY AS NP</w:t>
       </w:r>
       <w:r>
         <w:rPr>
-          <w:rFonts w:asciiTheme="majorHAnsi" w:hAnsiTheme="majorHAnsi"/>
-        </w:rPr>
-        <w:br/>
-      </w:r>
-      <w:r>
-        <w:rPr>
-          <w:rFonts w:asciiTheme="majorHAnsi" w:hAnsiTheme="majorHAnsi"/>
+          <w:rFonts w:ascii="Cambria" w:hAnsi="Cambria"/>
+        </w:rPr>
+        <w:br/>
+      </w:r>
+      <w:r>
+        <w:rPr>
+          <w:rFonts w:ascii="Cambria" w:hAnsi="Cambria"/>
         </w:rPr>
         <w:br/>
         <w:t>NP.RANDOM.SEED(7)</w:t>
       </w:r>
       <w:r>
         <w:rPr>
-          <w:rFonts w:asciiTheme="majorHAnsi" w:hAnsiTheme="majorHAnsi"/>
-        </w:rPr>
-        <w:br/>
-      </w:r>
-      <w:r>
-        <w:rPr>
-          <w:rFonts w:asciiTheme="majorHAnsi" w:hAnsiTheme="majorHAnsi"/>
+          <w:rFonts w:ascii="Cambria" w:hAnsi="Cambria"/>
+        </w:rPr>
+        <w:br/>
+      </w:r>
+      <w:r>
+        <w:rPr>
+          <w:rFonts w:ascii="Cambria" w:hAnsi="Cambria"/>
         </w:rPr>
         <w:br/>
         <w:t>X = HEARTDISEASE.DROP('TARGET', AXIS=1)</w:t>
       </w:r>
       <w:r>
         <w:rPr>
-          <w:rFonts w:asciiTheme="majorHAnsi" w:hAnsiTheme="majorHAnsi"/>
+          <w:rFonts w:ascii="Cambria" w:hAnsi="Cambria"/>
         </w:rPr>
         <w:br/>
         <w:t>Y = HEARTDISEASE['TARGET']</w:t>
       </w:r>
       <w:r>
         <w:rPr>
-          <w:rFonts w:asciiTheme="majorHAnsi" w:hAnsiTheme="majorHAnsi"/>
-        </w:rPr>
-        <w:br/>
-      </w:r>
-      <w:r>
-        <w:rPr>
-          <w:rFonts w:asciiTheme="majorHAnsi" w:hAnsiTheme="majorHAnsi"/>
+          <w:rFonts w:ascii="Cambria" w:hAnsi="Cambria"/>
+        </w:rPr>
+        <w:br/>
+      </w:r>
+      <w:r>
+        <w:rPr>
+          <w:rFonts w:ascii="Cambria" w:hAnsi="Cambria"/>
         </w:rPr>
         <w:br/>
         <w:t>CLF = RANDOMFORESTCLASSIFIER()</w:t>
@@ -1980,8 +1998,15 @@
     <w:p>
       <w:pPr>
         <w:pStyle w:val="Heading3"/>
-      </w:pPr>
-      <w:r>
+        <w:rPr>
+          <w:rFonts w:ascii="Cambria" w:hAnsi="Cambria"/>
+        </w:rPr>
+      </w:pPr>
+      <w:r>
+        <w:rPr>
+          <w:rFonts w:ascii="Cambria" w:hAnsi="Cambria"/>
+          <w:caps w:val="0"/>
+        </w:rPr>
         <w:lastRenderedPageBreak/>
         <w:t>DEFAULT SCORING</w:t>
       </w:r>
@@ -1989,18 +2014,18 @@
     <w:p>
       <w:pPr>
         <w:rPr>
-          <w:rFonts w:asciiTheme="majorHAnsi" w:hAnsiTheme="majorHAnsi"/>
-        </w:rPr>
-      </w:pPr>
-      <w:r>
-        <w:rPr>
-          <w:rFonts w:asciiTheme="majorHAnsi" w:hAnsiTheme="majorHAnsi"/>
+          <w:rFonts w:ascii="Cambria" w:hAnsi="Cambria"/>
+        </w:rPr>
+      </w:pPr>
+      <w:r>
+        <w:rPr>
+          <w:rFonts w:ascii="Cambria" w:hAnsi="Cambria"/>
         </w:rPr>
         <w:t>CROSS_ACC = CROSS_VAL_SCORE(CLF, X, Y, CV=5, SCORING=NONE)</w:t>
       </w:r>
       <w:r>
         <w:rPr>
-          <w:rFonts w:asciiTheme="majorHAnsi" w:hAnsiTheme="majorHAnsi"/>
+          <w:rFonts w:ascii="Cambria" w:hAnsi="Cambria"/>
         </w:rPr>
         <w:br/>
         <w:t>CROSS_ACC.MEAN()</w:t>
@@ -2013,18 +2038,18 @@
           <w:numId w:val="12"/>
         </w:numPr>
         <w:rPr>
-          <w:rFonts w:asciiTheme="majorHAnsi" w:hAnsiTheme="majorHAnsi"/>
-        </w:rPr>
-      </w:pPr>
-      <w:r>
-        <w:rPr>
-          <w:rFonts w:asciiTheme="majorHAnsi" w:hAnsiTheme="majorHAnsi"/>
+          <w:rFonts w:ascii="Cambria" w:hAnsi="Cambria"/>
+        </w:rPr>
+      </w:pPr>
+      <w:r>
+        <w:rPr>
+          <w:rFonts w:ascii="Cambria" w:hAnsi="Cambria"/>
         </w:rPr>
         <w:t xml:space="preserve">DEFAULT → </w:t>
       </w:r>
       <w:r>
         <w:rPr>
-          <w:rFonts w:asciiTheme="majorHAnsi" w:hAnsiTheme="majorHAnsi"/>
+          <w:rFonts w:ascii="Cambria" w:hAnsi="Cambria"/>
           <w:b/>
           <w:bCs/>
         </w:rPr>
@@ -2032,7 +2057,7 @@
       </w:r>
       <w:r>
         <w:rPr>
-          <w:rFonts w:asciiTheme="majorHAnsi" w:hAnsiTheme="majorHAnsi"/>
+          <w:rFonts w:ascii="Cambria" w:hAnsi="Cambria"/>
         </w:rPr>
         <w:t xml:space="preserve"> </w:t>
       </w:r>
@@ -2040,26 +2065,33 @@
     <w:p>
       <w:pPr>
         <w:pStyle w:val="Heading3"/>
-      </w:pPr>
-      <w:r>
+        <w:rPr>
+          <w:rFonts w:ascii="Cambria" w:hAnsi="Cambria"/>
+        </w:rPr>
+      </w:pPr>
+      <w:r>
+        <w:rPr>
+          <w:rFonts w:ascii="Cambria" w:hAnsi="Cambria"/>
+          <w:caps w:val="0"/>
+        </w:rPr>
         <w:t>ACCURACY</w:t>
       </w:r>
     </w:p>
     <w:p>
       <w:pPr>
         <w:rPr>
-          <w:rFonts w:asciiTheme="majorHAnsi" w:hAnsiTheme="majorHAnsi"/>
-        </w:rPr>
-      </w:pPr>
-      <w:r>
-        <w:rPr>
-          <w:rFonts w:asciiTheme="majorHAnsi" w:hAnsiTheme="majorHAnsi"/>
+          <w:rFonts w:ascii="Cambria" w:hAnsi="Cambria"/>
+        </w:rPr>
+      </w:pPr>
+      <w:r>
+        <w:rPr>
+          <w:rFonts w:ascii="Cambria" w:hAnsi="Cambria"/>
         </w:rPr>
         <w:t>CROSS_ACC = CROSS_VAL_SCORE(CLF, X, Y, CV=5, SCORING="ACCURACY")</w:t>
       </w:r>
       <w:r>
         <w:rPr>
-          <w:rFonts w:asciiTheme="majorHAnsi" w:hAnsiTheme="majorHAnsi"/>
+          <w:rFonts w:ascii="Cambria" w:hAnsi="Cambria"/>
         </w:rPr>
         <w:br/>
         <w:t>CROSS_ACC.MEAN()</w:t>
@@ -2068,26 +2100,33 @@
     <w:p>
       <w:pPr>
         <w:pStyle w:val="Heading3"/>
-      </w:pPr>
-      <w:r>
+        <w:rPr>
+          <w:rFonts w:ascii="Cambria" w:hAnsi="Cambria"/>
+        </w:rPr>
+      </w:pPr>
+      <w:r>
+        <w:rPr>
+          <w:rFonts w:ascii="Cambria" w:hAnsi="Cambria"/>
+          <w:caps w:val="0"/>
+        </w:rPr>
         <w:t>PRECISION</w:t>
       </w:r>
     </w:p>
     <w:p>
       <w:pPr>
         <w:rPr>
-          <w:rFonts w:asciiTheme="majorHAnsi" w:hAnsiTheme="majorHAnsi"/>
-        </w:rPr>
-      </w:pPr>
-      <w:r>
-        <w:rPr>
-          <w:rFonts w:asciiTheme="majorHAnsi" w:hAnsiTheme="majorHAnsi"/>
+          <w:rFonts w:ascii="Cambria" w:hAnsi="Cambria"/>
+        </w:rPr>
+      </w:pPr>
+      <w:r>
+        <w:rPr>
+          <w:rFonts w:ascii="Cambria" w:hAnsi="Cambria"/>
         </w:rPr>
         <w:t>CROSS_PREC = CROSS_VAL_SCORE(CLF, X, Y, CV=5, SCORING="PRECISION")</w:t>
       </w:r>
       <w:r>
         <w:rPr>
-          <w:rFonts w:asciiTheme="majorHAnsi" w:hAnsiTheme="majorHAnsi"/>
+          <w:rFonts w:ascii="Cambria" w:hAnsi="Cambria"/>
         </w:rPr>
         <w:br/>
         <w:t>CROSS_PREC.MEAN()</w:t>
@@ -2096,26 +2135,33 @@
     <w:p>
       <w:pPr>
         <w:pStyle w:val="Heading3"/>
-      </w:pPr>
-      <w:r>
+        <w:rPr>
+          <w:rFonts w:ascii="Cambria" w:hAnsi="Cambria"/>
+        </w:rPr>
+      </w:pPr>
+      <w:r>
+        <w:rPr>
+          <w:rFonts w:ascii="Cambria" w:hAnsi="Cambria"/>
+          <w:caps w:val="0"/>
+        </w:rPr>
         <w:t>RECALL</w:t>
       </w:r>
     </w:p>
     <w:p>
       <w:pPr>
         <w:rPr>
-          <w:rFonts w:asciiTheme="majorHAnsi" w:hAnsiTheme="majorHAnsi"/>
-        </w:rPr>
-      </w:pPr>
-      <w:r>
-        <w:rPr>
-          <w:rFonts w:asciiTheme="majorHAnsi" w:hAnsiTheme="majorHAnsi"/>
+          <w:rFonts w:ascii="Cambria" w:hAnsi="Cambria"/>
+        </w:rPr>
+      </w:pPr>
+      <w:r>
+        <w:rPr>
+          <w:rFonts w:ascii="Cambria" w:hAnsi="Cambria"/>
         </w:rPr>
         <w:t>CROSS_REC = CROSS_VAL_SCORE(CLF, X, Y, CV=5, SCORING="RECALL")</w:t>
       </w:r>
       <w:r>
         <w:rPr>
-          <w:rFonts w:asciiTheme="majorHAnsi" w:hAnsiTheme="majorHAnsi"/>
+          <w:rFonts w:ascii="Cambria" w:hAnsi="Cambria"/>
         </w:rPr>
         <w:br/>
         <w:t>CROSS_REC.MEAN()</w:t>
@@ -2125,14 +2171,17 @@
       <w:pPr>
         <w:pStyle w:val="Heading2"/>
         <w:rPr>
+          <w:rFonts w:ascii="Cambria" w:hAnsi="Cambria"/>
           <w:b/>
           <w:bCs/>
         </w:rPr>
       </w:pPr>
       <w:r>
         <w:rPr>
+          <w:rFonts w:ascii="Cambria" w:hAnsi="Cambria"/>
           <w:b/>
           <w:bCs/>
+          <w:caps w:val="0"/>
         </w:rPr>
         <w:t>REGRESSION SCORING PARAMETERS</w:t>
       </w:r>
@@ -2140,44 +2189,44 @@
     <w:p>
       <w:pPr>
         <w:rPr>
-          <w:rFonts w:asciiTheme="majorHAnsi" w:hAnsiTheme="majorHAnsi"/>
-        </w:rPr>
-      </w:pPr>
-      <w:r>
-        <w:rPr>
-          <w:rFonts w:asciiTheme="majorHAnsi" w:hAnsiTheme="majorHAnsi"/>
+          <w:rFonts w:ascii="Cambria" w:hAnsi="Cambria"/>
+        </w:rPr>
+      </w:pPr>
+      <w:r>
+        <w:rPr>
+          <w:rFonts w:ascii="Cambria" w:hAnsi="Cambria"/>
         </w:rPr>
         <w:t>FROM SKLEARN.ENSEMBLE IMPORT RANDOMFORESTREGRESSOR</w:t>
       </w:r>
       <w:r>
         <w:rPr>
-          <w:rFonts w:asciiTheme="majorHAnsi" w:hAnsiTheme="majorHAnsi"/>
-        </w:rPr>
-        <w:br/>
-      </w:r>
-      <w:r>
-        <w:rPr>
-          <w:rFonts w:asciiTheme="majorHAnsi" w:hAnsiTheme="majorHAnsi"/>
+          <w:rFonts w:ascii="Cambria" w:hAnsi="Cambria"/>
+        </w:rPr>
+        <w:br/>
+      </w:r>
+      <w:r>
+        <w:rPr>
+          <w:rFonts w:ascii="Cambria" w:hAnsi="Cambria"/>
         </w:rPr>
         <w:br/>
         <w:t>X = HOUSING.DATA</w:t>
       </w:r>
       <w:r>
         <w:rPr>
-          <w:rFonts w:asciiTheme="majorHAnsi" w:hAnsiTheme="majorHAnsi"/>
+          <w:rFonts w:ascii="Cambria" w:hAnsi="Cambria"/>
         </w:rPr>
         <w:br/>
         <w:t>Y = HOUSING.TARGET</w:t>
       </w:r>
       <w:r>
         <w:rPr>
-          <w:rFonts w:asciiTheme="majorHAnsi" w:hAnsiTheme="majorHAnsi"/>
-        </w:rPr>
-        <w:br/>
-      </w:r>
-      <w:r>
-        <w:rPr>
-          <w:rFonts w:asciiTheme="majorHAnsi" w:hAnsiTheme="majorHAnsi"/>
+          <w:rFonts w:ascii="Cambria" w:hAnsi="Cambria"/>
+        </w:rPr>
+        <w:br/>
+      </w:r>
+      <w:r>
+        <w:rPr>
+          <w:rFonts w:ascii="Cambria" w:hAnsi="Cambria"/>
         </w:rPr>
         <w:br/>
         <w:t>MODEL = RANDOMFORESTREGRESSOR()</w:t>
@@ -2186,26 +2235,33 @@
     <w:p>
       <w:pPr>
         <w:pStyle w:val="Heading3"/>
-      </w:pPr>
-      <w:r>
+        <w:rPr>
+          <w:rFonts w:ascii="Cambria" w:hAnsi="Cambria"/>
+        </w:rPr>
+      </w:pPr>
+      <w:r>
+        <w:rPr>
+          <w:rFonts w:ascii="Cambria" w:hAnsi="Cambria"/>
+          <w:caps w:val="0"/>
+        </w:rPr>
         <w:t>DEFAULT (R² SCORE)</w:t>
       </w:r>
     </w:p>
     <w:p>
       <w:pPr>
         <w:rPr>
-          <w:rFonts w:asciiTheme="majorHAnsi" w:hAnsiTheme="majorHAnsi"/>
-        </w:rPr>
-      </w:pPr>
-      <w:r>
-        <w:rPr>
-          <w:rFonts w:asciiTheme="majorHAnsi" w:hAnsiTheme="majorHAnsi"/>
+          <w:rFonts w:ascii="Cambria" w:hAnsi="Cambria"/>
+        </w:rPr>
+      </w:pPr>
+      <w:r>
+        <w:rPr>
+          <w:rFonts w:ascii="Cambria" w:hAnsi="Cambria"/>
         </w:rPr>
         <w:t>CROSS_R2 = CROSS_VAL_SCORE(MODEL, X, Y, CV=5, SCORING=NONE)</w:t>
       </w:r>
       <w:r>
         <w:rPr>
-          <w:rFonts w:asciiTheme="majorHAnsi" w:hAnsiTheme="majorHAnsi"/>
+          <w:rFonts w:ascii="Cambria" w:hAnsi="Cambria"/>
         </w:rPr>
         <w:br/>
         <w:t>CROSS_R2.MEAN()</w:t>
@@ -2214,26 +2270,33 @@
     <w:p>
       <w:pPr>
         <w:pStyle w:val="Heading3"/>
-      </w:pPr>
-      <w:r>
+        <w:rPr>
+          <w:rFonts w:ascii="Cambria" w:hAnsi="Cambria"/>
+        </w:rPr>
+      </w:pPr>
+      <w:r>
+        <w:rPr>
+          <w:rFonts w:ascii="Cambria" w:hAnsi="Cambria"/>
+          <w:caps w:val="0"/>
+        </w:rPr>
         <w:t>MEAN ABSOLUTE ERROR (MAE)</w:t>
       </w:r>
     </w:p>
     <w:p>
       <w:pPr>
         <w:rPr>
-          <w:rFonts w:asciiTheme="majorHAnsi" w:hAnsiTheme="majorHAnsi"/>
-        </w:rPr>
-      </w:pPr>
-      <w:r>
-        <w:rPr>
-          <w:rFonts w:asciiTheme="majorHAnsi" w:hAnsiTheme="majorHAnsi"/>
+          <w:rFonts w:ascii="Cambria" w:hAnsi="Cambria"/>
+        </w:rPr>
+      </w:pPr>
+      <w:r>
+        <w:rPr>
+          <w:rFonts w:ascii="Cambria" w:hAnsi="Cambria"/>
         </w:rPr>
         <w:t>CROSS_MAE = CROSS_VAL_SCORE(MODEL, X, Y, CV=5, SCORING='NEG_MEAN_ABSOLUTE_ERROR')</w:t>
       </w:r>
       <w:r>
         <w:rPr>
-          <w:rFonts w:asciiTheme="majorHAnsi" w:hAnsiTheme="majorHAnsi"/>
+          <w:rFonts w:ascii="Cambria" w:hAnsi="Cambria"/>
         </w:rPr>
         <w:br/>
         <w:t>CROSS_MAE.MEAN()</w:t>
@@ -2242,26 +2305,33 @@
     <w:p>
       <w:pPr>
         <w:pStyle w:val="Heading3"/>
-      </w:pPr>
-      <w:r>
+        <w:rPr>
+          <w:rFonts w:ascii="Cambria" w:hAnsi="Cambria"/>
+        </w:rPr>
+      </w:pPr>
+      <w:r>
+        <w:rPr>
+          <w:rFonts w:ascii="Cambria" w:hAnsi="Cambria"/>
+          <w:caps w:val="0"/>
+        </w:rPr>
         <w:t>MEAN SQUARED ERROR (MSE)</w:t>
       </w:r>
     </w:p>
     <w:p>
       <w:pPr>
         <w:rPr>
-          <w:rFonts w:asciiTheme="majorHAnsi" w:hAnsiTheme="majorHAnsi"/>
-        </w:rPr>
-      </w:pPr>
-      <w:r>
-        <w:rPr>
-          <w:rFonts w:asciiTheme="majorHAnsi" w:hAnsiTheme="majorHAnsi"/>
+          <w:rFonts w:ascii="Cambria" w:hAnsi="Cambria"/>
+        </w:rPr>
+      </w:pPr>
+      <w:r>
+        <w:rPr>
+          <w:rFonts w:ascii="Cambria" w:hAnsi="Cambria"/>
         </w:rPr>
         <w:t>CROSS_MSE = CROSS_VAL_SCORE(MODEL, X, Y, CV=5, SCORING='NEG_MEAN_SQUARED_ERROR')</w:t>
       </w:r>
       <w:r>
         <w:rPr>
-          <w:rFonts w:asciiTheme="majorHAnsi" w:hAnsiTheme="majorHAnsi"/>
+          <w:rFonts w:ascii="Cambria" w:hAnsi="Cambria"/>
         </w:rPr>
         <w:br/>
         <w:t>CROSS_MSE.MEAN()</w:t>
@@ -2270,73 +2340,80 @@
     <w:p>
       <w:pPr>
         <w:pStyle w:val="Heading2"/>
-      </w:pPr>
-      <w:r>
+        <w:rPr>
+          <w:rFonts w:ascii="Cambria" w:hAnsi="Cambria"/>
+        </w:rPr>
+      </w:pPr>
+      <w:r>
+        <w:rPr>
+          <w:rFonts w:ascii="Cambria" w:hAnsi="Cambria"/>
+          <w:caps w:val="0"/>
+        </w:rPr>
         <w:t>CLASSIFICATION METRICS (FINAL EVALUATION)</w:t>
       </w:r>
     </w:p>
     <w:p>
       <w:pPr>
         <w:rPr>
-          <w:rFonts w:asciiTheme="majorHAnsi" w:hAnsiTheme="majorHAnsi"/>
-        </w:rPr>
-      </w:pPr>
-      <w:r>
-        <w:rPr>
-          <w:rFonts w:asciiTheme="majorHAnsi" w:hAnsiTheme="majorHAnsi"/>
+          <w:rFonts w:ascii="Cambria" w:hAnsi="Cambria"/>
+        </w:rPr>
+      </w:pPr>
+      <w:r>
+        <w:rPr>
+          <w:rFonts w:ascii="Cambria" w:hAnsi="Cambria"/>
         </w:rPr>
         <w:t>FROM SKLEARN.METRICS IMPORT ACCURACY_SCORE, PRECISION_SCORE, RECALL_SCORE, F1_SCORE</w:t>
       </w:r>
       <w:r>
         <w:rPr>
-          <w:rFonts w:asciiTheme="majorHAnsi" w:hAnsiTheme="majorHAnsi"/>
+          <w:rFonts w:ascii="Cambria" w:hAnsi="Cambria"/>
         </w:rPr>
         <w:br/>
         <w:t>FROM SKLEARN.ENSEMBLE IMPORT RANDOMFORESTCLASSIFIER</w:t>
       </w:r>
       <w:r>
         <w:rPr>
-          <w:rFonts w:asciiTheme="majorHAnsi" w:hAnsiTheme="majorHAnsi"/>
+          <w:rFonts w:ascii="Cambria" w:hAnsi="Cambria"/>
         </w:rPr>
         <w:br/>
         <w:t>FROM SKLEARN.MODEL_SELECTION IMPORT TRAIN_TEST_SPLIT</w:t>
       </w:r>
       <w:r>
         <w:rPr>
-          <w:rFonts w:asciiTheme="majorHAnsi" w:hAnsiTheme="majorHAnsi"/>
+          <w:rFonts w:ascii="Cambria" w:hAnsi="Cambria"/>
         </w:rPr>
         <w:br/>
         <w:t>IMPORT NUMPY AS NP</w:t>
       </w:r>
       <w:r>
         <w:rPr>
-          <w:rFonts w:asciiTheme="majorHAnsi" w:hAnsiTheme="majorHAnsi"/>
+          <w:rFonts w:ascii="Cambria" w:hAnsi="Cambria"/>
         </w:rPr>
         <w:br/>
         <w:t>IMPORT PANDAS AS PD</w:t>
       </w:r>
       <w:r>
         <w:rPr>
-          <w:rFonts w:asciiTheme="majorHAnsi" w:hAnsiTheme="majorHAnsi"/>
-        </w:rPr>
-        <w:br/>
-      </w:r>
-      <w:r>
-        <w:rPr>
-          <w:rFonts w:asciiTheme="majorHAnsi" w:hAnsiTheme="majorHAnsi"/>
+          <w:rFonts w:ascii="Cambria" w:hAnsi="Cambria"/>
+        </w:rPr>
+        <w:br/>
+      </w:r>
+      <w:r>
+        <w:rPr>
+          <w:rFonts w:ascii="Cambria" w:hAnsi="Cambria"/>
         </w:rPr>
         <w:br/>
         <w:t>NP.RANDOM.SEED(7)</w:t>
       </w:r>
       <w:r>
         <w:rPr>
-          <w:rFonts w:asciiTheme="majorHAnsi" w:hAnsiTheme="majorHAnsi"/>
-        </w:rPr>
-        <w:br/>
-      </w:r>
-      <w:r>
-        <w:rPr>
-          <w:rFonts w:asciiTheme="majorHAnsi" w:hAnsiTheme="majorHAnsi"/>
+          <w:rFonts w:ascii="Cambria" w:hAnsi="Cambria"/>
+        </w:rPr>
+        <w:br/>
+      </w:r>
+      <w:r>
+        <w:rPr>
+          <w:rFonts w:ascii="Cambria" w:hAnsi="Cambria"/>
         </w:rPr>
         <w:lastRenderedPageBreak/>
         <w:br/>
@@ -2344,66 +2421,66 @@
       </w:r>
       <w:r>
         <w:rPr>
-          <w:rFonts w:asciiTheme="majorHAnsi" w:hAnsiTheme="majorHAnsi"/>
-        </w:rPr>
-        <w:br/>
-      </w:r>
-      <w:r>
-        <w:rPr>
-          <w:rFonts w:asciiTheme="majorHAnsi" w:hAnsiTheme="majorHAnsi"/>
+          <w:rFonts w:ascii="Cambria" w:hAnsi="Cambria"/>
+        </w:rPr>
+        <w:br/>
+      </w:r>
+      <w:r>
+        <w:rPr>
+          <w:rFonts w:ascii="Cambria" w:hAnsi="Cambria"/>
         </w:rPr>
         <w:br/>
         <w:t>X = HEARTDISEASE.DROP('TARGET', AXIS=1)</w:t>
       </w:r>
       <w:r>
         <w:rPr>
-          <w:rFonts w:asciiTheme="majorHAnsi" w:hAnsiTheme="majorHAnsi"/>
+          <w:rFonts w:ascii="Cambria" w:hAnsi="Cambria"/>
         </w:rPr>
         <w:br/>
         <w:t>Y = HEARTDISEASE['TARGET']</w:t>
       </w:r>
       <w:r>
         <w:rPr>
-          <w:rFonts w:asciiTheme="majorHAnsi" w:hAnsiTheme="majorHAnsi"/>
-        </w:rPr>
-        <w:br/>
-      </w:r>
-      <w:r>
-        <w:rPr>
-          <w:rFonts w:asciiTheme="majorHAnsi" w:hAnsiTheme="majorHAnsi"/>
+          <w:rFonts w:ascii="Cambria" w:hAnsi="Cambria"/>
+        </w:rPr>
+        <w:br/>
+      </w:r>
+      <w:r>
+        <w:rPr>
+          <w:rFonts w:ascii="Cambria" w:hAnsi="Cambria"/>
         </w:rPr>
         <w:br/>
         <w:t>XTRAIN, XTEST, YTRAIN, YTEST = TRAIN_TEST_SPLIT(X, Y, TEST_SIZE=0.2)</w:t>
       </w:r>
       <w:r>
         <w:rPr>
-          <w:rFonts w:asciiTheme="majorHAnsi" w:hAnsiTheme="majorHAnsi"/>
-        </w:rPr>
-        <w:br/>
-      </w:r>
-      <w:r>
-        <w:rPr>
-          <w:rFonts w:asciiTheme="majorHAnsi" w:hAnsiTheme="majorHAnsi"/>
+          <w:rFonts w:ascii="Cambria" w:hAnsi="Cambria"/>
+        </w:rPr>
+        <w:br/>
+      </w:r>
+      <w:r>
+        <w:rPr>
+          <w:rFonts w:ascii="Cambria" w:hAnsi="Cambria"/>
         </w:rPr>
         <w:br/>
         <w:t>CLF = RANDOMFORESTCLASSIFIER()</w:t>
       </w:r>
       <w:r>
         <w:rPr>
-          <w:rFonts w:asciiTheme="majorHAnsi" w:hAnsiTheme="majorHAnsi"/>
+          <w:rFonts w:ascii="Cambria" w:hAnsi="Cambria"/>
         </w:rPr>
         <w:br/>
         <w:t>CLF.FIT(XTRAIN, YTRAIN)</w:t>
       </w:r>
       <w:r>
         <w:rPr>
-          <w:rFonts w:asciiTheme="majorHAnsi" w:hAnsiTheme="majorHAnsi"/>
-        </w:rPr>
-        <w:br/>
-      </w:r>
-      <w:r>
-        <w:rPr>
-          <w:rFonts w:asciiTheme="majorHAnsi" w:hAnsiTheme="majorHAnsi"/>
+          <w:rFonts w:ascii="Cambria" w:hAnsi="Cambria"/>
+        </w:rPr>
+        <w:br/>
+      </w:r>
+      <w:r>
+        <w:rPr>
+          <w:rFonts w:ascii="Cambria" w:hAnsi="Cambria"/>
         </w:rPr>
         <w:br/>
         <w:t>YPREDICTED = CLF.PREDICT(XTEST)</w:t>
@@ -2412,53 +2489,60 @@
     <w:p>
       <w:pPr>
         <w:pStyle w:val="Heading3"/>
-      </w:pPr>
-      <w:r>
+        <w:rPr>
+          <w:rFonts w:ascii="Cambria" w:hAnsi="Cambria"/>
+        </w:rPr>
+      </w:pPr>
+      <w:r>
+        <w:rPr>
+          <w:rFonts w:ascii="Cambria" w:hAnsi="Cambria"/>
+          <w:caps w:val="0"/>
+        </w:rPr>
         <w:t>EVALUATION OUTPUT</w:t>
       </w:r>
     </w:p>
     <w:p>
       <w:pPr>
         <w:rPr>
-          <w:rFonts w:asciiTheme="majorHAnsi" w:hAnsiTheme="majorHAnsi"/>
-        </w:rPr>
-      </w:pPr>
-      <w:r>
-        <w:rPr>
-          <w:rFonts w:asciiTheme="majorHAnsi" w:hAnsiTheme="majorHAnsi"/>
+          <w:rFonts w:ascii="Cambria" w:hAnsi="Cambria"/>
+        </w:rPr>
+      </w:pPr>
+      <w:r>
+        <w:rPr>
+          <w:rFonts w:ascii="Cambria" w:hAnsi="Cambria"/>
         </w:rPr>
         <w:t>PRINT("MODEL EVALUATION USING SKLEARN FUNCTIONS")</w:t>
       </w:r>
       <w:r>
         <w:rPr>
-          <w:rFonts w:asciiTheme="majorHAnsi" w:hAnsiTheme="majorHAnsi"/>
-        </w:rPr>
-        <w:br/>
-      </w:r>
-      <w:r>
-        <w:rPr>
-          <w:rFonts w:asciiTheme="majorHAnsi" w:hAnsiTheme="majorHAnsi"/>
+          <w:rFonts w:ascii="Cambria" w:hAnsi="Cambria"/>
+        </w:rPr>
+        <w:br/>
+      </w:r>
+      <w:r>
+        <w:rPr>
+          <w:rFonts w:ascii="Cambria" w:hAnsi="Cambria"/>
         </w:rPr>
         <w:br/>
         <w:t>PRINT(F'ACCURACY SCORE: {ACCURACY_SCORE(YTEST, YPREDICTED)}')</w:t>
       </w:r>
       <w:r>
         <w:rPr>
-          <w:rFonts w:asciiTheme="majorHAnsi" w:hAnsiTheme="majorHAnsi"/>
+          <w:rFonts w:ascii="Cambria" w:hAnsi="Cambria"/>
         </w:rPr>
         <w:br/>
         <w:t>PRINT(F'PRECISION SCORE: {PRECISION_SCORE(YTEST, YPREDICTED)}')</w:t>
       </w:r>
       <w:r>
         <w:rPr>
-          <w:rFonts w:asciiTheme="majorHAnsi" w:hAnsiTheme="majorHAnsi"/>
+          <w:rFonts w:ascii="Cambria" w:hAnsi="Cambria"/>
         </w:rPr>
         <w:br/>
         <w:t>PRINT(F'RECALL SCORE: {RECALL_SCORE(YTEST, YPREDICTED)}')</w:t>
       </w:r>
       <w:r>
         <w:rPr>
-          <w:rFonts w:asciiTheme="majorHAnsi" w:hAnsiTheme="majorHAnsi"/>
+          <w:rFonts w:ascii="Cambria" w:hAnsi="Cambria"/>
         </w:rPr>
         <w:br/>
         <w:t>PRINT(F'F1 SCORE: {F1_SCORE(YTEST, YPREDICTED)}')</w:t>
@@ -2466,8 +2550,858 @@
     </w:p>
     <w:p>
       <w:pPr>
-        <w:rPr>
-          <w:rFonts w:asciiTheme="majorHAnsi" w:hAnsiTheme="majorHAnsi"/>
+        <w:pStyle w:val="Heading1"/>
+      </w:pPr>
+      <w:r>
+        <w:t>REGRESSION EVALUATION FUNCTIONS</w:t>
+      </w:r>
+    </w:p>
+    <w:p>
+      <w:pPr>
+        <w:pStyle w:val="Heading2"/>
+      </w:pPr>
+      <w:r>
+        <w:t xml:space="preserve">CODE </w:t>
+      </w:r>
+    </w:p>
+    <w:p>
+      <w:pPr>
+        <w:rPr>
+          <w:rFonts w:ascii="Cambria" w:hAnsi="Cambria"/>
+        </w:rPr>
+      </w:pPr>
+      <w:r>
+        <w:rPr>
+          <w:rFonts w:ascii="Cambria" w:hAnsi="Cambria"/>
+        </w:rPr>
+        <w:t>FROM SKLEARN.METRICS IMPORT R2_SCORE, MEAN_ABSOLUTE_ERROR, MEAN_SQUARED_ERROR</w:t>
+      </w:r>
+    </w:p>
+    <w:p>
+      <w:pPr>
+        <w:rPr>
+          <w:rFonts w:ascii="Cambria" w:hAnsi="Cambria"/>
+        </w:rPr>
+      </w:pPr>
+      <w:r>
+        <w:rPr>
+          <w:rFonts w:ascii="Cambria" w:hAnsi="Cambria"/>
+        </w:rPr>
+        <w:t xml:space="preserve">THESE ARE THE </w:t>
+      </w:r>
+      <w:r>
+        <w:rPr>
+          <w:rFonts w:ascii="Cambria" w:hAnsi="Cambria"/>
+          <w:b/>
+          <w:bCs/>
+        </w:rPr>
+        <w:t>MAIN METRICS FOR REGRESSION MODELS</w:t>
+      </w:r>
+      <w:r>
+        <w:rPr>
+          <w:rFonts w:ascii="Cambria" w:hAnsi="Cambria"/>
+        </w:rPr>
+        <w:t>.</w:t>
+      </w:r>
+    </w:p>
+    <w:p>
+      <w:pPr>
+        <w:pStyle w:val="Heading2"/>
+      </w:pPr>
+      <w:r>
+        <w:t>R² SCORE (R2_SCORE)</w:t>
+      </w:r>
+    </w:p>
+    <w:p>
+      <w:pPr>
+        <w:rPr>
+          <w:rFonts w:ascii="Cambria" w:hAnsi="Cambria"/>
+        </w:rPr>
+      </w:pPr>
+      <w:r>
+        <w:rPr>
+          <w:rFonts w:ascii="Cambria" w:hAnsi="Cambria"/>
+        </w:rPr>
+        <w:t>PRINT(R2_SCORE(YTEST, YPREDICTED))</w:t>
+      </w:r>
+    </w:p>
+    <w:p>
+      <w:pPr>
+        <w:pStyle w:val="Heading3"/>
+      </w:pPr>
+      <w:r>
+        <w:t>MEANING</w:t>
+      </w:r>
+    </w:p>
+    <w:p>
+      <w:pPr>
+        <w:numPr>
+          <w:ilvl w:val="0"/>
+          <w:numId w:val="15"/>
+        </w:numPr>
+        <w:rPr>
+          <w:rFonts w:ascii="Cambria" w:hAnsi="Cambria"/>
+        </w:rPr>
+      </w:pPr>
+      <w:r>
+        <w:rPr>
+          <w:rFonts w:ascii="Cambria" w:hAnsi="Cambria"/>
+        </w:rPr>
+        <w:t xml:space="preserve">MEASURES HOW WELL THE MODEL EXPLAINS THE DATA </w:t>
+      </w:r>
+    </w:p>
+    <w:p>
+      <w:pPr>
+        <w:pStyle w:val="Heading3"/>
+      </w:pPr>
+      <w:r>
+        <w:t>RANGE</w:t>
+      </w:r>
+    </w:p>
+    <w:p>
+      <w:pPr>
+        <w:numPr>
+          <w:ilvl w:val="0"/>
+          <w:numId w:val="16"/>
+        </w:numPr>
+        <w:rPr>
+          <w:rFonts w:ascii="Cambria" w:hAnsi="Cambria"/>
+        </w:rPr>
+      </w:pPr>
+      <w:r>
+        <w:rPr>
+          <w:rFonts w:ascii="Cambria" w:hAnsi="Cambria"/>
+        </w:rPr>
+        <w:t xml:space="preserve">1 → PERFECT PREDICTION </w:t>
+      </w:r>
+    </w:p>
+    <w:p>
+      <w:pPr>
+        <w:numPr>
+          <w:ilvl w:val="0"/>
+          <w:numId w:val="16"/>
+        </w:numPr>
+        <w:rPr>
+          <w:rFonts w:ascii="Cambria" w:hAnsi="Cambria"/>
+        </w:rPr>
+      </w:pPr>
+      <w:r>
+        <w:rPr>
+          <w:rFonts w:ascii="Cambria" w:hAnsi="Cambria"/>
+        </w:rPr>
+        <w:t xml:space="preserve">0 → SAME AS AVERAGE </w:t>
+      </w:r>
+    </w:p>
+    <w:p>
+      <w:pPr>
+        <w:numPr>
+          <w:ilvl w:val="0"/>
+          <w:numId w:val="16"/>
+        </w:numPr>
+        <w:rPr>
+          <w:rFonts w:ascii="Cambria" w:hAnsi="Cambria"/>
+        </w:rPr>
+      </w:pPr>
+      <w:r>
+        <w:rPr>
+          <w:rFonts w:ascii="Cambria" w:hAnsi="Cambria"/>
+        </w:rPr>
+        <w:t xml:space="preserve">&lt; 0 → POOR MODEL </w:t>
+      </w:r>
+    </w:p>
+    <w:p>
+      <w:pPr>
+        <w:pStyle w:val="Heading3"/>
+      </w:pPr>
+      <w:r>
+        <w:t>IDEA</w:t>
+      </w:r>
+    </w:p>
+    <w:p>
+      <w:pPr>
+        <w:rPr>
+          <w:rFonts w:ascii="Cambria" w:hAnsi="Cambria"/>
+        </w:rPr>
+      </w:pPr>
+      <w:r>
+        <w:rPr>
+          <w:rFonts w:ascii="Cambria" w:hAnsi="Cambria"/>
+        </w:rPr>
+        <w:t xml:space="preserve">COMPARES MODEL PREDICTIONS WITH THE </w:t>
+      </w:r>
+      <w:r>
+        <w:rPr>
+          <w:rFonts w:ascii="Cambria" w:hAnsi="Cambria"/>
+          <w:b/>
+          <w:bCs/>
+        </w:rPr>
+        <w:t>MEAN OF TARGET VALUES</w:t>
+      </w:r>
+    </w:p>
+    <w:p>
+      <w:pPr>
+        <w:pStyle w:val="Heading2"/>
+      </w:pPr>
+      <w:r>
+        <w:t>MEAN ABSOLUTE ERROR (MAE)</w:t>
+      </w:r>
+    </w:p>
+    <w:p>
+      <w:pPr>
+        <w:rPr>
+          <w:rFonts w:ascii="Cambria" w:hAnsi="Cambria"/>
+        </w:rPr>
+      </w:pPr>
+      <w:r>
+        <w:rPr>
+          <w:rFonts w:ascii="Cambria" w:hAnsi="Cambria"/>
+        </w:rPr>
+        <w:t>PRINT(MEAN_ABSOLUTE_ERROR(YTEST, YPREDICTED))</w:t>
+      </w:r>
+    </w:p>
+    <w:p>
+      <w:pPr>
+        <w:pStyle w:val="Heading3"/>
+      </w:pPr>
+      <w:r>
+        <w:lastRenderedPageBreak/>
+        <w:t>FORMULA</w:t>
+      </w:r>
+    </w:p>
+    <w:p>
+      <w:pPr>
+        <w:rPr>
+          <w:rFonts w:ascii="Cambria" w:hAnsi="Cambria"/>
+        </w:rPr>
+      </w:pPr>
+      <w:r>
+        <w:rPr>
+          <w:rFonts w:ascii="Cambria" w:hAnsi="Cambria"/>
+        </w:rPr>
+        <w:t>MAE = AVERAGE(|ACTUAL - PREDICTED|)</w:t>
+      </w:r>
+    </w:p>
+    <w:p>
+      <w:pPr>
+        <w:pStyle w:val="Heading3"/>
+      </w:pPr>
+      <w:r>
+        <w:t>MEANING</w:t>
+      </w:r>
+    </w:p>
+    <w:p>
+      <w:pPr>
+        <w:numPr>
+          <w:ilvl w:val="0"/>
+          <w:numId w:val="17"/>
+        </w:numPr>
+        <w:rPr>
+          <w:rFonts w:ascii="Cambria" w:hAnsi="Cambria"/>
+        </w:rPr>
+      </w:pPr>
+      <w:r>
+        <w:rPr>
+          <w:rFonts w:ascii="Cambria" w:hAnsi="Cambria"/>
+        </w:rPr>
+        <w:t xml:space="preserve">AVERAGE DIFFERENCE BETWEEN ACTUAL AND PREDICTED VALUES </w:t>
+      </w:r>
+    </w:p>
+    <w:p>
+      <w:pPr>
+        <w:numPr>
+          <w:ilvl w:val="0"/>
+          <w:numId w:val="17"/>
+        </w:numPr>
+        <w:rPr>
+          <w:rFonts w:ascii="Cambria" w:hAnsi="Cambria"/>
+        </w:rPr>
+      </w:pPr>
+      <w:r>
+        <w:rPr>
+          <w:rFonts w:ascii="Cambria" w:hAnsi="Cambria"/>
+        </w:rPr>
+        <w:t xml:space="preserve">DOES </w:t>
+      </w:r>
+      <w:r>
+        <w:rPr>
+          <w:rFonts w:ascii="Cambria" w:hAnsi="Cambria"/>
+          <w:b/>
+          <w:bCs/>
+        </w:rPr>
+        <w:t>NOT PENALIZE LARGE ERRORS STRONGLY</w:t>
+      </w:r>
+      <w:r>
+        <w:rPr>
+          <w:rFonts w:ascii="Cambria" w:hAnsi="Cambria"/>
+        </w:rPr>
+        <w:t xml:space="preserve"> </w:t>
+      </w:r>
+    </w:p>
+    <w:p>
+      <w:pPr>
+        <w:pStyle w:val="Heading2"/>
+      </w:pPr>
+      <w:r>
+        <w:t>MEAN SQUARED ERROR (MSE)</w:t>
+      </w:r>
+    </w:p>
+    <w:p>
+      <w:pPr>
+        <w:rPr>
+          <w:rFonts w:ascii="Cambria" w:hAnsi="Cambria"/>
+        </w:rPr>
+      </w:pPr>
+      <w:r>
+        <w:rPr>
+          <w:rFonts w:ascii="Cambria" w:hAnsi="Cambria"/>
+        </w:rPr>
+        <w:t>PRINT(MEAN_SQUARED_ERROR(YTEST, YPREDICTED))</w:t>
+      </w:r>
+    </w:p>
+    <w:p>
+      <w:pPr>
+        <w:pStyle w:val="Heading3"/>
+      </w:pPr>
+      <w:r>
+        <w:t>FORMULA</w:t>
+      </w:r>
+    </w:p>
+    <w:p>
+      <w:pPr>
+        <w:rPr>
+          <w:rFonts w:ascii="Cambria" w:hAnsi="Cambria"/>
+        </w:rPr>
+      </w:pPr>
+      <w:r>
+        <w:rPr>
+          <w:rFonts w:ascii="Cambria" w:hAnsi="Cambria"/>
+        </w:rPr>
+        <w:t>MSE = AVERAGE((ACTUAL - PREDICTED)²)</w:t>
+      </w:r>
+    </w:p>
+    <w:p>
+      <w:pPr>
+        <w:pStyle w:val="Heading3"/>
+      </w:pPr>
+      <w:r>
+        <w:t>MEANING</w:t>
+      </w:r>
+    </w:p>
+    <w:p>
+      <w:pPr>
+        <w:numPr>
+          <w:ilvl w:val="0"/>
+          <w:numId w:val="18"/>
+        </w:numPr>
+        <w:rPr>
+          <w:rFonts w:ascii="Cambria" w:hAnsi="Cambria"/>
+        </w:rPr>
+      </w:pPr>
+      <w:r>
+        <w:rPr>
+          <w:rFonts w:ascii="Cambria" w:hAnsi="Cambria"/>
+        </w:rPr>
+        <w:t xml:space="preserve">SQUARES ERRORS → LARGE ERRORS BECOME BIGGER </w:t>
+      </w:r>
+    </w:p>
+    <w:p>
+      <w:pPr>
+        <w:numPr>
+          <w:ilvl w:val="0"/>
+          <w:numId w:val="18"/>
+        </w:numPr>
+        <w:rPr>
+          <w:rFonts w:ascii="Cambria" w:hAnsi="Cambria"/>
+        </w:rPr>
+      </w:pPr>
+      <w:r>
+        <w:rPr>
+          <w:rFonts w:ascii="Cambria" w:hAnsi="Cambria"/>
+        </w:rPr>
+        <w:t xml:space="preserve">PENALIZES BIG MISTAKES MORE THAN MAE </w:t>
+      </w:r>
+    </w:p>
+    <w:tbl>
+      <w:tblPr>
+        <w:tblW w:w="0" w:type="auto"/>
+        <w:jc w:val="center"/>
+        <w:tblCellSpacing w:w="15" w:type="dxa"/>
+        <w:tblBorders>
+          <w:top w:val="single" w:sz="4" w:space="0" w:color="auto"/>
+          <w:left w:val="single" w:sz="4" w:space="0" w:color="auto"/>
+          <w:bottom w:val="single" w:sz="4" w:space="0" w:color="auto"/>
+          <w:right w:val="single" w:sz="4" w:space="0" w:color="auto"/>
+          <w:insideH w:val="single" w:sz="4" w:space="0" w:color="auto"/>
+          <w:insideV w:val="single" w:sz="4" w:space="0" w:color="auto"/>
+        </w:tblBorders>
+        <w:tblCellMar>
+          <w:top w:w="15" w:type="dxa"/>
+          <w:left w:w="15" w:type="dxa"/>
+          <w:bottom w:w="15" w:type="dxa"/>
+          <w:right w:w="15" w:type="dxa"/>
+        </w:tblCellMar>
+        <w:tblLook w:val="04A0" w:firstRow="1" w:lastRow="0" w:firstColumn="1" w:lastColumn="0" w:noHBand="0" w:noVBand="1"/>
+      </w:tblPr>
+      <w:tblGrid>
+        <w:gridCol w:w="1823"/>
+        <w:gridCol w:w="2708"/>
+        <w:gridCol w:w="1843"/>
+      </w:tblGrid>
+      <w:tr>
+        <w:trPr>
+          <w:tblHeader/>
+          <w:tblCellSpacing w:w="15" w:type="dxa"/>
+          <w:jc w:val="center"/>
+        </w:trPr>
+        <w:tc>
+          <w:tcPr>
+            <w:tcW w:w="1778" w:type="dxa"/>
+            <w:vAlign w:val="center"/>
+            <w:hideMark/>
+          </w:tcPr>
+          <w:p>
+            <w:pPr>
+              <w:jc w:val="center"/>
+              <w:rPr>
+                <w:rFonts w:ascii="Cambria" w:hAnsi="Cambria"/>
+                <w:b/>
+                <w:bCs/>
+              </w:rPr>
+            </w:pPr>
+            <w:r>
+              <w:rPr>
+                <w:rFonts w:ascii="Cambria" w:hAnsi="Cambria"/>
+                <w:b/>
+                <w:bCs/>
+              </w:rPr>
+              <w:t>METRIC</w:t>
+            </w:r>
+          </w:p>
+        </w:tc>
+        <w:tc>
+          <w:tcPr>
+            <w:tcW w:w="2678" w:type="dxa"/>
+            <w:vAlign w:val="center"/>
+            <w:hideMark/>
+          </w:tcPr>
+          <w:p>
+            <w:pPr>
+              <w:jc w:val="center"/>
+              <w:rPr>
+                <w:rFonts w:ascii="Cambria" w:hAnsi="Cambria"/>
+                <w:b/>
+                <w:bCs/>
+              </w:rPr>
+            </w:pPr>
+            <w:r>
+              <w:rPr>
+                <w:rFonts w:ascii="Cambria" w:hAnsi="Cambria"/>
+                <w:b/>
+                <w:bCs/>
+              </w:rPr>
+              <w:t>MEANING</w:t>
+            </w:r>
+          </w:p>
+        </w:tc>
+        <w:tc>
+          <w:tcPr>
+            <w:tcW w:w="1798" w:type="dxa"/>
+            <w:vAlign w:val="center"/>
+            <w:hideMark/>
+          </w:tcPr>
+          <w:p>
+            <w:pPr>
+              <w:jc w:val="center"/>
+              <w:rPr>
+                <w:rFonts w:ascii="Cambria" w:hAnsi="Cambria"/>
+                <w:b/>
+                <w:bCs/>
+              </w:rPr>
+            </w:pPr>
+            <w:r>
+              <w:rPr>
+                <w:rFonts w:ascii="Cambria" w:hAnsi="Cambria"/>
+                <w:b/>
+                <w:bCs/>
+              </w:rPr>
+              <w:t>BEST VALUE</w:t>
+            </w:r>
+          </w:p>
+        </w:tc>
+      </w:tr>
+      <w:tr>
+        <w:trPr>
+          <w:tblCellSpacing w:w="15" w:type="dxa"/>
+          <w:jc w:val="center"/>
+        </w:trPr>
+        <w:tc>
+          <w:tcPr>
+            <w:tcW w:w="1778" w:type="dxa"/>
+            <w:vAlign w:val="center"/>
+            <w:hideMark/>
+          </w:tcPr>
+          <w:p>
+            <w:pPr>
+              <w:jc w:val="center"/>
+              <w:rPr>
+                <w:rFonts w:ascii="Cambria" w:hAnsi="Cambria"/>
+              </w:rPr>
+            </w:pPr>
+            <w:r>
+              <w:rPr>
+                <w:rFonts w:ascii="Cambria" w:hAnsi="Cambria"/>
+              </w:rPr>
+              <w:t>R²</w:t>
+            </w:r>
+          </w:p>
+        </w:tc>
+        <w:tc>
+          <w:tcPr>
+            <w:tcW w:w="2678" w:type="dxa"/>
+            <w:vAlign w:val="center"/>
+            <w:hideMark/>
+          </w:tcPr>
+          <w:p>
+            <w:pPr>
+              <w:jc w:val="center"/>
+              <w:rPr>
+                <w:rFonts w:ascii="Cambria" w:hAnsi="Cambria"/>
+              </w:rPr>
+            </w:pPr>
+            <w:r>
+              <w:rPr>
+                <w:rFonts w:ascii="Cambria" w:hAnsi="Cambria"/>
+              </w:rPr>
+              <w:t>MODEL PERFORMANCE</w:t>
+            </w:r>
+          </w:p>
+        </w:tc>
+        <w:tc>
+          <w:tcPr>
+            <w:tcW w:w="1798" w:type="dxa"/>
+            <w:vAlign w:val="center"/>
+            <w:hideMark/>
+          </w:tcPr>
+          <w:p>
+            <w:pPr>
+              <w:jc w:val="center"/>
+              <w:rPr>
+                <w:rFonts w:ascii="Cambria" w:hAnsi="Cambria"/>
+              </w:rPr>
+            </w:pPr>
+            <w:r>
+              <w:rPr>
+                <w:rFonts w:ascii="Cambria" w:hAnsi="Cambria"/>
+              </w:rPr>
+              <w:t>CLOSE TO 1</w:t>
+            </w:r>
+          </w:p>
+        </w:tc>
+      </w:tr>
+      <w:tr>
+        <w:trPr>
+          <w:tblCellSpacing w:w="15" w:type="dxa"/>
+          <w:jc w:val="center"/>
+        </w:trPr>
+        <w:tc>
+          <w:tcPr>
+            <w:tcW w:w="1778" w:type="dxa"/>
+            <w:vAlign w:val="center"/>
+            <w:hideMark/>
+          </w:tcPr>
+          <w:p>
+            <w:pPr>
+              <w:jc w:val="center"/>
+              <w:rPr>
+                <w:rFonts w:ascii="Cambria" w:hAnsi="Cambria"/>
+              </w:rPr>
+            </w:pPr>
+            <w:r>
+              <w:rPr>
+                <w:rFonts w:ascii="Cambria" w:hAnsi="Cambria"/>
+              </w:rPr>
+              <w:t>MAE</w:t>
+            </w:r>
+          </w:p>
+        </w:tc>
+        <w:tc>
+          <w:tcPr>
+            <w:tcW w:w="2678" w:type="dxa"/>
+            <w:vAlign w:val="center"/>
+            <w:hideMark/>
+          </w:tcPr>
+          <w:p>
+            <w:pPr>
+              <w:jc w:val="center"/>
+              <w:rPr>
+                <w:rFonts w:ascii="Cambria" w:hAnsi="Cambria"/>
+              </w:rPr>
+            </w:pPr>
+            <w:r>
+              <w:rPr>
+                <w:rFonts w:ascii="Cambria" w:hAnsi="Cambria"/>
+              </w:rPr>
+              <w:t>AVERAGE ERROR</w:t>
+            </w:r>
+          </w:p>
+        </w:tc>
+        <w:tc>
+          <w:tcPr>
+            <w:tcW w:w="1798" w:type="dxa"/>
+            <w:vAlign w:val="center"/>
+            <w:hideMark/>
+          </w:tcPr>
+          <w:p>
+            <w:pPr>
+              <w:jc w:val="center"/>
+              <w:rPr>
+                <w:rFonts w:ascii="Cambria" w:hAnsi="Cambria"/>
+              </w:rPr>
+            </w:pPr>
+            <w:r>
+              <w:rPr>
+                <w:rFonts w:ascii="Cambria" w:hAnsi="Cambria"/>
+              </w:rPr>
+              <w:t>CLOSE TO 0</w:t>
+            </w:r>
+          </w:p>
+        </w:tc>
+      </w:tr>
+      <w:tr>
+        <w:trPr>
+          <w:tblCellSpacing w:w="15" w:type="dxa"/>
+          <w:jc w:val="center"/>
+        </w:trPr>
+        <w:tc>
+          <w:tcPr>
+            <w:tcW w:w="1778" w:type="dxa"/>
+            <w:vAlign w:val="center"/>
+            <w:hideMark/>
+          </w:tcPr>
+          <w:p>
+            <w:pPr>
+              <w:jc w:val="center"/>
+              <w:rPr>
+                <w:rFonts w:ascii="Cambria" w:hAnsi="Cambria"/>
+              </w:rPr>
+            </w:pPr>
+            <w:r>
+              <w:rPr>
+                <w:rFonts w:ascii="Cambria" w:hAnsi="Cambria"/>
+              </w:rPr>
+              <w:t>MSE</w:t>
+            </w:r>
+          </w:p>
+        </w:tc>
+        <w:tc>
+          <w:tcPr>
+            <w:tcW w:w="2678" w:type="dxa"/>
+            <w:vAlign w:val="center"/>
+            <w:hideMark/>
+          </w:tcPr>
+          <w:p>
+            <w:pPr>
+              <w:jc w:val="center"/>
+              <w:rPr>
+                <w:rFonts w:ascii="Cambria" w:hAnsi="Cambria"/>
+              </w:rPr>
+            </w:pPr>
+            <w:r>
+              <w:rPr>
+                <w:rFonts w:ascii="Cambria" w:hAnsi="Cambria"/>
+              </w:rPr>
+              <w:t>SQUARED ERROR</w:t>
+            </w:r>
+          </w:p>
+        </w:tc>
+        <w:tc>
+          <w:tcPr>
+            <w:tcW w:w="1798" w:type="dxa"/>
+            <w:vAlign w:val="center"/>
+            <w:hideMark/>
+          </w:tcPr>
+          <w:p>
+            <w:pPr>
+              <w:jc w:val="center"/>
+              <w:rPr>
+                <w:rFonts w:ascii="Cambria" w:hAnsi="Cambria"/>
+              </w:rPr>
+            </w:pPr>
+            <w:r>
+              <w:rPr>
+                <w:rFonts w:ascii="Cambria" w:hAnsi="Cambria"/>
+              </w:rPr>
+              <w:t>CLOSE TO 0</w:t>
+            </w:r>
+          </w:p>
+        </w:tc>
+      </w:tr>
+    </w:tbl>
+    <w:p>
+      <w:pPr>
+        <w:pStyle w:val="Heading2"/>
+      </w:pPr>
+      <w:r>
+        <w:t xml:space="preserve"> FULL FLOW (WHAT YOUR CODE DOES)</w:t>
+      </w:r>
+    </w:p>
+    <w:p>
+      <w:pPr>
+        <w:numPr>
+          <w:ilvl w:val="0"/>
+          <w:numId w:val="19"/>
+        </w:numPr>
+        <w:rPr>
+          <w:rFonts w:ascii="Cambria" w:hAnsi="Cambria"/>
+        </w:rPr>
+      </w:pPr>
+      <w:r>
+        <w:rPr>
+          <w:rFonts w:ascii="Cambria" w:hAnsi="Cambria"/>
+        </w:rPr>
+        <w:t xml:space="preserve">LOAD DATASET </w:t>
+      </w:r>
+    </w:p>
+    <w:p>
+      <w:pPr>
+        <w:numPr>
+          <w:ilvl w:val="0"/>
+          <w:numId w:val="19"/>
+        </w:numPr>
+        <w:rPr>
+          <w:rFonts w:ascii="Cambria" w:hAnsi="Cambria"/>
+        </w:rPr>
+      </w:pPr>
+      <w:r>
+        <w:rPr>
+          <w:rFonts w:ascii="Cambria" w:hAnsi="Cambria"/>
+        </w:rPr>
+        <w:t xml:space="preserve">SEPARATE FEATURES AND TARGET </w:t>
+      </w:r>
+    </w:p>
+    <w:p>
+      <w:pPr>
+        <w:numPr>
+          <w:ilvl w:val="0"/>
+          <w:numId w:val="19"/>
+        </w:numPr>
+        <w:rPr>
+          <w:rFonts w:ascii="Cambria" w:hAnsi="Cambria"/>
+        </w:rPr>
+      </w:pPr>
+      <w:r>
+        <w:rPr>
+          <w:rFonts w:ascii="Cambria" w:hAnsi="Cambria"/>
+        </w:rPr>
+        <w:t xml:space="preserve">SPLIT INTO TRAIN AND TEST </w:t>
+      </w:r>
+    </w:p>
+    <w:p>
+      <w:pPr>
+        <w:numPr>
+          <w:ilvl w:val="0"/>
+          <w:numId w:val="19"/>
+        </w:numPr>
+        <w:rPr>
+          <w:rFonts w:ascii="Cambria" w:hAnsi="Cambria"/>
+        </w:rPr>
+      </w:pPr>
+      <w:r>
+        <w:rPr>
+          <w:rFonts w:ascii="Cambria" w:hAnsi="Cambria"/>
+        </w:rPr>
+        <w:t xml:space="preserve">TRAIN MODEL </w:t>
+      </w:r>
+    </w:p>
+    <w:p>
+      <w:pPr>
+        <w:numPr>
+          <w:ilvl w:val="0"/>
+          <w:numId w:val="19"/>
+        </w:numPr>
+        <w:rPr>
+          <w:rFonts w:ascii="Cambria" w:hAnsi="Cambria"/>
+        </w:rPr>
+      </w:pPr>
+      <w:r>
+        <w:rPr>
+          <w:rFonts w:ascii="Cambria" w:hAnsi="Cambria"/>
+        </w:rPr>
+        <w:t xml:space="preserve">PREDICT VALUES </w:t>
+      </w:r>
+    </w:p>
+    <w:p>
+      <w:pPr>
+        <w:numPr>
+          <w:ilvl w:val="0"/>
+          <w:numId w:val="19"/>
+        </w:numPr>
+        <w:rPr>
+          <w:rFonts w:ascii="Cambria" w:hAnsi="Cambria"/>
+        </w:rPr>
+      </w:pPr>
+      <w:r>
+        <w:rPr>
+          <w:rFonts w:ascii="Cambria" w:hAnsi="Cambria"/>
+        </w:rPr>
+        <w:t xml:space="preserve">EVALUATE USING: </w:t>
+      </w:r>
+    </w:p>
+    <w:p>
+      <w:pPr>
+        <w:numPr>
+          <w:ilvl w:val="1"/>
+          <w:numId w:val="19"/>
+        </w:numPr>
+        <w:rPr>
+          <w:rFonts w:ascii="Cambria" w:hAnsi="Cambria"/>
+        </w:rPr>
+      </w:pPr>
+      <w:r>
+        <w:rPr>
+          <w:rFonts w:ascii="Cambria" w:hAnsi="Cambria"/>
+        </w:rPr>
+        <w:t xml:space="preserve">R² </w:t>
+      </w:r>
+    </w:p>
+    <w:p>
+      <w:pPr>
+        <w:numPr>
+          <w:ilvl w:val="1"/>
+          <w:numId w:val="19"/>
+        </w:numPr>
+        <w:rPr>
+          <w:rFonts w:ascii="Cambria" w:hAnsi="Cambria"/>
+        </w:rPr>
+      </w:pPr>
+      <w:r>
+        <w:rPr>
+          <w:rFonts w:ascii="Cambria" w:hAnsi="Cambria"/>
+        </w:rPr>
+        <w:t xml:space="preserve">MAE </w:t>
+      </w:r>
+    </w:p>
+    <w:p>
+      <w:pPr>
+        <w:numPr>
+          <w:ilvl w:val="1"/>
+          <w:numId w:val="19"/>
+        </w:numPr>
+        <w:rPr>
+          <w:rFonts w:ascii="Cambria" w:hAnsi="Cambria"/>
+        </w:rPr>
+      </w:pPr>
+      <w:r>
+        <w:rPr>
+          <w:rFonts w:ascii="Cambria" w:hAnsi="Cambria"/>
+        </w:rPr>
+        <w:t>MSE</w:t>
+      </w:r>
+    </w:p>
+    <w:p>
+      <w:pPr>
+        <w:rPr>
+          <w:rFonts w:ascii="Cambria" w:hAnsi="Cambria"/>
         </w:rPr>
       </w:pPr>
     </w:p>
@@ -4272,6 +5206,421 @@
     </w:lvl>
   </w:abstractNum>
   <w:abstractNum w:abstractNumId="12" w15:restartNumberingAfterBreak="0">
+    <w:nsid w:val="5AD02CD2"/>
+    <w:multiLevelType w:val="multilevel"/>
+    <w:tmpl w:val="4CF6CDB6"/>
+    <w:lvl w:ilvl="0">
+      <w:start w:val="1"/>
+      <w:numFmt w:val="decimal"/>
+      <w:lvlText w:val="%1."/>
+      <w:lvlJc w:val="left"/>
+      <w:pPr>
+        <w:tabs>
+          <w:tab w:val="num" w:pos="720"/>
+        </w:tabs>
+        <w:ind w:left="720" w:hanging="360"/>
+      </w:pPr>
+    </w:lvl>
+    <w:lvl w:ilvl="1">
+      <w:start w:val="1"/>
+      <w:numFmt w:val="bullet"/>
+      <w:lvlText w:val="o"/>
+      <w:lvlJc w:val="left"/>
+      <w:pPr>
+        <w:tabs>
+          <w:tab w:val="num" w:pos="1440"/>
+        </w:tabs>
+        <w:ind w:left="1440" w:hanging="360"/>
+      </w:pPr>
+      <w:rPr>
+        <w:rFonts w:ascii="Courier New" w:hAnsi="Courier New" w:hint="default"/>
+        <w:sz w:val="20"/>
+      </w:rPr>
+    </w:lvl>
+    <w:lvl w:ilvl="2" w:tentative="1">
+      <w:start w:val="1"/>
+      <w:numFmt w:val="decimal"/>
+      <w:lvlText w:val="%3."/>
+      <w:lvlJc w:val="left"/>
+      <w:pPr>
+        <w:tabs>
+          <w:tab w:val="num" w:pos="2160"/>
+        </w:tabs>
+        <w:ind w:left="2160" w:hanging="360"/>
+      </w:pPr>
+    </w:lvl>
+    <w:lvl w:ilvl="3" w:tentative="1">
+      <w:start w:val="1"/>
+      <w:numFmt w:val="decimal"/>
+      <w:lvlText w:val="%4."/>
+      <w:lvlJc w:val="left"/>
+      <w:pPr>
+        <w:tabs>
+          <w:tab w:val="num" w:pos="2880"/>
+        </w:tabs>
+        <w:ind w:left="2880" w:hanging="360"/>
+      </w:pPr>
+    </w:lvl>
+    <w:lvl w:ilvl="4" w:tentative="1">
+      <w:start w:val="1"/>
+      <w:numFmt w:val="decimal"/>
+      <w:lvlText w:val="%5."/>
+      <w:lvlJc w:val="left"/>
+      <w:pPr>
+        <w:tabs>
+          <w:tab w:val="num" w:pos="3600"/>
+        </w:tabs>
+        <w:ind w:left="3600" w:hanging="360"/>
+      </w:pPr>
+    </w:lvl>
+    <w:lvl w:ilvl="5" w:tentative="1">
+      <w:start w:val="1"/>
+      <w:numFmt w:val="decimal"/>
+      <w:lvlText w:val="%6."/>
+      <w:lvlJc w:val="left"/>
+      <w:pPr>
+        <w:tabs>
+          <w:tab w:val="num" w:pos="4320"/>
+        </w:tabs>
+        <w:ind w:left="4320" w:hanging="360"/>
+      </w:pPr>
+    </w:lvl>
+    <w:lvl w:ilvl="6" w:tentative="1">
+      <w:start w:val="1"/>
+      <w:numFmt w:val="decimal"/>
+      <w:lvlText w:val="%7."/>
+      <w:lvlJc w:val="left"/>
+      <w:pPr>
+        <w:tabs>
+          <w:tab w:val="num" w:pos="5040"/>
+        </w:tabs>
+        <w:ind w:left="5040" w:hanging="360"/>
+      </w:pPr>
+    </w:lvl>
+    <w:lvl w:ilvl="7" w:tentative="1">
+      <w:start w:val="1"/>
+      <w:numFmt w:val="decimal"/>
+      <w:lvlText w:val="%8."/>
+      <w:lvlJc w:val="left"/>
+      <w:pPr>
+        <w:tabs>
+          <w:tab w:val="num" w:pos="5760"/>
+        </w:tabs>
+        <w:ind w:left="5760" w:hanging="360"/>
+      </w:pPr>
+    </w:lvl>
+    <w:lvl w:ilvl="8" w:tentative="1">
+      <w:start w:val="1"/>
+      <w:numFmt w:val="decimal"/>
+      <w:lvlText w:val="%9."/>
+      <w:lvlJc w:val="left"/>
+      <w:pPr>
+        <w:tabs>
+          <w:tab w:val="num" w:pos="6480"/>
+        </w:tabs>
+        <w:ind w:left="6480" w:hanging="360"/>
+      </w:pPr>
+    </w:lvl>
+  </w:abstractNum>
+  <w:abstractNum w:abstractNumId="13" w15:restartNumberingAfterBreak="0">
+    <w:nsid w:val="667568F5"/>
+    <w:multiLevelType w:val="multilevel"/>
+    <w:tmpl w:val="7A989158"/>
+    <w:lvl w:ilvl="0">
+      <w:start w:val="1"/>
+      <w:numFmt w:val="bullet"/>
+      <w:lvlText w:val=""/>
+      <w:lvlJc w:val="left"/>
+      <w:pPr>
+        <w:tabs>
+          <w:tab w:val="num" w:pos="720"/>
+        </w:tabs>
+        <w:ind w:left="720" w:hanging="360"/>
+      </w:pPr>
+      <w:rPr>
+        <w:rFonts w:ascii="Symbol" w:hAnsi="Symbol" w:hint="default"/>
+        <w:sz w:val="20"/>
+      </w:rPr>
+    </w:lvl>
+    <w:lvl w:ilvl="1" w:tentative="1">
+      <w:start w:val="1"/>
+      <w:numFmt w:val="bullet"/>
+      <w:lvlText w:val="o"/>
+      <w:lvlJc w:val="left"/>
+      <w:pPr>
+        <w:tabs>
+          <w:tab w:val="num" w:pos="1440"/>
+        </w:tabs>
+        <w:ind w:left="1440" w:hanging="360"/>
+      </w:pPr>
+      <w:rPr>
+        <w:rFonts w:ascii="Courier New" w:hAnsi="Courier New" w:hint="default"/>
+        <w:sz w:val="20"/>
+      </w:rPr>
+    </w:lvl>
+    <w:lvl w:ilvl="2" w:tentative="1">
+      <w:start w:val="1"/>
+      <w:numFmt w:val="bullet"/>
+      <w:lvlText w:val=""/>
+      <w:lvlJc w:val="left"/>
+      <w:pPr>
+        <w:tabs>
+          <w:tab w:val="num" w:pos="2160"/>
+        </w:tabs>
+        <w:ind w:left="2160" w:hanging="360"/>
+      </w:pPr>
+      <w:rPr>
+        <w:rFonts w:ascii="Wingdings" w:hAnsi="Wingdings" w:hint="default"/>
+        <w:sz w:val="20"/>
+      </w:rPr>
+    </w:lvl>
+    <w:lvl w:ilvl="3" w:tentative="1">
+      <w:start w:val="1"/>
+      <w:numFmt w:val="bullet"/>
+      <w:lvlText w:val=""/>
+      <w:lvlJc w:val="left"/>
+      <w:pPr>
+        <w:tabs>
+          <w:tab w:val="num" w:pos="2880"/>
+        </w:tabs>
+        <w:ind w:left="2880" w:hanging="360"/>
+      </w:pPr>
+      <w:rPr>
+        <w:rFonts w:ascii="Wingdings" w:hAnsi="Wingdings" w:hint="default"/>
+        <w:sz w:val="20"/>
+      </w:rPr>
+    </w:lvl>
+    <w:lvl w:ilvl="4" w:tentative="1">
+      <w:start w:val="1"/>
+      <w:numFmt w:val="bullet"/>
+      <w:lvlText w:val=""/>
+      <w:lvlJc w:val="left"/>
+      <w:pPr>
+        <w:tabs>
+          <w:tab w:val="num" w:pos="3600"/>
+        </w:tabs>
+        <w:ind w:left="3600" w:hanging="360"/>
+      </w:pPr>
+      <w:rPr>
+        <w:rFonts w:ascii="Wingdings" w:hAnsi="Wingdings" w:hint="default"/>
+        <w:sz w:val="20"/>
+      </w:rPr>
+    </w:lvl>
+    <w:lvl w:ilvl="5" w:tentative="1">
+      <w:start w:val="1"/>
+      <w:numFmt w:val="bullet"/>
+      <w:lvlText w:val=""/>
+      <w:lvlJc w:val="left"/>
+      <w:pPr>
+        <w:tabs>
+          <w:tab w:val="num" w:pos="4320"/>
+        </w:tabs>
+        <w:ind w:left="4320" w:hanging="360"/>
+      </w:pPr>
+      <w:rPr>
+        <w:rFonts w:ascii="Wingdings" w:hAnsi="Wingdings" w:hint="default"/>
+        <w:sz w:val="20"/>
+      </w:rPr>
+    </w:lvl>
+    <w:lvl w:ilvl="6" w:tentative="1">
+      <w:start w:val="1"/>
+      <w:numFmt w:val="bullet"/>
+      <w:lvlText w:val=""/>
+      <w:lvlJc w:val="left"/>
+      <w:pPr>
+        <w:tabs>
+          <w:tab w:val="num" w:pos="5040"/>
+        </w:tabs>
+        <w:ind w:left="5040" w:hanging="360"/>
+      </w:pPr>
+      <w:rPr>
+        <w:rFonts w:ascii="Wingdings" w:hAnsi="Wingdings" w:hint="default"/>
+        <w:sz w:val="20"/>
+      </w:rPr>
+    </w:lvl>
+    <w:lvl w:ilvl="7" w:tentative="1">
+      <w:start w:val="1"/>
+      <w:numFmt w:val="bullet"/>
+      <w:lvlText w:val=""/>
+      <w:lvlJc w:val="left"/>
+      <w:pPr>
+        <w:tabs>
+          <w:tab w:val="num" w:pos="5760"/>
+        </w:tabs>
+        <w:ind w:left="5760" w:hanging="360"/>
+      </w:pPr>
+      <w:rPr>
+        <w:rFonts w:ascii="Wingdings" w:hAnsi="Wingdings" w:hint="default"/>
+        <w:sz w:val="20"/>
+      </w:rPr>
+    </w:lvl>
+    <w:lvl w:ilvl="8" w:tentative="1">
+      <w:start w:val="1"/>
+      <w:numFmt w:val="bullet"/>
+      <w:lvlText w:val=""/>
+      <w:lvlJc w:val="left"/>
+      <w:pPr>
+        <w:tabs>
+          <w:tab w:val="num" w:pos="6480"/>
+        </w:tabs>
+        <w:ind w:left="6480" w:hanging="360"/>
+      </w:pPr>
+      <w:rPr>
+        <w:rFonts w:ascii="Wingdings" w:hAnsi="Wingdings" w:hint="default"/>
+        <w:sz w:val="20"/>
+      </w:rPr>
+    </w:lvl>
+  </w:abstractNum>
+  <w:abstractNum w:abstractNumId="14" w15:restartNumberingAfterBreak="0">
+    <w:nsid w:val="67196E61"/>
+    <w:multiLevelType w:val="multilevel"/>
+    <w:tmpl w:val="95C67764"/>
+    <w:lvl w:ilvl="0">
+      <w:start w:val="1"/>
+      <w:numFmt w:val="bullet"/>
+      <w:lvlText w:val=""/>
+      <w:lvlJc w:val="left"/>
+      <w:pPr>
+        <w:tabs>
+          <w:tab w:val="num" w:pos="720"/>
+        </w:tabs>
+        <w:ind w:left="720" w:hanging="360"/>
+      </w:pPr>
+      <w:rPr>
+        <w:rFonts w:ascii="Symbol" w:hAnsi="Symbol" w:hint="default"/>
+        <w:sz w:val="20"/>
+      </w:rPr>
+    </w:lvl>
+    <w:lvl w:ilvl="1" w:tentative="1">
+      <w:start w:val="1"/>
+      <w:numFmt w:val="bullet"/>
+      <w:lvlText w:val="o"/>
+      <w:lvlJc w:val="left"/>
+      <w:pPr>
+        <w:tabs>
+          <w:tab w:val="num" w:pos="1440"/>
+        </w:tabs>
+        <w:ind w:left="1440" w:hanging="360"/>
+      </w:pPr>
+      <w:rPr>
+        <w:rFonts w:ascii="Courier New" w:hAnsi="Courier New" w:hint="default"/>
+        <w:sz w:val="20"/>
+      </w:rPr>
+    </w:lvl>
+    <w:lvl w:ilvl="2" w:tentative="1">
+      <w:start w:val="1"/>
+      <w:numFmt w:val="bullet"/>
+      <w:lvlText w:val=""/>
+      <w:lvlJc w:val="left"/>
+      <w:pPr>
+        <w:tabs>
+          <w:tab w:val="num" w:pos="2160"/>
+        </w:tabs>
+        <w:ind w:left="2160" w:hanging="360"/>
+      </w:pPr>
+      <w:rPr>
+        <w:rFonts w:ascii="Wingdings" w:hAnsi="Wingdings" w:hint="default"/>
+        <w:sz w:val="20"/>
+      </w:rPr>
+    </w:lvl>
+    <w:lvl w:ilvl="3" w:tentative="1">
+      <w:start w:val="1"/>
+      <w:numFmt w:val="bullet"/>
+      <w:lvlText w:val=""/>
+      <w:lvlJc w:val="left"/>
+      <w:pPr>
+        <w:tabs>
+          <w:tab w:val="num" w:pos="2880"/>
+        </w:tabs>
+        <w:ind w:left="2880" w:hanging="360"/>
+      </w:pPr>
+      <w:rPr>
+        <w:rFonts w:ascii="Wingdings" w:hAnsi="Wingdings" w:hint="default"/>
+        <w:sz w:val="20"/>
+      </w:rPr>
+    </w:lvl>
+    <w:lvl w:ilvl="4" w:tentative="1">
+      <w:start w:val="1"/>
+      <w:numFmt w:val="bullet"/>
+      <w:lvlText w:val=""/>
+      <w:lvlJc w:val="left"/>
+      <w:pPr>
+        <w:tabs>
+          <w:tab w:val="num" w:pos="3600"/>
+        </w:tabs>
+        <w:ind w:left="3600" w:hanging="360"/>
+      </w:pPr>
+      <w:rPr>
+        <w:rFonts w:ascii="Wingdings" w:hAnsi="Wingdings" w:hint="default"/>
+        <w:sz w:val="20"/>
+      </w:rPr>
+    </w:lvl>
+    <w:lvl w:ilvl="5" w:tentative="1">
+      <w:start w:val="1"/>
+      <w:numFmt w:val="bullet"/>
+      <w:lvlText w:val=""/>
+      <w:lvlJc w:val="left"/>
+      <w:pPr>
+        <w:tabs>
+          <w:tab w:val="num" w:pos="4320"/>
+        </w:tabs>
+        <w:ind w:left="4320" w:hanging="360"/>
+      </w:pPr>
+      <w:rPr>
+        <w:rFonts w:ascii="Wingdings" w:hAnsi="Wingdings" w:hint="default"/>
+        <w:sz w:val="20"/>
+      </w:rPr>
+    </w:lvl>
+    <w:lvl w:ilvl="6" w:tentative="1">
+      <w:start w:val="1"/>
+      <w:numFmt w:val="bullet"/>
+      <w:lvlText w:val=""/>
+      <w:lvlJc w:val="left"/>
+      <w:pPr>
+        <w:tabs>
+          <w:tab w:val="num" w:pos="5040"/>
+        </w:tabs>
+        <w:ind w:left="5040" w:hanging="360"/>
+      </w:pPr>
+      <w:rPr>
+        <w:rFonts w:ascii="Wingdings" w:hAnsi="Wingdings" w:hint="default"/>
+        <w:sz w:val="20"/>
+      </w:rPr>
+    </w:lvl>
+    <w:lvl w:ilvl="7" w:tentative="1">
+      <w:start w:val="1"/>
+      <w:numFmt w:val="bullet"/>
+      <w:lvlText w:val=""/>
+      <w:lvlJc w:val="left"/>
+      <w:pPr>
+        <w:tabs>
+          <w:tab w:val="num" w:pos="5760"/>
+        </w:tabs>
+        <w:ind w:left="5760" w:hanging="360"/>
+      </w:pPr>
+      <w:rPr>
+        <w:rFonts w:ascii="Wingdings" w:hAnsi="Wingdings" w:hint="default"/>
+        <w:sz w:val="20"/>
+      </w:rPr>
+    </w:lvl>
+    <w:lvl w:ilvl="8" w:tentative="1">
+      <w:start w:val="1"/>
+      <w:numFmt w:val="bullet"/>
+      <w:lvlText w:val=""/>
+      <w:lvlJc w:val="left"/>
+      <w:pPr>
+        <w:tabs>
+          <w:tab w:val="num" w:pos="6480"/>
+        </w:tabs>
+        <w:ind w:left="6480" w:hanging="360"/>
+      </w:pPr>
+      <w:rPr>
+        <w:rFonts w:ascii="Wingdings" w:hAnsi="Wingdings" w:hint="default"/>
+        <w:sz w:val="20"/>
+      </w:rPr>
+    </w:lvl>
+  </w:abstractNum>
+  <w:abstractNum w:abstractNumId="15" w15:restartNumberingAfterBreak="0">
     <w:nsid w:val="746B0903"/>
     <w:multiLevelType w:val="multilevel"/>
     <w:tmpl w:val="CDC0EEDE"/>
@@ -4420,7 +5769,305 @@
       </w:rPr>
     </w:lvl>
   </w:abstractNum>
-  <w:abstractNum w:abstractNumId="13" w15:restartNumberingAfterBreak="0">
+  <w:abstractNum w:abstractNumId="16" w15:restartNumberingAfterBreak="0">
+    <w:nsid w:val="7796140D"/>
+    <w:multiLevelType w:val="multilevel"/>
+    <w:tmpl w:val="E222DFAC"/>
+    <w:lvl w:ilvl="0">
+      <w:start w:val="1"/>
+      <w:numFmt w:val="bullet"/>
+      <w:lvlText w:val=""/>
+      <w:lvlJc w:val="left"/>
+      <w:pPr>
+        <w:tabs>
+          <w:tab w:val="num" w:pos="720"/>
+        </w:tabs>
+        <w:ind w:left="720" w:hanging="360"/>
+      </w:pPr>
+      <w:rPr>
+        <w:rFonts w:ascii="Symbol" w:hAnsi="Symbol" w:hint="default"/>
+        <w:sz w:val="20"/>
+      </w:rPr>
+    </w:lvl>
+    <w:lvl w:ilvl="1" w:tentative="1">
+      <w:start w:val="1"/>
+      <w:numFmt w:val="bullet"/>
+      <w:lvlText w:val="o"/>
+      <w:lvlJc w:val="left"/>
+      <w:pPr>
+        <w:tabs>
+          <w:tab w:val="num" w:pos="1440"/>
+        </w:tabs>
+        <w:ind w:left="1440" w:hanging="360"/>
+      </w:pPr>
+      <w:rPr>
+        <w:rFonts w:ascii="Courier New" w:hAnsi="Courier New" w:hint="default"/>
+        <w:sz w:val="20"/>
+      </w:rPr>
+    </w:lvl>
+    <w:lvl w:ilvl="2" w:tentative="1">
+      <w:start w:val="1"/>
+      <w:numFmt w:val="bullet"/>
+      <w:lvlText w:val=""/>
+      <w:lvlJc w:val="left"/>
+      <w:pPr>
+        <w:tabs>
+          <w:tab w:val="num" w:pos="2160"/>
+        </w:tabs>
+        <w:ind w:left="2160" w:hanging="360"/>
+      </w:pPr>
+      <w:rPr>
+        <w:rFonts w:ascii="Wingdings" w:hAnsi="Wingdings" w:hint="default"/>
+        <w:sz w:val="20"/>
+      </w:rPr>
+    </w:lvl>
+    <w:lvl w:ilvl="3" w:tentative="1">
+      <w:start w:val="1"/>
+      <w:numFmt w:val="bullet"/>
+      <w:lvlText w:val=""/>
+      <w:lvlJc w:val="left"/>
+      <w:pPr>
+        <w:tabs>
+          <w:tab w:val="num" w:pos="2880"/>
+        </w:tabs>
+        <w:ind w:left="2880" w:hanging="360"/>
+      </w:pPr>
+      <w:rPr>
+        <w:rFonts w:ascii="Wingdings" w:hAnsi="Wingdings" w:hint="default"/>
+        <w:sz w:val="20"/>
+      </w:rPr>
+    </w:lvl>
+    <w:lvl w:ilvl="4" w:tentative="1">
+      <w:start w:val="1"/>
+      <w:numFmt w:val="bullet"/>
+      <w:lvlText w:val=""/>
+      <w:lvlJc w:val="left"/>
+      <w:pPr>
+        <w:tabs>
+          <w:tab w:val="num" w:pos="3600"/>
+        </w:tabs>
+        <w:ind w:left="3600" w:hanging="360"/>
+      </w:pPr>
+      <w:rPr>
+        <w:rFonts w:ascii="Wingdings" w:hAnsi="Wingdings" w:hint="default"/>
+        <w:sz w:val="20"/>
+      </w:rPr>
+    </w:lvl>
+    <w:lvl w:ilvl="5" w:tentative="1">
+      <w:start w:val="1"/>
+      <w:numFmt w:val="bullet"/>
+      <w:lvlText w:val=""/>
+      <w:lvlJc w:val="left"/>
+      <w:pPr>
+        <w:tabs>
+          <w:tab w:val="num" w:pos="4320"/>
+        </w:tabs>
+        <w:ind w:left="4320" w:hanging="360"/>
+      </w:pPr>
+      <w:rPr>
+        <w:rFonts w:ascii="Wingdings" w:hAnsi="Wingdings" w:hint="default"/>
+        <w:sz w:val="20"/>
+      </w:rPr>
+    </w:lvl>
+    <w:lvl w:ilvl="6" w:tentative="1">
+      <w:start w:val="1"/>
+      <w:numFmt w:val="bullet"/>
+      <w:lvlText w:val=""/>
+      <w:lvlJc w:val="left"/>
+      <w:pPr>
+        <w:tabs>
+          <w:tab w:val="num" w:pos="5040"/>
+        </w:tabs>
+        <w:ind w:left="5040" w:hanging="360"/>
+      </w:pPr>
+      <w:rPr>
+        <w:rFonts w:ascii="Wingdings" w:hAnsi="Wingdings" w:hint="default"/>
+        <w:sz w:val="20"/>
+      </w:rPr>
+    </w:lvl>
+    <w:lvl w:ilvl="7" w:tentative="1">
+      <w:start w:val="1"/>
+      <w:numFmt w:val="bullet"/>
+      <w:lvlText w:val=""/>
+      <w:lvlJc w:val="left"/>
+      <w:pPr>
+        <w:tabs>
+          <w:tab w:val="num" w:pos="5760"/>
+        </w:tabs>
+        <w:ind w:left="5760" w:hanging="360"/>
+      </w:pPr>
+      <w:rPr>
+        <w:rFonts w:ascii="Wingdings" w:hAnsi="Wingdings" w:hint="default"/>
+        <w:sz w:val="20"/>
+      </w:rPr>
+    </w:lvl>
+    <w:lvl w:ilvl="8" w:tentative="1">
+      <w:start w:val="1"/>
+      <w:numFmt w:val="bullet"/>
+      <w:lvlText w:val=""/>
+      <w:lvlJc w:val="left"/>
+      <w:pPr>
+        <w:tabs>
+          <w:tab w:val="num" w:pos="6480"/>
+        </w:tabs>
+        <w:ind w:left="6480" w:hanging="360"/>
+      </w:pPr>
+      <w:rPr>
+        <w:rFonts w:ascii="Wingdings" w:hAnsi="Wingdings" w:hint="default"/>
+        <w:sz w:val="20"/>
+      </w:rPr>
+    </w:lvl>
+  </w:abstractNum>
+  <w:abstractNum w:abstractNumId="17" w15:restartNumberingAfterBreak="0">
+    <w:nsid w:val="7B1B1062"/>
+    <w:multiLevelType w:val="multilevel"/>
+    <w:tmpl w:val="5A10B192"/>
+    <w:lvl w:ilvl="0">
+      <w:start w:val="1"/>
+      <w:numFmt w:val="bullet"/>
+      <w:lvlText w:val=""/>
+      <w:lvlJc w:val="left"/>
+      <w:pPr>
+        <w:tabs>
+          <w:tab w:val="num" w:pos="720"/>
+        </w:tabs>
+        <w:ind w:left="720" w:hanging="360"/>
+      </w:pPr>
+      <w:rPr>
+        <w:rFonts w:ascii="Symbol" w:hAnsi="Symbol" w:hint="default"/>
+        <w:sz w:val="20"/>
+      </w:rPr>
+    </w:lvl>
+    <w:lvl w:ilvl="1" w:tentative="1">
+      <w:start w:val="1"/>
+      <w:numFmt w:val="bullet"/>
+      <w:lvlText w:val="o"/>
+      <w:lvlJc w:val="left"/>
+      <w:pPr>
+        <w:tabs>
+          <w:tab w:val="num" w:pos="1440"/>
+        </w:tabs>
+        <w:ind w:left="1440" w:hanging="360"/>
+      </w:pPr>
+      <w:rPr>
+        <w:rFonts w:ascii="Courier New" w:hAnsi="Courier New" w:hint="default"/>
+        <w:sz w:val="20"/>
+      </w:rPr>
+    </w:lvl>
+    <w:lvl w:ilvl="2" w:tentative="1">
+      <w:start w:val="1"/>
+      <w:numFmt w:val="bullet"/>
+      <w:lvlText w:val=""/>
+      <w:lvlJc w:val="left"/>
+      <w:pPr>
+        <w:tabs>
+          <w:tab w:val="num" w:pos="2160"/>
+        </w:tabs>
+        <w:ind w:left="2160" w:hanging="360"/>
+      </w:pPr>
+      <w:rPr>
+        <w:rFonts w:ascii="Wingdings" w:hAnsi="Wingdings" w:hint="default"/>
+        <w:sz w:val="20"/>
+      </w:rPr>
+    </w:lvl>
+    <w:lvl w:ilvl="3" w:tentative="1">
+      <w:start w:val="1"/>
+      <w:numFmt w:val="bullet"/>
+      <w:lvlText w:val=""/>
+      <w:lvlJc w:val="left"/>
+      <w:pPr>
+        <w:tabs>
+          <w:tab w:val="num" w:pos="2880"/>
+        </w:tabs>
+        <w:ind w:left="2880" w:hanging="360"/>
+      </w:pPr>
+      <w:rPr>
+        <w:rFonts w:ascii="Wingdings" w:hAnsi="Wingdings" w:hint="default"/>
+        <w:sz w:val="20"/>
+      </w:rPr>
+    </w:lvl>
+    <w:lvl w:ilvl="4" w:tentative="1">
+      <w:start w:val="1"/>
+      <w:numFmt w:val="bullet"/>
+      <w:lvlText w:val=""/>
+      <w:lvlJc w:val="left"/>
+      <w:pPr>
+        <w:tabs>
+          <w:tab w:val="num" w:pos="3600"/>
+        </w:tabs>
+        <w:ind w:left="3600" w:hanging="360"/>
+      </w:pPr>
+      <w:rPr>
+        <w:rFonts w:ascii="Wingdings" w:hAnsi="Wingdings" w:hint="default"/>
+        <w:sz w:val="20"/>
+      </w:rPr>
+    </w:lvl>
+    <w:lvl w:ilvl="5" w:tentative="1">
+      <w:start w:val="1"/>
+      <w:numFmt w:val="bullet"/>
+      <w:lvlText w:val=""/>
+      <w:lvlJc w:val="left"/>
+      <w:pPr>
+        <w:tabs>
+          <w:tab w:val="num" w:pos="4320"/>
+        </w:tabs>
+        <w:ind w:left="4320" w:hanging="360"/>
+      </w:pPr>
+      <w:rPr>
+        <w:rFonts w:ascii="Wingdings" w:hAnsi="Wingdings" w:hint="default"/>
+        <w:sz w:val="20"/>
+      </w:rPr>
+    </w:lvl>
+    <w:lvl w:ilvl="6" w:tentative="1">
+      <w:start w:val="1"/>
+      <w:numFmt w:val="bullet"/>
+      <w:lvlText w:val=""/>
+      <w:lvlJc w:val="left"/>
+      <w:pPr>
+        <w:tabs>
+          <w:tab w:val="num" w:pos="5040"/>
+        </w:tabs>
+        <w:ind w:left="5040" w:hanging="360"/>
+      </w:pPr>
+      <w:rPr>
+        <w:rFonts w:ascii="Wingdings" w:hAnsi="Wingdings" w:hint="default"/>
+        <w:sz w:val="20"/>
+      </w:rPr>
+    </w:lvl>
+    <w:lvl w:ilvl="7" w:tentative="1">
+      <w:start w:val="1"/>
+      <w:numFmt w:val="bullet"/>
+      <w:lvlText w:val=""/>
+      <w:lvlJc w:val="left"/>
+      <w:pPr>
+        <w:tabs>
+          <w:tab w:val="num" w:pos="5760"/>
+        </w:tabs>
+        <w:ind w:left="5760" w:hanging="360"/>
+      </w:pPr>
+      <w:rPr>
+        <w:rFonts w:ascii="Wingdings" w:hAnsi="Wingdings" w:hint="default"/>
+        <w:sz w:val="20"/>
+      </w:rPr>
+    </w:lvl>
+    <w:lvl w:ilvl="8" w:tentative="1">
+      <w:start w:val="1"/>
+      <w:numFmt w:val="bullet"/>
+      <w:lvlText w:val=""/>
+      <w:lvlJc w:val="left"/>
+      <w:pPr>
+        <w:tabs>
+          <w:tab w:val="num" w:pos="6480"/>
+        </w:tabs>
+        <w:ind w:left="6480" w:hanging="360"/>
+      </w:pPr>
+      <w:rPr>
+        <w:rFonts w:ascii="Wingdings" w:hAnsi="Wingdings" w:hint="default"/>
+        <w:sz w:val="20"/>
+      </w:rPr>
+    </w:lvl>
+  </w:abstractNum>
+  <w:abstractNum w:abstractNumId="18" w15:restartNumberingAfterBreak="0">
     <w:nsid w:val="7BD56204"/>
     <w:multiLevelType w:val="multilevel"/>
     <w:tmpl w:val="22BE2D18"/>
@@ -4588,7 +6235,7 @@
     <w:abstractNumId w:val="10"/>
   </w:num>
   <w:num w:numId="7" w16cid:durableId="605502296">
-    <w:abstractNumId w:val="12"/>
+    <w:abstractNumId w:val="15"/>
   </w:num>
   <w:num w:numId="8" w16cid:durableId="135072698">
     <w:abstractNumId w:val="11"/>
@@ -4603,13 +6250,28 @@
     <w:abstractNumId w:val="4"/>
   </w:num>
   <w:num w:numId="12" w16cid:durableId="794717011">
-    <w:abstractNumId w:val="13"/>
+    <w:abstractNumId w:val="18"/>
   </w:num>
   <w:num w:numId="13" w16cid:durableId="3946280">
     <w:abstractNumId w:val="0"/>
   </w:num>
   <w:num w:numId="14" w16cid:durableId="975835463">
     <w:abstractNumId w:val="7"/>
+  </w:num>
+  <w:num w:numId="15" w16cid:durableId="1524127228">
+    <w:abstractNumId w:val="17"/>
+  </w:num>
+  <w:num w:numId="16" w16cid:durableId="769934316">
+    <w:abstractNumId w:val="13"/>
+  </w:num>
+  <w:num w:numId="17" w16cid:durableId="1489252321">
+    <w:abstractNumId w:val="14"/>
+  </w:num>
+  <w:num w:numId="18" w16cid:durableId="950547184">
+    <w:abstractNumId w:val="16"/>
+  </w:num>
+  <w:num w:numId="19" w16cid:durableId="882062234">
+    <w:abstractNumId w:val="12"/>
   </w:num>
 </w:numbering>
 </file>
